--- a/S1-CL1-Cloud-Design-Build/mappings/ICTCLD401_Assessment_Mapping.docx
+++ b/S1-CL1-Cloud-Design-Build/mappings/ICTCLD401_Assessment_Mapping.docx
@@ -1,6 +1,6 @@
 
 <file path=word/document.xml><?xml version="1.0" encoding="utf-8"?>
-<w:document xmlns:wpc="http://schemas.microsoft.com/office/word/2010/wordprocessingCanvas" xmlns:cx="http://schemas.microsoft.com/office/drawing/2014/chartex" xmlns:cx1="http://schemas.microsoft.com/office/drawing/2015/9/8/chartex" xmlns:cx2="http://schemas.microsoft.com/office/drawing/2015/10/21/chartex" xmlns:cx3="http://schemas.microsoft.com/office/drawing/2016/5/9/chartex" xmlns:cx4="http://schemas.microsoft.com/office/drawing/2016/5/10/chartex" xmlns:cx5="http://schemas.microsoft.com/office/drawing/2016/5/11/chartex" xmlns:cx6="http://schemas.microsoft.com/office/drawing/2016/5/12/chartex" xmlns:cx7="http://schemas.microsoft.com/office/drawing/2016/5/13/chartex" xmlns:cx8="http://schemas.microsoft.com/office/drawing/2016/5/14/chartex" xmlns:mc="http://schemas.openxmlformats.org/markup-compatibility/2006" xmlns:aink="http://schemas.microsoft.com/office/drawing/2016/ink" xmlns:am3d="http://schemas.microsoft.com/office/drawing/2017/model3d" xmlns:o="urn:schemas-microsoft-com:office:office" xmlns:oel="http://schemas.microsoft.com/office/2019/extlst" xmlns:r="http://schemas.openxmlformats.org/officeDocument/2006/relationships" xmlns:m="http://schemas.openxmlformats.org/officeDocument/2006/math" xmlns:v="urn:schemas-microsoft-com:vml" xmlns:wp14="http://schemas.microsoft.com/office/word/2010/wordprocessingDrawing" xmlns:wp="http://schemas.openxmlformats.org/drawingml/2006/wordprocessingDrawing" xmlns:w10="urn:schemas-microsoft-com:office:word" xmlns:w="http://schemas.openxmlformats.org/wordprocessingml/2006/main" xmlns:w14="http://schemas.microsoft.com/office/word/2010/wordml" xmlns:w15="http://schemas.microsoft.com/office/word/2012/wordml" xmlns:w16cex="http://schemas.microsoft.com/office/word/2018/wordml/cex" xmlns:w16cid="http://schemas.microsoft.com/office/word/2016/wordml/cid" xmlns:w16="http://schemas.microsoft.com/office/word/2018/wordml" xmlns:w16sdtdh="http://schemas.microsoft.com/office/word/2020/wordml/sdtdatahash" xmlns:w16se="http://schemas.microsoft.com/office/word/2015/wordml/symex" xmlns:wpg="http://schemas.microsoft.com/office/word/2010/wordprocessingGroup" xmlns:wpi="http://schemas.microsoft.com/office/word/2010/wordprocessingInk" xmlns:wne="http://schemas.microsoft.com/office/word/2006/wordml" xmlns:wps="http://schemas.microsoft.com/office/word/2010/wordprocessingShape" mc:Ignorable="w14 w15 w16se w16cid w16 w16cex w16sdtdh wp14">
+<w:document xmlns:wpc="http://schemas.microsoft.com/office/word/2010/wordprocessingCanvas" xmlns:cx="http://schemas.microsoft.com/office/drawing/2014/chartex" xmlns:cx1="http://schemas.microsoft.com/office/drawing/2015/9/8/chartex" xmlns:cx2="http://schemas.microsoft.com/office/drawing/2015/10/21/chartex" xmlns:cx3="http://schemas.microsoft.com/office/drawing/2016/5/9/chartex" xmlns:cx4="http://schemas.microsoft.com/office/drawing/2016/5/10/chartex" xmlns:cx5="http://schemas.microsoft.com/office/drawing/2016/5/11/chartex" xmlns:cx6="http://schemas.microsoft.com/office/drawing/2016/5/12/chartex" xmlns:cx7="http://schemas.microsoft.com/office/drawing/2016/5/13/chartex" xmlns:cx8="http://schemas.microsoft.com/office/drawing/2016/5/14/chartex" xmlns:mc="http://schemas.openxmlformats.org/markup-compatibility/2006" xmlns:aink="http://schemas.microsoft.com/office/drawing/2016/ink" xmlns:am3d="http://schemas.microsoft.com/office/drawing/2017/model3d" xmlns:o="urn:schemas-microsoft-com:office:office" xmlns:oel="http://schemas.microsoft.com/office/2019/extlst" xmlns:r="http://schemas.openxmlformats.org/officeDocument/2006/relationships" xmlns:m="http://schemas.openxmlformats.org/officeDocument/2006/math" xmlns:v="urn:schemas-microsoft-com:vml" xmlns:wp14="http://schemas.microsoft.com/office/word/2010/wordprocessingDrawing" xmlns:wp="http://schemas.openxmlformats.org/drawingml/2006/wordprocessingDrawing" xmlns:w10="urn:schemas-microsoft-com:office:word" xmlns:w="http://schemas.openxmlformats.org/wordprocessingml/2006/main" xmlns:w14="http://schemas.microsoft.com/office/word/2010/wordml" xmlns:w15="http://schemas.microsoft.com/office/word/2012/wordml" xmlns:w16cex="http://schemas.microsoft.com/office/word/2018/wordml/cex" xmlns:w16cid="http://schemas.microsoft.com/office/word/2016/wordml/cid" xmlns:w16="http://schemas.microsoft.com/office/word/2018/wordml" xmlns:w16du="http://schemas.microsoft.com/office/word/2023/wordml/word16du" xmlns:w16sdtdh="http://schemas.microsoft.com/office/word/2020/wordml/sdtdatahash" xmlns:w16sdtfl="http://schemas.microsoft.com/office/word/2024/wordml/sdtformatlock" xmlns:w16se="http://schemas.microsoft.com/office/word/2015/wordml/symex" xmlns:wpg="http://schemas.microsoft.com/office/word/2010/wordprocessingGroup" xmlns:wpi="http://schemas.microsoft.com/office/word/2010/wordprocessingInk" xmlns:wne="http://schemas.microsoft.com/office/word/2006/wordml" xmlns:wps="http://schemas.microsoft.com/office/word/2010/wordprocessingShape" mc:Ignorable="w14 w15 w16se w16cid w16 w16cex w16sdtdh w16sdtfl w16du wp14">
   <w:body>
     <w:p>
       <w:pPr>
@@ -74,7 +74,6 @@
               <w:bottom w:val="nil"/>
               <w:right w:val="nil"/>
             </w:tcBorders>
-            <w:shd w:val="clear" w:color="auto" w:fill="auto"/>
           </w:tcPr>
           <w:p>
             <w:r>
@@ -200,7 +199,6 @@
               <w:bottom w:val="single" w:sz="4" w:space="0" w:color="auto"/>
               <w:right w:val="single" w:sz="4" w:space="0" w:color="auto"/>
             </w:tcBorders>
-            <w:shd w:val="clear" w:color="auto" w:fill="auto"/>
             <w:vAlign w:val="center"/>
           </w:tcPr>
           <w:p>
@@ -221,16 +219,26 @@
               <w:bottom w:val="single" w:sz="4" w:space="0" w:color="auto"/>
               <w:right w:val="single" w:sz="4" w:space="0" w:color="auto"/>
             </w:tcBorders>
-            <w:shd w:val="clear" w:color="auto" w:fill="auto"/>
             <w:vAlign w:val="center"/>
           </w:tcPr>
           <w:p>
             <w:pPr>
               <w:spacing w:after="60"/>
+              <w:rPr>
+                <w:b/>
+                <w:bCs/>
+              </w:rPr>
             </w:pPr>
             <w:r>
               <w:t xml:space="preserve"> </w:t>
             </w:r>
+            <w:r>
+              <w:rPr>
+                <w:b/>
+                <w:bCs/>
+              </w:rPr>
+              <w:t>ICTCLD401</w:t>
+            </w:r>
           </w:p>
         </w:tc>
         <w:tc>
@@ -242,7 +250,6 @@
               <w:bottom w:val="single" w:sz="4" w:space="0" w:color="auto"/>
               <w:right w:val="single" w:sz="4" w:space="0" w:color="auto"/>
             </w:tcBorders>
-            <w:shd w:val="clear" w:color="auto" w:fill="auto"/>
             <w:vAlign w:val="center"/>
           </w:tcPr>
           <w:p>
@@ -263,13 +270,23 @@
               <w:bottom w:val="single" w:sz="4" w:space="0" w:color="auto"/>
               <w:right w:val="single" w:sz="4" w:space="0" w:color="auto"/>
             </w:tcBorders>
-            <w:shd w:val="clear" w:color="auto" w:fill="auto"/>
             <w:vAlign w:val="center"/>
           </w:tcPr>
           <w:p>
             <w:pPr>
               <w:spacing w:after="60"/>
-            </w:pPr>
+              <w:rPr>
+                <w:b/>
+                <w:bCs/>
+              </w:rPr>
+            </w:pPr>
+            <w:r>
+              <w:rPr>
+                <w:b/>
+                <w:bCs/>
+              </w:rPr>
+              <w:t>Configure cloud services</w:t>
+            </w:r>
           </w:p>
         </w:tc>
         <w:tc>
@@ -281,7 +298,6 @@
               <w:bottom w:val="single" w:sz="4" w:space="0" w:color="auto"/>
               <w:right w:val="single" w:sz="4" w:space="0" w:color="auto"/>
             </w:tcBorders>
-            <w:shd w:val="clear" w:color="auto" w:fill="auto"/>
             <w:vAlign w:val="center"/>
           </w:tcPr>
           <w:p>
@@ -302,7 +318,6 @@
               <w:bottom w:val="single" w:sz="4" w:space="0" w:color="auto"/>
               <w:right w:val="nil"/>
             </w:tcBorders>
-            <w:shd w:val="clear" w:color="auto" w:fill="auto"/>
             <w:vAlign w:val="center"/>
           </w:tcPr>
           <w:p>
@@ -322,7 +337,6 @@
               <w:bottom w:val="single" w:sz="4" w:space="0" w:color="auto"/>
               <w:right w:val="single" w:sz="4" w:space="0" w:color="auto"/>
             </w:tcBorders>
-            <w:shd w:val="clear" w:color="auto" w:fill="auto"/>
             <w:vAlign w:val="center"/>
           </w:tcPr>
           <w:p>
@@ -343,13 +357,15 @@
               <w:bottom w:val="single" w:sz="4" w:space="0" w:color="auto"/>
               <w:right w:val="single" w:sz="4" w:space="0" w:color="auto"/>
             </w:tcBorders>
-            <w:shd w:val="clear" w:color="auto" w:fill="auto"/>
             <w:vAlign w:val="center"/>
           </w:tcPr>
           <w:p>
             <w:pPr>
               <w:spacing w:after="60"/>
             </w:pPr>
+            <w:r>
+              <w:t>ICT50220</w:t>
+            </w:r>
           </w:p>
         </w:tc>
         <w:tc>
@@ -361,7 +377,6 @@
               <w:bottom w:val="single" w:sz="4" w:space="0" w:color="auto"/>
               <w:right w:val="single" w:sz="4" w:space="0" w:color="auto"/>
             </w:tcBorders>
-            <w:shd w:val="clear" w:color="auto" w:fill="auto"/>
             <w:vAlign w:val="center"/>
           </w:tcPr>
           <w:p>
@@ -383,13 +398,15 @@
               <w:bottom w:val="single" w:sz="4" w:space="0" w:color="auto"/>
               <w:right w:val="nil"/>
             </w:tcBorders>
-            <w:shd w:val="clear" w:color="auto" w:fill="auto"/>
             <w:vAlign w:val="center"/>
           </w:tcPr>
           <w:p>
             <w:pPr>
               <w:spacing w:after="60"/>
             </w:pPr>
+            <w:r>
+              <w:t>Diploma of Information Technology</w:t>
+            </w:r>
           </w:p>
         </w:tc>
       </w:tr>
@@ -403,7 +420,6 @@
               <w:bottom w:val="single" w:sz="4" w:space="0" w:color="auto"/>
               <w:right w:val="single" w:sz="4" w:space="0" w:color="auto"/>
             </w:tcBorders>
-            <w:shd w:val="clear" w:color="auto" w:fill="auto"/>
             <w:vAlign w:val="center"/>
           </w:tcPr>
           <w:p>
@@ -425,7 +441,6 @@
               <w:bottom w:val="single" w:sz="4" w:space="0" w:color="auto"/>
               <w:right w:val="nil"/>
             </w:tcBorders>
-            <w:shd w:val="clear" w:color="auto" w:fill="auto"/>
             <w:vAlign w:val="center"/>
           </w:tcPr>
           <w:p>
@@ -445,7 +460,6 @@
               <w:bottom w:val="single" w:sz="4" w:space="0" w:color="auto"/>
               <w:right w:val="single" w:sz="4" w:space="0" w:color="auto"/>
             </w:tcBorders>
-            <w:shd w:val="clear" w:color="auto" w:fill="auto"/>
             <w:vAlign w:val="center"/>
           </w:tcPr>
           <w:p>
@@ -467,7 +481,6 @@
               <w:bottom w:val="single" w:sz="4" w:space="0" w:color="auto"/>
               <w:right w:val="nil"/>
             </w:tcBorders>
-            <w:shd w:val="clear" w:color="auto" w:fill="auto"/>
             <w:vAlign w:val="center"/>
           </w:tcPr>
           <w:p>
@@ -538,7 +551,6 @@
               <w:bottom w:val="single" w:sz="4" w:space="0" w:color="auto"/>
               <w:right w:val="single" w:sz="4" w:space="0" w:color="auto"/>
             </w:tcBorders>
-            <w:shd w:val="clear" w:color="auto" w:fill="auto"/>
           </w:tcPr>
           <w:p>
             <w:pPr>
@@ -555,7 +567,6 @@
               <w:bottom w:val="single" w:sz="4" w:space="0" w:color="auto"/>
               <w:right w:val="single" w:sz="4" w:space="0" w:color="auto"/>
             </w:tcBorders>
-            <w:shd w:val="clear" w:color="auto" w:fill="auto"/>
             <w:vAlign w:val="center"/>
           </w:tcPr>
           <w:p>
@@ -576,7 +587,6 @@
               <w:bottom w:val="single" w:sz="4" w:space="0" w:color="auto"/>
               <w:right w:val="nil"/>
             </w:tcBorders>
-            <w:shd w:val="clear" w:color="auto" w:fill="auto"/>
             <w:vAlign w:val="center"/>
           </w:tcPr>
           <w:p>
@@ -602,7 +612,6 @@
               <w:bottom w:val="single" w:sz="4" w:space="0" w:color="auto"/>
               <w:right w:val="single" w:sz="4" w:space="0" w:color="auto"/>
             </w:tcBorders>
-            <w:shd w:val="clear" w:color="auto" w:fill="auto"/>
             <w:vAlign w:val="center"/>
           </w:tcPr>
           <w:p>
@@ -626,10 +635,13 @@
               <w:bottom w:val="single" w:sz="4" w:space="0" w:color="auto"/>
               <w:right w:val="single" w:sz="4" w:space="0" w:color="auto"/>
             </w:tcBorders>
-            <w:shd w:val="clear" w:color="auto" w:fill="auto"/>
             <w:vAlign w:val="center"/>
           </w:tcPr>
-          <w:p/>
+          <w:p>
+            <w:r>
+              <w:t>AT1 – Business Case</w:t>
+            </w:r>
+          </w:p>
         </w:tc>
         <w:tc>
           <w:tcPr>
@@ -640,7 +652,6 @@
               <w:bottom w:val="single" w:sz="4" w:space="0" w:color="auto"/>
               <w:right w:val="nil"/>
             </w:tcBorders>
-            <w:shd w:val="clear" w:color="auto" w:fill="auto"/>
             <w:vAlign w:val="center"/>
           </w:tcPr>
           <w:p/>
@@ -659,7 +670,6 @@
               <w:bottom w:val="single" w:sz="4" w:space="0" w:color="auto"/>
               <w:right w:val="single" w:sz="4" w:space="0" w:color="auto"/>
             </w:tcBorders>
-            <w:shd w:val="clear" w:color="auto" w:fill="auto"/>
             <w:vAlign w:val="center"/>
           </w:tcPr>
           <w:p>
@@ -683,10 +693,13 @@
               <w:bottom w:val="single" w:sz="4" w:space="0" w:color="auto"/>
               <w:right w:val="single" w:sz="4" w:space="0" w:color="auto"/>
             </w:tcBorders>
-            <w:shd w:val="clear" w:color="auto" w:fill="auto"/>
             <w:vAlign w:val="center"/>
           </w:tcPr>
-          <w:p/>
+          <w:p>
+            <w:r>
+              <w:t xml:space="preserve">AT2 - </w:t>
+            </w:r>
+          </w:p>
         </w:tc>
         <w:tc>
           <w:tcPr>
@@ -697,7 +710,6 @@
               <w:bottom w:val="single" w:sz="4" w:space="0" w:color="auto"/>
               <w:right w:val="nil"/>
             </w:tcBorders>
-            <w:shd w:val="clear" w:color="auto" w:fill="auto"/>
             <w:vAlign w:val="center"/>
           </w:tcPr>
           <w:p/>
@@ -716,7 +728,6 @@
               <w:bottom w:val="single" w:sz="4" w:space="0" w:color="auto"/>
               <w:right w:val="single" w:sz="4" w:space="0" w:color="auto"/>
             </w:tcBorders>
-            <w:shd w:val="clear" w:color="auto" w:fill="auto"/>
             <w:vAlign w:val="center"/>
           </w:tcPr>
           <w:p>
@@ -740,10 +751,13 @@
               <w:bottom w:val="single" w:sz="4" w:space="0" w:color="auto"/>
               <w:right w:val="single" w:sz="4" w:space="0" w:color="auto"/>
             </w:tcBorders>
-            <w:shd w:val="clear" w:color="auto" w:fill="auto"/>
             <w:vAlign w:val="center"/>
           </w:tcPr>
-          <w:p/>
+          <w:p>
+            <w:r>
+              <w:t xml:space="preserve">AT3 - </w:t>
+            </w:r>
+          </w:p>
         </w:tc>
         <w:tc>
           <w:tcPr>
@@ -754,127 +768,32 @@
               <w:bottom w:val="single" w:sz="4" w:space="0" w:color="auto"/>
               <w:right w:val="nil"/>
             </w:tcBorders>
-            <w:shd w:val="clear" w:color="auto" w:fill="auto"/>
-            <w:vAlign w:val="center"/>
-          </w:tcPr>
-          <w:p/>
-        </w:tc>
-      </w:tr>
-      <w:tr>
-        <w:trPr>
-          <w:trHeight w:val="340"/>
-        </w:trPr>
-        <w:tc>
-          <w:tcPr>
-            <w:tcW w:w="2665" w:type="dxa"/>
-            <w:tcBorders>
-              <w:top w:val="single" w:sz="4" w:space="0" w:color="auto"/>
-              <w:left w:val="nil"/>
-              <w:bottom w:val="single" w:sz="4" w:space="0" w:color="auto"/>
-              <w:right w:val="single" w:sz="4" w:space="0" w:color="auto"/>
-            </w:tcBorders>
-            <w:shd w:val="clear" w:color="auto" w:fill="auto"/>
-            <w:vAlign w:val="center"/>
-          </w:tcPr>
-          <w:p>
-            <w:pPr>
-              <w:pStyle w:val="Heading3"/>
-            </w:pPr>
-            <w:r>
-              <w:t>Assessment Task</w:t>
-            </w:r>
-            <w:r>
-              <w:t xml:space="preserve"> 4 (AT4)</w:t>
-            </w:r>
-          </w:p>
-        </w:tc>
-        <w:tc>
-          <w:tcPr>
-            <w:tcW w:w="11056" w:type="dxa"/>
-            <w:tcBorders>
-              <w:top w:val="single" w:sz="4" w:space="0" w:color="auto"/>
-              <w:left w:val="single" w:sz="4" w:space="0" w:color="auto"/>
-              <w:bottom w:val="single" w:sz="4" w:space="0" w:color="auto"/>
-              <w:right w:val="single" w:sz="4" w:space="0" w:color="auto"/>
-            </w:tcBorders>
-            <w:shd w:val="clear" w:color="auto" w:fill="auto"/>
-            <w:vAlign w:val="center"/>
-          </w:tcPr>
-          <w:p/>
-        </w:tc>
-        <w:tc>
-          <w:tcPr>
-            <w:tcW w:w="1843" w:type="dxa"/>
-            <w:tcBorders>
-              <w:top w:val="single" w:sz="4" w:space="0" w:color="auto"/>
-              <w:left w:val="single" w:sz="4" w:space="0" w:color="auto"/>
-              <w:bottom w:val="single" w:sz="4" w:space="0" w:color="auto"/>
-              <w:right w:val="nil"/>
-            </w:tcBorders>
-            <w:shd w:val="clear" w:color="auto" w:fill="auto"/>
-            <w:vAlign w:val="center"/>
-          </w:tcPr>
-          <w:p/>
-        </w:tc>
-      </w:tr>
-      <w:tr>
-        <w:trPr>
-          <w:trHeight w:val="340"/>
-        </w:trPr>
-        <w:tc>
-          <w:tcPr>
-            <w:tcW w:w="2665" w:type="dxa"/>
-            <w:tcBorders>
-              <w:top w:val="single" w:sz="4" w:space="0" w:color="auto"/>
-              <w:left w:val="nil"/>
-              <w:bottom w:val="single" w:sz="4" w:space="0" w:color="auto"/>
-              <w:right w:val="single" w:sz="4" w:space="0" w:color="auto"/>
-            </w:tcBorders>
-            <w:shd w:val="clear" w:color="auto" w:fill="auto"/>
-            <w:vAlign w:val="center"/>
-          </w:tcPr>
-          <w:p>
-            <w:pPr>
-              <w:pStyle w:val="Heading3"/>
-            </w:pPr>
-            <w:r>
-              <w:t>Assessment Task</w:t>
-            </w:r>
-            <w:r>
-              <w:t xml:space="preserve"> 5 (AT5)</w:t>
-            </w:r>
-          </w:p>
-        </w:tc>
-        <w:tc>
-          <w:tcPr>
-            <w:tcW w:w="11056" w:type="dxa"/>
-            <w:tcBorders>
-              <w:top w:val="single" w:sz="4" w:space="0" w:color="auto"/>
-              <w:left w:val="single" w:sz="4" w:space="0" w:color="auto"/>
-              <w:bottom w:val="single" w:sz="4" w:space="0" w:color="auto"/>
-              <w:right w:val="single" w:sz="4" w:space="0" w:color="auto"/>
-            </w:tcBorders>
-            <w:shd w:val="clear" w:color="auto" w:fill="auto"/>
-            <w:vAlign w:val="center"/>
-          </w:tcPr>
-          <w:p/>
-        </w:tc>
-        <w:tc>
-          <w:tcPr>
-            <w:tcW w:w="1843" w:type="dxa"/>
-            <w:tcBorders>
-              <w:top w:val="single" w:sz="4" w:space="0" w:color="auto"/>
-              <w:left w:val="single" w:sz="4" w:space="0" w:color="auto"/>
-              <w:bottom w:val="single" w:sz="4" w:space="0" w:color="auto"/>
-              <w:right w:val="nil"/>
-            </w:tcBorders>
-            <w:shd w:val="clear" w:color="auto" w:fill="auto"/>
             <w:vAlign w:val="center"/>
           </w:tcPr>
           <w:p/>
         </w:tc>
       </w:tr>
     </w:tbl>
+    <w:p>
+      <w:pPr>
+        <w:pStyle w:val="NoSpacing"/>
+      </w:pPr>
+    </w:p>
+    <w:p>
+      <w:pPr>
+        <w:pStyle w:val="NoSpacing"/>
+      </w:pPr>
+    </w:p>
+    <w:p>
+      <w:pPr>
+        <w:pStyle w:val="NoSpacing"/>
+      </w:pPr>
+    </w:p>
+    <w:p>
+      <w:pPr>
+        <w:pStyle w:val="NoSpacing"/>
+      </w:pPr>
+    </w:p>
     <w:p>
       <w:pPr>
         <w:pStyle w:val="NoSpacing"/>
@@ -1037,7 +956,6 @@
               <w:bottom w:val="single" w:sz="4" w:space="0" w:color="auto"/>
               <w:right w:val="single" w:sz="4" w:space="0" w:color="auto"/>
             </w:tcBorders>
-            <w:shd w:val="clear" w:color="auto" w:fill="auto"/>
             <w:vAlign w:val="center"/>
           </w:tcPr>
           <w:p>
@@ -1082,7 +1000,6 @@
               <w:bottom w:val="single" w:sz="4" w:space="0" w:color="auto"/>
               <w:right w:val="single" w:sz="4" w:space="0" w:color="auto"/>
             </w:tcBorders>
-            <w:shd w:val="clear" w:color="auto" w:fill="auto"/>
             <w:vAlign w:val="center"/>
           </w:tcPr>
           <w:p>
@@ -1104,7 +1021,6 @@
               <w:bottom w:val="single" w:sz="4" w:space="0" w:color="auto"/>
               <w:right w:val="single" w:sz="4" w:space="0" w:color="auto"/>
             </w:tcBorders>
-            <w:shd w:val="clear" w:color="auto" w:fill="auto"/>
             <w:vAlign w:val="center"/>
           </w:tcPr>
           <w:p>
@@ -1126,7 +1042,6 @@
               <w:bottom w:val="single" w:sz="4" w:space="0" w:color="auto"/>
               <w:right w:val="single" w:sz="4" w:space="0" w:color="auto"/>
             </w:tcBorders>
-            <w:shd w:val="clear" w:color="auto" w:fill="auto"/>
             <w:vAlign w:val="center"/>
           </w:tcPr>
           <w:p>
@@ -1148,7 +1063,6 @@
               <w:bottom w:val="single" w:sz="4" w:space="0" w:color="auto"/>
               <w:right w:val="single" w:sz="4" w:space="0" w:color="auto"/>
             </w:tcBorders>
-            <w:shd w:val="clear" w:color="auto" w:fill="auto"/>
             <w:vAlign w:val="center"/>
           </w:tcPr>
           <w:p>
@@ -1170,7 +1084,6 @@
               <w:bottom w:val="single" w:sz="4" w:space="0" w:color="auto"/>
               <w:right w:val="nil"/>
             </w:tcBorders>
-            <w:shd w:val="clear" w:color="auto" w:fill="auto"/>
             <w:vAlign w:val="center"/>
           </w:tcPr>
           <w:p>
@@ -1196,11 +1109,59 @@
               <w:left w:val="nil"/>
               <w:right w:val="single" w:sz="4" w:space="0" w:color="auto"/>
             </w:tcBorders>
-            <w:shd w:val="clear" w:color="auto" w:fill="auto"/>
-          </w:tcPr>
-          <w:p>
-            <w:r>
-              <w:t xml:space="preserve">1 </w:t>
+          </w:tcPr>
+          <w:p>
+            <w:r>
+              <w:t>Skills in this unit must be demonstrated in a workplace or simulated environment where the conditions are typical of those in a working environment in this industry.</w:t>
+            </w:r>
+          </w:p>
+          <w:p>
+            <w:r>
+              <w:t>This includes access to:</w:t>
+            </w:r>
+          </w:p>
+          <w:p>
+            <w:pPr>
+              <w:numPr>
+                <w:ilvl w:val="0"/>
+                <w:numId w:val="7"/>
+              </w:numPr>
+            </w:pPr>
+            <w:r>
+              <w:t>cloud vendor service provider</w:t>
+            </w:r>
+          </w:p>
+          <w:p>
+            <w:pPr>
+              <w:numPr>
+                <w:ilvl w:val="0"/>
+                <w:numId w:val="7"/>
+              </w:numPr>
+            </w:pPr>
+            <w:r>
+              <w:t>cloud managed database service</w:t>
+            </w:r>
+          </w:p>
+          <w:p>
+            <w:pPr>
+              <w:numPr>
+                <w:ilvl w:val="0"/>
+                <w:numId w:val="7"/>
+              </w:numPr>
+            </w:pPr>
+            <w:r>
+              <w:t>internet and web browser</w:t>
+            </w:r>
+          </w:p>
+          <w:p>
+            <w:pPr>
+              <w:numPr>
+                <w:ilvl w:val="0"/>
+                <w:numId w:val="7"/>
+              </w:numPr>
+            </w:pPr>
+            <w:r>
+              <w:t>data to gather information from to determine output and user requirements, including user access and business protocols.</w:t>
             </w:r>
           </w:p>
         </w:tc>
@@ -1212,7 +1173,6 @@
               <w:left w:val="single" w:sz="4" w:space="0" w:color="auto"/>
               <w:right w:val="single" w:sz="4" w:space="0" w:color="auto"/>
             </w:tcBorders>
-            <w:shd w:val="clear" w:color="auto" w:fill="auto"/>
           </w:tcPr>
           <w:p/>
         </w:tc>
@@ -1224,7 +1184,6 @@
               <w:left w:val="single" w:sz="4" w:space="0" w:color="auto"/>
               <w:right w:val="single" w:sz="4" w:space="0" w:color="auto"/>
             </w:tcBorders>
-            <w:shd w:val="clear" w:color="auto" w:fill="auto"/>
           </w:tcPr>
           <w:p/>
         </w:tc>
@@ -1236,7 +1195,6 @@
               <w:left w:val="single" w:sz="4" w:space="0" w:color="auto"/>
               <w:right w:val="single" w:sz="4" w:space="0" w:color="auto"/>
             </w:tcBorders>
-            <w:shd w:val="clear" w:color="auto" w:fill="auto"/>
           </w:tcPr>
           <w:p/>
         </w:tc>
@@ -1248,7 +1206,6 @@
               <w:left w:val="single" w:sz="4" w:space="0" w:color="auto"/>
               <w:right w:val="single" w:sz="4" w:space="0" w:color="auto"/>
             </w:tcBorders>
-            <w:shd w:val="clear" w:color="auto" w:fill="auto"/>
           </w:tcPr>
           <w:p/>
         </w:tc>
@@ -1260,169 +1217,6 @@
               <w:left w:val="single" w:sz="4" w:space="0" w:color="auto"/>
               <w:right w:val="nil"/>
             </w:tcBorders>
-            <w:shd w:val="clear" w:color="auto" w:fill="auto"/>
-          </w:tcPr>
-          <w:p/>
-        </w:tc>
-      </w:tr>
-      <w:tr>
-        <w:trPr>
-          <w:trHeight w:val="340"/>
-        </w:trPr>
-        <w:tc>
-          <w:tcPr>
-            <w:tcW w:w="11312" w:type="dxa"/>
-            <w:tcBorders>
-              <w:left w:val="nil"/>
-              <w:bottom w:val="single" w:sz="4" w:space="0" w:color="auto"/>
-              <w:right w:val="single" w:sz="4" w:space="0" w:color="auto"/>
-            </w:tcBorders>
-            <w:shd w:val="clear" w:color="auto" w:fill="auto"/>
-          </w:tcPr>
-          <w:p>
-            <w:r>
-              <w:t>2</w:t>
-            </w:r>
-          </w:p>
-        </w:tc>
-        <w:tc>
-          <w:tcPr>
-            <w:tcW w:w="850" w:type="dxa"/>
-            <w:tcBorders>
-              <w:left w:val="single" w:sz="4" w:space="0" w:color="auto"/>
-              <w:bottom w:val="single" w:sz="4" w:space="0" w:color="auto"/>
-              <w:right w:val="single" w:sz="4" w:space="0" w:color="auto"/>
-            </w:tcBorders>
-            <w:shd w:val="clear" w:color="auto" w:fill="auto"/>
-          </w:tcPr>
-          <w:p/>
-        </w:tc>
-        <w:tc>
-          <w:tcPr>
-            <w:tcW w:w="851" w:type="dxa"/>
-            <w:tcBorders>
-              <w:left w:val="single" w:sz="4" w:space="0" w:color="auto"/>
-              <w:bottom w:val="single" w:sz="4" w:space="0" w:color="auto"/>
-              <w:right w:val="single" w:sz="4" w:space="0" w:color="auto"/>
-            </w:tcBorders>
-            <w:shd w:val="clear" w:color="auto" w:fill="auto"/>
-          </w:tcPr>
-          <w:p/>
-        </w:tc>
-        <w:tc>
-          <w:tcPr>
-            <w:tcW w:w="850" w:type="dxa"/>
-            <w:tcBorders>
-              <w:left w:val="single" w:sz="4" w:space="0" w:color="auto"/>
-              <w:bottom w:val="single" w:sz="4" w:space="0" w:color="auto"/>
-              <w:right w:val="single" w:sz="4" w:space="0" w:color="auto"/>
-            </w:tcBorders>
-            <w:shd w:val="clear" w:color="auto" w:fill="auto"/>
-          </w:tcPr>
-          <w:p/>
-        </w:tc>
-        <w:tc>
-          <w:tcPr>
-            <w:tcW w:w="851" w:type="dxa"/>
-            <w:tcBorders>
-              <w:left w:val="single" w:sz="4" w:space="0" w:color="auto"/>
-              <w:bottom w:val="single" w:sz="4" w:space="0" w:color="auto"/>
-              <w:right w:val="single" w:sz="4" w:space="0" w:color="auto"/>
-            </w:tcBorders>
-            <w:shd w:val="clear" w:color="auto" w:fill="auto"/>
-          </w:tcPr>
-          <w:p/>
-        </w:tc>
-        <w:tc>
-          <w:tcPr>
-            <w:tcW w:w="850" w:type="dxa"/>
-            <w:tcBorders>
-              <w:left w:val="single" w:sz="4" w:space="0" w:color="auto"/>
-              <w:bottom w:val="single" w:sz="4" w:space="0" w:color="auto"/>
-              <w:right w:val="nil"/>
-            </w:tcBorders>
-            <w:shd w:val="clear" w:color="auto" w:fill="auto"/>
-          </w:tcPr>
-          <w:p/>
-        </w:tc>
-      </w:tr>
-      <w:tr>
-        <w:trPr>
-          <w:trHeight w:val="340"/>
-        </w:trPr>
-        <w:tc>
-          <w:tcPr>
-            <w:tcW w:w="11312" w:type="dxa"/>
-            <w:tcBorders>
-              <w:left w:val="nil"/>
-              <w:bottom w:val="single" w:sz="4" w:space="0" w:color="auto"/>
-              <w:right w:val="single" w:sz="4" w:space="0" w:color="auto"/>
-            </w:tcBorders>
-            <w:shd w:val="clear" w:color="auto" w:fill="auto"/>
-          </w:tcPr>
-          <w:p>
-            <w:r>
-              <w:t>3</w:t>
-            </w:r>
-          </w:p>
-        </w:tc>
-        <w:tc>
-          <w:tcPr>
-            <w:tcW w:w="850" w:type="dxa"/>
-            <w:tcBorders>
-              <w:left w:val="single" w:sz="4" w:space="0" w:color="auto"/>
-              <w:bottom w:val="single" w:sz="4" w:space="0" w:color="auto"/>
-              <w:right w:val="single" w:sz="4" w:space="0" w:color="auto"/>
-            </w:tcBorders>
-            <w:shd w:val="clear" w:color="auto" w:fill="auto"/>
-          </w:tcPr>
-          <w:p/>
-        </w:tc>
-        <w:tc>
-          <w:tcPr>
-            <w:tcW w:w="851" w:type="dxa"/>
-            <w:tcBorders>
-              <w:left w:val="single" w:sz="4" w:space="0" w:color="auto"/>
-              <w:bottom w:val="single" w:sz="4" w:space="0" w:color="auto"/>
-              <w:right w:val="single" w:sz="4" w:space="0" w:color="auto"/>
-            </w:tcBorders>
-            <w:shd w:val="clear" w:color="auto" w:fill="auto"/>
-          </w:tcPr>
-          <w:p/>
-        </w:tc>
-        <w:tc>
-          <w:tcPr>
-            <w:tcW w:w="850" w:type="dxa"/>
-            <w:tcBorders>
-              <w:left w:val="single" w:sz="4" w:space="0" w:color="auto"/>
-              <w:bottom w:val="single" w:sz="4" w:space="0" w:color="auto"/>
-              <w:right w:val="single" w:sz="4" w:space="0" w:color="auto"/>
-            </w:tcBorders>
-            <w:shd w:val="clear" w:color="auto" w:fill="auto"/>
-          </w:tcPr>
-          <w:p/>
-        </w:tc>
-        <w:tc>
-          <w:tcPr>
-            <w:tcW w:w="851" w:type="dxa"/>
-            <w:tcBorders>
-              <w:left w:val="single" w:sz="4" w:space="0" w:color="auto"/>
-              <w:bottom w:val="single" w:sz="4" w:space="0" w:color="auto"/>
-              <w:right w:val="single" w:sz="4" w:space="0" w:color="auto"/>
-            </w:tcBorders>
-            <w:shd w:val="clear" w:color="auto" w:fill="auto"/>
-          </w:tcPr>
-          <w:p/>
-        </w:tc>
-        <w:tc>
-          <w:tcPr>
-            <w:tcW w:w="850" w:type="dxa"/>
-            <w:tcBorders>
-              <w:left w:val="single" w:sz="4" w:space="0" w:color="auto"/>
-              <w:bottom w:val="single" w:sz="4" w:space="0" w:color="auto"/>
-              <w:right w:val="nil"/>
-            </w:tcBorders>
-            <w:shd w:val="clear" w:color="auto" w:fill="auto"/>
           </w:tcPr>
           <w:p/>
         </w:tc>
@@ -1586,7 +1380,6 @@
               <w:bottom w:val="single" w:sz="4" w:space="0" w:color="auto"/>
               <w:right w:val="single" w:sz="4" w:space="0" w:color="auto"/>
             </w:tcBorders>
-            <w:shd w:val="clear" w:color="auto" w:fill="auto"/>
             <w:vAlign w:val="center"/>
           </w:tcPr>
           <w:p>
@@ -1610,7 +1403,6 @@
               <w:bottom w:val="single" w:sz="4" w:space="0" w:color="auto"/>
               <w:right w:val="single" w:sz="4" w:space="0" w:color="auto"/>
             </w:tcBorders>
-            <w:shd w:val="clear" w:color="auto" w:fill="auto"/>
             <w:vAlign w:val="center"/>
           </w:tcPr>
           <w:p>
@@ -1649,7 +1441,6 @@
               <w:bottom w:val="single" w:sz="4" w:space="0" w:color="auto"/>
               <w:right w:val="single" w:sz="4" w:space="0" w:color="auto"/>
             </w:tcBorders>
-            <w:shd w:val="clear" w:color="auto" w:fill="auto"/>
             <w:vAlign w:val="center"/>
           </w:tcPr>
           <w:p>
@@ -1671,7 +1462,6 @@
               <w:bottom w:val="single" w:sz="4" w:space="0" w:color="auto"/>
               <w:right w:val="single" w:sz="4" w:space="0" w:color="auto"/>
             </w:tcBorders>
-            <w:shd w:val="clear" w:color="auto" w:fill="auto"/>
             <w:vAlign w:val="center"/>
           </w:tcPr>
           <w:p>
@@ -1693,7 +1483,6 @@
               <w:bottom w:val="single" w:sz="4" w:space="0" w:color="auto"/>
               <w:right w:val="single" w:sz="4" w:space="0" w:color="auto"/>
             </w:tcBorders>
-            <w:shd w:val="clear" w:color="auto" w:fill="auto"/>
             <w:vAlign w:val="center"/>
           </w:tcPr>
           <w:p>
@@ -1715,7 +1504,6 @@
               <w:bottom w:val="single" w:sz="4" w:space="0" w:color="auto"/>
               <w:right w:val="single" w:sz="4" w:space="0" w:color="auto"/>
             </w:tcBorders>
-            <w:shd w:val="clear" w:color="auto" w:fill="auto"/>
             <w:vAlign w:val="center"/>
           </w:tcPr>
           <w:p>
@@ -1737,7 +1525,6 @@
               <w:bottom w:val="single" w:sz="4" w:space="0" w:color="auto"/>
               <w:right w:val="nil"/>
             </w:tcBorders>
-            <w:shd w:val="clear" w:color="auto" w:fill="auto"/>
             <w:vAlign w:val="center"/>
           </w:tcPr>
           <w:p>
@@ -1763,11 +1550,10 @@
               <w:left w:val="nil"/>
               <w:right w:val="single" w:sz="4" w:space="0" w:color="auto"/>
             </w:tcBorders>
-            <w:shd w:val="clear" w:color="auto" w:fill="auto"/>
-          </w:tcPr>
-          <w:p>
-            <w:r>
-              <w:t>1</w:t>
+          </w:tcPr>
+          <w:p>
+            <w:r>
+              <w:t>1. Select and secure access to cloud environment</w:t>
             </w:r>
           </w:p>
         </w:tc>
@@ -1779,11 +1565,10 @@
               <w:left w:val="single" w:sz="4" w:space="0" w:color="auto"/>
               <w:right w:val="single" w:sz="4" w:space="0" w:color="auto"/>
             </w:tcBorders>
-            <w:shd w:val="clear" w:color="auto" w:fill="auto"/>
-          </w:tcPr>
-          <w:p>
-            <w:r>
-              <w:t>1.1</w:t>
+          </w:tcPr>
+          <w:p>
+            <w:r>
+              <w:t>1.1 Discuss and compare different cloud computing solutions, models and services according to business requirements and needs</w:t>
             </w:r>
           </w:p>
         </w:tc>
@@ -1795,7 +1580,6 @@
               <w:left w:val="single" w:sz="4" w:space="0" w:color="auto"/>
               <w:right w:val="single" w:sz="4" w:space="0" w:color="auto"/>
             </w:tcBorders>
-            <w:shd w:val="clear" w:color="auto" w:fill="auto"/>
           </w:tcPr>
           <w:p/>
         </w:tc>
@@ -1807,7 +1591,6 @@
               <w:left w:val="single" w:sz="4" w:space="0" w:color="auto"/>
               <w:right w:val="single" w:sz="4" w:space="0" w:color="auto"/>
             </w:tcBorders>
-            <w:shd w:val="clear" w:color="auto" w:fill="auto"/>
           </w:tcPr>
           <w:p/>
         </w:tc>
@@ -1819,7 +1602,6 @@
               <w:left w:val="single" w:sz="4" w:space="0" w:color="auto"/>
               <w:right w:val="single" w:sz="4" w:space="0" w:color="auto"/>
             </w:tcBorders>
-            <w:shd w:val="clear" w:color="auto" w:fill="auto"/>
           </w:tcPr>
           <w:p/>
         </w:tc>
@@ -1831,7 +1613,6 @@
               <w:left w:val="single" w:sz="4" w:space="0" w:color="auto"/>
               <w:right w:val="single" w:sz="4" w:space="0" w:color="auto"/>
             </w:tcBorders>
-            <w:shd w:val="clear" w:color="auto" w:fill="auto"/>
           </w:tcPr>
           <w:p/>
         </w:tc>
@@ -1843,7 +1624,6 @@
               <w:left w:val="single" w:sz="4" w:space="0" w:color="auto"/>
               <w:right w:val="nil"/>
             </w:tcBorders>
-            <w:shd w:val="clear" w:color="auto" w:fill="auto"/>
           </w:tcPr>
           <w:p/>
         </w:tc>
@@ -1859,9 +1639,12 @@
               <w:left w:val="nil"/>
               <w:right w:val="single" w:sz="4" w:space="0" w:color="auto"/>
             </w:tcBorders>
-            <w:shd w:val="clear" w:color="auto" w:fill="auto"/>
-          </w:tcPr>
-          <w:p/>
+          </w:tcPr>
+          <w:p>
+            <w:r>
+              <w:t>1. Select and secure access to cloud environment</w:t>
+            </w:r>
+          </w:p>
         </w:tc>
         <w:tc>
           <w:tcPr>
@@ -1870,11 +1653,18 @@
               <w:left w:val="single" w:sz="4" w:space="0" w:color="auto"/>
               <w:right w:val="single" w:sz="4" w:space="0" w:color="auto"/>
             </w:tcBorders>
-            <w:shd w:val="clear" w:color="auto" w:fill="auto"/>
-          </w:tcPr>
-          <w:p>
-            <w:r>
-              <w:t>1.2</w:t>
+          </w:tcPr>
+          <w:p>
+            <w:r>
+              <w:t xml:space="preserve">1.2 </w:t>
+            </w:r>
+            <w:proofErr w:type="spellStart"/>
+            <w:r>
+              <w:t>dentify</w:t>
+            </w:r>
+            <w:proofErr w:type="spellEnd"/>
+            <w:r>
+              <w:t xml:space="preserve"> impact of shared security responsibility models</w:t>
             </w:r>
           </w:p>
         </w:tc>
@@ -1885,7 +1675,6 @@
               <w:left w:val="single" w:sz="4" w:space="0" w:color="auto"/>
               <w:right w:val="single" w:sz="4" w:space="0" w:color="auto"/>
             </w:tcBorders>
-            <w:shd w:val="clear" w:color="auto" w:fill="auto"/>
           </w:tcPr>
           <w:p/>
         </w:tc>
@@ -1896,7 +1685,6 @@
               <w:left w:val="single" w:sz="4" w:space="0" w:color="auto"/>
               <w:right w:val="single" w:sz="4" w:space="0" w:color="auto"/>
             </w:tcBorders>
-            <w:shd w:val="clear" w:color="auto" w:fill="auto"/>
           </w:tcPr>
           <w:p/>
         </w:tc>
@@ -1907,7 +1695,6 @@
               <w:left w:val="single" w:sz="4" w:space="0" w:color="auto"/>
               <w:right w:val="single" w:sz="4" w:space="0" w:color="auto"/>
             </w:tcBorders>
-            <w:shd w:val="clear" w:color="auto" w:fill="auto"/>
           </w:tcPr>
           <w:p/>
         </w:tc>
@@ -1918,7 +1705,6 @@
               <w:left w:val="single" w:sz="4" w:space="0" w:color="auto"/>
               <w:right w:val="single" w:sz="4" w:space="0" w:color="auto"/>
             </w:tcBorders>
-            <w:shd w:val="clear" w:color="auto" w:fill="auto"/>
           </w:tcPr>
           <w:p/>
         </w:tc>
@@ -1929,7 +1715,6 @@
               <w:left w:val="single" w:sz="4" w:space="0" w:color="auto"/>
               <w:right w:val="nil"/>
             </w:tcBorders>
-            <w:shd w:val="clear" w:color="auto" w:fill="auto"/>
           </w:tcPr>
           <w:p/>
         </w:tc>
@@ -1945,9 +1730,12 @@
               <w:left w:val="nil"/>
               <w:right w:val="single" w:sz="4" w:space="0" w:color="auto"/>
             </w:tcBorders>
-            <w:shd w:val="clear" w:color="auto" w:fill="auto"/>
-          </w:tcPr>
-          <w:p/>
+          </w:tcPr>
+          <w:p>
+            <w:r>
+              <w:t>1. Select and secure access to cloud environment</w:t>
+            </w:r>
+          </w:p>
         </w:tc>
         <w:tc>
           <w:tcPr>
@@ -1956,11 +1744,10 @@
               <w:left w:val="single" w:sz="4" w:space="0" w:color="auto"/>
               <w:right w:val="single" w:sz="4" w:space="0" w:color="auto"/>
             </w:tcBorders>
-            <w:shd w:val="clear" w:color="auto" w:fill="auto"/>
-          </w:tcPr>
-          <w:p>
-            <w:r>
-              <w:t>1.3</w:t>
+          </w:tcPr>
+          <w:p>
+            <w:r>
+              <w:t>1.3 Select best cloud computing solution and service according to business requirements and needs</w:t>
             </w:r>
           </w:p>
         </w:tc>
@@ -1971,7 +1758,6 @@
               <w:left w:val="single" w:sz="4" w:space="0" w:color="auto"/>
               <w:right w:val="single" w:sz="4" w:space="0" w:color="auto"/>
             </w:tcBorders>
-            <w:shd w:val="clear" w:color="auto" w:fill="auto"/>
           </w:tcPr>
           <w:p/>
         </w:tc>
@@ -1982,7 +1768,6 @@
               <w:left w:val="single" w:sz="4" w:space="0" w:color="auto"/>
               <w:right w:val="single" w:sz="4" w:space="0" w:color="auto"/>
             </w:tcBorders>
-            <w:shd w:val="clear" w:color="auto" w:fill="auto"/>
           </w:tcPr>
           <w:p/>
         </w:tc>
@@ -1993,7 +1778,6 @@
               <w:left w:val="single" w:sz="4" w:space="0" w:color="auto"/>
               <w:right w:val="single" w:sz="4" w:space="0" w:color="auto"/>
             </w:tcBorders>
-            <w:shd w:val="clear" w:color="auto" w:fill="auto"/>
           </w:tcPr>
           <w:p/>
         </w:tc>
@@ -2004,7 +1788,6 @@
               <w:left w:val="single" w:sz="4" w:space="0" w:color="auto"/>
               <w:right w:val="single" w:sz="4" w:space="0" w:color="auto"/>
             </w:tcBorders>
-            <w:shd w:val="clear" w:color="auto" w:fill="auto"/>
           </w:tcPr>
           <w:p/>
         </w:tc>
@@ -2015,7 +1798,6 @@
               <w:left w:val="single" w:sz="4" w:space="0" w:color="auto"/>
               <w:right w:val="nil"/>
             </w:tcBorders>
-            <w:shd w:val="clear" w:color="auto" w:fill="auto"/>
           </w:tcPr>
           <w:p/>
         </w:tc>
@@ -2031,11 +1813,10 @@
               <w:left w:val="nil"/>
               <w:right w:val="single" w:sz="4" w:space="0" w:color="auto"/>
             </w:tcBorders>
-            <w:shd w:val="clear" w:color="auto" w:fill="auto"/>
-          </w:tcPr>
-          <w:p>
-            <w:r>
-              <w:t>2</w:t>
+          </w:tcPr>
+          <w:p>
+            <w:r>
+              <w:t>1. Select and secure access to cloud environment</w:t>
             </w:r>
           </w:p>
         </w:tc>
@@ -2046,11 +1827,10 @@
               <w:left w:val="single" w:sz="4" w:space="0" w:color="auto"/>
               <w:right w:val="single" w:sz="4" w:space="0" w:color="auto"/>
             </w:tcBorders>
-            <w:shd w:val="clear" w:color="auto" w:fill="auto"/>
-          </w:tcPr>
-          <w:p>
-            <w:r>
-              <w:t>2.1</w:t>
+          </w:tcPr>
+          <w:p>
+            <w:r>
+              <w:t>1.4 Access account on cloud platform according to business requirements and needs</w:t>
             </w:r>
           </w:p>
         </w:tc>
@@ -2061,7 +1841,6 @@
               <w:left w:val="single" w:sz="4" w:space="0" w:color="auto"/>
               <w:right w:val="single" w:sz="4" w:space="0" w:color="auto"/>
             </w:tcBorders>
-            <w:shd w:val="clear" w:color="auto" w:fill="auto"/>
           </w:tcPr>
           <w:p/>
         </w:tc>
@@ -2072,7 +1851,6 @@
               <w:left w:val="single" w:sz="4" w:space="0" w:color="auto"/>
               <w:right w:val="single" w:sz="4" w:space="0" w:color="auto"/>
             </w:tcBorders>
-            <w:shd w:val="clear" w:color="auto" w:fill="auto"/>
           </w:tcPr>
           <w:p/>
         </w:tc>
@@ -2083,7 +1861,6 @@
               <w:left w:val="single" w:sz="4" w:space="0" w:color="auto"/>
               <w:right w:val="single" w:sz="4" w:space="0" w:color="auto"/>
             </w:tcBorders>
-            <w:shd w:val="clear" w:color="auto" w:fill="auto"/>
           </w:tcPr>
           <w:p/>
         </w:tc>
@@ -2094,7 +1871,6 @@
               <w:left w:val="single" w:sz="4" w:space="0" w:color="auto"/>
               <w:right w:val="single" w:sz="4" w:space="0" w:color="auto"/>
             </w:tcBorders>
-            <w:shd w:val="clear" w:color="auto" w:fill="auto"/>
           </w:tcPr>
           <w:p/>
         </w:tc>
@@ -2105,7 +1881,6 @@
               <w:left w:val="single" w:sz="4" w:space="0" w:color="auto"/>
               <w:right w:val="nil"/>
             </w:tcBorders>
-            <w:shd w:val="clear" w:color="auto" w:fill="auto"/>
           </w:tcPr>
           <w:p/>
         </w:tc>
@@ -2121,9 +1896,12 @@
               <w:left w:val="nil"/>
               <w:right w:val="single" w:sz="4" w:space="0" w:color="auto"/>
             </w:tcBorders>
-            <w:shd w:val="clear" w:color="auto" w:fill="auto"/>
-          </w:tcPr>
-          <w:p/>
+          </w:tcPr>
+          <w:p>
+            <w:r>
+              <w:t>1. Select and secure access to cloud environment</w:t>
+            </w:r>
+          </w:p>
         </w:tc>
         <w:tc>
           <w:tcPr>
@@ -2132,11 +1910,10 @@
               <w:left w:val="single" w:sz="4" w:space="0" w:color="auto"/>
               <w:right w:val="single" w:sz="4" w:space="0" w:color="auto"/>
             </w:tcBorders>
-            <w:shd w:val="clear" w:color="auto" w:fill="auto"/>
-          </w:tcPr>
-          <w:p>
-            <w:r>
-              <w:t>2.2</w:t>
+          </w:tcPr>
+          <w:p>
+            <w:r>
+              <w:t>1.5 Identify user access protocols and policies according to business requirements and needs</w:t>
             </w:r>
           </w:p>
         </w:tc>
@@ -2147,7 +1924,6 @@
               <w:left w:val="single" w:sz="4" w:space="0" w:color="auto"/>
               <w:right w:val="single" w:sz="4" w:space="0" w:color="auto"/>
             </w:tcBorders>
-            <w:shd w:val="clear" w:color="auto" w:fill="auto"/>
           </w:tcPr>
           <w:p/>
         </w:tc>
@@ -2158,7 +1934,6 @@
               <w:left w:val="single" w:sz="4" w:space="0" w:color="auto"/>
               <w:right w:val="single" w:sz="4" w:space="0" w:color="auto"/>
             </w:tcBorders>
-            <w:shd w:val="clear" w:color="auto" w:fill="auto"/>
           </w:tcPr>
           <w:p/>
         </w:tc>
@@ -2169,7 +1944,6 @@
               <w:left w:val="single" w:sz="4" w:space="0" w:color="auto"/>
               <w:right w:val="single" w:sz="4" w:space="0" w:color="auto"/>
             </w:tcBorders>
-            <w:shd w:val="clear" w:color="auto" w:fill="auto"/>
           </w:tcPr>
           <w:p/>
         </w:tc>
@@ -2180,7 +1954,6 @@
               <w:left w:val="single" w:sz="4" w:space="0" w:color="auto"/>
               <w:right w:val="single" w:sz="4" w:space="0" w:color="auto"/>
             </w:tcBorders>
-            <w:shd w:val="clear" w:color="auto" w:fill="auto"/>
           </w:tcPr>
           <w:p/>
         </w:tc>
@@ -2191,7 +1964,6 @@
               <w:left w:val="single" w:sz="4" w:space="0" w:color="auto"/>
               <w:right w:val="nil"/>
             </w:tcBorders>
-            <w:shd w:val="clear" w:color="auto" w:fill="auto"/>
           </w:tcPr>
           <w:p/>
         </w:tc>
@@ -2207,9 +1979,12 @@
               <w:left w:val="nil"/>
               <w:right w:val="single" w:sz="4" w:space="0" w:color="auto"/>
             </w:tcBorders>
-            <w:shd w:val="clear" w:color="auto" w:fill="auto"/>
-          </w:tcPr>
-          <w:p/>
+          </w:tcPr>
+          <w:p>
+            <w:r>
+              <w:t>1. Select and secure access to cloud environment</w:t>
+            </w:r>
+          </w:p>
         </w:tc>
         <w:tc>
           <w:tcPr>
@@ -2218,11 +1993,10 @@
               <w:left w:val="single" w:sz="4" w:space="0" w:color="auto"/>
               <w:right w:val="single" w:sz="4" w:space="0" w:color="auto"/>
             </w:tcBorders>
-            <w:shd w:val="clear" w:color="auto" w:fill="auto"/>
-          </w:tcPr>
-          <w:p>
-            <w:r>
-              <w:t>2.3</w:t>
+          </w:tcPr>
+          <w:p>
+            <w:r>
+              <w:t>1.6 Configure access functions within cloud environment according to users, groups and required permissions</w:t>
             </w:r>
           </w:p>
         </w:tc>
@@ -2233,7 +2007,6 @@
               <w:left w:val="single" w:sz="4" w:space="0" w:color="auto"/>
               <w:right w:val="single" w:sz="4" w:space="0" w:color="auto"/>
             </w:tcBorders>
-            <w:shd w:val="clear" w:color="auto" w:fill="auto"/>
           </w:tcPr>
           <w:p/>
         </w:tc>
@@ -2244,7 +2017,6 @@
               <w:left w:val="single" w:sz="4" w:space="0" w:color="auto"/>
               <w:right w:val="single" w:sz="4" w:space="0" w:color="auto"/>
             </w:tcBorders>
-            <w:shd w:val="clear" w:color="auto" w:fill="auto"/>
           </w:tcPr>
           <w:p/>
         </w:tc>
@@ -2255,7 +2027,6 @@
               <w:left w:val="single" w:sz="4" w:space="0" w:color="auto"/>
               <w:right w:val="single" w:sz="4" w:space="0" w:color="auto"/>
             </w:tcBorders>
-            <w:shd w:val="clear" w:color="auto" w:fill="auto"/>
           </w:tcPr>
           <w:p/>
         </w:tc>
@@ -2266,7 +2037,6 @@
               <w:left w:val="single" w:sz="4" w:space="0" w:color="auto"/>
               <w:right w:val="single" w:sz="4" w:space="0" w:color="auto"/>
             </w:tcBorders>
-            <w:shd w:val="clear" w:color="auto" w:fill="auto"/>
           </w:tcPr>
           <w:p/>
         </w:tc>
@@ -2277,7 +2047,6 @@
               <w:left w:val="single" w:sz="4" w:space="0" w:color="auto"/>
               <w:right w:val="nil"/>
             </w:tcBorders>
-            <w:shd w:val="clear" w:color="auto" w:fill="auto"/>
           </w:tcPr>
           <w:p/>
         </w:tc>
@@ -2293,11 +2062,10 @@
               <w:left w:val="nil"/>
               <w:right w:val="single" w:sz="4" w:space="0" w:color="auto"/>
             </w:tcBorders>
-            <w:shd w:val="clear" w:color="auto" w:fill="auto"/>
-          </w:tcPr>
-          <w:p>
-            <w:r>
-              <w:t>3</w:t>
+          </w:tcPr>
+          <w:p>
+            <w:r>
+              <w:t>1. Select and secure access to cloud environment</w:t>
             </w:r>
           </w:p>
         </w:tc>
@@ -2308,11 +2076,10 @@
               <w:left w:val="single" w:sz="4" w:space="0" w:color="auto"/>
               <w:right w:val="single" w:sz="4" w:space="0" w:color="auto"/>
             </w:tcBorders>
-            <w:shd w:val="clear" w:color="auto" w:fill="auto"/>
-          </w:tcPr>
-          <w:p>
-            <w:r>
-              <w:t>3.1</w:t>
+          </w:tcPr>
+          <w:p>
+            <w:r>
+              <w:t>1.7 Identify and assign security responsibilities according to security policies, business protocols and work function</w:t>
             </w:r>
           </w:p>
         </w:tc>
@@ -2323,7 +2090,6 @@
               <w:left w:val="single" w:sz="4" w:space="0" w:color="auto"/>
               <w:right w:val="single" w:sz="4" w:space="0" w:color="auto"/>
             </w:tcBorders>
-            <w:shd w:val="clear" w:color="auto" w:fill="auto"/>
           </w:tcPr>
           <w:p/>
         </w:tc>
@@ -2334,7 +2100,6 @@
               <w:left w:val="single" w:sz="4" w:space="0" w:color="auto"/>
               <w:right w:val="single" w:sz="4" w:space="0" w:color="auto"/>
             </w:tcBorders>
-            <w:shd w:val="clear" w:color="auto" w:fill="auto"/>
           </w:tcPr>
           <w:p/>
         </w:tc>
@@ -2345,7 +2110,6 @@
               <w:left w:val="single" w:sz="4" w:space="0" w:color="auto"/>
               <w:right w:val="single" w:sz="4" w:space="0" w:color="auto"/>
             </w:tcBorders>
-            <w:shd w:val="clear" w:color="auto" w:fill="auto"/>
           </w:tcPr>
           <w:p/>
         </w:tc>
@@ -2356,7 +2120,6 @@
               <w:left w:val="single" w:sz="4" w:space="0" w:color="auto"/>
               <w:right w:val="single" w:sz="4" w:space="0" w:color="auto"/>
             </w:tcBorders>
-            <w:shd w:val="clear" w:color="auto" w:fill="auto"/>
           </w:tcPr>
           <w:p/>
         </w:tc>
@@ -2367,7 +2130,6 @@
               <w:left w:val="single" w:sz="4" w:space="0" w:color="auto"/>
               <w:right w:val="nil"/>
             </w:tcBorders>
-            <w:shd w:val="clear" w:color="auto" w:fill="auto"/>
           </w:tcPr>
           <w:p/>
         </w:tc>
@@ -2383,9 +2145,16 @@
               <w:left w:val="nil"/>
               <w:right w:val="single" w:sz="4" w:space="0" w:color="auto"/>
             </w:tcBorders>
-            <w:shd w:val="clear" w:color="auto" w:fill="auto"/>
-          </w:tcPr>
-          <w:p/>
+          </w:tcPr>
+          <w:p>
+            <w:r>
+              <w:t xml:space="preserve">1. Select and secure access to </w:t>
+            </w:r>
+            <w:r>
+              <w:lastRenderedPageBreak/>
+              <w:t>cloud environment</w:t>
+            </w:r>
+          </w:p>
         </w:tc>
         <w:tc>
           <w:tcPr>
@@ -2394,11 +2163,11 @@
               <w:left w:val="single" w:sz="4" w:space="0" w:color="auto"/>
               <w:right w:val="single" w:sz="4" w:space="0" w:color="auto"/>
             </w:tcBorders>
-            <w:shd w:val="clear" w:color="auto" w:fill="auto"/>
-          </w:tcPr>
-          <w:p>
-            <w:r>
-              <w:t>3.2</w:t>
+          </w:tcPr>
+          <w:p>
+            <w:r>
+              <w:lastRenderedPageBreak/>
+              <w:t>1.8 Define workload according to business requirements and needs</w:t>
             </w:r>
           </w:p>
         </w:tc>
@@ -2409,7 +2178,6 @@
               <w:left w:val="single" w:sz="4" w:space="0" w:color="auto"/>
               <w:right w:val="single" w:sz="4" w:space="0" w:color="auto"/>
             </w:tcBorders>
-            <w:shd w:val="clear" w:color="auto" w:fill="auto"/>
           </w:tcPr>
           <w:p/>
         </w:tc>
@@ -2420,7 +2188,6 @@
               <w:left w:val="single" w:sz="4" w:space="0" w:color="auto"/>
               <w:right w:val="single" w:sz="4" w:space="0" w:color="auto"/>
             </w:tcBorders>
-            <w:shd w:val="clear" w:color="auto" w:fill="auto"/>
           </w:tcPr>
           <w:p/>
         </w:tc>
@@ -2431,7 +2198,6 @@
               <w:left w:val="single" w:sz="4" w:space="0" w:color="auto"/>
               <w:right w:val="single" w:sz="4" w:space="0" w:color="auto"/>
             </w:tcBorders>
-            <w:shd w:val="clear" w:color="auto" w:fill="auto"/>
           </w:tcPr>
           <w:p/>
         </w:tc>
@@ -2442,7 +2208,6 @@
               <w:left w:val="single" w:sz="4" w:space="0" w:color="auto"/>
               <w:right w:val="single" w:sz="4" w:space="0" w:color="auto"/>
             </w:tcBorders>
-            <w:shd w:val="clear" w:color="auto" w:fill="auto"/>
           </w:tcPr>
           <w:p/>
         </w:tc>
@@ -2453,7 +2218,6 @@
               <w:left w:val="single" w:sz="4" w:space="0" w:color="auto"/>
               <w:right w:val="nil"/>
             </w:tcBorders>
-            <w:shd w:val="clear" w:color="auto" w:fill="auto"/>
           </w:tcPr>
           <w:p/>
         </w:tc>
@@ -2469,9 +2233,17 @@
               <w:left w:val="nil"/>
               <w:right w:val="single" w:sz="4" w:space="0" w:color="auto"/>
             </w:tcBorders>
-            <w:shd w:val="clear" w:color="auto" w:fill="auto"/>
-          </w:tcPr>
-          <w:p/>
+          </w:tcPr>
+          <w:p>
+            <w:r>
+              <w:rPr>
+                <w:rFonts w:ascii="Segoe UI" w:hAnsi="Segoe UI" w:cs="Segoe UI"/>
+                <w:color w:val="1F2328"/>
+                <w:shd w:val="clear" w:color="auto" w:fill="FFFFFF"/>
+              </w:rPr>
+              <w:t>2. Deploy virtual network</w:t>
+            </w:r>
+          </w:p>
         </w:tc>
         <w:tc>
           <w:tcPr>
@@ -2480,11 +2252,10 @@
               <w:left w:val="single" w:sz="4" w:space="0" w:color="auto"/>
               <w:right w:val="single" w:sz="4" w:space="0" w:color="auto"/>
             </w:tcBorders>
-            <w:shd w:val="clear" w:color="auto" w:fill="auto"/>
-          </w:tcPr>
-          <w:p>
-            <w:r>
-              <w:t>3.3</w:t>
+          </w:tcPr>
+          <w:p>
+            <w:r>
+              <w:t>2.1 Create users and groups to create and manage infrastructure according to business requirements and needs</w:t>
             </w:r>
           </w:p>
         </w:tc>
@@ -2495,7 +2266,6 @@
               <w:left w:val="single" w:sz="4" w:space="0" w:color="auto"/>
               <w:right w:val="single" w:sz="4" w:space="0" w:color="auto"/>
             </w:tcBorders>
-            <w:shd w:val="clear" w:color="auto" w:fill="auto"/>
           </w:tcPr>
           <w:p/>
         </w:tc>
@@ -2506,7 +2276,6 @@
               <w:left w:val="single" w:sz="4" w:space="0" w:color="auto"/>
               <w:right w:val="single" w:sz="4" w:space="0" w:color="auto"/>
             </w:tcBorders>
-            <w:shd w:val="clear" w:color="auto" w:fill="auto"/>
           </w:tcPr>
           <w:p/>
         </w:tc>
@@ -2517,7 +2286,6 @@
               <w:left w:val="single" w:sz="4" w:space="0" w:color="auto"/>
               <w:right w:val="single" w:sz="4" w:space="0" w:color="auto"/>
             </w:tcBorders>
-            <w:shd w:val="clear" w:color="auto" w:fill="auto"/>
           </w:tcPr>
           <w:p/>
         </w:tc>
@@ -2528,7 +2296,6 @@
               <w:left w:val="single" w:sz="4" w:space="0" w:color="auto"/>
               <w:right w:val="single" w:sz="4" w:space="0" w:color="auto"/>
             </w:tcBorders>
-            <w:shd w:val="clear" w:color="auto" w:fill="auto"/>
           </w:tcPr>
           <w:p/>
         </w:tc>
@@ -2539,7 +2306,6 @@
               <w:left w:val="single" w:sz="4" w:space="0" w:color="auto"/>
               <w:right w:val="nil"/>
             </w:tcBorders>
-            <w:shd w:val="clear" w:color="auto" w:fill="auto"/>
           </w:tcPr>
           <w:p/>
         </w:tc>
@@ -2555,11 +2321,15 @@
               <w:left w:val="nil"/>
               <w:right w:val="single" w:sz="4" w:space="0" w:color="auto"/>
             </w:tcBorders>
-            <w:shd w:val="clear" w:color="auto" w:fill="auto"/>
-          </w:tcPr>
-          <w:p>
-            <w:r>
-              <w:t>4</w:t>
+          </w:tcPr>
+          <w:p>
+            <w:r>
+              <w:rPr>
+                <w:rFonts w:ascii="Segoe UI" w:hAnsi="Segoe UI" w:cs="Segoe UI"/>
+                <w:color w:val="1F2328"/>
+                <w:shd w:val="clear" w:color="auto" w:fill="FFFFFF"/>
+              </w:rPr>
+              <w:t>2. Deploy virtual network</w:t>
             </w:r>
           </w:p>
         </w:tc>
@@ -2570,11 +2340,10 @@
               <w:left w:val="single" w:sz="4" w:space="0" w:color="auto"/>
               <w:right w:val="single" w:sz="4" w:space="0" w:color="auto"/>
             </w:tcBorders>
-            <w:shd w:val="clear" w:color="auto" w:fill="auto"/>
-          </w:tcPr>
-          <w:p>
-            <w:r>
-              <w:t>4.1</w:t>
+          </w:tcPr>
+          <w:p>
+            <w:r>
+              <w:t>2.2 Create virtual multi-tier network to support core services and autoscaling</w:t>
             </w:r>
           </w:p>
         </w:tc>
@@ -2585,7 +2354,6 @@
               <w:left w:val="single" w:sz="4" w:space="0" w:color="auto"/>
               <w:right w:val="single" w:sz="4" w:space="0" w:color="auto"/>
             </w:tcBorders>
-            <w:shd w:val="clear" w:color="auto" w:fill="auto"/>
           </w:tcPr>
           <w:p/>
         </w:tc>
@@ -2596,7 +2364,6 @@
               <w:left w:val="single" w:sz="4" w:space="0" w:color="auto"/>
               <w:right w:val="single" w:sz="4" w:space="0" w:color="auto"/>
             </w:tcBorders>
-            <w:shd w:val="clear" w:color="auto" w:fill="auto"/>
           </w:tcPr>
           <w:p/>
         </w:tc>
@@ -2607,7 +2374,6 @@
               <w:left w:val="single" w:sz="4" w:space="0" w:color="auto"/>
               <w:right w:val="single" w:sz="4" w:space="0" w:color="auto"/>
             </w:tcBorders>
-            <w:shd w:val="clear" w:color="auto" w:fill="auto"/>
           </w:tcPr>
           <w:p/>
         </w:tc>
@@ -2618,7 +2384,6 @@
               <w:left w:val="single" w:sz="4" w:space="0" w:color="auto"/>
               <w:right w:val="single" w:sz="4" w:space="0" w:color="auto"/>
             </w:tcBorders>
-            <w:shd w:val="clear" w:color="auto" w:fill="auto"/>
           </w:tcPr>
           <w:p/>
         </w:tc>
@@ -2629,7 +2394,6 @@
               <w:left w:val="single" w:sz="4" w:space="0" w:color="auto"/>
               <w:right w:val="nil"/>
             </w:tcBorders>
-            <w:shd w:val="clear" w:color="auto" w:fill="auto"/>
           </w:tcPr>
           <w:p/>
         </w:tc>
@@ -2645,9 +2409,17 @@
               <w:left w:val="nil"/>
               <w:right w:val="single" w:sz="4" w:space="0" w:color="auto"/>
             </w:tcBorders>
-            <w:shd w:val="clear" w:color="auto" w:fill="auto"/>
-          </w:tcPr>
-          <w:p/>
+          </w:tcPr>
+          <w:p>
+            <w:r>
+              <w:rPr>
+                <w:rFonts w:ascii="Segoe UI" w:hAnsi="Segoe UI" w:cs="Segoe UI"/>
+                <w:color w:val="1F2328"/>
+                <w:shd w:val="clear" w:color="auto" w:fill="FFFFFF"/>
+              </w:rPr>
+              <w:t>2. Deploy virtual network</w:t>
+            </w:r>
+          </w:p>
         </w:tc>
         <w:tc>
           <w:tcPr>
@@ -2656,11 +2428,10 @@
               <w:left w:val="single" w:sz="4" w:space="0" w:color="auto"/>
               <w:right w:val="single" w:sz="4" w:space="0" w:color="auto"/>
             </w:tcBorders>
-            <w:shd w:val="clear" w:color="auto" w:fill="auto"/>
-          </w:tcPr>
-          <w:p>
-            <w:r>
-              <w:t>4.2</w:t>
+          </w:tcPr>
+          <w:p>
+            <w:r>
+              <w:t>2.3 Create virtual machine according to business processing and operating system requirements</w:t>
             </w:r>
           </w:p>
         </w:tc>
@@ -2671,7 +2442,6 @@
               <w:left w:val="single" w:sz="4" w:space="0" w:color="auto"/>
               <w:right w:val="single" w:sz="4" w:space="0" w:color="auto"/>
             </w:tcBorders>
-            <w:shd w:val="clear" w:color="auto" w:fill="auto"/>
           </w:tcPr>
           <w:p/>
         </w:tc>
@@ -2682,7 +2452,6 @@
               <w:left w:val="single" w:sz="4" w:space="0" w:color="auto"/>
               <w:right w:val="single" w:sz="4" w:space="0" w:color="auto"/>
             </w:tcBorders>
-            <w:shd w:val="clear" w:color="auto" w:fill="auto"/>
           </w:tcPr>
           <w:p/>
         </w:tc>
@@ -2693,7 +2462,6 @@
               <w:left w:val="single" w:sz="4" w:space="0" w:color="auto"/>
               <w:right w:val="single" w:sz="4" w:space="0" w:color="auto"/>
             </w:tcBorders>
-            <w:shd w:val="clear" w:color="auto" w:fill="auto"/>
           </w:tcPr>
           <w:p/>
         </w:tc>
@@ -2704,7 +2472,6 @@
               <w:left w:val="single" w:sz="4" w:space="0" w:color="auto"/>
               <w:right w:val="single" w:sz="4" w:space="0" w:color="auto"/>
             </w:tcBorders>
-            <w:shd w:val="clear" w:color="auto" w:fill="auto"/>
           </w:tcPr>
           <w:p/>
         </w:tc>
@@ -2715,7 +2482,6 @@
               <w:left w:val="single" w:sz="4" w:space="0" w:color="auto"/>
               <w:right w:val="nil"/>
             </w:tcBorders>
-            <w:shd w:val="clear" w:color="auto" w:fill="auto"/>
           </w:tcPr>
           <w:p/>
         </w:tc>
@@ -2731,9 +2497,17 @@
               <w:left w:val="nil"/>
               <w:right w:val="single" w:sz="4" w:space="0" w:color="auto"/>
             </w:tcBorders>
-            <w:shd w:val="clear" w:color="auto" w:fill="auto"/>
-          </w:tcPr>
-          <w:p/>
+          </w:tcPr>
+          <w:p>
+            <w:r>
+              <w:rPr>
+                <w:rFonts w:ascii="Segoe UI" w:hAnsi="Segoe UI" w:cs="Segoe UI"/>
+                <w:color w:val="1F2328"/>
+                <w:shd w:val="clear" w:color="auto" w:fill="FFFFFF"/>
+              </w:rPr>
+              <w:t>2. Deploy virtual network</w:t>
+            </w:r>
+          </w:p>
         </w:tc>
         <w:tc>
           <w:tcPr>
@@ -2742,11 +2516,10 @@
               <w:left w:val="single" w:sz="4" w:space="0" w:color="auto"/>
               <w:right w:val="single" w:sz="4" w:space="0" w:color="auto"/>
             </w:tcBorders>
-            <w:shd w:val="clear" w:color="auto" w:fill="auto"/>
-          </w:tcPr>
-          <w:p>
-            <w:r>
-              <w:t>4.3</w:t>
+          </w:tcPr>
+          <w:p>
+            <w:r>
+              <w:t>2.4 Define, add and expand storage on virtual machine according to business requirements and needs</w:t>
             </w:r>
           </w:p>
         </w:tc>
@@ -2757,7 +2530,6 @@
               <w:left w:val="single" w:sz="4" w:space="0" w:color="auto"/>
               <w:right w:val="single" w:sz="4" w:space="0" w:color="auto"/>
             </w:tcBorders>
-            <w:shd w:val="clear" w:color="auto" w:fill="auto"/>
           </w:tcPr>
           <w:p/>
         </w:tc>
@@ -2768,7 +2540,6 @@
               <w:left w:val="single" w:sz="4" w:space="0" w:color="auto"/>
               <w:right w:val="single" w:sz="4" w:space="0" w:color="auto"/>
             </w:tcBorders>
-            <w:shd w:val="clear" w:color="auto" w:fill="auto"/>
           </w:tcPr>
           <w:p/>
         </w:tc>
@@ -2779,7 +2550,6 @@
               <w:left w:val="single" w:sz="4" w:space="0" w:color="auto"/>
               <w:right w:val="single" w:sz="4" w:space="0" w:color="auto"/>
             </w:tcBorders>
-            <w:shd w:val="clear" w:color="auto" w:fill="auto"/>
           </w:tcPr>
           <w:p/>
         </w:tc>
@@ -2790,7 +2560,6 @@
               <w:left w:val="single" w:sz="4" w:space="0" w:color="auto"/>
               <w:right w:val="single" w:sz="4" w:space="0" w:color="auto"/>
             </w:tcBorders>
-            <w:shd w:val="clear" w:color="auto" w:fill="auto"/>
           </w:tcPr>
           <w:p/>
         </w:tc>
@@ -2801,7 +2570,622 @@
               <w:left w:val="single" w:sz="4" w:space="0" w:color="auto"/>
               <w:right w:val="nil"/>
             </w:tcBorders>
-            <w:shd w:val="clear" w:color="auto" w:fill="auto"/>
+          </w:tcPr>
+          <w:p/>
+        </w:tc>
+      </w:tr>
+      <w:tr>
+        <w:trPr>
+          <w:trHeight w:val="340"/>
+        </w:trPr>
+        <w:tc>
+          <w:tcPr>
+            <w:tcW w:w="2948" w:type="dxa"/>
+            <w:tcBorders>
+              <w:left w:val="nil"/>
+              <w:right w:val="single" w:sz="4" w:space="0" w:color="auto"/>
+            </w:tcBorders>
+          </w:tcPr>
+          <w:p>
+            <w:r>
+              <w:rPr>
+                <w:rFonts w:ascii="Segoe UI" w:hAnsi="Segoe UI" w:cs="Segoe UI"/>
+                <w:color w:val="1F2328"/>
+                <w:shd w:val="clear" w:color="auto" w:fill="FFFFFF"/>
+              </w:rPr>
+              <w:t>2. Deploy virtual network</w:t>
+            </w:r>
+          </w:p>
+        </w:tc>
+        <w:tc>
+          <w:tcPr>
+            <w:tcW w:w="8364" w:type="dxa"/>
+            <w:tcBorders>
+              <w:left w:val="single" w:sz="4" w:space="0" w:color="auto"/>
+              <w:right w:val="single" w:sz="4" w:space="0" w:color="auto"/>
+            </w:tcBorders>
+          </w:tcPr>
+          <w:p>
+            <w:r>
+              <w:t>2.5 Deploy a managed database within virtual network according to business requirements and needs</w:t>
+            </w:r>
+          </w:p>
+        </w:tc>
+        <w:tc>
+          <w:tcPr>
+            <w:tcW w:w="850" w:type="dxa"/>
+            <w:tcBorders>
+              <w:left w:val="single" w:sz="4" w:space="0" w:color="auto"/>
+              <w:right w:val="single" w:sz="4" w:space="0" w:color="auto"/>
+            </w:tcBorders>
+          </w:tcPr>
+          <w:p/>
+        </w:tc>
+        <w:tc>
+          <w:tcPr>
+            <w:tcW w:w="851" w:type="dxa"/>
+            <w:tcBorders>
+              <w:left w:val="single" w:sz="4" w:space="0" w:color="auto"/>
+              <w:right w:val="single" w:sz="4" w:space="0" w:color="auto"/>
+            </w:tcBorders>
+          </w:tcPr>
+          <w:p/>
+        </w:tc>
+        <w:tc>
+          <w:tcPr>
+            <w:tcW w:w="850" w:type="dxa"/>
+            <w:tcBorders>
+              <w:left w:val="single" w:sz="4" w:space="0" w:color="auto"/>
+              <w:right w:val="single" w:sz="4" w:space="0" w:color="auto"/>
+            </w:tcBorders>
+          </w:tcPr>
+          <w:p/>
+        </w:tc>
+        <w:tc>
+          <w:tcPr>
+            <w:tcW w:w="851" w:type="dxa"/>
+            <w:tcBorders>
+              <w:left w:val="single" w:sz="4" w:space="0" w:color="auto"/>
+              <w:right w:val="single" w:sz="4" w:space="0" w:color="auto"/>
+            </w:tcBorders>
+          </w:tcPr>
+          <w:p/>
+        </w:tc>
+        <w:tc>
+          <w:tcPr>
+            <w:tcW w:w="850" w:type="dxa"/>
+            <w:tcBorders>
+              <w:left w:val="single" w:sz="4" w:space="0" w:color="auto"/>
+              <w:right w:val="nil"/>
+            </w:tcBorders>
+          </w:tcPr>
+          <w:p/>
+        </w:tc>
+      </w:tr>
+      <w:tr>
+        <w:trPr>
+          <w:trHeight w:val="340"/>
+        </w:trPr>
+        <w:tc>
+          <w:tcPr>
+            <w:tcW w:w="2948" w:type="dxa"/>
+            <w:tcBorders>
+              <w:left w:val="nil"/>
+              <w:right w:val="single" w:sz="4" w:space="0" w:color="auto"/>
+            </w:tcBorders>
+          </w:tcPr>
+          <w:p>
+            <w:r>
+              <w:rPr>
+                <w:rFonts w:ascii="Segoe UI" w:hAnsi="Segoe UI" w:cs="Segoe UI"/>
+                <w:color w:val="1F2328"/>
+                <w:shd w:val="clear" w:color="auto" w:fill="FFFFFF"/>
+              </w:rPr>
+              <w:t>2. Deploy virtual network</w:t>
+            </w:r>
+          </w:p>
+        </w:tc>
+        <w:tc>
+          <w:tcPr>
+            <w:tcW w:w="8364" w:type="dxa"/>
+            <w:tcBorders>
+              <w:left w:val="single" w:sz="4" w:space="0" w:color="auto"/>
+              <w:right w:val="single" w:sz="4" w:space="0" w:color="auto"/>
+            </w:tcBorders>
+          </w:tcPr>
+          <w:p>
+            <w:r>
+              <w:t>2.6 Test external network access and access between resources within virtual network and fix errors</w:t>
+            </w:r>
+          </w:p>
+        </w:tc>
+        <w:tc>
+          <w:tcPr>
+            <w:tcW w:w="850" w:type="dxa"/>
+            <w:tcBorders>
+              <w:left w:val="single" w:sz="4" w:space="0" w:color="auto"/>
+              <w:right w:val="single" w:sz="4" w:space="0" w:color="auto"/>
+            </w:tcBorders>
+          </w:tcPr>
+          <w:p/>
+        </w:tc>
+        <w:tc>
+          <w:tcPr>
+            <w:tcW w:w="851" w:type="dxa"/>
+            <w:tcBorders>
+              <w:left w:val="single" w:sz="4" w:space="0" w:color="auto"/>
+              <w:right w:val="single" w:sz="4" w:space="0" w:color="auto"/>
+            </w:tcBorders>
+          </w:tcPr>
+          <w:p/>
+        </w:tc>
+        <w:tc>
+          <w:tcPr>
+            <w:tcW w:w="850" w:type="dxa"/>
+            <w:tcBorders>
+              <w:left w:val="single" w:sz="4" w:space="0" w:color="auto"/>
+              <w:right w:val="single" w:sz="4" w:space="0" w:color="auto"/>
+            </w:tcBorders>
+          </w:tcPr>
+          <w:p/>
+        </w:tc>
+        <w:tc>
+          <w:tcPr>
+            <w:tcW w:w="851" w:type="dxa"/>
+            <w:tcBorders>
+              <w:left w:val="single" w:sz="4" w:space="0" w:color="auto"/>
+              <w:right w:val="single" w:sz="4" w:space="0" w:color="auto"/>
+            </w:tcBorders>
+          </w:tcPr>
+          <w:p/>
+        </w:tc>
+        <w:tc>
+          <w:tcPr>
+            <w:tcW w:w="850" w:type="dxa"/>
+            <w:tcBorders>
+              <w:left w:val="single" w:sz="4" w:space="0" w:color="auto"/>
+              <w:right w:val="nil"/>
+            </w:tcBorders>
+          </w:tcPr>
+          <w:p/>
+        </w:tc>
+      </w:tr>
+      <w:tr>
+        <w:trPr>
+          <w:trHeight w:val="340"/>
+        </w:trPr>
+        <w:tc>
+          <w:tcPr>
+            <w:tcW w:w="2948" w:type="dxa"/>
+            <w:tcBorders>
+              <w:left w:val="nil"/>
+              <w:right w:val="single" w:sz="4" w:space="0" w:color="auto"/>
+            </w:tcBorders>
+          </w:tcPr>
+          <w:p>
+            <w:r>
+              <w:rPr>
+                <w:rFonts w:ascii="Segoe UI" w:hAnsi="Segoe UI" w:cs="Segoe UI"/>
+                <w:color w:val="1F2328"/>
+                <w:shd w:val="clear" w:color="auto" w:fill="F6F8FA"/>
+              </w:rPr>
+              <w:t>3. Set up automatic scaling</w:t>
+            </w:r>
+          </w:p>
+        </w:tc>
+        <w:tc>
+          <w:tcPr>
+            <w:tcW w:w="8364" w:type="dxa"/>
+            <w:tcBorders>
+              <w:left w:val="single" w:sz="4" w:space="0" w:color="auto"/>
+              <w:right w:val="single" w:sz="4" w:space="0" w:color="auto"/>
+            </w:tcBorders>
+          </w:tcPr>
+          <w:p>
+            <w:r>
+              <w:t>3.1 Configure and apply autoscaling to virtual machines to scale according to business defined metrics</w:t>
+            </w:r>
+          </w:p>
+        </w:tc>
+        <w:tc>
+          <w:tcPr>
+            <w:tcW w:w="850" w:type="dxa"/>
+            <w:tcBorders>
+              <w:left w:val="single" w:sz="4" w:space="0" w:color="auto"/>
+              <w:right w:val="single" w:sz="4" w:space="0" w:color="auto"/>
+            </w:tcBorders>
+          </w:tcPr>
+          <w:p/>
+        </w:tc>
+        <w:tc>
+          <w:tcPr>
+            <w:tcW w:w="851" w:type="dxa"/>
+            <w:tcBorders>
+              <w:left w:val="single" w:sz="4" w:space="0" w:color="auto"/>
+              <w:right w:val="single" w:sz="4" w:space="0" w:color="auto"/>
+            </w:tcBorders>
+          </w:tcPr>
+          <w:p/>
+        </w:tc>
+        <w:tc>
+          <w:tcPr>
+            <w:tcW w:w="850" w:type="dxa"/>
+            <w:tcBorders>
+              <w:left w:val="single" w:sz="4" w:space="0" w:color="auto"/>
+              <w:right w:val="single" w:sz="4" w:space="0" w:color="auto"/>
+            </w:tcBorders>
+          </w:tcPr>
+          <w:p/>
+        </w:tc>
+        <w:tc>
+          <w:tcPr>
+            <w:tcW w:w="851" w:type="dxa"/>
+            <w:tcBorders>
+              <w:left w:val="single" w:sz="4" w:space="0" w:color="auto"/>
+              <w:right w:val="single" w:sz="4" w:space="0" w:color="auto"/>
+            </w:tcBorders>
+          </w:tcPr>
+          <w:p/>
+        </w:tc>
+        <w:tc>
+          <w:tcPr>
+            <w:tcW w:w="850" w:type="dxa"/>
+            <w:tcBorders>
+              <w:left w:val="single" w:sz="4" w:space="0" w:color="auto"/>
+              <w:right w:val="nil"/>
+            </w:tcBorders>
+          </w:tcPr>
+          <w:p/>
+        </w:tc>
+      </w:tr>
+      <w:tr>
+        <w:trPr>
+          <w:trHeight w:val="340"/>
+        </w:trPr>
+        <w:tc>
+          <w:tcPr>
+            <w:tcW w:w="2948" w:type="dxa"/>
+            <w:tcBorders>
+              <w:left w:val="nil"/>
+              <w:right w:val="single" w:sz="4" w:space="0" w:color="auto"/>
+            </w:tcBorders>
+          </w:tcPr>
+          <w:p>
+            <w:r>
+              <w:rPr>
+                <w:rFonts w:ascii="Segoe UI" w:hAnsi="Segoe UI" w:cs="Segoe UI"/>
+                <w:color w:val="1F2328"/>
+                <w:shd w:val="clear" w:color="auto" w:fill="F6F8FA"/>
+              </w:rPr>
+              <w:t>3. Set up automatic scaling</w:t>
+            </w:r>
+          </w:p>
+        </w:tc>
+        <w:tc>
+          <w:tcPr>
+            <w:tcW w:w="8364" w:type="dxa"/>
+            <w:tcBorders>
+              <w:left w:val="single" w:sz="4" w:space="0" w:color="auto"/>
+              <w:right w:val="single" w:sz="4" w:space="0" w:color="auto"/>
+            </w:tcBorders>
+          </w:tcPr>
+          <w:p>
+            <w:r>
+              <w:t>3.2 Test automatic scaling and fix errors as required</w:t>
+            </w:r>
+          </w:p>
+        </w:tc>
+        <w:tc>
+          <w:tcPr>
+            <w:tcW w:w="850" w:type="dxa"/>
+            <w:tcBorders>
+              <w:left w:val="single" w:sz="4" w:space="0" w:color="auto"/>
+              <w:right w:val="single" w:sz="4" w:space="0" w:color="auto"/>
+            </w:tcBorders>
+          </w:tcPr>
+          <w:p/>
+        </w:tc>
+        <w:tc>
+          <w:tcPr>
+            <w:tcW w:w="851" w:type="dxa"/>
+            <w:tcBorders>
+              <w:left w:val="single" w:sz="4" w:space="0" w:color="auto"/>
+              <w:right w:val="single" w:sz="4" w:space="0" w:color="auto"/>
+            </w:tcBorders>
+          </w:tcPr>
+          <w:p/>
+        </w:tc>
+        <w:tc>
+          <w:tcPr>
+            <w:tcW w:w="850" w:type="dxa"/>
+            <w:tcBorders>
+              <w:left w:val="single" w:sz="4" w:space="0" w:color="auto"/>
+              <w:right w:val="single" w:sz="4" w:space="0" w:color="auto"/>
+            </w:tcBorders>
+          </w:tcPr>
+          <w:p/>
+        </w:tc>
+        <w:tc>
+          <w:tcPr>
+            <w:tcW w:w="851" w:type="dxa"/>
+            <w:tcBorders>
+              <w:left w:val="single" w:sz="4" w:space="0" w:color="auto"/>
+              <w:right w:val="single" w:sz="4" w:space="0" w:color="auto"/>
+            </w:tcBorders>
+          </w:tcPr>
+          <w:p/>
+        </w:tc>
+        <w:tc>
+          <w:tcPr>
+            <w:tcW w:w="850" w:type="dxa"/>
+            <w:tcBorders>
+              <w:left w:val="single" w:sz="4" w:space="0" w:color="auto"/>
+              <w:right w:val="nil"/>
+            </w:tcBorders>
+          </w:tcPr>
+          <w:p/>
+        </w:tc>
+      </w:tr>
+      <w:tr>
+        <w:trPr>
+          <w:trHeight w:val="340"/>
+        </w:trPr>
+        <w:tc>
+          <w:tcPr>
+            <w:tcW w:w="2948" w:type="dxa"/>
+            <w:tcBorders>
+              <w:left w:val="nil"/>
+              <w:right w:val="single" w:sz="4" w:space="0" w:color="auto"/>
+            </w:tcBorders>
+          </w:tcPr>
+          <w:p>
+            <w:r>
+              <w:rPr>
+                <w:rFonts w:ascii="Segoe UI" w:hAnsi="Segoe UI" w:cs="Segoe UI"/>
+                <w:color w:val="1F2328"/>
+                <w:shd w:val="clear" w:color="auto" w:fill="FFFFFF"/>
+              </w:rPr>
+              <w:t>4. Finalise virtual network infrastructure</w:t>
+            </w:r>
+          </w:p>
+        </w:tc>
+        <w:tc>
+          <w:tcPr>
+            <w:tcW w:w="8364" w:type="dxa"/>
+            <w:tcBorders>
+              <w:left w:val="single" w:sz="4" w:space="0" w:color="auto"/>
+              <w:right w:val="single" w:sz="4" w:space="0" w:color="auto"/>
+            </w:tcBorders>
+          </w:tcPr>
+          <w:p>
+            <w:r>
+              <w:t>4.1 Document and communicate work to required personnel</w:t>
+            </w:r>
+          </w:p>
+        </w:tc>
+        <w:tc>
+          <w:tcPr>
+            <w:tcW w:w="850" w:type="dxa"/>
+            <w:tcBorders>
+              <w:left w:val="single" w:sz="4" w:space="0" w:color="auto"/>
+              <w:right w:val="single" w:sz="4" w:space="0" w:color="auto"/>
+            </w:tcBorders>
+          </w:tcPr>
+          <w:p/>
+        </w:tc>
+        <w:tc>
+          <w:tcPr>
+            <w:tcW w:w="851" w:type="dxa"/>
+            <w:tcBorders>
+              <w:left w:val="single" w:sz="4" w:space="0" w:color="auto"/>
+              <w:right w:val="single" w:sz="4" w:space="0" w:color="auto"/>
+            </w:tcBorders>
+          </w:tcPr>
+          <w:p/>
+        </w:tc>
+        <w:tc>
+          <w:tcPr>
+            <w:tcW w:w="850" w:type="dxa"/>
+            <w:tcBorders>
+              <w:left w:val="single" w:sz="4" w:space="0" w:color="auto"/>
+              <w:right w:val="single" w:sz="4" w:space="0" w:color="auto"/>
+            </w:tcBorders>
+          </w:tcPr>
+          <w:p/>
+        </w:tc>
+        <w:tc>
+          <w:tcPr>
+            <w:tcW w:w="851" w:type="dxa"/>
+            <w:tcBorders>
+              <w:left w:val="single" w:sz="4" w:space="0" w:color="auto"/>
+              <w:right w:val="single" w:sz="4" w:space="0" w:color="auto"/>
+            </w:tcBorders>
+          </w:tcPr>
+          <w:p/>
+        </w:tc>
+        <w:tc>
+          <w:tcPr>
+            <w:tcW w:w="850" w:type="dxa"/>
+            <w:tcBorders>
+              <w:left w:val="single" w:sz="4" w:space="0" w:color="auto"/>
+              <w:right w:val="nil"/>
+            </w:tcBorders>
+          </w:tcPr>
+          <w:p/>
+        </w:tc>
+      </w:tr>
+      <w:tr>
+        <w:trPr>
+          <w:trHeight w:val="340"/>
+        </w:trPr>
+        <w:tc>
+          <w:tcPr>
+            <w:tcW w:w="2948" w:type="dxa"/>
+            <w:tcBorders>
+              <w:left w:val="nil"/>
+              <w:right w:val="single" w:sz="4" w:space="0" w:color="auto"/>
+            </w:tcBorders>
+          </w:tcPr>
+          <w:p>
+            <w:r>
+              <w:rPr>
+                <w:rFonts w:ascii="Segoe UI" w:hAnsi="Segoe UI" w:cs="Segoe UI"/>
+                <w:color w:val="1F2328"/>
+                <w:shd w:val="clear" w:color="auto" w:fill="FFFFFF"/>
+              </w:rPr>
+              <w:t>4. Finalise virtual network infrastructure</w:t>
+            </w:r>
+          </w:p>
+        </w:tc>
+        <w:tc>
+          <w:tcPr>
+            <w:tcW w:w="8364" w:type="dxa"/>
+            <w:tcBorders>
+              <w:left w:val="single" w:sz="4" w:space="0" w:color="auto"/>
+              <w:right w:val="single" w:sz="4" w:space="0" w:color="auto"/>
+            </w:tcBorders>
+          </w:tcPr>
+          <w:p>
+            <w:r>
+              <w:t>4.2 Seek and respond to feedback as required</w:t>
+            </w:r>
+          </w:p>
+        </w:tc>
+        <w:tc>
+          <w:tcPr>
+            <w:tcW w:w="850" w:type="dxa"/>
+            <w:tcBorders>
+              <w:left w:val="single" w:sz="4" w:space="0" w:color="auto"/>
+              <w:right w:val="single" w:sz="4" w:space="0" w:color="auto"/>
+            </w:tcBorders>
+          </w:tcPr>
+          <w:p/>
+        </w:tc>
+        <w:tc>
+          <w:tcPr>
+            <w:tcW w:w="851" w:type="dxa"/>
+            <w:tcBorders>
+              <w:left w:val="single" w:sz="4" w:space="0" w:color="auto"/>
+              <w:right w:val="single" w:sz="4" w:space="0" w:color="auto"/>
+            </w:tcBorders>
+          </w:tcPr>
+          <w:p/>
+        </w:tc>
+        <w:tc>
+          <w:tcPr>
+            <w:tcW w:w="850" w:type="dxa"/>
+            <w:tcBorders>
+              <w:left w:val="single" w:sz="4" w:space="0" w:color="auto"/>
+              <w:right w:val="single" w:sz="4" w:space="0" w:color="auto"/>
+            </w:tcBorders>
+          </w:tcPr>
+          <w:p/>
+        </w:tc>
+        <w:tc>
+          <w:tcPr>
+            <w:tcW w:w="851" w:type="dxa"/>
+            <w:tcBorders>
+              <w:left w:val="single" w:sz="4" w:space="0" w:color="auto"/>
+              <w:right w:val="single" w:sz="4" w:space="0" w:color="auto"/>
+            </w:tcBorders>
+          </w:tcPr>
+          <w:p/>
+        </w:tc>
+        <w:tc>
+          <w:tcPr>
+            <w:tcW w:w="850" w:type="dxa"/>
+            <w:tcBorders>
+              <w:left w:val="single" w:sz="4" w:space="0" w:color="auto"/>
+              <w:right w:val="nil"/>
+            </w:tcBorders>
+          </w:tcPr>
+          <w:p/>
+        </w:tc>
+      </w:tr>
+      <w:tr>
+        <w:trPr>
+          <w:trHeight w:val="340"/>
+        </w:trPr>
+        <w:tc>
+          <w:tcPr>
+            <w:tcW w:w="2948" w:type="dxa"/>
+            <w:tcBorders>
+              <w:left w:val="nil"/>
+              <w:right w:val="single" w:sz="4" w:space="0" w:color="auto"/>
+            </w:tcBorders>
+          </w:tcPr>
+          <w:p>
+            <w:r>
+              <w:rPr>
+                <w:rFonts w:ascii="Segoe UI" w:hAnsi="Segoe UI" w:cs="Segoe UI"/>
+                <w:color w:val="1F2328"/>
+                <w:shd w:val="clear" w:color="auto" w:fill="FFFFFF"/>
+              </w:rPr>
+              <w:t>4. Finalise virtual network infrastructure</w:t>
+            </w:r>
+          </w:p>
+        </w:tc>
+        <w:tc>
+          <w:tcPr>
+            <w:tcW w:w="8364" w:type="dxa"/>
+            <w:tcBorders>
+              <w:left w:val="single" w:sz="4" w:space="0" w:color="auto"/>
+              <w:right w:val="single" w:sz="4" w:space="0" w:color="auto"/>
+            </w:tcBorders>
+          </w:tcPr>
+          <w:p>
+            <w:r>
+              <w:t>4.3 Save and store user documentation according to organisational policies and procedures</w:t>
+            </w:r>
+          </w:p>
+        </w:tc>
+        <w:tc>
+          <w:tcPr>
+            <w:tcW w:w="850" w:type="dxa"/>
+            <w:tcBorders>
+              <w:left w:val="single" w:sz="4" w:space="0" w:color="auto"/>
+              <w:right w:val="single" w:sz="4" w:space="0" w:color="auto"/>
+            </w:tcBorders>
+          </w:tcPr>
+          <w:p/>
+        </w:tc>
+        <w:tc>
+          <w:tcPr>
+            <w:tcW w:w="851" w:type="dxa"/>
+            <w:tcBorders>
+              <w:left w:val="single" w:sz="4" w:space="0" w:color="auto"/>
+              <w:right w:val="single" w:sz="4" w:space="0" w:color="auto"/>
+            </w:tcBorders>
+          </w:tcPr>
+          <w:p/>
+        </w:tc>
+        <w:tc>
+          <w:tcPr>
+            <w:tcW w:w="850" w:type="dxa"/>
+            <w:tcBorders>
+              <w:left w:val="single" w:sz="4" w:space="0" w:color="auto"/>
+              <w:right w:val="single" w:sz="4" w:space="0" w:color="auto"/>
+            </w:tcBorders>
+          </w:tcPr>
+          <w:p/>
+        </w:tc>
+        <w:tc>
+          <w:tcPr>
+            <w:tcW w:w="851" w:type="dxa"/>
+            <w:tcBorders>
+              <w:left w:val="single" w:sz="4" w:space="0" w:color="auto"/>
+              <w:right w:val="single" w:sz="4" w:space="0" w:color="auto"/>
+            </w:tcBorders>
+          </w:tcPr>
+          <w:p/>
+        </w:tc>
+        <w:tc>
+          <w:tcPr>
+            <w:tcW w:w="850" w:type="dxa"/>
+            <w:tcBorders>
+              <w:left w:val="single" w:sz="4" w:space="0" w:color="auto"/>
+              <w:right w:val="nil"/>
+            </w:tcBorders>
           </w:tcPr>
           <w:p/>
         </w:tc>
@@ -2858,7 +3242,6 @@
               </w:rPr>
             </w:pPr>
             <w:r>
-              <w:lastRenderedPageBreak/>
               <w:t>Required Skills / Performance Evidence</w:t>
             </w:r>
           </w:p>
@@ -2972,7 +3355,6 @@
               <w:bottom w:val="single" w:sz="4" w:space="0" w:color="auto"/>
               <w:right w:val="single" w:sz="4" w:space="0" w:color="auto"/>
             </w:tcBorders>
-            <w:shd w:val="clear" w:color="auto" w:fill="auto"/>
             <w:vAlign w:val="center"/>
           </w:tcPr>
           <w:p>
@@ -2980,6 +3362,7 @@
               <w:rPr>
                 <w:rStyle w:val="Heading3Char"/>
               </w:rPr>
+              <w:lastRenderedPageBreak/>
               <w:t>Required Skills / Performance Evidence</w:t>
             </w:r>
             <w:r>
@@ -3008,7 +3391,6 @@
               <w:bottom w:val="single" w:sz="4" w:space="0" w:color="auto"/>
               <w:right w:val="single" w:sz="4" w:space="0" w:color="auto"/>
             </w:tcBorders>
-            <w:shd w:val="clear" w:color="auto" w:fill="auto"/>
             <w:vAlign w:val="center"/>
           </w:tcPr>
           <w:p>
@@ -3030,7 +3412,6 @@
               <w:bottom w:val="single" w:sz="4" w:space="0" w:color="auto"/>
               <w:right w:val="single" w:sz="4" w:space="0" w:color="auto"/>
             </w:tcBorders>
-            <w:shd w:val="clear" w:color="auto" w:fill="auto"/>
             <w:vAlign w:val="center"/>
           </w:tcPr>
           <w:p>
@@ -3052,7 +3433,6 @@
               <w:bottom w:val="single" w:sz="4" w:space="0" w:color="auto"/>
               <w:right w:val="single" w:sz="4" w:space="0" w:color="auto"/>
             </w:tcBorders>
-            <w:shd w:val="clear" w:color="auto" w:fill="auto"/>
             <w:vAlign w:val="center"/>
           </w:tcPr>
           <w:p>
@@ -3074,7 +3454,6 @@
               <w:bottom w:val="single" w:sz="4" w:space="0" w:color="auto"/>
               <w:right w:val="single" w:sz="4" w:space="0" w:color="auto"/>
             </w:tcBorders>
-            <w:shd w:val="clear" w:color="auto" w:fill="auto"/>
             <w:vAlign w:val="center"/>
           </w:tcPr>
           <w:p>
@@ -3096,7 +3475,6 @@
               <w:bottom w:val="single" w:sz="4" w:space="0" w:color="auto"/>
               <w:right w:val="nil"/>
             </w:tcBorders>
-            <w:shd w:val="clear" w:color="auto" w:fill="auto"/>
             <w:vAlign w:val="center"/>
           </w:tcPr>
           <w:p>
@@ -3118,59 +3496,53 @@
           <w:tcPr>
             <w:tcW w:w="11272" w:type="dxa"/>
             <w:tcBorders>
-              <w:top w:val="single" w:sz="4" w:space="0" w:color="auto"/>
               <w:left w:val="nil"/>
               <w:right w:val="single" w:sz="4" w:space="0" w:color="auto"/>
             </w:tcBorders>
-            <w:shd w:val="clear" w:color="auto" w:fill="auto"/>
-          </w:tcPr>
-          <w:p/>
-        </w:tc>
-        <w:tc>
-          <w:tcPr>
-            <w:tcW w:w="859" w:type="dxa"/>
-            <w:tcBorders>
-              <w:top w:val="single" w:sz="4" w:space="0" w:color="auto"/>
-              <w:left w:val="single" w:sz="4" w:space="0" w:color="auto"/>
-              <w:right w:val="single" w:sz="4" w:space="0" w:color="auto"/>
-            </w:tcBorders>
-            <w:shd w:val="clear" w:color="auto" w:fill="auto"/>
-          </w:tcPr>
-          <w:p/>
-        </w:tc>
-        <w:tc>
-          <w:tcPr>
-            <w:tcW w:w="859" w:type="dxa"/>
-            <w:tcBorders>
-              <w:top w:val="single" w:sz="4" w:space="0" w:color="auto"/>
-              <w:left w:val="single" w:sz="4" w:space="0" w:color="auto"/>
-              <w:right w:val="single" w:sz="4" w:space="0" w:color="auto"/>
-            </w:tcBorders>
-            <w:shd w:val="clear" w:color="auto" w:fill="auto"/>
-          </w:tcPr>
-          <w:p/>
-        </w:tc>
-        <w:tc>
-          <w:tcPr>
-            <w:tcW w:w="859" w:type="dxa"/>
-            <w:tcBorders>
-              <w:top w:val="single" w:sz="4" w:space="0" w:color="auto"/>
-              <w:left w:val="single" w:sz="4" w:space="0" w:color="auto"/>
-              <w:right w:val="single" w:sz="4" w:space="0" w:color="auto"/>
-            </w:tcBorders>
-            <w:shd w:val="clear" w:color="auto" w:fill="auto"/>
-          </w:tcPr>
-          <w:p/>
-        </w:tc>
-        <w:tc>
-          <w:tcPr>
-            <w:tcW w:w="859" w:type="dxa"/>
-            <w:tcBorders>
-              <w:top w:val="single" w:sz="4" w:space="0" w:color="auto"/>
-              <w:left w:val="single" w:sz="4" w:space="0" w:color="auto"/>
-              <w:right w:val="single" w:sz="4" w:space="0" w:color="auto"/>
-            </w:tcBorders>
-            <w:shd w:val="clear" w:color="auto" w:fill="auto"/>
+          </w:tcPr>
+          <w:p>
+            <w:r>
+              <w:t>build at least one simple virtual network capable of supporting a workload using cloud services</w:t>
+            </w:r>
+          </w:p>
+        </w:tc>
+        <w:tc>
+          <w:tcPr>
+            <w:tcW w:w="859" w:type="dxa"/>
+            <w:tcBorders>
+              <w:left w:val="single" w:sz="4" w:space="0" w:color="auto"/>
+              <w:right w:val="single" w:sz="4" w:space="0" w:color="auto"/>
+            </w:tcBorders>
+          </w:tcPr>
+          <w:p/>
+        </w:tc>
+        <w:tc>
+          <w:tcPr>
+            <w:tcW w:w="859" w:type="dxa"/>
+            <w:tcBorders>
+              <w:left w:val="single" w:sz="4" w:space="0" w:color="auto"/>
+              <w:right w:val="single" w:sz="4" w:space="0" w:color="auto"/>
+            </w:tcBorders>
+          </w:tcPr>
+          <w:p/>
+        </w:tc>
+        <w:tc>
+          <w:tcPr>
+            <w:tcW w:w="859" w:type="dxa"/>
+            <w:tcBorders>
+              <w:left w:val="single" w:sz="4" w:space="0" w:color="auto"/>
+              <w:right w:val="single" w:sz="4" w:space="0" w:color="auto"/>
+            </w:tcBorders>
+          </w:tcPr>
+          <w:p/>
+        </w:tc>
+        <w:tc>
+          <w:tcPr>
+            <w:tcW w:w="859" w:type="dxa"/>
+            <w:tcBorders>
+              <w:left w:val="single" w:sz="4" w:space="0" w:color="auto"/>
+              <w:right w:val="single" w:sz="4" w:space="0" w:color="auto"/>
+            </w:tcBorders>
           </w:tcPr>
           <w:p/>
         </w:tc>
@@ -3178,11 +3550,9 @@
           <w:tcPr>
             <w:tcW w:w="860" w:type="dxa"/>
             <w:tcBorders>
-              <w:top w:val="single" w:sz="4" w:space="0" w:color="auto"/>
               <w:left w:val="single" w:sz="4" w:space="0" w:color="auto"/>
               <w:right w:val="nil"/>
             </w:tcBorders>
-            <w:shd w:val="clear" w:color="auto" w:fill="auto"/>
           </w:tcPr>
           <w:p/>
         </w:tc>
@@ -3198,51 +3568,50 @@
               <w:left w:val="nil"/>
               <w:right w:val="single" w:sz="4" w:space="0" w:color="auto"/>
             </w:tcBorders>
-            <w:shd w:val="clear" w:color="auto" w:fill="auto"/>
-          </w:tcPr>
-          <w:p/>
-        </w:tc>
-        <w:tc>
-          <w:tcPr>
-            <w:tcW w:w="859" w:type="dxa"/>
-            <w:tcBorders>
-              <w:left w:val="single" w:sz="4" w:space="0" w:color="auto"/>
-              <w:right w:val="single" w:sz="4" w:space="0" w:color="auto"/>
-            </w:tcBorders>
-            <w:shd w:val="clear" w:color="auto" w:fill="auto"/>
-          </w:tcPr>
-          <w:p/>
-        </w:tc>
-        <w:tc>
-          <w:tcPr>
-            <w:tcW w:w="859" w:type="dxa"/>
-            <w:tcBorders>
-              <w:left w:val="single" w:sz="4" w:space="0" w:color="auto"/>
-              <w:right w:val="single" w:sz="4" w:space="0" w:color="auto"/>
-            </w:tcBorders>
-            <w:shd w:val="clear" w:color="auto" w:fill="auto"/>
-          </w:tcPr>
-          <w:p/>
-        </w:tc>
-        <w:tc>
-          <w:tcPr>
-            <w:tcW w:w="859" w:type="dxa"/>
-            <w:tcBorders>
-              <w:left w:val="single" w:sz="4" w:space="0" w:color="auto"/>
-              <w:right w:val="single" w:sz="4" w:space="0" w:color="auto"/>
-            </w:tcBorders>
-            <w:shd w:val="clear" w:color="auto" w:fill="auto"/>
-          </w:tcPr>
-          <w:p/>
-        </w:tc>
-        <w:tc>
-          <w:tcPr>
-            <w:tcW w:w="859" w:type="dxa"/>
-            <w:tcBorders>
-              <w:left w:val="single" w:sz="4" w:space="0" w:color="auto"/>
-              <w:right w:val="single" w:sz="4" w:space="0" w:color="auto"/>
-            </w:tcBorders>
-            <w:shd w:val="clear" w:color="auto" w:fill="auto"/>
+          </w:tcPr>
+          <w:p>
+            <w:r>
+              <w:t>configure compute, storage, database and autoscaling resources within virtual network</w:t>
+            </w:r>
+          </w:p>
+        </w:tc>
+        <w:tc>
+          <w:tcPr>
+            <w:tcW w:w="859" w:type="dxa"/>
+            <w:tcBorders>
+              <w:left w:val="single" w:sz="4" w:space="0" w:color="auto"/>
+              <w:right w:val="single" w:sz="4" w:space="0" w:color="auto"/>
+            </w:tcBorders>
+          </w:tcPr>
+          <w:p/>
+        </w:tc>
+        <w:tc>
+          <w:tcPr>
+            <w:tcW w:w="859" w:type="dxa"/>
+            <w:tcBorders>
+              <w:left w:val="single" w:sz="4" w:space="0" w:color="auto"/>
+              <w:right w:val="single" w:sz="4" w:space="0" w:color="auto"/>
+            </w:tcBorders>
+          </w:tcPr>
+          <w:p/>
+        </w:tc>
+        <w:tc>
+          <w:tcPr>
+            <w:tcW w:w="859" w:type="dxa"/>
+            <w:tcBorders>
+              <w:left w:val="single" w:sz="4" w:space="0" w:color="auto"/>
+              <w:right w:val="single" w:sz="4" w:space="0" w:color="auto"/>
+            </w:tcBorders>
+          </w:tcPr>
+          <w:p/>
+        </w:tc>
+        <w:tc>
+          <w:tcPr>
+            <w:tcW w:w="859" w:type="dxa"/>
+            <w:tcBorders>
+              <w:left w:val="single" w:sz="4" w:space="0" w:color="auto"/>
+              <w:right w:val="single" w:sz="4" w:space="0" w:color="auto"/>
+            </w:tcBorders>
           </w:tcPr>
           <w:p/>
         </w:tc>
@@ -3253,7 +3622,6 @@
               <w:left w:val="single" w:sz="4" w:space="0" w:color="auto"/>
               <w:right w:val="nil"/>
             </w:tcBorders>
-            <w:shd w:val="clear" w:color="auto" w:fill="auto"/>
           </w:tcPr>
           <w:p/>
         </w:tc>
@@ -3269,51 +3637,50 @@
               <w:left w:val="nil"/>
               <w:right w:val="single" w:sz="4" w:space="0" w:color="auto"/>
             </w:tcBorders>
-            <w:shd w:val="clear" w:color="auto" w:fill="auto"/>
-          </w:tcPr>
-          <w:p/>
-        </w:tc>
-        <w:tc>
-          <w:tcPr>
-            <w:tcW w:w="859" w:type="dxa"/>
-            <w:tcBorders>
-              <w:left w:val="single" w:sz="4" w:space="0" w:color="auto"/>
-              <w:right w:val="single" w:sz="4" w:space="0" w:color="auto"/>
-            </w:tcBorders>
-            <w:shd w:val="clear" w:color="auto" w:fill="auto"/>
-          </w:tcPr>
-          <w:p/>
-        </w:tc>
-        <w:tc>
-          <w:tcPr>
-            <w:tcW w:w="859" w:type="dxa"/>
-            <w:tcBorders>
-              <w:left w:val="single" w:sz="4" w:space="0" w:color="auto"/>
-              <w:right w:val="single" w:sz="4" w:space="0" w:color="auto"/>
-            </w:tcBorders>
-            <w:shd w:val="clear" w:color="auto" w:fill="auto"/>
-          </w:tcPr>
-          <w:p/>
-        </w:tc>
-        <w:tc>
-          <w:tcPr>
-            <w:tcW w:w="859" w:type="dxa"/>
-            <w:tcBorders>
-              <w:left w:val="single" w:sz="4" w:space="0" w:color="auto"/>
-              <w:right w:val="single" w:sz="4" w:space="0" w:color="auto"/>
-            </w:tcBorders>
-            <w:shd w:val="clear" w:color="auto" w:fill="auto"/>
-          </w:tcPr>
-          <w:p/>
-        </w:tc>
-        <w:tc>
-          <w:tcPr>
-            <w:tcW w:w="859" w:type="dxa"/>
-            <w:tcBorders>
-              <w:left w:val="single" w:sz="4" w:space="0" w:color="auto"/>
-              <w:right w:val="single" w:sz="4" w:space="0" w:color="auto"/>
-            </w:tcBorders>
-            <w:shd w:val="clear" w:color="auto" w:fill="auto"/>
+          </w:tcPr>
+          <w:p>
+            <w:r>
+              <w:t>conduct simple tests to confirm access to resources.</w:t>
+            </w:r>
+          </w:p>
+        </w:tc>
+        <w:tc>
+          <w:tcPr>
+            <w:tcW w:w="859" w:type="dxa"/>
+            <w:tcBorders>
+              <w:left w:val="single" w:sz="4" w:space="0" w:color="auto"/>
+              <w:right w:val="single" w:sz="4" w:space="0" w:color="auto"/>
+            </w:tcBorders>
+          </w:tcPr>
+          <w:p/>
+        </w:tc>
+        <w:tc>
+          <w:tcPr>
+            <w:tcW w:w="859" w:type="dxa"/>
+            <w:tcBorders>
+              <w:left w:val="single" w:sz="4" w:space="0" w:color="auto"/>
+              <w:right w:val="single" w:sz="4" w:space="0" w:color="auto"/>
+            </w:tcBorders>
+          </w:tcPr>
+          <w:p/>
+        </w:tc>
+        <w:tc>
+          <w:tcPr>
+            <w:tcW w:w="859" w:type="dxa"/>
+            <w:tcBorders>
+              <w:left w:val="single" w:sz="4" w:space="0" w:color="auto"/>
+              <w:right w:val="single" w:sz="4" w:space="0" w:color="auto"/>
+            </w:tcBorders>
+          </w:tcPr>
+          <w:p/>
+        </w:tc>
+        <w:tc>
+          <w:tcPr>
+            <w:tcW w:w="859" w:type="dxa"/>
+            <w:tcBorders>
+              <w:left w:val="single" w:sz="4" w:space="0" w:color="auto"/>
+              <w:right w:val="single" w:sz="4" w:space="0" w:color="auto"/>
+            </w:tcBorders>
           </w:tcPr>
           <w:p/>
         </w:tc>
@@ -3324,78 +3691,6 @@
               <w:left w:val="single" w:sz="4" w:space="0" w:color="auto"/>
               <w:right w:val="nil"/>
             </w:tcBorders>
-            <w:shd w:val="clear" w:color="auto" w:fill="auto"/>
-          </w:tcPr>
-          <w:p/>
-        </w:tc>
-      </w:tr>
-      <w:tr>
-        <w:trPr>
-          <w:trHeight w:val="340"/>
-        </w:trPr>
-        <w:tc>
-          <w:tcPr>
-            <w:tcW w:w="11272" w:type="dxa"/>
-            <w:tcBorders>
-              <w:left w:val="nil"/>
-              <w:right w:val="single" w:sz="4" w:space="0" w:color="auto"/>
-            </w:tcBorders>
-            <w:shd w:val="clear" w:color="auto" w:fill="auto"/>
-          </w:tcPr>
-          <w:p/>
-        </w:tc>
-        <w:tc>
-          <w:tcPr>
-            <w:tcW w:w="859" w:type="dxa"/>
-            <w:tcBorders>
-              <w:left w:val="single" w:sz="4" w:space="0" w:color="auto"/>
-              <w:right w:val="single" w:sz="4" w:space="0" w:color="auto"/>
-            </w:tcBorders>
-            <w:shd w:val="clear" w:color="auto" w:fill="auto"/>
-          </w:tcPr>
-          <w:p/>
-        </w:tc>
-        <w:tc>
-          <w:tcPr>
-            <w:tcW w:w="859" w:type="dxa"/>
-            <w:tcBorders>
-              <w:left w:val="single" w:sz="4" w:space="0" w:color="auto"/>
-              <w:right w:val="single" w:sz="4" w:space="0" w:color="auto"/>
-            </w:tcBorders>
-            <w:shd w:val="clear" w:color="auto" w:fill="auto"/>
-          </w:tcPr>
-          <w:p/>
-        </w:tc>
-        <w:tc>
-          <w:tcPr>
-            <w:tcW w:w="859" w:type="dxa"/>
-            <w:tcBorders>
-              <w:left w:val="single" w:sz="4" w:space="0" w:color="auto"/>
-              <w:right w:val="single" w:sz="4" w:space="0" w:color="auto"/>
-            </w:tcBorders>
-            <w:shd w:val="clear" w:color="auto" w:fill="auto"/>
-          </w:tcPr>
-          <w:p/>
-        </w:tc>
-        <w:tc>
-          <w:tcPr>
-            <w:tcW w:w="859" w:type="dxa"/>
-            <w:tcBorders>
-              <w:left w:val="single" w:sz="4" w:space="0" w:color="auto"/>
-              <w:right w:val="single" w:sz="4" w:space="0" w:color="auto"/>
-            </w:tcBorders>
-            <w:shd w:val="clear" w:color="auto" w:fill="auto"/>
-          </w:tcPr>
-          <w:p/>
-        </w:tc>
-        <w:tc>
-          <w:tcPr>
-            <w:tcW w:w="860" w:type="dxa"/>
-            <w:tcBorders>
-              <w:left w:val="single" w:sz="4" w:space="0" w:color="auto"/>
-              <w:right w:val="nil"/>
-            </w:tcBorders>
-            <w:shd w:val="clear" w:color="auto" w:fill="auto"/>
           </w:tcPr>
           <w:p/>
         </w:tc>
@@ -3576,7 +3871,6 @@
               <w:bottom w:val="single" w:sz="4" w:space="0" w:color="auto"/>
               <w:right w:val="single" w:sz="4" w:space="0" w:color="auto"/>
             </w:tcBorders>
-            <w:shd w:val="clear" w:color="auto" w:fill="auto"/>
             <w:vAlign w:val="center"/>
           </w:tcPr>
           <w:p>
@@ -3612,7 +3906,6 @@
               <w:bottom w:val="single" w:sz="4" w:space="0" w:color="auto"/>
               <w:right w:val="single" w:sz="4" w:space="0" w:color="auto"/>
             </w:tcBorders>
-            <w:shd w:val="clear" w:color="auto" w:fill="auto"/>
             <w:vAlign w:val="center"/>
           </w:tcPr>
           <w:p>
@@ -3634,7 +3927,6 @@
               <w:bottom w:val="single" w:sz="4" w:space="0" w:color="auto"/>
               <w:right w:val="single" w:sz="4" w:space="0" w:color="auto"/>
             </w:tcBorders>
-            <w:shd w:val="clear" w:color="auto" w:fill="auto"/>
             <w:vAlign w:val="center"/>
           </w:tcPr>
           <w:p>
@@ -3656,7 +3948,6 @@
               <w:bottom w:val="single" w:sz="4" w:space="0" w:color="auto"/>
               <w:right w:val="single" w:sz="4" w:space="0" w:color="auto"/>
             </w:tcBorders>
-            <w:shd w:val="clear" w:color="auto" w:fill="auto"/>
             <w:vAlign w:val="center"/>
           </w:tcPr>
           <w:p>
@@ -3678,7 +3969,6 @@
               <w:bottom w:val="single" w:sz="4" w:space="0" w:color="auto"/>
               <w:right w:val="single" w:sz="4" w:space="0" w:color="auto"/>
             </w:tcBorders>
-            <w:shd w:val="clear" w:color="auto" w:fill="auto"/>
             <w:vAlign w:val="center"/>
           </w:tcPr>
           <w:p>
@@ -3700,7 +3990,6 @@
               <w:bottom w:val="single" w:sz="4" w:space="0" w:color="auto"/>
               <w:right w:val="nil"/>
             </w:tcBorders>
-            <w:shd w:val="clear" w:color="auto" w:fill="auto"/>
             <w:vAlign w:val="center"/>
           </w:tcPr>
           <w:p>
@@ -3726,10 +4015,13 @@
               <w:left w:val="nil"/>
               <w:right w:val="single" w:sz="4" w:space="0" w:color="auto"/>
             </w:tcBorders>
-            <w:shd w:val="clear" w:color="auto" w:fill="auto"/>
             <w:vAlign w:val="center"/>
           </w:tcPr>
-          <w:p/>
+          <w:p>
+            <w:r>
+              <w:t>industry technology standards used in cloud computing solutions and services</w:t>
+            </w:r>
+          </w:p>
         </w:tc>
         <w:tc>
           <w:tcPr>
@@ -3739,7 +4031,6 @@
               <w:left w:val="single" w:sz="4" w:space="0" w:color="auto"/>
               <w:right w:val="single" w:sz="4" w:space="0" w:color="auto"/>
             </w:tcBorders>
-            <w:shd w:val="clear" w:color="auto" w:fill="auto"/>
           </w:tcPr>
           <w:p/>
         </w:tc>
@@ -3751,7 +4042,6 @@
               <w:left w:val="single" w:sz="4" w:space="0" w:color="auto"/>
               <w:right w:val="single" w:sz="4" w:space="0" w:color="auto"/>
             </w:tcBorders>
-            <w:shd w:val="clear" w:color="auto" w:fill="auto"/>
           </w:tcPr>
           <w:p/>
         </w:tc>
@@ -3763,7 +4053,6 @@
               <w:left w:val="single" w:sz="4" w:space="0" w:color="auto"/>
               <w:right w:val="single" w:sz="4" w:space="0" w:color="auto"/>
             </w:tcBorders>
-            <w:shd w:val="clear" w:color="auto" w:fill="auto"/>
           </w:tcPr>
           <w:p/>
         </w:tc>
@@ -3775,7 +4064,6 @@
               <w:left w:val="single" w:sz="4" w:space="0" w:color="auto"/>
               <w:right w:val="single" w:sz="4" w:space="0" w:color="auto"/>
             </w:tcBorders>
-            <w:shd w:val="clear" w:color="auto" w:fill="auto"/>
           </w:tcPr>
           <w:p/>
         </w:tc>
@@ -3787,7 +4075,6 @@
               <w:left w:val="single" w:sz="4" w:space="0" w:color="auto"/>
               <w:right w:val="nil"/>
             </w:tcBorders>
-            <w:shd w:val="clear" w:color="auto" w:fill="auto"/>
           </w:tcPr>
           <w:p/>
         </w:tc>
@@ -3803,51 +4090,50 @@
               <w:left w:val="nil"/>
               <w:right w:val="single" w:sz="4" w:space="0" w:color="auto"/>
             </w:tcBorders>
-            <w:shd w:val="clear" w:color="auto" w:fill="auto"/>
-          </w:tcPr>
-          <w:p/>
-        </w:tc>
-        <w:tc>
-          <w:tcPr>
-            <w:tcW w:w="859" w:type="dxa"/>
-            <w:tcBorders>
-              <w:left w:val="single" w:sz="4" w:space="0" w:color="auto"/>
-              <w:right w:val="single" w:sz="4" w:space="0" w:color="auto"/>
-            </w:tcBorders>
-            <w:shd w:val="clear" w:color="auto" w:fill="auto"/>
-          </w:tcPr>
-          <w:p/>
-        </w:tc>
-        <w:tc>
-          <w:tcPr>
-            <w:tcW w:w="859" w:type="dxa"/>
-            <w:tcBorders>
-              <w:left w:val="single" w:sz="4" w:space="0" w:color="auto"/>
-              <w:right w:val="single" w:sz="4" w:space="0" w:color="auto"/>
-            </w:tcBorders>
-            <w:shd w:val="clear" w:color="auto" w:fill="auto"/>
-          </w:tcPr>
-          <w:p/>
-        </w:tc>
-        <w:tc>
-          <w:tcPr>
-            <w:tcW w:w="859" w:type="dxa"/>
-            <w:tcBorders>
-              <w:left w:val="single" w:sz="4" w:space="0" w:color="auto"/>
-              <w:right w:val="single" w:sz="4" w:space="0" w:color="auto"/>
-            </w:tcBorders>
-            <w:shd w:val="clear" w:color="auto" w:fill="auto"/>
-          </w:tcPr>
-          <w:p/>
-        </w:tc>
-        <w:tc>
-          <w:tcPr>
-            <w:tcW w:w="859" w:type="dxa"/>
-            <w:tcBorders>
-              <w:left w:val="single" w:sz="4" w:space="0" w:color="auto"/>
-              <w:right w:val="single" w:sz="4" w:space="0" w:color="auto"/>
-            </w:tcBorders>
-            <w:shd w:val="clear" w:color="auto" w:fill="auto"/>
+          </w:tcPr>
+          <w:p>
+            <w:r>
+              <w:t>industry standard hardware and software products, their general features, capabilities and application, including storage technology</w:t>
+            </w:r>
+          </w:p>
+        </w:tc>
+        <w:tc>
+          <w:tcPr>
+            <w:tcW w:w="859" w:type="dxa"/>
+            <w:tcBorders>
+              <w:left w:val="single" w:sz="4" w:space="0" w:color="auto"/>
+              <w:right w:val="single" w:sz="4" w:space="0" w:color="auto"/>
+            </w:tcBorders>
+          </w:tcPr>
+          <w:p/>
+        </w:tc>
+        <w:tc>
+          <w:tcPr>
+            <w:tcW w:w="859" w:type="dxa"/>
+            <w:tcBorders>
+              <w:left w:val="single" w:sz="4" w:space="0" w:color="auto"/>
+              <w:right w:val="single" w:sz="4" w:space="0" w:color="auto"/>
+            </w:tcBorders>
+          </w:tcPr>
+          <w:p/>
+        </w:tc>
+        <w:tc>
+          <w:tcPr>
+            <w:tcW w:w="859" w:type="dxa"/>
+            <w:tcBorders>
+              <w:left w:val="single" w:sz="4" w:space="0" w:color="auto"/>
+              <w:right w:val="single" w:sz="4" w:space="0" w:color="auto"/>
+            </w:tcBorders>
+          </w:tcPr>
+          <w:p/>
+        </w:tc>
+        <w:tc>
+          <w:tcPr>
+            <w:tcW w:w="859" w:type="dxa"/>
+            <w:tcBorders>
+              <w:left w:val="single" w:sz="4" w:space="0" w:color="auto"/>
+              <w:right w:val="single" w:sz="4" w:space="0" w:color="auto"/>
+            </w:tcBorders>
           </w:tcPr>
           <w:p/>
         </w:tc>
@@ -3858,7 +4144,6 @@
               <w:left w:val="single" w:sz="4" w:space="0" w:color="auto"/>
               <w:right w:val="nil"/>
             </w:tcBorders>
-            <w:shd w:val="clear" w:color="auto" w:fill="auto"/>
           </w:tcPr>
           <w:p/>
         </w:tc>
@@ -3874,51 +4159,86 @@
               <w:left w:val="nil"/>
               <w:right w:val="single" w:sz="4" w:space="0" w:color="auto"/>
             </w:tcBorders>
-            <w:shd w:val="clear" w:color="auto" w:fill="auto"/>
-          </w:tcPr>
-          <w:p/>
-        </w:tc>
-        <w:tc>
-          <w:tcPr>
-            <w:tcW w:w="859" w:type="dxa"/>
-            <w:tcBorders>
-              <w:left w:val="single" w:sz="4" w:space="0" w:color="auto"/>
-              <w:right w:val="single" w:sz="4" w:space="0" w:color="auto"/>
-            </w:tcBorders>
-            <w:shd w:val="clear" w:color="auto" w:fill="auto"/>
-          </w:tcPr>
-          <w:p/>
-        </w:tc>
-        <w:tc>
-          <w:tcPr>
-            <w:tcW w:w="859" w:type="dxa"/>
-            <w:tcBorders>
-              <w:left w:val="single" w:sz="4" w:space="0" w:color="auto"/>
-              <w:right w:val="single" w:sz="4" w:space="0" w:color="auto"/>
-            </w:tcBorders>
-            <w:shd w:val="clear" w:color="auto" w:fill="auto"/>
-          </w:tcPr>
-          <w:p/>
-        </w:tc>
-        <w:tc>
-          <w:tcPr>
-            <w:tcW w:w="859" w:type="dxa"/>
-            <w:tcBorders>
-              <w:left w:val="single" w:sz="4" w:space="0" w:color="auto"/>
-              <w:right w:val="single" w:sz="4" w:space="0" w:color="auto"/>
-            </w:tcBorders>
-            <w:shd w:val="clear" w:color="auto" w:fill="auto"/>
-          </w:tcPr>
-          <w:p/>
-        </w:tc>
-        <w:tc>
-          <w:tcPr>
-            <w:tcW w:w="859" w:type="dxa"/>
-            <w:tcBorders>
-              <w:left w:val="single" w:sz="4" w:space="0" w:color="auto"/>
-              <w:right w:val="single" w:sz="4" w:space="0" w:color="auto"/>
-            </w:tcBorders>
-            <w:shd w:val="clear" w:color="auto" w:fill="auto"/>
+          </w:tcPr>
+          <w:p>
+            <w:r>
+              <w:t>principles and functions of cloud computing solutions and technologies, including:</w:t>
+            </w:r>
+          </w:p>
+          <w:p>
+            <w:pPr>
+              <w:pStyle w:val="ListParagraph"/>
+              <w:numPr>
+                <w:ilvl w:val="0"/>
+                <w:numId w:val="1"/>
+              </w:numPr>
+            </w:pPr>
+            <w:r>
+              <w:t>Infrastructure as a Service (IaaS)</w:t>
+            </w:r>
+          </w:p>
+          <w:p>
+            <w:pPr>
+              <w:pStyle w:val="ListParagraph"/>
+              <w:numPr>
+                <w:ilvl w:val="0"/>
+                <w:numId w:val="1"/>
+              </w:numPr>
+            </w:pPr>
+            <w:r>
+              <w:t>Platforms as a Service (PaaS)</w:t>
+            </w:r>
+          </w:p>
+          <w:p>
+            <w:pPr>
+              <w:pStyle w:val="ListParagraph"/>
+              <w:numPr>
+                <w:ilvl w:val="0"/>
+                <w:numId w:val="1"/>
+              </w:numPr>
+            </w:pPr>
+            <w:r>
+              <w:t>Software as a Service (SaaS)</w:t>
+            </w:r>
+          </w:p>
+        </w:tc>
+        <w:tc>
+          <w:tcPr>
+            <w:tcW w:w="859" w:type="dxa"/>
+            <w:tcBorders>
+              <w:left w:val="single" w:sz="4" w:space="0" w:color="auto"/>
+              <w:right w:val="single" w:sz="4" w:space="0" w:color="auto"/>
+            </w:tcBorders>
+          </w:tcPr>
+          <w:p/>
+        </w:tc>
+        <w:tc>
+          <w:tcPr>
+            <w:tcW w:w="859" w:type="dxa"/>
+            <w:tcBorders>
+              <w:left w:val="single" w:sz="4" w:space="0" w:color="auto"/>
+              <w:right w:val="single" w:sz="4" w:space="0" w:color="auto"/>
+            </w:tcBorders>
+          </w:tcPr>
+          <w:p/>
+        </w:tc>
+        <w:tc>
+          <w:tcPr>
+            <w:tcW w:w="859" w:type="dxa"/>
+            <w:tcBorders>
+              <w:left w:val="single" w:sz="4" w:space="0" w:color="auto"/>
+              <w:right w:val="single" w:sz="4" w:space="0" w:color="auto"/>
+            </w:tcBorders>
+          </w:tcPr>
+          <w:p/>
+        </w:tc>
+        <w:tc>
+          <w:tcPr>
+            <w:tcW w:w="859" w:type="dxa"/>
+            <w:tcBorders>
+              <w:left w:val="single" w:sz="4" w:space="0" w:color="auto"/>
+              <w:right w:val="single" w:sz="4" w:space="0" w:color="auto"/>
+            </w:tcBorders>
           </w:tcPr>
           <w:p/>
         </w:tc>
@@ -3929,7 +4249,6 @@
               <w:left w:val="single" w:sz="4" w:space="0" w:color="auto"/>
               <w:right w:val="nil"/>
             </w:tcBorders>
-            <w:shd w:val="clear" w:color="auto" w:fill="auto"/>
           </w:tcPr>
           <w:p/>
         </w:tc>
@@ -3945,51 +4264,50 @@
               <w:left w:val="nil"/>
               <w:right w:val="single" w:sz="4" w:space="0" w:color="auto"/>
             </w:tcBorders>
-            <w:shd w:val="clear" w:color="auto" w:fill="auto"/>
-          </w:tcPr>
-          <w:p/>
-        </w:tc>
-        <w:tc>
-          <w:tcPr>
-            <w:tcW w:w="859" w:type="dxa"/>
-            <w:tcBorders>
-              <w:left w:val="single" w:sz="4" w:space="0" w:color="auto"/>
-              <w:right w:val="single" w:sz="4" w:space="0" w:color="auto"/>
-            </w:tcBorders>
-            <w:shd w:val="clear" w:color="auto" w:fill="auto"/>
-          </w:tcPr>
-          <w:p/>
-        </w:tc>
-        <w:tc>
-          <w:tcPr>
-            <w:tcW w:w="859" w:type="dxa"/>
-            <w:tcBorders>
-              <w:left w:val="single" w:sz="4" w:space="0" w:color="auto"/>
-              <w:right w:val="single" w:sz="4" w:space="0" w:color="auto"/>
-            </w:tcBorders>
-            <w:shd w:val="clear" w:color="auto" w:fill="auto"/>
-          </w:tcPr>
-          <w:p/>
-        </w:tc>
-        <w:tc>
-          <w:tcPr>
-            <w:tcW w:w="859" w:type="dxa"/>
-            <w:tcBorders>
-              <w:left w:val="single" w:sz="4" w:space="0" w:color="auto"/>
-              <w:right w:val="single" w:sz="4" w:space="0" w:color="auto"/>
-            </w:tcBorders>
-            <w:shd w:val="clear" w:color="auto" w:fill="auto"/>
-          </w:tcPr>
-          <w:p/>
-        </w:tc>
-        <w:tc>
-          <w:tcPr>
-            <w:tcW w:w="859" w:type="dxa"/>
-            <w:tcBorders>
-              <w:left w:val="single" w:sz="4" w:space="0" w:color="auto"/>
-              <w:right w:val="single" w:sz="4" w:space="0" w:color="auto"/>
-            </w:tcBorders>
-            <w:shd w:val="clear" w:color="auto" w:fill="auto"/>
+          </w:tcPr>
+          <w:p>
+            <w:r>
+              <w:t>different cost models and cloud economic theories as they apply to different cloud services and non-cloud services, and benefits to each</w:t>
+            </w:r>
+          </w:p>
+        </w:tc>
+        <w:tc>
+          <w:tcPr>
+            <w:tcW w:w="859" w:type="dxa"/>
+            <w:tcBorders>
+              <w:left w:val="single" w:sz="4" w:space="0" w:color="auto"/>
+              <w:right w:val="single" w:sz="4" w:space="0" w:color="auto"/>
+            </w:tcBorders>
+          </w:tcPr>
+          <w:p/>
+        </w:tc>
+        <w:tc>
+          <w:tcPr>
+            <w:tcW w:w="859" w:type="dxa"/>
+            <w:tcBorders>
+              <w:left w:val="single" w:sz="4" w:space="0" w:color="auto"/>
+              <w:right w:val="single" w:sz="4" w:space="0" w:color="auto"/>
+            </w:tcBorders>
+          </w:tcPr>
+          <w:p/>
+        </w:tc>
+        <w:tc>
+          <w:tcPr>
+            <w:tcW w:w="859" w:type="dxa"/>
+            <w:tcBorders>
+              <w:left w:val="single" w:sz="4" w:space="0" w:color="auto"/>
+              <w:right w:val="single" w:sz="4" w:space="0" w:color="auto"/>
+            </w:tcBorders>
+          </w:tcPr>
+          <w:p/>
+        </w:tc>
+        <w:tc>
+          <w:tcPr>
+            <w:tcW w:w="859" w:type="dxa"/>
+            <w:tcBorders>
+              <w:left w:val="single" w:sz="4" w:space="0" w:color="auto"/>
+              <w:right w:val="single" w:sz="4" w:space="0" w:color="auto"/>
+            </w:tcBorders>
           </w:tcPr>
           <w:p/>
         </w:tc>
@@ -4000,7 +4318,722 @@
               <w:left w:val="single" w:sz="4" w:space="0" w:color="auto"/>
               <w:right w:val="nil"/>
             </w:tcBorders>
-            <w:shd w:val="clear" w:color="auto" w:fill="auto"/>
+          </w:tcPr>
+          <w:p/>
+        </w:tc>
+      </w:tr>
+      <w:tr>
+        <w:trPr>
+          <w:trHeight w:val="340"/>
+        </w:trPr>
+        <w:tc>
+          <w:tcPr>
+            <w:tcW w:w="11272" w:type="dxa"/>
+            <w:tcBorders>
+              <w:left w:val="nil"/>
+              <w:right w:val="single" w:sz="4" w:space="0" w:color="auto"/>
+            </w:tcBorders>
+          </w:tcPr>
+          <w:p>
+            <w:r>
+              <w:t>functions, features and uses of different virtual machine, networking and scaling options, including:</w:t>
+            </w:r>
+          </w:p>
+          <w:p>
+            <w:pPr>
+              <w:pStyle w:val="ListParagraph"/>
+              <w:numPr>
+                <w:ilvl w:val="0"/>
+                <w:numId w:val="2"/>
+              </w:numPr>
+            </w:pPr>
+            <w:r>
+              <w:t>virtual machine sizing including CPU, memory, storage and network bandwidth</w:t>
+            </w:r>
+          </w:p>
+          <w:p>
+            <w:pPr>
+              <w:pStyle w:val="ListParagraph"/>
+              <w:numPr>
+                <w:ilvl w:val="0"/>
+                <w:numId w:val="2"/>
+              </w:numPr>
+            </w:pPr>
+            <w:r>
+              <w:t>load balancing and autoscaling</w:t>
+            </w:r>
+          </w:p>
+          <w:p>
+            <w:pPr>
+              <w:pStyle w:val="ListParagraph"/>
+              <w:numPr>
+                <w:ilvl w:val="0"/>
+                <w:numId w:val="2"/>
+              </w:numPr>
+            </w:pPr>
+            <w:r>
+              <w:t>performance monitoring and alarms</w:t>
+            </w:r>
+          </w:p>
+          <w:p>
+            <w:pPr>
+              <w:pStyle w:val="ListParagraph"/>
+              <w:numPr>
+                <w:ilvl w:val="0"/>
+                <w:numId w:val="2"/>
+              </w:numPr>
+            </w:pPr>
+            <w:r>
+              <w:t>storage backups and lifecycle</w:t>
+            </w:r>
+          </w:p>
+          <w:p>
+            <w:pPr>
+              <w:pStyle w:val="ListParagraph"/>
+              <w:numPr>
+                <w:ilvl w:val="0"/>
+                <w:numId w:val="2"/>
+              </w:numPr>
+            </w:pPr>
+            <w:r>
+              <w:t>virtual networks and traffic routing</w:t>
+            </w:r>
+          </w:p>
+          <w:p/>
+          <w:p/>
+          <w:p/>
+          <w:p/>
+        </w:tc>
+        <w:tc>
+          <w:tcPr>
+            <w:tcW w:w="859" w:type="dxa"/>
+            <w:tcBorders>
+              <w:left w:val="single" w:sz="4" w:space="0" w:color="auto"/>
+              <w:right w:val="single" w:sz="4" w:space="0" w:color="auto"/>
+            </w:tcBorders>
+          </w:tcPr>
+          <w:p/>
+        </w:tc>
+        <w:tc>
+          <w:tcPr>
+            <w:tcW w:w="859" w:type="dxa"/>
+            <w:tcBorders>
+              <w:left w:val="single" w:sz="4" w:space="0" w:color="auto"/>
+              <w:right w:val="single" w:sz="4" w:space="0" w:color="auto"/>
+            </w:tcBorders>
+          </w:tcPr>
+          <w:p/>
+        </w:tc>
+        <w:tc>
+          <w:tcPr>
+            <w:tcW w:w="859" w:type="dxa"/>
+            <w:tcBorders>
+              <w:left w:val="single" w:sz="4" w:space="0" w:color="auto"/>
+              <w:right w:val="single" w:sz="4" w:space="0" w:color="auto"/>
+            </w:tcBorders>
+          </w:tcPr>
+          <w:p/>
+        </w:tc>
+        <w:tc>
+          <w:tcPr>
+            <w:tcW w:w="859" w:type="dxa"/>
+            <w:tcBorders>
+              <w:left w:val="single" w:sz="4" w:space="0" w:color="auto"/>
+              <w:right w:val="single" w:sz="4" w:space="0" w:color="auto"/>
+            </w:tcBorders>
+          </w:tcPr>
+          <w:p/>
+        </w:tc>
+        <w:tc>
+          <w:tcPr>
+            <w:tcW w:w="860" w:type="dxa"/>
+            <w:tcBorders>
+              <w:left w:val="single" w:sz="4" w:space="0" w:color="auto"/>
+              <w:right w:val="nil"/>
+            </w:tcBorders>
+          </w:tcPr>
+          <w:p/>
+        </w:tc>
+      </w:tr>
+      <w:tr>
+        <w:trPr>
+          <w:trHeight w:val="340"/>
+        </w:trPr>
+        <w:tc>
+          <w:tcPr>
+            <w:tcW w:w="11272" w:type="dxa"/>
+            <w:tcBorders>
+              <w:left w:val="nil"/>
+              <w:right w:val="single" w:sz="4" w:space="0" w:color="auto"/>
+            </w:tcBorders>
+          </w:tcPr>
+          <w:p>
+            <w:r>
+              <w:t>functions, benefits and differences of:</w:t>
+            </w:r>
+          </w:p>
+          <w:p>
+            <w:pPr>
+              <w:pStyle w:val="ListParagraph"/>
+              <w:numPr>
+                <w:ilvl w:val="0"/>
+                <w:numId w:val="4"/>
+              </w:numPr>
+            </w:pPr>
+            <w:r>
+              <w:t>vertical and horizontal scaling</w:t>
+            </w:r>
+          </w:p>
+          <w:p>
+            <w:pPr>
+              <w:pStyle w:val="ListParagraph"/>
+              <w:numPr>
+                <w:ilvl w:val="0"/>
+                <w:numId w:val="4"/>
+              </w:numPr>
+            </w:pPr>
+            <w:r>
+              <w:lastRenderedPageBreak/>
+              <w:t>virtual and physical machines</w:t>
+            </w:r>
+          </w:p>
+          <w:p>
+            <w:pPr>
+              <w:pStyle w:val="ListParagraph"/>
+              <w:numPr>
+                <w:ilvl w:val="0"/>
+                <w:numId w:val="4"/>
+              </w:numPr>
+            </w:pPr>
+            <w:r>
+              <w:t>relational, data warehouse and no SQL databases</w:t>
+            </w:r>
+          </w:p>
+          <w:p>
+            <w:pPr>
+              <w:pStyle w:val="ListParagraph"/>
+              <w:numPr>
+                <w:ilvl w:val="0"/>
+                <w:numId w:val="4"/>
+              </w:numPr>
+            </w:pPr>
+            <w:r>
+              <w:t>self-hosted, managed and cloud-native database solutions</w:t>
+            </w:r>
+          </w:p>
+          <w:p>
+            <w:pPr>
+              <w:pStyle w:val="ListParagraph"/>
+              <w:numPr>
+                <w:ilvl w:val="0"/>
+                <w:numId w:val="4"/>
+              </w:numPr>
+            </w:pPr>
+            <w:r>
+              <w:t>storage options including:</w:t>
+            </w:r>
+          </w:p>
+          <w:p>
+            <w:pPr>
+              <w:pStyle w:val="ListParagraph"/>
+              <w:numPr>
+                <w:ilvl w:val="1"/>
+                <w:numId w:val="4"/>
+              </w:numPr>
+            </w:pPr>
+            <w:r>
+              <w:t>block storage</w:t>
+            </w:r>
+          </w:p>
+          <w:p>
+            <w:pPr>
+              <w:numPr>
+                <w:ilvl w:val="1"/>
+                <w:numId w:val="3"/>
+              </w:numPr>
+            </w:pPr>
+            <w:r>
+              <w:t>object storage</w:t>
+            </w:r>
+          </w:p>
+          <w:p>
+            <w:pPr>
+              <w:numPr>
+                <w:ilvl w:val="1"/>
+                <w:numId w:val="3"/>
+              </w:numPr>
+            </w:pPr>
+            <w:r>
+              <w:t>archive storage</w:t>
+            </w:r>
+          </w:p>
+          <w:p>
+            <w:pPr>
+              <w:numPr>
+                <w:ilvl w:val="1"/>
+                <w:numId w:val="3"/>
+              </w:numPr>
+            </w:pPr>
+            <w:r>
+              <w:t>network filesystems</w:t>
+            </w:r>
+          </w:p>
+          <w:p/>
+        </w:tc>
+        <w:tc>
+          <w:tcPr>
+            <w:tcW w:w="859" w:type="dxa"/>
+            <w:tcBorders>
+              <w:left w:val="single" w:sz="4" w:space="0" w:color="auto"/>
+              <w:right w:val="single" w:sz="4" w:space="0" w:color="auto"/>
+            </w:tcBorders>
+          </w:tcPr>
+          <w:p/>
+        </w:tc>
+        <w:tc>
+          <w:tcPr>
+            <w:tcW w:w="859" w:type="dxa"/>
+            <w:tcBorders>
+              <w:left w:val="single" w:sz="4" w:space="0" w:color="auto"/>
+              <w:right w:val="single" w:sz="4" w:space="0" w:color="auto"/>
+            </w:tcBorders>
+          </w:tcPr>
+          <w:p/>
+        </w:tc>
+        <w:tc>
+          <w:tcPr>
+            <w:tcW w:w="859" w:type="dxa"/>
+            <w:tcBorders>
+              <w:left w:val="single" w:sz="4" w:space="0" w:color="auto"/>
+              <w:right w:val="single" w:sz="4" w:space="0" w:color="auto"/>
+            </w:tcBorders>
+          </w:tcPr>
+          <w:p/>
+        </w:tc>
+        <w:tc>
+          <w:tcPr>
+            <w:tcW w:w="859" w:type="dxa"/>
+            <w:tcBorders>
+              <w:left w:val="single" w:sz="4" w:space="0" w:color="auto"/>
+              <w:right w:val="single" w:sz="4" w:space="0" w:color="auto"/>
+            </w:tcBorders>
+          </w:tcPr>
+          <w:p/>
+        </w:tc>
+        <w:tc>
+          <w:tcPr>
+            <w:tcW w:w="860" w:type="dxa"/>
+            <w:tcBorders>
+              <w:left w:val="single" w:sz="4" w:space="0" w:color="auto"/>
+              <w:right w:val="nil"/>
+            </w:tcBorders>
+          </w:tcPr>
+          <w:p/>
+        </w:tc>
+      </w:tr>
+      <w:tr>
+        <w:trPr>
+          <w:trHeight w:val="340"/>
+        </w:trPr>
+        <w:tc>
+          <w:tcPr>
+            <w:tcW w:w="11272" w:type="dxa"/>
+            <w:tcBorders>
+              <w:left w:val="nil"/>
+              <w:right w:val="single" w:sz="4" w:space="0" w:color="auto"/>
+            </w:tcBorders>
+          </w:tcPr>
+          <w:p>
+            <w:r>
+              <w:t>user, business and vendor responsibilities according to shared security responsibility models</w:t>
+            </w:r>
+          </w:p>
+        </w:tc>
+        <w:tc>
+          <w:tcPr>
+            <w:tcW w:w="859" w:type="dxa"/>
+            <w:tcBorders>
+              <w:left w:val="single" w:sz="4" w:space="0" w:color="auto"/>
+              <w:right w:val="single" w:sz="4" w:space="0" w:color="auto"/>
+            </w:tcBorders>
+          </w:tcPr>
+          <w:p/>
+        </w:tc>
+        <w:tc>
+          <w:tcPr>
+            <w:tcW w:w="859" w:type="dxa"/>
+            <w:tcBorders>
+              <w:left w:val="single" w:sz="4" w:space="0" w:color="auto"/>
+              <w:right w:val="single" w:sz="4" w:space="0" w:color="auto"/>
+            </w:tcBorders>
+          </w:tcPr>
+          <w:p/>
+        </w:tc>
+        <w:tc>
+          <w:tcPr>
+            <w:tcW w:w="859" w:type="dxa"/>
+            <w:tcBorders>
+              <w:left w:val="single" w:sz="4" w:space="0" w:color="auto"/>
+              <w:right w:val="single" w:sz="4" w:space="0" w:color="auto"/>
+            </w:tcBorders>
+          </w:tcPr>
+          <w:p/>
+        </w:tc>
+        <w:tc>
+          <w:tcPr>
+            <w:tcW w:w="859" w:type="dxa"/>
+            <w:tcBorders>
+              <w:left w:val="single" w:sz="4" w:space="0" w:color="auto"/>
+              <w:right w:val="single" w:sz="4" w:space="0" w:color="auto"/>
+            </w:tcBorders>
+          </w:tcPr>
+          <w:p/>
+        </w:tc>
+        <w:tc>
+          <w:tcPr>
+            <w:tcW w:w="860" w:type="dxa"/>
+            <w:tcBorders>
+              <w:left w:val="single" w:sz="4" w:space="0" w:color="auto"/>
+              <w:right w:val="nil"/>
+            </w:tcBorders>
+          </w:tcPr>
+          <w:p/>
+        </w:tc>
+      </w:tr>
+      <w:tr>
+        <w:trPr>
+          <w:trHeight w:val="340"/>
+        </w:trPr>
+        <w:tc>
+          <w:tcPr>
+            <w:tcW w:w="11272" w:type="dxa"/>
+            <w:tcBorders>
+              <w:left w:val="nil"/>
+              <w:right w:val="single" w:sz="4" w:space="0" w:color="auto"/>
+            </w:tcBorders>
+          </w:tcPr>
+          <w:p>
+            <w:r>
+              <w:t>user access protocols and policies according to organisation hierarchy and job function</w:t>
+            </w:r>
+          </w:p>
+        </w:tc>
+        <w:tc>
+          <w:tcPr>
+            <w:tcW w:w="859" w:type="dxa"/>
+            <w:tcBorders>
+              <w:left w:val="single" w:sz="4" w:space="0" w:color="auto"/>
+              <w:right w:val="single" w:sz="4" w:space="0" w:color="auto"/>
+            </w:tcBorders>
+          </w:tcPr>
+          <w:p/>
+        </w:tc>
+        <w:tc>
+          <w:tcPr>
+            <w:tcW w:w="859" w:type="dxa"/>
+            <w:tcBorders>
+              <w:left w:val="single" w:sz="4" w:space="0" w:color="auto"/>
+              <w:right w:val="single" w:sz="4" w:space="0" w:color="auto"/>
+            </w:tcBorders>
+          </w:tcPr>
+          <w:p/>
+        </w:tc>
+        <w:tc>
+          <w:tcPr>
+            <w:tcW w:w="859" w:type="dxa"/>
+            <w:tcBorders>
+              <w:left w:val="single" w:sz="4" w:space="0" w:color="auto"/>
+              <w:right w:val="single" w:sz="4" w:space="0" w:color="auto"/>
+            </w:tcBorders>
+          </w:tcPr>
+          <w:p/>
+        </w:tc>
+        <w:tc>
+          <w:tcPr>
+            <w:tcW w:w="859" w:type="dxa"/>
+            <w:tcBorders>
+              <w:left w:val="single" w:sz="4" w:space="0" w:color="auto"/>
+              <w:right w:val="single" w:sz="4" w:space="0" w:color="auto"/>
+            </w:tcBorders>
+          </w:tcPr>
+          <w:p/>
+        </w:tc>
+        <w:tc>
+          <w:tcPr>
+            <w:tcW w:w="860" w:type="dxa"/>
+            <w:tcBorders>
+              <w:left w:val="single" w:sz="4" w:space="0" w:color="auto"/>
+              <w:right w:val="nil"/>
+            </w:tcBorders>
+          </w:tcPr>
+          <w:p/>
+        </w:tc>
+      </w:tr>
+      <w:tr>
+        <w:trPr>
+          <w:trHeight w:val="340"/>
+        </w:trPr>
+        <w:tc>
+          <w:tcPr>
+            <w:tcW w:w="11272" w:type="dxa"/>
+            <w:tcBorders>
+              <w:left w:val="nil"/>
+              <w:right w:val="single" w:sz="4" w:space="0" w:color="auto"/>
+            </w:tcBorders>
+          </w:tcPr>
+          <w:p>
+            <w:r>
+              <w:t>security policies, protocols and mechanisms as they relate to cloud technologies and methodologies including:</w:t>
+            </w:r>
+          </w:p>
+          <w:p>
+            <w:pPr>
+              <w:pStyle w:val="ListParagraph"/>
+              <w:numPr>
+                <w:ilvl w:val="0"/>
+                <w:numId w:val="5"/>
+              </w:numPr>
+            </w:pPr>
+            <w:r>
+              <w:t>securities as it applies to limiting network traffic within virtual networks</w:t>
+            </w:r>
+          </w:p>
+          <w:p>
+            <w:pPr>
+              <w:pStyle w:val="ListParagraph"/>
+              <w:numPr>
+                <w:ilvl w:val="0"/>
+                <w:numId w:val="5"/>
+              </w:numPr>
+            </w:pPr>
+            <w:r>
+              <w:t>security responsibilities as it applies to different work functions and user access</w:t>
+            </w:r>
+          </w:p>
+          <w:p/>
+        </w:tc>
+        <w:tc>
+          <w:tcPr>
+            <w:tcW w:w="859" w:type="dxa"/>
+            <w:tcBorders>
+              <w:left w:val="single" w:sz="4" w:space="0" w:color="auto"/>
+              <w:right w:val="single" w:sz="4" w:space="0" w:color="auto"/>
+            </w:tcBorders>
+          </w:tcPr>
+          <w:p/>
+        </w:tc>
+        <w:tc>
+          <w:tcPr>
+            <w:tcW w:w="859" w:type="dxa"/>
+            <w:tcBorders>
+              <w:left w:val="single" w:sz="4" w:space="0" w:color="auto"/>
+              <w:right w:val="single" w:sz="4" w:space="0" w:color="auto"/>
+            </w:tcBorders>
+          </w:tcPr>
+          <w:p/>
+        </w:tc>
+        <w:tc>
+          <w:tcPr>
+            <w:tcW w:w="859" w:type="dxa"/>
+            <w:tcBorders>
+              <w:left w:val="single" w:sz="4" w:space="0" w:color="auto"/>
+              <w:right w:val="single" w:sz="4" w:space="0" w:color="auto"/>
+            </w:tcBorders>
+          </w:tcPr>
+          <w:p/>
+        </w:tc>
+        <w:tc>
+          <w:tcPr>
+            <w:tcW w:w="859" w:type="dxa"/>
+            <w:tcBorders>
+              <w:left w:val="single" w:sz="4" w:space="0" w:color="auto"/>
+              <w:right w:val="single" w:sz="4" w:space="0" w:color="auto"/>
+            </w:tcBorders>
+          </w:tcPr>
+          <w:p/>
+        </w:tc>
+        <w:tc>
+          <w:tcPr>
+            <w:tcW w:w="860" w:type="dxa"/>
+            <w:tcBorders>
+              <w:left w:val="single" w:sz="4" w:space="0" w:color="auto"/>
+              <w:right w:val="nil"/>
+            </w:tcBorders>
+          </w:tcPr>
+          <w:p/>
+        </w:tc>
+      </w:tr>
+      <w:tr>
+        <w:trPr>
+          <w:trHeight w:val="340"/>
+        </w:trPr>
+        <w:tc>
+          <w:tcPr>
+            <w:tcW w:w="11272" w:type="dxa"/>
+            <w:tcBorders>
+              <w:left w:val="nil"/>
+              <w:right w:val="single" w:sz="4" w:space="0" w:color="auto"/>
+            </w:tcBorders>
+          </w:tcPr>
+          <w:p>
+            <w:r>
+              <w:t>purpose of domain name system (DNS) required to connect remote servers when web browsing</w:t>
+            </w:r>
+          </w:p>
+        </w:tc>
+        <w:tc>
+          <w:tcPr>
+            <w:tcW w:w="859" w:type="dxa"/>
+            <w:tcBorders>
+              <w:left w:val="single" w:sz="4" w:space="0" w:color="auto"/>
+              <w:right w:val="single" w:sz="4" w:space="0" w:color="auto"/>
+            </w:tcBorders>
+          </w:tcPr>
+          <w:p/>
+        </w:tc>
+        <w:tc>
+          <w:tcPr>
+            <w:tcW w:w="859" w:type="dxa"/>
+            <w:tcBorders>
+              <w:left w:val="single" w:sz="4" w:space="0" w:color="auto"/>
+              <w:right w:val="single" w:sz="4" w:space="0" w:color="auto"/>
+            </w:tcBorders>
+          </w:tcPr>
+          <w:p/>
+        </w:tc>
+        <w:tc>
+          <w:tcPr>
+            <w:tcW w:w="859" w:type="dxa"/>
+            <w:tcBorders>
+              <w:left w:val="single" w:sz="4" w:space="0" w:color="auto"/>
+              <w:right w:val="single" w:sz="4" w:space="0" w:color="auto"/>
+            </w:tcBorders>
+          </w:tcPr>
+          <w:p/>
+        </w:tc>
+        <w:tc>
+          <w:tcPr>
+            <w:tcW w:w="859" w:type="dxa"/>
+            <w:tcBorders>
+              <w:left w:val="single" w:sz="4" w:space="0" w:color="auto"/>
+              <w:right w:val="single" w:sz="4" w:space="0" w:color="auto"/>
+            </w:tcBorders>
+          </w:tcPr>
+          <w:p/>
+        </w:tc>
+        <w:tc>
+          <w:tcPr>
+            <w:tcW w:w="860" w:type="dxa"/>
+            <w:tcBorders>
+              <w:left w:val="single" w:sz="4" w:space="0" w:color="auto"/>
+              <w:right w:val="nil"/>
+            </w:tcBorders>
+          </w:tcPr>
+          <w:p/>
+        </w:tc>
+      </w:tr>
+      <w:tr>
+        <w:trPr>
+          <w:trHeight w:val="340"/>
+        </w:trPr>
+        <w:tc>
+          <w:tcPr>
+            <w:tcW w:w="11272" w:type="dxa"/>
+            <w:tcBorders>
+              <w:left w:val="nil"/>
+              <w:right w:val="single" w:sz="4" w:space="0" w:color="auto"/>
+            </w:tcBorders>
+          </w:tcPr>
+          <w:p>
+            <w:r>
+              <w:t>functions, uses and differences of cloud models, including:</w:t>
+            </w:r>
+          </w:p>
+          <w:p>
+            <w:pPr>
+              <w:pStyle w:val="ListParagraph"/>
+              <w:numPr>
+                <w:ilvl w:val="0"/>
+                <w:numId w:val="6"/>
+              </w:numPr>
+            </w:pPr>
+            <w:r>
+              <w:t>on-premise and private cloud</w:t>
+            </w:r>
+          </w:p>
+          <w:p>
+            <w:pPr>
+              <w:pStyle w:val="ListParagraph"/>
+              <w:numPr>
+                <w:ilvl w:val="0"/>
+                <w:numId w:val="6"/>
+              </w:numPr>
+            </w:pPr>
+            <w:r>
+              <w:t>hybrid cloud</w:t>
+            </w:r>
+          </w:p>
+          <w:p>
+            <w:pPr>
+              <w:pStyle w:val="ListParagraph"/>
+              <w:numPr>
+                <w:ilvl w:val="0"/>
+                <w:numId w:val="6"/>
+              </w:numPr>
+            </w:pPr>
+            <w:r>
+              <w:t>public cloud.</w:t>
+            </w:r>
+          </w:p>
+          <w:p/>
+        </w:tc>
+        <w:tc>
+          <w:tcPr>
+            <w:tcW w:w="859" w:type="dxa"/>
+            <w:tcBorders>
+              <w:left w:val="single" w:sz="4" w:space="0" w:color="auto"/>
+              <w:right w:val="single" w:sz="4" w:space="0" w:color="auto"/>
+            </w:tcBorders>
+          </w:tcPr>
+          <w:p/>
+        </w:tc>
+        <w:tc>
+          <w:tcPr>
+            <w:tcW w:w="859" w:type="dxa"/>
+            <w:tcBorders>
+              <w:left w:val="single" w:sz="4" w:space="0" w:color="auto"/>
+              <w:right w:val="single" w:sz="4" w:space="0" w:color="auto"/>
+            </w:tcBorders>
+          </w:tcPr>
+          <w:p/>
+        </w:tc>
+        <w:tc>
+          <w:tcPr>
+            <w:tcW w:w="859" w:type="dxa"/>
+            <w:tcBorders>
+              <w:left w:val="single" w:sz="4" w:space="0" w:color="auto"/>
+              <w:right w:val="single" w:sz="4" w:space="0" w:color="auto"/>
+            </w:tcBorders>
+          </w:tcPr>
+          <w:p/>
+        </w:tc>
+        <w:tc>
+          <w:tcPr>
+            <w:tcW w:w="859" w:type="dxa"/>
+            <w:tcBorders>
+              <w:left w:val="single" w:sz="4" w:space="0" w:color="auto"/>
+              <w:right w:val="single" w:sz="4" w:space="0" w:color="auto"/>
+            </w:tcBorders>
+          </w:tcPr>
+          <w:p/>
+        </w:tc>
+        <w:tc>
+          <w:tcPr>
+            <w:tcW w:w="860" w:type="dxa"/>
+            <w:tcBorders>
+              <w:left w:val="single" w:sz="4" w:space="0" w:color="auto"/>
+              <w:right w:val="nil"/>
+            </w:tcBorders>
           </w:tcPr>
           <w:p/>
         </w:tc>
@@ -4173,7 +5206,6 @@
               <w:bottom w:val="single" w:sz="4" w:space="0" w:color="auto"/>
               <w:right w:val="single" w:sz="4" w:space="0" w:color="auto"/>
             </w:tcBorders>
-            <w:shd w:val="clear" w:color="auto" w:fill="auto"/>
             <w:vAlign w:val="center"/>
           </w:tcPr>
           <w:p>
@@ -4203,7 +5235,6 @@
               <w:bottom w:val="single" w:sz="4" w:space="0" w:color="auto"/>
               <w:right w:val="single" w:sz="4" w:space="0" w:color="auto"/>
             </w:tcBorders>
-            <w:shd w:val="clear" w:color="auto" w:fill="auto"/>
             <w:vAlign w:val="center"/>
           </w:tcPr>
           <w:p>
@@ -4233,7 +5264,6 @@
               <w:bottom w:val="single" w:sz="4" w:space="0" w:color="auto"/>
               <w:right w:val="single" w:sz="4" w:space="0" w:color="auto"/>
             </w:tcBorders>
-            <w:shd w:val="clear" w:color="auto" w:fill="auto"/>
             <w:vAlign w:val="center"/>
           </w:tcPr>
           <w:p>
@@ -4263,7 +5293,6 @@
               <w:bottom w:val="single" w:sz="4" w:space="0" w:color="auto"/>
               <w:right w:val="single" w:sz="4" w:space="0" w:color="auto"/>
             </w:tcBorders>
-            <w:shd w:val="clear" w:color="auto" w:fill="auto"/>
             <w:vAlign w:val="center"/>
           </w:tcPr>
           <w:p>
@@ -4285,7 +5314,6 @@
               <w:bottom w:val="single" w:sz="4" w:space="0" w:color="auto"/>
               <w:right w:val="single" w:sz="4" w:space="0" w:color="auto"/>
             </w:tcBorders>
-            <w:shd w:val="clear" w:color="auto" w:fill="auto"/>
             <w:vAlign w:val="center"/>
           </w:tcPr>
           <w:p>
@@ -4307,7 +5335,6 @@
               <w:bottom w:val="single" w:sz="4" w:space="0" w:color="auto"/>
               <w:right w:val="single" w:sz="4" w:space="0" w:color="auto"/>
             </w:tcBorders>
-            <w:shd w:val="clear" w:color="auto" w:fill="auto"/>
             <w:vAlign w:val="center"/>
           </w:tcPr>
           <w:p>
@@ -4329,7 +5356,6 @@
               <w:bottom w:val="single" w:sz="4" w:space="0" w:color="auto"/>
               <w:right w:val="single" w:sz="4" w:space="0" w:color="auto"/>
             </w:tcBorders>
-            <w:shd w:val="clear" w:color="auto" w:fill="auto"/>
             <w:vAlign w:val="center"/>
           </w:tcPr>
           <w:p>
@@ -4351,7 +5377,6 @@
               <w:bottom w:val="single" w:sz="4" w:space="0" w:color="auto"/>
               <w:right w:val="nil"/>
             </w:tcBorders>
-            <w:shd w:val="clear" w:color="auto" w:fill="auto"/>
             <w:vAlign w:val="center"/>
           </w:tcPr>
           <w:p>
@@ -4377,9 +5402,12 @@
               <w:left w:val="nil"/>
               <w:right w:val="single" w:sz="4" w:space="0" w:color="auto"/>
             </w:tcBorders>
-            <w:shd w:val="clear" w:color="auto" w:fill="auto"/>
-          </w:tcPr>
-          <w:p/>
+          </w:tcPr>
+          <w:p>
+            <w:r>
+              <w:t>Reading</w:t>
+            </w:r>
+          </w:p>
         </w:tc>
         <w:tc>
           <w:tcPr>
@@ -4389,7 +5417,6 @@
               <w:left w:val="single" w:sz="4" w:space="0" w:color="auto"/>
               <w:right w:val="single" w:sz="4" w:space="0" w:color="auto"/>
             </w:tcBorders>
-            <w:shd w:val="clear" w:color="auto" w:fill="auto"/>
           </w:tcPr>
           <w:p/>
         </w:tc>
@@ -4401,51 +5428,54 @@
               <w:left w:val="single" w:sz="4" w:space="0" w:color="auto"/>
               <w:right w:val="single" w:sz="4" w:space="0" w:color="auto"/>
             </w:tcBorders>
-            <w:shd w:val="clear" w:color="auto" w:fill="auto"/>
-          </w:tcPr>
-          <w:p/>
-        </w:tc>
-        <w:tc>
-          <w:tcPr>
-            <w:tcW w:w="859" w:type="dxa"/>
-            <w:tcBorders>
-              <w:left w:val="single" w:sz="4" w:space="0" w:color="auto"/>
-              <w:right w:val="single" w:sz="4" w:space="0" w:color="auto"/>
-            </w:tcBorders>
-            <w:shd w:val="clear" w:color="auto" w:fill="auto"/>
-          </w:tcPr>
-          <w:p/>
-        </w:tc>
-        <w:tc>
-          <w:tcPr>
-            <w:tcW w:w="859" w:type="dxa"/>
-            <w:tcBorders>
-              <w:left w:val="single" w:sz="4" w:space="0" w:color="auto"/>
-              <w:right w:val="single" w:sz="4" w:space="0" w:color="auto"/>
-            </w:tcBorders>
-            <w:shd w:val="clear" w:color="auto" w:fill="auto"/>
-          </w:tcPr>
-          <w:p/>
-        </w:tc>
-        <w:tc>
-          <w:tcPr>
-            <w:tcW w:w="859" w:type="dxa"/>
-            <w:tcBorders>
-              <w:left w:val="single" w:sz="4" w:space="0" w:color="auto"/>
-              <w:right w:val="single" w:sz="4" w:space="0" w:color="auto"/>
-            </w:tcBorders>
-            <w:shd w:val="clear" w:color="auto" w:fill="auto"/>
-          </w:tcPr>
-          <w:p/>
-        </w:tc>
-        <w:tc>
-          <w:tcPr>
-            <w:tcW w:w="859" w:type="dxa"/>
-            <w:tcBorders>
-              <w:left w:val="single" w:sz="4" w:space="0" w:color="auto"/>
-              <w:right w:val="single" w:sz="4" w:space="0" w:color="auto"/>
-            </w:tcBorders>
-            <w:shd w:val="clear" w:color="auto" w:fill="auto"/>
+          </w:tcPr>
+          <w:p>
+            <w:r>
+              <w:t xml:space="preserve">Analyses and consolidates information and data from a range of </w:t>
+            </w:r>
+            <w:r>
+              <w:lastRenderedPageBreak/>
+              <w:t>sources against defined criteria and requirements, and checks for accuracy and completeness</w:t>
+            </w:r>
+          </w:p>
+        </w:tc>
+        <w:tc>
+          <w:tcPr>
+            <w:tcW w:w="859" w:type="dxa"/>
+            <w:tcBorders>
+              <w:left w:val="single" w:sz="4" w:space="0" w:color="auto"/>
+              <w:right w:val="single" w:sz="4" w:space="0" w:color="auto"/>
+            </w:tcBorders>
+          </w:tcPr>
+          <w:p/>
+        </w:tc>
+        <w:tc>
+          <w:tcPr>
+            <w:tcW w:w="859" w:type="dxa"/>
+            <w:tcBorders>
+              <w:left w:val="single" w:sz="4" w:space="0" w:color="auto"/>
+              <w:right w:val="single" w:sz="4" w:space="0" w:color="auto"/>
+            </w:tcBorders>
+          </w:tcPr>
+          <w:p/>
+        </w:tc>
+        <w:tc>
+          <w:tcPr>
+            <w:tcW w:w="859" w:type="dxa"/>
+            <w:tcBorders>
+              <w:left w:val="single" w:sz="4" w:space="0" w:color="auto"/>
+              <w:right w:val="single" w:sz="4" w:space="0" w:color="auto"/>
+            </w:tcBorders>
+          </w:tcPr>
+          <w:p/>
+        </w:tc>
+        <w:tc>
+          <w:tcPr>
+            <w:tcW w:w="859" w:type="dxa"/>
+            <w:tcBorders>
+              <w:left w:val="single" w:sz="4" w:space="0" w:color="auto"/>
+              <w:right w:val="single" w:sz="4" w:space="0" w:color="auto"/>
+            </w:tcBorders>
           </w:tcPr>
           <w:p/>
         </w:tc>
@@ -4456,7 +5486,6 @@
               <w:left w:val="single" w:sz="4" w:space="0" w:color="auto"/>
               <w:right w:val="nil"/>
             </w:tcBorders>
-            <w:shd w:val="clear" w:color="auto" w:fill="auto"/>
           </w:tcPr>
           <w:p/>
         </w:tc>
@@ -4472,9 +5501,12 @@
               <w:left w:val="nil"/>
               <w:right w:val="single" w:sz="4" w:space="0" w:color="auto"/>
             </w:tcBorders>
-            <w:shd w:val="clear" w:color="auto" w:fill="auto"/>
-          </w:tcPr>
-          <w:p/>
+          </w:tcPr>
+          <w:p>
+            <w:r>
+              <w:t>Writing</w:t>
+            </w:r>
+          </w:p>
         </w:tc>
         <w:tc>
           <w:tcPr>
@@ -4483,7 +5515,6 @@
               <w:left w:val="single" w:sz="4" w:space="0" w:color="auto"/>
               <w:right w:val="single" w:sz="4" w:space="0" w:color="auto"/>
             </w:tcBorders>
-            <w:shd w:val="clear" w:color="auto" w:fill="auto"/>
           </w:tcPr>
           <w:p/>
         </w:tc>
@@ -4494,51 +5525,50 @@
               <w:left w:val="single" w:sz="4" w:space="0" w:color="auto"/>
               <w:right w:val="single" w:sz="4" w:space="0" w:color="auto"/>
             </w:tcBorders>
-            <w:shd w:val="clear" w:color="auto" w:fill="auto"/>
-          </w:tcPr>
-          <w:p/>
-        </w:tc>
-        <w:tc>
-          <w:tcPr>
-            <w:tcW w:w="859" w:type="dxa"/>
-            <w:tcBorders>
-              <w:left w:val="single" w:sz="4" w:space="0" w:color="auto"/>
-              <w:right w:val="single" w:sz="4" w:space="0" w:color="auto"/>
-            </w:tcBorders>
-            <w:shd w:val="clear" w:color="auto" w:fill="auto"/>
-          </w:tcPr>
-          <w:p/>
-        </w:tc>
-        <w:tc>
-          <w:tcPr>
-            <w:tcW w:w="859" w:type="dxa"/>
-            <w:tcBorders>
-              <w:left w:val="single" w:sz="4" w:space="0" w:color="auto"/>
-              <w:right w:val="single" w:sz="4" w:space="0" w:color="auto"/>
-            </w:tcBorders>
-            <w:shd w:val="clear" w:color="auto" w:fill="auto"/>
-          </w:tcPr>
-          <w:p/>
-        </w:tc>
-        <w:tc>
-          <w:tcPr>
-            <w:tcW w:w="859" w:type="dxa"/>
-            <w:tcBorders>
-              <w:left w:val="single" w:sz="4" w:space="0" w:color="auto"/>
-              <w:right w:val="single" w:sz="4" w:space="0" w:color="auto"/>
-            </w:tcBorders>
-            <w:shd w:val="clear" w:color="auto" w:fill="auto"/>
-          </w:tcPr>
-          <w:p/>
-        </w:tc>
-        <w:tc>
-          <w:tcPr>
-            <w:tcW w:w="859" w:type="dxa"/>
-            <w:tcBorders>
-              <w:left w:val="single" w:sz="4" w:space="0" w:color="auto"/>
-              <w:right w:val="single" w:sz="4" w:space="0" w:color="auto"/>
-            </w:tcBorders>
-            <w:shd w:val="clear" w:color="auto" w:fill="auto"/>
+          </w:tcPr>
+          <w:p>
+            <w:r>
+              <w:t>Records required information and prepares documentation outlining work performed using appropriate language</w:t>
+            </w:r>
+          </w:p>
+        </w:tc>
+        <w:tc>
+          <w:tcPr>
+            <w:tcW w:w="859" w:type="dxa"/>
+            <w:tcBorders>
+              <w:left w:val="single" w:sz="4" w:space="0" w:color="auto"/>
+              <w:right w:val="single" w:sz="4" w:space="0" w:color="auto"/>
+            </w:tcBorders>
+          </w:tcPr>
+          <w:p/>
+        </w:tc>
+        <w:tc>
+          <w:tcPr>
+            <w:tcW w:w="859" w:type="dxa"/>
+            <w:tcBorders>
+              <w:left w:val="single" w:sz="4" w:space="0" w:color="auto"/>
+              <w:right w:val="single" w:sz="4" w:space="0" w:color="auto"/>
+            </w:tcBorders>
+          </w:tcPr>
+          <w:p/>
+        </w:tc>
+        <w:tc>
+          <w:tcPr>
+            <w:tcW w:w="859" w:type="dxa"/>
+            <w:tcBorders>
+              <w:left w:val="single" w:sz="4" w:space="0" w:color="auto"/>
+              <w:right w:val="single" w:sz="4" w:space="0" w:color="auto"/>
+            </w:tcBorders>
+          </w:tcPr>
+          <w:p/>
+        </w:tc>
+        <w:tc>
+          <w:tcPr>
+            <w:tcW w:w="859" w:type="dxa"/>
+            <w:tcBorders>
+              <w:left w:val="single" w:sz="4" w:space="0" w:color="auto"/>
+              <w:right w:val="single" w:sz="4" w:space="0" w:color="auto"/>
+            </w:tcBorders>
           </w:tcPr>
           <w:p/>
         </w:tc>
@@ -4549,7 +5579,6 @@
               <w:left w:val="single" w:sz="4" w:space="0" w:color="auto"/>
               <w:right w:val="nil"/>
             </w:tcBorders>
-            <w:shd w:val="clear" w:color="auto" w:fill="auto"/>
           </w:tcPr>
           <w:p/>
         </w:tc>
@@ -4565,9 +5594,12 @@
               <w:left w:val="nil"/>
               <w:right w:val="single" w:sz="4" w:space="0" w:color="auto"/>
             </w:tcBorders>
-            <w:shd w:val="clear" w:color="auto" w:fill="auto"/>
-          </w:tcPr>
-          <w:p/>
+          </w:tcPr>
+          <w:p>
+            <w:r>
+              <w:t>Learning</w:t>
+            </w:r>
+          </w:p>
         </w:tc>
         <w:tc>
           <w:tcPr>
@@ -4576,7 +5608,6 @@
               <w:left w:val="single" w:sz="4" w:space="0" w:color="auto"/>
               <w:right w:val="single" w:sz="4" w:space="0" w:color="auto"/>
             </w:tcBorders>
-            <w:shd w:val="clear" w:color="auto" w:fill="auto"/>
           </w:tcPr>
           <w:p/>
         </w:tc>
@@ -4587,51 +5618,50 @@
               <w:left w:val="single" w:sz="4" w:space="0" w:color="auto"/>
               <w:right w:val="single" w:sz="4" w:space="0" w:color="auto"/>
             </w:tcBorders>
-            <w:shd w:val="clear" w:color="auto" w:fill="auto"/>
-          </w:tcPr>
-          <w:p/>
-        </w:tc>
-        <w:tc>
-          <w:tcPr>
-            <w:tcW w:w="859" w:type="dxa"/>
-            <w:tcBorders>
-              <w:left w:val="single" w:sz="4" w:space="0" w:color="auto"/>
-              <w:right w:val="single" w:sz="4" w:space="0" w:color="auto"/>
-            </w:tcBorders>
-            <w:shd w:val="clear" w:color="auto" w:fill="auto"/>
-          </w:tcPr>
-          <w:p/>
-        </w:tc>
-        <w:tc>
-          <w:tcPr>
-            <w:tcW w:w="859" w:type="dxa"/>
-            <w:tcBorders>
-              <w:left w:val="single" w:sz="4" w:space="0" w:color="auto"/>
-              <w:right w:val="single" w:sz="4" w:space="0" w:color="auto"/>
-            </w:tcBorders>
-            <w:shd w:val="clear" w:color="auto" w:fill="auto"/>
-          </w:tcPr>
-          <w:p/>
-        </w:tc>
-        <w:tc>
-          <w:tcPr>
-            <w:tcW w:w="859" w:type="dxa"/>
-            <w:tcBorders>
-              <w:left w:val="single" w:sz="4" w:space="0" w:color="auto"/>
-              <w:right w:val="single" w:sz="4" w:space="0" w:color="auto"/>
-            </w:tcBorders>
-            <w:shd w:val="clear" w:color="auto" w:fill="auto"/>
-          </w:tcPr>
-          <w:p/>
-        </w:tc>
-        <w:tc>
-          <w:tcPr>
-            <w:tcW w:w="859" w:type="dxa"/>
-            <w:tcBorders>
-              <w:left w:val="single" w:sz="4" w:space="0" w:color="auto"/>
-              <w:right w:val="single" w:sz="4" w:space="0" w:color="auto"/>
-            </w:tcBorders>
-            <w:shd w:val="clear" w:color="auto" w:fill="auto"/>
+          </w:tcPr>
+          <w:p>
+            <w:r>
+              <w:t>Identifies ideas for other applications and considers them in current contexts</w:t>
+            </w:r>
+          </w:p>
+        </w:tc>
+        <w:tc>
+          <w:tcPr>
+            <w:tcW w:w="859" w:type="dxa"/>
+            <w:tcBorders>
+              <w:left w:val="single" w:sz="4" w:space="0" w:color="auto"/>
+              <w:right w:val="single" w:sz="4" w:space="0" w:color="auto"/>
+            </w:tcBorders>
+          </w:tcPr>
+          <w:p/>
+        </w:tc>
+        <w:tc>
+          <w:tcPr>
+            <w:tcW w:w="859" w:type="dxa"/>
+            <w:tcBorders>
+              <w:left w:val="single" w:sz="4" w:space="0" w:color="auto"/>
+              <w:right w:val="single" w:sz="4" w:space="0" w:color="auto"/>
+            </w:tcBorders>
+          </w:tcPr>
+          <w:p/>
+        </w:tc>
+        <w:tc>
+          <w:tcPr>
+            <w:tcW w:w="859" w:type="dxa"/>
+            <w:tcBorders>
+              <w:left w:val="single" w:sz="4" w:space="0" w:color="auto"/>
+              <w:right w:val="single" w:sz="4" w:space="0" w:color="auto"/>
+            </w:tcBorders>
+          </w:tcPr>
+          <w:p/>
+        </w:tc>
+        <w:tc>
+          <w:tcPr>
+            <w:tcW w:w="859" w:type="dxa"/>
+            <w:tcBorders>
+              <w:left w:val="single" w:sz="4" w:space="0" w:color="auto"/>
+              <w:right w:val="single" w:sz="4" w:space="0" w:color="auto"/>
+            </w:tcBorders>
           </w:tcPr>
           <w:p/>
         </w:tc>
@@ -4642,7 +5672,200 @@
               <w:left w:val="single" w:sz="4" w:space="0" w:color="auto"/>
               <w:right w:val="nil"/>
             </w:tcBorders>
-            <w:shd w:val="clear" w:color="auto" w:fill="auto"/>
+          </w:tcPr>
+          <w:p/>
+        </w:tc>
+      </w:tr>
+      <w:tr>
+        <w:trPr>
+          <w:trHeight w:val="340"/>
+        </w:trPr>
+        <w:tc>
+          <w:tcPr>
+            <w:tcW w:w="2381" w:type="dxa"/>
+            <w:tcBorders>
+              <w:left w:val="nil"/>
+              <w:right w:val="single" w:sz="4" w:space="0" w:color="auto"/>
+            </w:tcBorders>
+          </w:tcPr>
+          <w:p>
+            <w:r>
+              <w:t>Planning and organisin</w:t>
+            </w:r>
+            <w:r>
+              <w:t>g</w:t>
+            </w:r>
+          </w:p>
+        </w:tc>
+        <w:tc>
+          <w:tcPr>
+            <w:tcW w:w="2552" w:type="dxa"/>
+            <w:tcBorders>
+              <w:left w:val="single" w:sz="4" w:space="0" w:color="auto"/>
+              <w:right w:val="single" w:sz="4" w:space="0" w:color="auto"/>
+            </w:tcBorders>
+          </w:tcPr>
+          <w:p/>
+        </w:tc>
+        <w:tc>
+          <w:tcPr>
+            <w:tcW w:w="6339" w:type="dxa"/>
+            <w:tcBorders>
+              <w:left w:val="single" w:sz="4" w:space="0" w:color="auto"/>
+              <w:right w:val="single" w:sz="4" w:space="0" w:color="auto"/>
+            </w:tcBorders>
+          </w:tcPr>
+          <w:p>
+            <w:pPr>
+              <w:tabs>
+                <w:tab w:val="left" w:pos="1260"/>
+              </w:tabs>
+            </w:pPr>
+            <w:r>
+              <w:t>Plans and implements routine tasks and workload, making limited decisions on sequencing, timing and collaboration, and seeks assistance in setting priorities</w:t>
+            </w:r>
+          </w:p>
+        </w:tc>
+        <w:tc>
+          <w:tcPr>
+            <w:tcW w:w="859" w:type="dxa"/>
+            <w:tcBorders>
+              <w:left w:val="single" w:sz="4" w:space="0" w:color="auto"/>
+              <w:right w:val="single" w:sz="4" w:space="0" w:color="auto"/>
+            </w:tcBorders>
+          </w:tcPr>
+          <w:p/>
+        </w:tc>
+        <w:tc>
+          <w:tcPr>
+            <w:tcW w:w="859" w:type="dxa"/>
+            <w:tcBorders>
+              <w:left w:val="single" w:sz="4" w:space="0" w:color="auto"/>
+              <w:right w:val="single" w:sz="4" w:space="0" w:color="auto"/>
+            </w:tcBorders>
+          </w:tcPr>
+          <w:p/>
+        </w:tc>
+        <w:tc>
+          <w:tcPr>
+            <w:tcW w:w="859" w:type="dxa"/>
+            <w:tcBorders>
+              <w:left w:val="single" w:sz="4" w:space="0" w:color="auto"/>
+              <w:right w:val="single" w:sz="4" w:space="0" w:color="auto"/>
+            </w:tcBorders>
+          </w:tcPr>
+          <w:p/>
+        </w:tc>
+        <w:tc>
+          <w:tcPr>
+            <w:tcW w:w="859" w:type="dxa"/>
+            <w:tcBorders>
+              <w:left w:val="single" w:sz="4" w:space="0" w:color="auto"/>
+              <w:right w:val="single" w:sz="4" w:space="0" w:color="auto"/>
+            </w:tcBorders>
+          </w:tcPr>
+          <w:p/>
+        </w:tc>
+        <w:tc>
+          <w:tcPr>
+            <w:tcW w:w="860" w:type="dxa"/>
+            <w:tcBorders>
+              <w:left w:val="single" w:sz="4" w:space="0" w:color="auto"/>
+              <w:right w:val="nil"/>
+            </w:tcBorders>
+          </w:tcPr>
+          <w:p/>
+        </w:tc>
+      </w:tr>
+      <w:tr>
+        <w:trPr>
+          <w:trHeight w:val="340"/>
+        </w:trPr>
+        <w:tc>
+          <w:tcPr>
+            <w:tcW w:w="2381" w:type="dxa"/>
+            <w:tcBorders>
+              <w:left w:val="nil"/>
+              <w:right w:val="single" w:sz="4" w:space="0" w:color="auto"/>
+            </w:tcBorders>
+          </w:tcPr>
+          <w:p>
+            <w:r>
+              <w:t>Self-management skills</w:t>
+            </w:r>
+          </w:p>
+        </w:tc>
+        <w:tc>
+          <w:tcPr>
+            <w:tcW w:w="2552" w:type="dxa"/>
+            <w:tcBorders>
+              <w:left w:val="single" w:sz="4" w:space="0" w:color="auto"/>
+              <w:right w:val="single" w:sz="4" w:space="0" w:color="auto"/>
+            </w:tcBorders>
+          </w:tcPr>
+          <w:p/>
+        </w:tc>
+        <w:tc>
+          <w:tcPr>
+            <w:tcW w:w="6339" w:type="dxa"/>
+            <w:tcBorders>
+              <w:left w:val="single" w:sz="4" w:space="0" w:color="auto"/>
+              <w:right w:val="single" w:sz="4" w:space="0" w:color="auto"/>
+            </w:tcBorders>
+          </w:tcPr>
+          <w:p>
+            <w:r>
+              <w:t>Makes low-impact decisions within familiar situations, based on a range of predefined or routine solutions, and evaluates effectiveness of outcome</w:t>
+            </w:r>
+          </w:p>
+        </w:tc>
+        <w:tc>
+          <w:tcPr>
+            <w:tcW w:w="859" w:type="dxa"/>
+            <w:tcBorders>
+              <w:left w:val="single" w:sz="4" w:space="0" w:color="auto"/>
+              <w:right w:val="single" w:sz="4" w:space="0" w:color="auto"/>
+            </w:tcBorders>
+          </w:tcPr>
+          <w:p/>
+        </w:tc>
+        <w:tc>
+          <w:tcPr>
+            <w:tcW w:w="859" w:type="dxa"/>
+            <w:tcBorders>
+              <w:left w:val="single" w:sz="4" w:space="0" w:color="auto"/>
+              <w:right w:val="single" w:sz="4" w:space="0" w:color="auto"/>
+            </w:tcBorders>
+          </w:tcPr>
+          <w:p/>
+        </w:tc>
+        <w:tc>
+          <w:tcPr>
+            <w:tcW w:w="859" w:type="dxa"/>
+            <w:tcBorders>
+              <w:left w:val="single" w:sz="4" w:space="0" w:color="auto"/>
+              <w:right w:val="single" w:sz="4" w:space="0" w:color="auto"/>
+            </w:tcBorders>
+          </w:tcPr>
+          <w:p/>
+        </w:tc>
+        <w:tc>
+          <w:tcPr>
+            <w:tcW w:w="859" w:type="dxa"/>
+            <w:tcBorders>
+              <w:left w:val="single" w:sz="4" w:space="0" w:color="auto"/>
+              <w:right w:val="single" w:sz="4" w:space="0" w:color="auto"/>
+            </w:tcBorders>
+          </w:tcPr>
+          <w:p/>
+        </w:tc>
+        <w:tc>
+          <w:tcPr>
+            <w:tcW w:w="860" w:type="dxa"/>
+            <w:tcBorders>
+              <w:left w:val="single" w:sz="4" w:space="0" w:color="auto"/>
+              <w:right w:val="nil"/>
+            </w:tcBorders>
           </w:tcPr>
           <w:p/>
         </w:tc>
@@ -4668,7 +5891,7 @@
 </file>
 
 <file path=word/endnotes.xml><?xml version="1.0" encoding="utf-8"?>
-<w:endnotes xmlns:wpc="http://schemas.microsoft.com/office/word/2010/wordprocessingCanvas" xmlns:cx="http://schemas.microsoft.com/office/drawing/2014/chartex" xmlns:cx1="http://schemas.microsoft.com/office/drawing/2015/9/8/chartex" xmlns:cx2="http://schemas.microsoft.com/office/drawing/2015/10/21/chartex" xmlns:cx3="http://schemas.microsoft.com/office/drawing/2016/5/9/chartex" xmlns:cx4="http://schemas.microsoft.com/office/drawing/2016/5/10/chartex" xmlns:cx5="http://schemas.microsoft.com/office/drawing/2016/5/11/chartex" xmlns:cx6="http://schemas.microsoft.com/office/drawing/2016/5/12/chartex" xmlns:cx7="http://schemas.microsoft.com/office/drawing/2016/5/13/chartex" xmlns:cx8="http://schemas.microsoft.com/office/drawing/2016/5/14/chartex" xmlns:mc="http://schemas.openxmlformats.org/markup-compatibility/2006" xmlns:aink="http://schemas.microsoft.com/office/drawing/2016/ink" xmlns:am3d="http://schemas.microsoft.com/office/drawing/2017/model3d" xmlns:o="urn:schemas-microsoft-com:office:office" xmlns:oel="http://schemas.microsoft.com/office/2019/extlst" xmlns:r="http://schemas.openxmlformats.org/officeDocument/2006/relationships" xmlns:m="http://schemas.openxmlformats.org/officeDocument/2006/math" xmlns:v="urn:schemas-microsoft-com:vml" xmlns:wp14="http://schemas.microsoft.com/office/word/2010/wordprocessingDrawing" xmlns:wp="http://schemas.openxmlformats.org/drawingml/2006/wordprocessingDrawing" xmlns:w10="urn:schemas-microsoft-com:office:word" xmlns:w="http://schemas.openxmlformats.org/wordprocessingml/2006/main" xmlns:w14="http://schemas.microsoft.com/office/word/2010/wordml" xmlns:w15="http://schemas.microsoft.com/office/word/2012/wordml" xmlns:w16cex="http://schemas.microsoft.com/office/word/2018/wordml/cex" xmlns:w16cid="http://schemas.microsoft.com/office/word/2016/wordml/cid" xmlns:w16="http://schemas.microsoft.com/office/word/2018/wordml" xmlns:w16sdtdh="http://schemas.microsoft.com/office/word/2020/wordml/sdtdatahash" xmlns:w16se="http://schemas.microsoft.com/office/word/2015/wordml/symex" xmlns:wpg="http://schemas.microsoft.com/office/word/2010/wordprocessingGroup" xmlns:wpi="http://schemas.microsoft.com/office/word/2010/wordprocessingInk" xmlns:wne="http://schemas.microsoft.com/office/word/2006/wordml" xmlns:wps="http://schemas.microsoft.com/office/word/2010/wordprocessingShape" mc:Ignorable="w14 w15 w16se w16cid w16 w16cex w16sdtdh wp14">
+<w:endnotes xmlns:wpc="http://schemas.microsoft.com/office/word/2010/wordprocessingCanvas" xmlns:cx="http://schemas.microsoft.com/office/drawing/2014/chartex" xmlns:cx1="http://schemas.microsoft.com/office/drawing/2015/9/8/chartex" xmlns:cx2="http://schemas.microsoft.com/office/drawing/2015/10/21/chartex" xmlns:cx3="http://schemas.microsoft.com/office/drawing/2016/5/9/chartex" xmlns:cx4="http://schemas.microsoft.com/office/drawing/2016/5/10/chartex" xmlns:cx5="http://schemas.microsoft.com/office/drawing/2016/5/11/chartex" xmlns:cx6="http://schemas.microsoft.com/office/drawing/2016/5/12/chartex" xmlns:cx7="http://schemas.microsoft.com/office/drawing/2016/5/13/chartex" xmlns:cx8="http://schemas.microsoft.com/office/drawing/2016/5/14/chartex" xmlns:mc="http://schemas.openxmlformats.org/markup-compatibility/2006" xmlns:aink="http://schemas.microsoft.com/office/drawing/2016/ink" xmlns:am3d="http://schemas.microsoft.com/office/drawing/2017/model3d" xmlns:o="urn:schemas-microsoft-com:office:office" xmlns:oel="http://schemas.microsoft.com/office/2019/extlst" xmlns:r="http://schemas.openxmlformats.org/officeDocument/2006/relationships" xmlns:m="http://schemas.openxmlformats.org/officeDocument/2006/math" xmlns:v="urn:schemas-microsoft-com:vml" xmlns:wp14="http://schemas.microsoft.com/office/word/2010/wordprocessingDrawing" xmlns:wp="http://schemas.openxmlformats.org/drawingml/2006/wordprocessingDrawing" xmlns:w10="urn:schemas-microsoft-com:office:word" xmlns:w="http://schemas.openxmlformats.org/wordprocessingml/2006/main" xmlns:w14="http://schemas.microsoft.com/office/word/2010/wordml" xmlns:w15="http://schemas.microsoft.com/office/word/2012/wordml" xmlns:w16cex="http://schemas.microsoft.com/office/word/2018/wordml/cex" xmlns:w16cid="http://schemas.microsoft.com/office/word/2016/wordml/cid" xmlns:w16="http://schemas.microsoft.com/office/word/2018/wordml" xmlns:w16du="http://schemas.microsoft.com/office/word/2023/wordml/word16du" xmlns:w16sdtdh="http://schemas.microsoft.com/office/word/2020/wordml/sdtdatahash" xmlns:w16sdtfl="http://schemas.microsoft.com/office/word/2024/wordml/sdtformatlock" xmlns:w16se="http://schemas.microsoft.com/office/word/2015/wordml/symex" xmlns:wpg="http://schemas.microsoft.com/office/word/2010/wordprocessingGroup" xmlns:wpi="http://schemas.microsoft.com/office/word/2010/wordprocessingInk" xmlns:wne="http://schemas.microsoft.com/office/word/2006/wordml" xmlns:wps="http://schemas.microsoft.com/office/word/2010/wordprocessingShape" mc:Ignorable="w14 w15 w16se w16cid w16 w16cex w16sdtdh w16sdtfl w16du wp14">
   <w:endnote w:type="separator" w:id="-1">
     <w:p>
       <w:r>
@@ -4687,7 +5910,7 @@
 </file>
 
 <file path=word/footer1.xml><?xml version="1.0" encoding="utf-8"?>
-<w:ftr xmlns:wpc="http://schemas.microsoft.com/office/word/2010/wordprocessingCanvas" xmlns:cx="http://schemas.microsoft.com/office/drawing/2014/chartex" xmlns:cx1="http://schemas.microsoft.com/office/drawing/2015/9/8/chartex" xmlns:cx2="http://schemas.microsoft.com/office/drawing/2015/10/21/chartex" xmlns:cx3="http://schemas.microsoft.com/office/drawing/2016/5/9/chartex" xmlns:cx4="http://schemas.microsoft.com/office/drawing/2016/5/10/chartex" xmlns:cx5="http://schemas.microsoft.com/office/drawing/2016/5/11/chartex" xmlns:cx6="http://schemas.microsoft.com/office/drawing/2016/5/12/chartex" xmlns:cx7="http://schemas.microsoft.com/office/drawing/2016/5/13/chartex" xmlns:cx8="http://schemas.microsoft.com/office/drawing/2016/5/14/chartex" xmlns:mc="http://schemas.openxmlformats.org/markup-compatibility/2006" xmlns:aink="http://schemas.microsoft.com/office/drawing/2016/ink" xmlns:am3d="http://schemas.microsoft.com/office/drawing/2017/model3d" xmlns:o="urn:schemas-microsoft-com:office:office" xmlns:oel="http://schemas.microsoft.com/office/2019/extlst" xmlns:r="http://schemas.openxmlformats.org/officeDocument/2006/relationships" xmlns:m="http://schemas.openxmlformats.org/officeDocument/2006/math" xmlns:v="urn:schemas-microsoft-com:vml" xmlns:wp14="http://schemas.microsoft.com/office/word/2010/wordprocessingDrawing" xmlns:wp="http://schemas.openxmlformats.org/drawingml/2006/wordprocessingDrawing" xmlns:w10="urn:schemas-microsoft-com:office:word" xmlns:w="http://schemas.openxmlformats.org/wordprocessingml/2006/main" xmlns:w14="http://schemas.microsoft.com/office/word/2010/wordml" xmlns:w15="http://schemas.microsoft.com/office/word/2012/wordml" xmlns:w16cex="http://schemas.microsoft.com/office/word/2018/wordml/cex" xmlns:w16cid="http://schemas.microsoft.com/office/word/2016/wordml/cid" xmlns:w16="http://schemas.microsoft.com/office/word/2018/wordml" xmlns:w16sdtdh="http://schemas.microsoft.com/office/word/2020/wordml/sdtdatahash" xmlns:w16se="http://schemas.microsoft.com/office/word/2015/wordml/symex" xmlns:wpg="http://schemas.microsoft.com/office/word/2010/wordprocessingGroup" xmlns:wpi="http://schemas.microsoft.com/office/word/2010/wordprocessingInk" xmlns:wne="http://schemas.microsoft.com/office/word/2006/wordml" xmlns:wps="http://schemas.microsoft.com/office/word/2010/wordprocessingShape" mc:Ignorable="w14 w15 w16se w16cid w16 w16cex w16sdtdh wp14">
+<w:ftr xmlns:wpc="http://schemas.microsoft.com/office/word/2010/wordprocessingCanvas" xmlns:cx="http://schemas.microsoft.com/office/drawing/2014/chartex" xmlns:cx1="http://schemas.microsoft.com/office/drawing/2015/9/8/chartex" xmlns:cx2="http://schemas.microsoft.com/office/drawing/2015/10/21/chartex" xmlns:cx3="http://schemas.microsoft.com/office/drawing/2016/5/9/chartex" xmlns:cx4="http://schemas.microsoft.com/office/drawing/2016/5/10/chartex" xmlns:cx5="http://schemas.microsoft.com/office/drawing/2016/5/11/chartex" xmlns:cx6="http://schemas.microsoft.com/office/drawing/2016/5/12/chartex" xmlns:cx7="http://schemas.microsoft.com/office/drawing/2016/5/13/chartex" xmlns:cx8="http://schemas.microsoft.com/office/drawing/2016/5/14/chartex" xmlns:mc="http://schemas.openxmlformats.org/markup-compatibility/2006" xmlns:aink="http://schemas.microsoft.com/office/drawing/2016/ink" xmlns:am3d="http://schemas.microsoft.com/office/drawing/2017/model3d" xmlns:o="urn:schemas-microsoft-com:office:office" xmlns:oel="http://schemas.microsoft.com/office/2019/extlst" xmlns:r="http://schemas.openxmlformats.org/officeDocument/2006/relationships" xmlns:m="http://schemas.openxmlformats.org/officeDocument/2006/math" xmlns:v="urn:schemas-microsoft-com:vml" xmlns:wp14="http://schemas.microsoft.com/office/word/2010/wordprocessingDrawing" xmlns:wp="http://schemas.openxmlformats.org/drawingml/2006/wordprocessingDrawing" xmlns:w10="urn:schemas-microsoft-com:office:word" xmlns:w="http://schemas.openxmlformats.org/wordprocessingml/2006/main" xmlns:w14="http://schemas.microsoft.com/office/word/2010/wordml" xmlns:w15="http://schemas.microsoft.com/office/word/2012/wordml" xmlns:w16cex="http://schemas.microsoft.com/office/word/2018/wordml/cex" xmlns:w16cid="http://schemas.microsoft.com/office/word/2016/wordml/cid" xmlns:w16="http://schemas.microsoft.com/office/word/2018/wordml" xmlns:w16du="http://schemas.microsoft.com/office/word/2023/wordml/word16du" xmlns:w16sdtdh="http://schemas.microsoft.com/office/word/2020/wordml/sdtdatahash" xmlns:w16sdtfl="http://schemas.microsoft.com/office/word/2024/wordml/sdtformatlock" xmlns:w16se="http://schemas.microsoft.com/office/word/2015/wordml/symex" xmlns:wpg="http://schemas.microsoft.com/office/word/2010/wordprocessingGroup" xmlns:wpi="http://schemas.microsoft.com/office/word/2010/wordprocessingInk" xmlns:wne="http://schemas.microsoft.com/office/word/2006/wordml" xmlns:wps="http://schemas.microsoft.com/office/word/2010/wordprocessingShape" mc:Ignorable="w14 w15 w16se w16cid w16 w16cex w16sdtdh w16sdtfl w16du wp14">
   <w:p>
     <w:pPr>
       <w:pStyle w:val="Footer"/>
@@ -4721,13 +5944,7 @@
       <w:t>0</w:t>
     </w:r>
     <w:r>
-      <w:t xml:space="preserve">   (Template Version 1.</w:t>
-    </w:r>
-    <w:r>
-      <w:t>1</w:t>
-    </w:r>
-    <w:r>
-      <w:t>)</w:t>
+      <w:t xml:space="preserve">   (Template Version 1.1)</w:t>
     </w:r>
     <w:r>
       <w:tab/>
@@ -4746,7 +5963,7 @@
       <w:rPr>
         <w:noProof/>
       </w:rPr>
-      <w:t>9 February 2022</w:t>
+      <w:t>13 March 2024</w:t>
     </w:r>
     <w:r>
       <w:fldChar w:fldCharType="end"/>
@@ -4789,7 +6006,7 @@
 </file>
 
 <file path=word/footnotes.xml><?xml version="1.0" encoding="utf-8"?>
-<w:footnotes xmlns:wpc="http://schemas.microsoft.com/office/word/2010/wordprocessingCanvas" xmlns:cx="http://schemas.microsoft.com/office/drawing/2014/chartex" xmlns:cx1="http://schemas.microsoft.com/office/drawing/2015/9/8/chartex" xmlns:cx2="http://schemas.microsoft.com/office/drawing/2015/10/21/chartex" xmlns:cx3="http://schemas.microsoft.com/office/drawing/2016/5/9/chartex" xmlns:cx4="http://schemas.microsoft.com/office/drawing/2016/5/10/chartex" xmlns:cx5="http://schemas.microsoft.com/office/drawing/2016/5/11/chartex" xmlns:cx6="http://schemas.microsoft.com/office/drawing/2016/5/12/chartex" xmlns:cx7="http://schemas.microsoft.com/office/drawing/2016/5/13/chartex" xmlns:cx8="http://schemas.microsoft.com/office/drawing/2016/5/14/chartex" xmlns:mc="http://schemas.openxmlformats.org/markup-compatibility/2006" xmlns:aink="http://schemas.microsoft.com/office/drawing/2016/ink" xmlns:am3d="http://schemas.microsoft.com/office/drawing/2017/model3d" xmlns:o="urn:schemas-microsoft-com:office:office" xmlns:oel="http://schemas.microsoft.com/office/2019/extlst" xmlns:r="http://schemas.openxmlformats.org/officeDocument/2006/relationships" xmlns:m="http://schemas.openxmlformats.org/officeDocument/2006/math" xmlns:v="urn:schemas-microsoft-com:vml" xmlns:wp14="http://schemas.microsoft.com/office/word/2010/wordprocessingDrawing" xmlns:wp="http://schemas.openxmlformats.org/drawingml/2006/wordprocessingDrawing" xmlns:w10="urn:schemas-microsoft-com:office:word" xmlns:w="http://schemas.openxmlformats.org/wordprocessingml/2006/main" xmlns:w14="http://schemas.microsoft.com/office/word/2010/wordml" xmlns:w15="http://schemas.microsoft.com/office/word/2012/wordml" xmlns:w16cex="http://schemas.microsoft.com/office/word/2018/wordml/cex" xmlns:w16cid="http://schemas.microsoft.com/office/word/2016/wordml/cid" xmlns:w16="http://schemas.microsoft.com/office/word/2018/wordml" xmlns:w16sdtdh="http://schemas.microsoft.com/office/word/2020/wordml/sdtdatahash" xmlns:w16se="http://schemas.microsoft.com/office/word/2015/wordml/symex" xmlns:wpg="http://schemas.microsoft.com/office/word/2010/wordprocessingGroup" xmlns:wpi="http://schemas.microsoft.com/office/word/2010/wordprocessingInk" xmlns:wne="http://schemas.microsoft.com/office/word/2006/wordml" xmlns:wps="http://schemas.microsoft.com/office/word/2010/wordprocessingShape" mc:Ignorable="w14 w15 w16se w16cid w16 w16cex w16sdtdh wp14">
+<w:footnotes xmlns:wpc="http://schemas.microsoft.com/office/word/2010/wordprocessingCanvas" xmlns:cx="http://schemas.microsoft.com/office/drawing/2014/chartex" xmlns:cx1="http://schemas.microsoft.com/office/drawing/2015/9/8/chartex" xmlns:cx2="http://schemas.microsoft.com/office/drawing/2015/10/21/chartex" xmlns:cx3="http://schemas.microsoft.com/office/drawing/2016/5/9/chartex" xmlns:cx4="http://schemas.microsoft.com/office/drawing/2016/5/10/chartex" xmlns:cx5="http://schemas.microsoft.com/office/drawing/2016/5/11/chartex" xmlns:cx6="http://schemas.microsoft.com/office/drawing/2016/5/12/chartex" xmlns:cx7="http://schemas.microsoft.com/office/drawing/2016/5/13/chartex" xmlns:cx8="http://schemas.microsoft.com/office/drawing/2016/5/14/chartex" xmlns:mc="http://schemas.openxmlformats.org/markup-compatibility/2006" xmlns:aink="http://schemas.microsoft.com/office/drawing/2016/ink" xmlns:am3d="http://schemas.microsoft.com/office/drawing/2017/model3d" xmlns:o="urn:schemas-microsoft-com:office:office" xmlns:oel="http://schemas.microsoft.com/office/2019/extlst" xmlns:r="http://schemas.openxmlformats.org/officeDocument/2006/relationships" xmlns:m="http://schemas.openxmlformats.org/officeDocument/2006/math" xmlns:v="urn:schemas-microsoft-com:vml" xmlns:wp14="http://schemas.microsoft.com/office/word/2010/wordprocessingDrawing" xmlns:wp="http://schemas.openxmlformats.org/drawingml/2006/wordprocessingDrawing" xmlns:w10="urn:schemas-microsoft-com:office:word" xmlns:w="http://schemas.openxmlformats.org/wordprocessingml/2006/main" xmlns:w14="http://schemas.microsoft.com/office/word/2010/wordml" xmlns:w15="http://schemas.microsoft.com/office/word/2012/wordml" xmlns:w16cex="http://schemas.microsoft.com/office/word/2018/wordml/cex" xmlns:w16cid="http://schemas.microsoft.com/office/word/2016/wordml/cid" xmlns:w16="http://schemas.microsoft.com/office/word/2018/wordml" xmlns:w16du="http://schemas.microsoft.com/office/word/2023/wordml/word16du" xmlns:w16sdtdh="http://schemas.microsoft.com/office/word/2020/wordml/sdtdatahash" xmlns:w16sdtfl="http://schemas.microsoft.com/office/word/2024/wordml/sdtformatlock" xmlns:w16se="http://schemas.microsoft.com/office/word/2015/wordml/symex" xmlns:wpg="http://schemas.microsoft.com/office/word/2010/wordprocessingGroup" xmlns:wpi="http://schemas.microsoft.com/office/word/2010/wordprocessingInk" xmlns:wne="http://schemas.microsoft.com/office/word/2006/wordml" xmlns:wps="http://schemas.microsoft.com/office/word/2010/wordprocessingShape" mc:Ignorable="w14 w15 w16se w16cid w16 w16cex w16sdtdh w16sdtfl w16du wp14">
   <w:footnote w:type="separator" w:id="-1">
     <w:p>
       <w:r>
@@ -4808,7 +6025,7 @@
 </file>
 
 <file path=word/header1.xml><?xml version="1.0" encoding="utf-8"?>
-<w:hdr xmlns:wpc="http://schemas.microsoft.com/office/word/2010/wordprocessingCanvas" xmlns:cx="http://schemas.microsoft.com/office/drawing/2014/chartex" xmlns:cx1="http://schemas.microsoft.com/office/drawing/2015/9/8/chartex" xmlns:cx2="http://schemas.microsoft.com/office/drawing/2015/10/21/chartex" xmlns:cx3="http://schemas.microsoft.com/office/drawing/2016/5/9/chartex" xmlns:cx4="http://schemas.microsoft.com/office/drawing/2016/5/10/chartex" xmlns:cx5="http://schemas.microsoft.com/office/drawing/2016/5/11/chartex" xmlns:cx6="http://schemas.microsoft.com/office/drawing/2016/5/12/chartex" xmlns:cx7="http://schemas.microsoft.com/office/drawing/2016/5/13/chartex" xmlns:cx8="http://schemas.microsoft.com/office/drawing/2016/5/14/chartex" xmlns:mc="http://schemas.openxmlformats.org/markup-compatibility/2006" xmlns:aink="http://schemas.microsoft.com/office/drawing/2016/ink" xmlns:am3d="http://schemas.microsoft.com/office/drawing/2017/model3d" xmlns:o="urn:schemas-microsoft-com:office:office" xmlns:oel="http://schemas.microsoft.com/office/2019/extlst" xmlns:r="http://schemas.openxmlformats.org/officeDocument/2006/relationships" xmlns:m="http://schemas.openxmlformats.org/officeDocument/2006/math" xmlns:v="urn:schemas-microsoft-com:vml" xmlns:wp14="http://schemas.microsoft.com/office/word/2010/wordprocessingDrawing" xmlns:wp="http://schemas.openxmlformats.org/drawingml/2006/wordprocessingDrawing" xmlns:w10="urn:schemas-microsoft-com:office:word" xmlns:w="http://schemas.openxmlformats.org/wordprocessingml/2006/main" xmlns:w14="http://schemas.microsoft.com/office/word/2010/wordml" xmlns:w15="http://schemas.microsoft.com/office/word/2012/wordml" xmlns:w16cex="http://schemas.microsoft.com/office/word/2018/wordml/cex" xmlns:w16cid="http://schemas.microsoft.com/office/word/2016/wordml/cid" xmlns:w16="http://schemas.microsoft.com/office/word/2018/wordml" xmlns:w16sdtdh="http://schemas.microsoft.com/office/word/2020/wordml/sdtdatahash" xmlns:w16se="http://schemas.microsoft.com/office/word/2015/wordml/symex" xmlns:wpg="http://schemas.microsoft.com/office/word/2010/wordprocessingGroup" xmlns:wpi="http://schemas.microsoft.com/office/word/2010/wordprocessingInk" xmlns:wne="http://schemas.microsoft.com/office/word/2006/wordml" xmlns:wps="http://schemas.microsoft.com/office/word/2010/wordprocessingShape" mc:Ignorable="w14 w15 w16se w16cid w16 w16cex w16sdtdh wp14">
+<w:hdr xmlns:wpc="http://schemas.microsoft.com/office/word/2010/wordprocessingCanvas" xmlns:cx="http://schemas.microsoft.com/office/drawing/2014/chartex" xmlns:cx1="http://schemas.microsoft.com/office/drawing/2015/9/8/chartex" xmlns:cx2="http://schemas.microsoft.com/office/drawing/2015/10/21/chartex" xmlns:cx3="http://schemas.microsoft.com/office/drawing/2016/5/9/chartex" xmlns:cx4="http://schemas.microsoft.com/office/drawing/2016/5/10/chartex" xmlns:cx5="http://schemas.microsoft.com/office/drawing/2016/5/11/chartex" xmlns:cx6="http://schemas.microsoft.com/office/drawing/2016/5/12/chartex" xmlns:cx7="http://schemas.microsoft.com/office/drawing/2016/5/13/chartex" xmlns:cx8="http://schemas.microsoft.com/office/drawing/2016/5/14/chartex" xmlns:mc="http://schemas.openxmlformats.org/markup-compatibility/2006" xmlns:aink="http://schemas.microsoft.com/office/drawing/2016/ink" xmlns:am3d="http://schemas.microsoft.com/office/drawing/2017/model3d" xmlns:o="urn:schemas-microsoft-com:office:office" xmlns:oel="http://schemas.microsoft.com/office/2019/extlst" xmlns:r="http://schemas.openxmlformats.org/officeDocument/2006/relationships" xmlns:m="http://schemas.openxmlformats.org/officeDocument/2006/math" xmlns:v="urn:schemas-microsoft-com:vml" xmlns:wp14="http://schemas.microsoft.com/office/word/2010/wordprocessingDrawing" xmlns:wp="http://schemas.openxmlformats.org/drawingml/2006/wordprocessingDrawing" xmlns:w10="urn:schemas-microsoft-com:office:word" xmlns:w="http://schemas.openxmlformats.org/wordprocessingml/2006/main" xmlns:w14="http://schemas.microsoft.com/office/word/2010/wordml" xmlns:w15="http://schemas.microsoft.com/office/word/2012/wordml" xmlns:w16cex="http://schemas.microsoft.com/office/word/2018/wordml/cex" xmlns:w16cid="http://schemas.microsoft.com/office/word/2016/wordml/cid" xmlns:w16="http://schemas.microsoft.com/office/word/2018/wordml" xmlns:w16du="http://schemas.microsoft.com/office/word/2023/wordml/word16du" xmlns:w16sdtdh="http://schemas.microsoft.com/office/word/2020/wordml/sdtdatahash" xmlns:w16sdtfl="http://schemas.microsoft.com/office/word/2024/wordml/sdtformatlock" xmlns:w16se="http://schemas.microsoft.com/office/word/2015/wordml/symex" xmlns:wpg="http://schemas.microsoft.com/office/word/2010/wordprocessingGroup" xmlns:wpi="http://schemas.microsoft.com/office/word/2010/wordprocessingInk" xmlns:wne="http://schemas.microsoft.com/office/word/2006/wordml" xmlns:wps="http://schemas.microsoft.com/office/word/2010/wordprocessingShape" mc:Ignorable="w14 w15 w16se w16cid w16 w16cex w16sdtdh w16sdtfl w16du wp14">
   <w:p>
     <w:pPr>
       <w:pStyle w:val="Header"/>
@@ -4900,7 +6117,6 @@
               <v:path gradientshapeok="t" o:connecttype="rect"/>
             </v:shapetype>
             <v:shape id="Text Box 2" o:spid="_x0000_s1026" type="#_x0000_t202" alt="OFFICIAL" style="position:absolute;margin-left:0;margin-top:0;width:34.95pt;height:34.95pt;z-index:251658752;visibility:visible;mso-wrap-style:none;mso-wrap-distance-left:0;mso-wrap-distance-top:0;mso-wrap-distance-right:0;mso-wrap-distance-bottom:0;mso-position-horizontal:center;mso-position-horizontal-relative:page;mso-position-vertical:top;mso-position-vertical-relative:page;v-text-anchor:top" o:gfxdata="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" filled="f" stroked="f">
-              <v:fill o:detectmouseclick="t"/>
               <v:textbox style="mso-fit-shape-to-text:t" inset="0,15pt,0,0">
                 <w:txbxContent>
                   <w:p>
@@ -4937,7 +6153,7 @@
 </file>
 
 <file path=word/header2.xml><?xml version="1.0" encoding="utf-8"?>
-<w:hdr xmlns:wpc="http://schemas.microsoft.com/office/word/2010/wordprocessingCanvas" xmlns:cx="http://schemas.microsoft.com/office/drawing/2014/chartex" xmlns:cx1="http://schemas.microsoft.com/office/drawing/2015/9/8/chartex" xmlns:cx2="http://schemas.microsoft.com/office/drawing/2015/10/21/chartex" xmlns:cx3="http://schemas.microsoft.com/office/drawing/2016/5/9/chartex" xmlns:cx4="http://schemas.microsoft.com/office/drawing/2016/5/10/chartex" xmlns:cx5="http://schemas.microsoft.com/office/drawing/2016/5/11/chartex" xmlns:cx6="http://schemas.microsoft.com/office/drawing/2016/5/12/chartex" xmlns:cx7="http://schemas.microsoft.com/office/drawing/2016/5/13/chartex" xmlns:cx8="http://schemas.microsoft.com/office/drawing/2016/5/14/chartex" xmlns:mc="http://schemas.openxmlformats.org/markup-compatibility/2006" xmlns:aink="http://schemas.microsoft.com/office/drawing/2016/ink" xmlns:am3d="http://schemas.microsoft.com/office/drawing/2017/model3d" xmlns:o="urn:schemas-microsoft-com:office:office" xmlns:oel="http://schemas.microsoft.com/office/2019/extlst" xmlns:r="http://schemas.openxmlformats.org/officeDocument/2006/relationships" xmlns:m="http://schemas.openxmlformats.org/officeDocument/2006/math" xmlns:v="urn:schemas-microsoft-com:vml" xmlns:wp14="http://schemas.microsoft.com/office/word/2010/wordprocessingDrawing" xmlns:wp="http://schemas.openxmlformats.org/drawingml/2006/wordprocessingDrawing" xmlns:w10="urn:schemas-microsoft-com:office:word" xmlns:w="http://schemas.openxmlformats.org/wordprocessingml/2006/main" xmlns:w14="http://schemas.microsoft.com/office/word/2010/wordml" xmlns:w15="http://schemas.microsoft.com/office/word/2012/wordml" xmlns:w16cex="http://schemas.microsoft.com/office/word/2018/wordml/cex" xmlns:w16cid="http://schemas.microsoft.com/office/word/2016/wordml/cid" xmlns:w16="http://schemas.microsoft.com/office/word/2018/wordml" xmlns:w16sdtdh="http://schemas.microsoft.com/office/word/2020/wordml/sdtdatahash" xmlns:w16se="http://schemas.microsoft.com/office/word/2015/wordml/symex" xmlns:wpg="http://schemas.microsoft.com/office/word/2010/wordprocessingGroup" xmlns:wpi="http://schemas.microsoft.com/office/word/2010/wordprocessingInk" xmlns:wne="http://schemas.microsoft.com/office/word/2006/wordml" xmlns:wps="http://schemas.microsoft.com/office/word/2010/wordprocessingShape" mc:Ignorable="w14 w15 w16se w16cid w16 w16cex w16sdtdh wp14">
+<w:hdr xmlns:wpc="http://schemas.microsoft.com/office/word/2010/wordprocessingCanvas" xmlns:cx="http://schemas.microsoft.com/office/drawing/2014/chartex" xmlns:cx1="http://schemas.microsoft.com/office/drawing/2015/9/8/chartex" xmlns:cx2="http://schemas.microsoft.com/office/drawing/2015/10/21/chartex" xmlns:cx3="http://schemas.microsoft.com/office/drawing/2016/5/9/chartex" xmlns:cx4="http://schemas.microsoft.com/office/drawing/2016/5/10/chartex" xmlns:cx5="http://schemas.microsoft.com/office/drawing/2016/5/11/chartex" xmlns:cx6="http://schemas.microsoft.com/office/drawing/2016/5/12/chartex" xmlns:cx7="http://schemas.microsoft.com/office/drawing/2016/5/13/chartex" xmlns:cx8="http://schemas.microsoft.com/office/drawing/2016/5/14/chartex" xmlns:mc="http://schemas.openxmlformats.org/markup-compatibility/2006" xmlns:aink="http://schemas.microsoft.com/office/drawing/2016/ink" xmlns:am3d="http://schemas.microsoft.com/office/drawing/2017/model3d" xmlns:o="urn:schemas-microsoft-com:office:office" xmlns:oel="http://schemas.microsoft.com/office/2019/extlst" xmlns:r="http://schemas.openxmlformats.org/officeDocument/2006/relationships" xmlns:m="http://schemas.openxmlformats.org/officeDocument/2006/math" xmlns:v="urn:schemas-microsoft-com:vml" xmlns:wp14="http://schemas.microsoft.com/office/word/2010/wordprocessingDrawing" xmlns:wp="http://schemas.openxmlformats.org/drawingml/2006/wordprocessingDrawing" xmlns:w10="urn:schemas-microsoft-com:office:word" xmlns:w="http://schemas.openxmlformats.org/wordprocessingml/2006/main" xmlns:w14="http://schemas.microsoft.com/office/word/2010/wordml" xmlns:w15="http://schemas.microsoft.com/office/word/2012/wordml" xmlns:w16cex="http://schemas.microsoft.com/office/word/2018/wordml/cex" xmlns:w16cid="http://schemas.microsoft.com/office/word/2016/wordml/cid" xmlns:w16="http://schemas.microsoft.com/office/word/2018/wordml" xmlns:w16du="http://schemas.microsoft.com/office/word/2023/wordml/word16du" xmlns:w16sdtdh="http://schemas.microsoft.com/office/word/2020/wordml/sdtdatahash" xmlns:w16sdtfl="http://schemas.microsoft.com/office/word/2024/wordml/sdtformatlock" xmlns:w16se="http://schemas.microsoft.com/office/word/2015/wordml/symex" xmlns:wpg="http://schemas.microsoft.com/office/word/2010/wordprocessingGroup" xmlns:wpi="http://schemas.microsoft.com/office/word/2010/wordprocessingInk" xmlns:wne="http://schemas.microsoft.com/office/word/2006/wordml" xmlns:wps="http://schemas.microsoft.com/office/word/2010/wordprocessingShape" mc:Ignorable="w14 w15 w16se w16cid w16 w16cex w16sdtdh w16sdtfl w16du wp14">
   <w:p>
     <w:pPr>
       <w:pStyle w:val="Header"/>
@@ -5029,7 +6245,6 @@
               <v:path gradientshapeok="t" o:connecttype="rect"/>
             </v:shapetype>
             <v:shape id="Text Box 3" o:spid="_x0000_s1027" type="#_x0000_t202" alt="OFFICIAL" style="position:absolute;margin-left:0;margin-top:0;width:34.95pt;height:34.95pt;z-index:251661824;visibility:visible;mso-wrap-style:none;mso-wrap-distance-left:0;mso-wrap-distance-top:0;mso-wrap-distance-right:0;mso-wrap-distance-bottom:0;mso-position-horizontal:center;mso-position-horizontal-relative:page;mso-position-vertical:top;mso-position-vertical-relative:page;v-text-anchor:top" o:gfxdata="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" filled="f" stroked="f">
-              <v:fill o:detectmouseclick="t"/>
               <v:textbox style="mso-fit-shape-to-text:t" inset="0,15pt,0,0">
                 <w:txbxContent>
                   <w:p>
@@ -5066,7 +6281,7 @@
 </file>
 
 <file path=word/header3.xml><?xml version="1.0" encoding="utf-8"?>
-<w:hdr xmlns:wpc="http://schemas.microsoft.com/office/word/2010/wordprocessingCanvas" xmlns:cx="http://schemas.microsoft.com/office/drawing/2014/chartex" xmlns:cx1="http://schemas.microsoft.com/office/drawing/2015/9/8/chartex" xmlns:cx2="http://schemas.microsoft.com/office/drawing/2015/10/21/chartex" xmlns:cx3="http://schemas.microsoft.com/office/drawing/2016/5/9/chartex" xmlns:cx4="http://schemas.microsoft.com/office/drawing/2016/5/10/chartex" xmlns:cx5="http://schemas.microsoft.com/office/drawing/2016/5/11/chartex" xmlns:cx6="http://schemas.microsoft.com/office/drawing/2016/5/12/chartex" xmlns:cx7="http://schemas.microsoft.com/office/drawing/2016/5/13/chartex" xmlns:cx8="http://schemas.microsoft.com/office/drawing/2016/5/14/chartex" xmlns:mc="http://schemas.openxmlformats.org/markup-compatibility/2006" xmlns:aink="http://schemas.microsoft.com/office/drawing/2016/ink" xmlns:am3d="http://schemas.microsoft.com/office/drawing/2017/model3d" xmlns:o="urn:schemas-microsoft-com:office:office" xmlns:oel="http://schemas.microsoft.com/office/2019/extlst" xmlns:r="http://schemas.openxmlformats.org/officeDocument/2006/relationships" xmlns:m="http://schemas.openxmlformats.org/officeDocument/2006/math" xmlns:v="urn:schemas-microsoft-com:vml" xmlns:wp14="http://schemas.microsoft.com/office/word/2010/wordprocessingDrawing" xmlns:wp="http://schemas.openxmlformats.org/drawingml/2006/wordprocessingDrawing" xmlns:w10="urn:schemas-microsoft-com:office:word" xmlns:w="http://schemas.openxmlformats.org/wordprocessingml/2006/main" xmlns:w14="http://schemas.microsoft.com/office/word/2010/wordml" xmlns:w15="http://schemas.microsoft.com/office/word/2012/wordml" xmlns:w16cex="http://schemas.microsoft.com/office/word/2018/wordml/cex" xmlns:w16cid="http://schemas.microsoft.com/office/word/2016/wordml/cid" xmlns:w16="http://schemas.microsoft.com/office/word/2018/wordml" xmlns:w16sdtdh="http://schemas.microsoft.com/office/word/2020/wordml/sdtdatahash" xmlns:w16se="http://schemas.microsoft.com/office/word/2015/wordml/symex" xmlns:wpg="http://schemas.microsoft.com/office/word/2010/wordprocessingGroup" xmlns:wpi="http://schemas.microsoft.com/office/word/2010/wordprocessingInk" xmlns:wne="http://schemas.microsoft.com/office/word/2006/wordml" xmlns:wps="http://schemas.microsoft.com/office/word/2010/wordprocessingShape" mc:Ignorable="w14 w15 w16se w16cid w16 w16cex w16sdtdh wp14">
+<w:hdr xmlns:wpc="http://schemas.microsoft.com/office/word/2010/wordprocessingCanvas" xmlns:cx="http://schemas.microsoft.com/office/drawing/2014/chartex" xmlns:cx1="http://schemas.microsoft.com/office/drawing/2015/9/8/chartex" xmlns:cx2="http://schemas.microsoft.com/office/drawing/2015/10/21/chartex" xmlns:cx3="http://schemas.microsoft.com/office/drawing/2016/5/9/chartex" xmlns:cx4="http://schemas.microsoft.com/office/drawing/2016/5/10/chartex" xmlns:cx5="http://schemas.microsoft.com/office/drawing/2016/5/11/chartex" xmlns:cx6="http://schemas.microsoft.com/office/drawing/2016/5/12/chartex" xmlns:cx7="http://schemas.microsoft.com/office/drawing/2016/5/13/chartex" xmlns:cx8="http://schemas.microsoft.com/office/drawing/2016/5/14/chartex" xmlns:mc="http://schemas.openxmlformats.org/markup-compatibility/2006" xmlns:aink="http://schemas.microsoft.com/office/drawing/2016/ink" xmlns:am3d="http://schemas.microsoft.com/office/drawing/2017/model3d" xmlns:o="urn:schemas-microsoft-com:office:office" xmlns:oel="http://schemas.microsoft.com/office/2019/extlst" xmlns:r="http://schemas.openxmlformats.org/officeDocument/2006/relationships" xmlns:m="http://schemas.openxmlformats.org/officeDocument/2006/math" xmlns:v="urn:schemas-microsoft-com:vml" xmlns:wp14="http://schemas.microsoft.com/office/word/2010/wordprocessingDrawing" xmlns:wp="http://schemas.openxmlformats.org/drawingml/2006/wordprocessingDrawing" xmlns:w10="urn:schemas-microsoft-com:office:word" xmlns:w="http://schemas.openxmlformats.org/wordprocessingml/2006/main" xmlns:w14="http://schemas.microsoft.com/office/word/2010/wordml" xmlns:w15="http://schemas.microsoft.com/office/word/2012/wordml" xmlns:w16cex="http://schemas.microsoft.com/office/word/2018/wordml/cex" xmlns:w16cid="http://schemas.microsoft.com/office/word/2016/wordml/cid" xmlns:w16="http://schemas.microsoft.com/office/word/2018/wordml" xmlns:w16du="http://schemas.microsoft.com/office/word/2023/wordml/word16du" xmlns:w16sdtdh="http://schemas.microsoft.com/office/word/2020/wordml/sdtdatahash" xmlns:w16sdtfl="http://schemas.microsoft.com/office/word/2024/wordml/sdtformatlock" xmlns:w16se="http://schemas.microsoft.com/office/word/2015/wordml/symex" xmlns:wpg="http://schemas.microsoft.com/office/word/2010/wordprocessingGroup" xmlns:wpi="http://schemas.microsoft.com/office/word/2010/wordprocessingInk" xmlns:wne="http://schemas.microsoft.com/office/word/2006/wordml" xmlns:wps="http://schemas.microsoft.com/office/word/2010/wordprocessingShape" mc:Ignorable="w14 w15 w16se w16cid w16 w16cex w16sdtdh w16sdtfl w16du wp14">
   <w:p>
     <w:pPr>
       <w:pStyle w:val="Header"/>
@@ -5158,7 +6373,6 @@
               <v:path gradientshapeok="t" o:connecttype="rect"/>
             </v:shapetype>
             <v:shape id="Text Box 1" o:spid="_x0000_s1028" type="#_x0000_t202" alt="OFFICIAL" style="position:absolute;margin-left:0;margin-top:0;width:34.95pt;height:34.95pt;z-index:251655680;visibility:visible;mso-wrap-style:none;mso-wrap-distance-left:0;mso-wrap-distance-top:0;mso-wrap-distance-right:0;mso-wrap-distance-bottom:0;mso-position-horizontal:center;mso-position-horizontal-relative:page;mso-position-vertical:top;mso-position-vertical-relative:page;v-text-anchor:top" o:gfxdata="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" filled="f" stroked="f">
-              <v:fill o:detectmouseclick="t"/>
               <v:textbox style="mso-fit-shape-to-text:t" inset="0,15pt,0,0">
                 <w:txbxContent>
                   <w:p>
@@ -5195,210 +6409,309 @@
 </file>
 
 <file path=word/numbering.xml><?xml version="1.0" encoding="utf-8"?>
-<w:numbering xmlns:wpc="http://schemas.microsoft.com/office/word/2010/wordprocessingCanvas" xmlns:cx="http://schemas.microsoft.com/office/drawing/2014/chartex" xmlns:cx1="http://schemas.microsoft.com/office/drawing/2015/9/8/chartex" xmlns:cx2="http://schemas.microsoft.com/office/drawing/2015/10/21/chartex" xmlns:cx3="http://schemas.microsoft.com/office/drawing/2016/5/9/chartex" xmlns:cx4="http://schemas.microsoft.com/office/drawing/2016/5/10/chartex" xmlns:cx5="http://schemas.microsoft.com/office/drawing/2016/5/11/chartex" xmlns:cx6="http://schemas.microsoft.com/office/drawing/2016/5/12/chartex" xmlns:cx7="http://schemas.microsoft.com/office/drawing/2016/5/13/chartex" xmlns:cx8="http://schemas.microsoft.com/office/drawing/2016/5/14/chartex" xmlns:mc="http://schemas.openxmlformats.org/markup-compatibility/2006" xmlns:aink="http://schemas.microsoft.com/office/drawing/2016/ink" xmlns:am3d="http://schemas.microsoft.com/office/drawing/2017/model3d" xmlns:o="urn:schemas-microsoft-com:office:office" xmlns:oel="http://schemas.microsoft.com/office/2019/extlst" xmlns:r="http://schemas.openxmlformats.org/officeDocument/2006/relationships" xmlns:m="http://schemas.openxmlformats.org/officeDocument/2006/math" xmlns:v="urn:schemas-microsoft-com:vml" xmlns:wp14="http://schemas.microsoft.com/office/word/2010/wordprocessingDrawing" xmlns:wp="http://schemas.openxmlformats.org/drawingml/2006/wordprocessingDrawing" xmlns:w10="urn:schemas-microsoft-com:office:word" xmlns:w="http://schemas.openxmlformats.org/wordprocessingml/2006/main" xmlns:w14="http://schemas.microsoft.com/office/word/2010/wordml" xmlns:w15="http://schemas.microsoft.com/office/word/2012/wordml" xmlns:w16cex="http://schemas.microsoft.com/office/word/2018/wordml/cex" xmlns:w16cid="http://schemas.microsoft.com/office/word/2016/wordml/cid" xmlns:w16="http://schemas.microsoft.com/office/word/2018/wordml" xmlns:w16sdtdh="http://schemas.microsoft.com/office/word/2020/wordml/sdtdatahash" xmlns:w16se="http://schemas.microsoft.com/office/word/2015/wordml/symex" xmlns:wpg="http://schemas.microsoft.com/office/word/2010/wordprocessingGroup" xmlns:wpi="http://schemas.microsoft.com/office/word/2010/wordprocessingInk" xmlns:wne="http://schemas.microsoft.com/office/word/2006/wordml" xmlns:wps="http://schemas.microsoft.com/office/word/2010/wordprocessingShape" mc:Ignorable="w14 w15 w16se w16cid w16 w16cex w16sdtdh wp14">
+<w:numbering xmlns:wpc="http://schemas.microsoft.com/office/word/2010/wordprocessingCanvas" xmlns:cx="http://schemas.microsoft.com/office/drawing/2014/chartex" xmlns:cx1="http://schemas.microsoft.com/office/drawing/2015/9/8/chartex" xmlns:cx2="http://schemas.microsoft.com/office/drawing/2015/10/21/chartex" xmlns:cx3="http://schemas.microsoft.com/office/drawing/2016/5/9/chartex" xmlns:cx4="http://schemas.microsoft.com/office/drawing/2016/5/10/chartex" xmlns:cx5="http://schemas.microsoft.com/office/drawing/2016/5/11/chartex" xmlns:cx6="http://schemas.microsoft.com/office/drawing/2016/5/12/chartex" xmlns:cx7="http://schemas.microsoft.com/office/drawing/2016/5/13/chartex" xmlns:cx8="http://schemas.microsoft.com/office/drawing/2016/5/14/chartex" xmlns:mc="http://schemas.openxmlformats.org/markup-compatibility/2006" xmlns:aink="http://schemas.microsoft.com/office/drawing/2016/ink" xmlns:am3d="http://schemas.microsoft.com/office/drawing/2017/model3d" xmlns:o="urn:schemas-microsoft-com:office:office" xmlns:oel="http://schemas.microsoft.com/office/2019/extlst" xmlns:r="http://schemas.openxmlformats.org/officeDocument/2006/relationships" xmlns:m="http://schemas.openxmlformats.org/officeDocument/2006/math" xmlns:v="urn:schemas-microsoft-com:vml" xmlns:wp14="http://schemas.microsoft.com/office/word/2010/wordprocessingDrawing" xmlns:wp="http://schemas.openxmlformats.org/drawingml/2006/wordprocessingDrawing" xmlns:w10="urn:schemas-microsoft-com:office:word" xmlns:w="http://schemas.openxmlformats.org/wordprocessingml/2006/main" xmlns:w14="http://schemas.microsoft.com/office/word/2010/wordml" xmlns:w15="http://schemas.microsoft.com/office/word/2012/wordml" xmlns:w16cex="http://schemas.microsoft.com/office/word/2018/wordml/cex" xmlns:w16cid="http://schemas.microsoft.com/office/word/2016/wordml/cid" xmlns:w16="http://schemas.microsoft.com/office/word/2018/wordml" xmlns:w16du="http://schemas.microsoft.com/office/word/2023/wordml/word16du" xmlns:w16sdtdh="http://schemas.microsoft.com/office/word/2020/wordml/sdtdatahash" xmlns:w16sdtfl="http://schemas.microsoft.com/office/word/2024/wordml/sdtformatlock" xmlns:w16se="http://schemas.microsoft.com/office/word/2015/wordml/symex" xmlns:wpg="http://schemas.microsoft.com/office/word/2010/wordprocessingGroup" xmlns:wpi="http://schemas.microsoft.com/office/word/2010/wordprocessingInk" xmlns:wne="http://schemas.microsoft.com/office/word/2006/wordml" xmlns:wps="http://schemas.microsoft.com/office/word/2010/wordprocessingShape" mc:Ignorable="w14 w15 w16se w16cid w16 w16cex w16sdtdh w16sdtfl w16du wp14">
   <w:abstractNum w:abstractNumId="0" w15:restartNumberingAfterBreak="0">
-    <w:nsid w:val="008C174E"/>
-    <w:multiLevelType w:val="hybridMultilevel"/>
-    <w:tmpl w:val="9EACBFCC"/>
-    <w:lvl w:ilvl="0" w:tplc="0C09000F">
-      <w:start w:val="1"/>
-      <w:numFmt w:val="decimal"/>
-      <w:lvlText w:val="%1."/>
-      <w:lvlJc w:val="left"/>
-      <w:pPr>
-        <w:ind w:left="720" w:hanging="360"/>
-      </w:pPr>
-    </w:lvl>
-    <w:lvl w:ilvl="1" w:tplc="0C090019" w:tentative="1">
-      <w:start w:val="1"/>
-      <w:numFmt w:val="lowerLetter"/>
-      <w:lvlText w:val="%2."/>
-      <w:lvlJc w:val="left"/>
-      <w:pPr>
-        <w:ind w:left="1440" w:hanging="360"/>
-      </w:pPr>
-    </w:lvl>
-    <w:lvl w:ilvl="2" w:tplc="0C09001B" w:tentative="1">
-      <w:start w:val="1"/>
-      <w:numFmt w:val="lowerRoman"/>
-      <w:lvlText w:val="%3."/>
-      <w:lvlJc w:val="right"/>
-      <w:pPr>
-        <w:ind w:left="2160" w:hanging="180"/>
-      </w:pPr>
-    </w:lvl>
-    <w:lvl w:ilvl="3" w:tplc="0C09000F" w:tentative="1">
-      <w:start w:val="1"/>
-      <w:numFmt w:val="decimal"/>
-      <w:lvlText w:val="%4."/>
-      <w:lvlJc w:val="left"/>
-      <w:pPr>
-        <w:ind w:left="2880" w:hanging="360"/>
-      </w:pPr>
-    </w:lvl>
-    <w:lvl w:ilvl="4" w:tplc="0C090019" w:tentative="1">
-      <w:start w:val="1"/>
-      <w:numFmt w:val="lowerLetter"/>
-      <w:lvlText w:val="%5."/>
-      <w:lvlJc w:val="left"/>
-      <w:pPr>
-        <w:ind w:left="3600" w:hanging="360"/>
-      </w:pPr>
-    </w:lvl>
-    <w:lvl w:ilvl="5" w:tplc="0C09001B" w:tentative="1">
-      <w:start w:val="1"/>
-      <w:numFmt w:val="lowerRoman"/>
-      <w:lvlText w:val="%6."/>
-      <w:lvlJc w:val="right"/>
-      <w:pPr>
-        <w:ind w:left="4320" w:hanging="180"/>
-      </w:pPr>
-    </w:lvl>
-    <w:lvl w:ilvl="6" w:tplc="0C09000F" w:tentative="1">
-      <w:start w:val="1"/>
-      <w:numFmt w:val="decimal"/>
-      <w:lvlText w:val="%7."/>
-      <w:lvlJc w:val="left"/>
-      <w:pPr>
-        <w:ind w:left="5040" w:hanging="360"/>
-      </w:pPr>
-    </w:lvl>
-    <w:lvl w:ilvl="7" w:tplc="0C090019" w:tentative="1">
-      <w:start w:val="1"/>
-      <w:numFmt w:val="lowerLetter"/>
-      <w:lvlText w:val="%8."/>
-      <w:lvlJc w:val="left"/>
-      <w:pPr>
-        <w:ind w:left="5760" w:hanging="360"/>
-      </w:pPr>
-    </w:lvl>
-    <w:lvl w:ilvl="8" w:tplc="0C09001B" w:tentative="1">
-      <w:start w:val="1"/>
-      <w:numFmt w:val="lowerRoman"/>
-      <w:lvlText w:val="%9."/>
-      <w:lvlJc w:val="right"/>
-      <w:pPr>
-        <w:ind w:left="6480" w:hanging="180"/>
-      </w:pPr>
-    </w:lvl>
-  </w:abstractNum>
-  <w:abstractNum w:abstractNumId="1" w15:restartNumberingAfterBreak="0">
-    <w:nsid w:val="00B265B2"/>
-    <w:multiLevelType w:val="hybridMultilevel"/>
-    <w:tmpl w:val="4D008862"/>
-    <w:lvl w:ilvl="0" w:tplc="0C090001">
+    <w:nsid w:val="21A86E39"/>
+    <w:multiLevelType w:val="multilevel"/>
+    <w:tmpl w:val="AC92ED0A"/>
+    <w:lvl w:ilvl="0">
       <w:start w:val="1"/>
       <w:numFmt w:val="bullet"/>
       <w:lvlText w:val=""/>
       <w:lvlJc w:val="left"/>
       <w:pPr>
+        <w:tabs>
+          <w:tab w:val="num" w:pos="720"/>
+        </w:tabs>
         <w:ind w:left="720" w:hanging="360"/>
       </w:pPr>
       <w:rPr>
         <w:rFonts w:ascii="Symbol" w:hAnsi="Symbol" w:hint="default"/>
+        <w:sz w:val="20"/>
       </w:rPr>
     </w:lvl>
-    <w:lvl w:ilvl="1" w:tplc="0C090003" w:tentative="1">
+    <w:lvl w:ilvl="1" w:tentative="1">
       <w:start w:val="1"/>
       <w:numFmt w:val="bullet"/>
       <w:lvlText w:val="o"/>
       <w:lvlJc w:val="left"/>
       <w:pPr>
+        <w:tabs>
+          <w:tab w:val="num" w:pos="1440"/>
+        </w:tabs>
         <w:ind w:left="1440" w:hanging="360"/>
       </w:pPr>
       <w:rPr>
-        <w:rFonts w:ascii="Courier New" w:hAnsi="Courier New" w:cs="Courier New" w:hint="default"/>
+        <w:rFonts w:ascii="Courier New" w:hAnsi="Courier New" w:hint="default"/>
+        <w:sz w:val="20"/>
       </w:rPr>
     </w:lvl>
-    <w:lvl w:ilvl="2" w:tplc="0C090005" w:tentative="1">
+    <w:lvl w:ilvl="2" w:tentative="1">
       <w:start w:val="1"/>
       <w:numFmt w:val="bullet"/>
       <w:lvlText w:val=""/>
       <w:lvlJc w:val="left"/>
       <w:pPr>
+        <w:tabs>
+          <w:tab w:val="num" w:pos="2160"/>
+        </w:tabs>
         <w:ind w:left="2160" w:hanging="360"/>
       </w:pPr>
       <w:rPr>
         <w:rFonts w:ascii="Wingdings" w:hAnsi="Wingdings" w:hint="default"/>
+        <w:sz w:val="20"/>
       </w:rPr>
     </w:lvl>
-    <w:lvl w:ilvl="3" w:tplc="0C090001" w:tentative="1">
+    <w:lvl w:ilvl="3" w:tentative="1">
+      <w:start w:val="1"/>
+      <w:numFmt w:val="bullet"/>
+      <w:lvlText w:val=""/>
+      <w:lvlJc w:val="left"/>
+      <w:pPr>
+        <w:tabs>
+          <w:tab w:val="num" w:pos="2880"/>
+        </w:tabs>
+        <w:ind w:left="2880" w:hanging="360"/>
+      </w:pPr>
+      <w:rPr>
+        <w:rFonts w:ascii="Wingdings" w:hAnsi="Wingdings" w:hint="default"/>
+        <w:sz w:val="20"/>
+      </w:rPr>
+    </w:lvl>
+    <w:lvl w:ilvl="4" w:tentative="1">
+      <w:start w:val="1"/>
+      <w:numFmt w:val="bullet"/>
+      <w:lvlText w:val=""/>
+      <w:lvlJc w:val="left"/>
+      <w:pPr>
+        <w:tabs>
+          <w:tab w:val="num" w:pos="3600"/>
+        </w:tabs>
+        <w:ind w:left="3600" w:hanging="360"/>
+      </w:pPr>
+      <w:rPr>
+        <w:rFonts w:ascii="Wingdings" w:hAnsi="Wingdings" w:hint="default"/>
+        <w:sz w:val="20"/>
+      </w:rPr>
+    </w:lvl>
+    <w:lvl w:ilvl="5" w:tentative="1">
+      <w:start w:val="1"/>
+      <w:numFmt w:val="bullet"/>
+      <w:lvlText w:val=""/>
+      <w:lvlJc w:val="left"/>
+      <w:pPr>
+        <w:tabs>
+          <w:tab w:val="num" w:pos="4320"/>
+        </w:tabs>
+        <w:ind w:left="4320" w:hanging="360"/>
+      </w:pPr>
+      <w:rPr>
+        <w:rFonts w:ascii="Wingdings" w:hAnsi="Wingdings" w:hint="default"/>
+        <w:sz w:val="20"/>
+      </w:rPr>
+    </w:lvl>
+    <w:lvl w:ilvl="6" w:tentative="1">
+      <w:start w:val="1"/>
+      <w:numFmt w:val="bullet"/>
+      <w:lvlText w:val=""/>
+      <w:lvlJc w:val="left"/>
+      <w:pPr>
+        <w:tabs>
+          <w:tab w:val="num" w:pos="5040"/>
+        </w:tabs>
+        <w:ind w:left="5040" w:hanging="360"/>
+      </w:pPr>
+      <w:rPr>
+        <w:rFonts w:ascii="Wingdings" w:hAnsi="Wingdings" w:hint="default"/>
+        <w:sz w:val="20"/>
+      </w:rPr>
+    </w:lvl>
+    <w:lvl w:ilvl="7" w:tentative="1">
+      <w:start w:val="1"/>
+      <w:numFmt w:val="bullet"/>
+      <w:lvlText w:val=""/>
+      <w:lvlJc w:val="left"/>
+      <w:pPr>
+        <w:tabs>
+          <w:tab w:val="num" w:pos="5760"/>
+        </w:tabs>
+        <w:ind w:left="5760" w:hanging="360"/>
+      </w:pPr>
+      <w:rPr>
+        <w:rFonts w:ascii="Wingdings" w:hAnsi="Wingdings" w:hint="default"/>
+        <w:sz w:val="20"/>
+      </w:rPr>
+    </w:lvl>
+    <w:lvl w:ilvl="8" w:tentative="1">
+      <w:start w:val="1"/>
+      <w:numFmt w:val="bullet"/>
+      <w:lvlText w:val=""/>
+      <w:lvlJc w:val="left"/>
+      <w:pPr>
+        <w:tabs>
+          <w:tab w:val="num" w:pos="6480"/>
+        </w:tabs>
+        <w:ind w:left="6480" w:hanging="360"/>
+      </w:pPr>
+      <w:rPr>
+        <w:rFonts w:ascii="Wingdings" w:hAnsi="Wingdings" w:hint="default"/>
+        <w:sz w:val="20"/>
+      </w:rPr>
+    </w:lvl>
+  </w:abstractNum>
+  <w:abstractNum w:abstractNumId="1" w15:restartNumberingAfterBreak="0">
+    <w:nsid w:val="25B41A8B"/>
+    <w:multiLevelType w:val="multilevel"/>
+    <w:tmpl w:val="DBC6F5D0"/>
+    <w:lvl w:ilvl="0">
       <w:start w:val="1"/>
       <w:numFmt w:val="bullet"/>
       <w:lvlText w:val=""/>
       <w:lvlJc w:val="left"/>
       <w:pPr>
-        <w:ind w:left="2880" w:hanging="360"/>
+        <w:tabs>
+          <w:tab w:val="num" w:pos="360"/>
+        </w:tabs>
+        <w:ind w:left="360" w:hanging="360"/>
       </w:pPr>
       <w:rPr>
         <w:rFonts w:ascii="Symbol" w:hAnsi="Symbol" w:hint="default"/>
+        <w:sz w:val="20"/>
       </w:rPr>
     </w:lvl>
-    <w:lvl w:ilvl="4" w:tplc="0C090003" w:tentative="1">
+    <w:lvl w:ilvl="1">
       <w:start w:val="1"/>
       <w:numFmt w:val="bullet"/>
       <w:lvlText w:val="o"/>
       <w:lvlJc w:val="left"/>
       <w:pPr>
-        <w:ind w:left="3600" w:hanging="360"/>
+        <w:tabs>
+          <w:tab w:val="num" w:pos="1080"/>
+        </w:tabs>
+        <w:ind w:left="1080" w:hanging="360"/>
       </w:pPr>
       <w:rPr>
-        <w:rFonts w:ascii="Courier New" w:hAnsi="Courier New" w:cs="Courier New" w:hint="default"/>
+        <w:rFonts w:ascii="Courier New" w:hAnsi="Courier New" w:hint="default"/>
+        <w:sz w:val="20"/>
       </w:rPr>
     </w:lvl>
-    <w:lvl w:ilvl="5" w:tplc="0C090005" w:tentative="1">
+    <w:lvl w:ilvl="2">
       <w:start w:val="1"/>
       <w:numFmt w:val="bullet"/>
       <w:lvlText w:val=""/>
       <w:lvlJc w:val="left"/>
       <w:pPr>
-        <w:ind w:left="4320" w:hanging="360"/>
+        <w:tabs>
+          <w:tab w:val="num" w:pos="1800"/>
+        </w:tabs>
+        <w:ind w:left="1800" w:hanging="360"/>
       </w:pPr>
       <w:rPr>
         <w:rFonts w:ascii="Wingdings" w:hAnsi="Wingdings" w:hint="default"/>
+        <w:sz w:val="20"/>
       </w:rPr>
     </w:lvl>
-    <w:lvl w:ilvl="6" w:tplc="0C090001" w:tentative="1">
-      <w:start w:val="1"/>
-      <w:numFmt w:val="bullet"/>
-      <w:lvlText w:val=""/>
-      <w:lvlJc w:val="left"/>
-      <w:pPr>
-        <w:ind w:left="5040" w:hanging="360"/>
-      </w:pPr>
-      <w:rPr>
-        <w:rFonts w:ascii="Symbol" w:hAnsi="Symbol" w:hint="default"/>
-      </w:rPr>
-    </w:lvl>
-    <w:lvl w:ilvl="7" w:tplc="0C090003" w:tentative="1">
-      <w:start w:val="1"/>
-      <w:numFmt w:val="bullet"/>
-      <w:lvlText w:val="o"/>
-      <w:lvlJc w:val="left"/>
-      <w:pPr>
-        <w:ind w:left="5760" w:hanging="360"/>
-      </w:pPr>
-      <w:rPr>
-        <w:rFonts w:ascii="Courier New" w:hAnsi="Courier New" w:cs="Courier New" w:hint="default"/>
-      </w:rPr>
-    </w:lvl>
-    <w:lvl w:ilvl="8" w:tplc="0C090005" w:tentative="1">
+    <w:lvl w:ilvl="3" w:tentative="1">
       <w:start w:val="1"/>
       <w:numFmt w:val="bullet"/>
       <w:lvlText w:val=""/>
       <w:lvlJc w:val="left"/>
       <w:pPr>
-        <w:ind w:left="6480" w:hanging="360"/>
+        <w:tabs>
+          <w:tab w:val="num" w:pos="2520"/>
+        </w:tabs>
+        <w:ind w:left="2520" w:hanging="360"/>
       </w:pPr>
       <w:rPr>
         <w:rFonts w:ascii="Wingdings" w:hAnsi="Wingdings" w:hint="default"/>
+        <w:sz w:val="20"/>
+      </w:rPr>
+    </w:lvl>
+    <w:lvl w:ilvl="4" w:tentative="1">
+      <w:start w:val="1"/>
+      <w:numFmt w:val="bullet"/>
+      <w:lvlText w:val=""/>
+      <w:lvlJc w:val="left"/>
+      <w:pPr>
+        <w:tabs>
+          <w:tab w:val="num" w:pos="3240"/>
+        </w:tabs>
+        <w:ind w:left="3240" w:hanging="360"/>
+      </w:pPr>
+      <w:rPr>
+        <w:rFonts w:ascii="Wingdings" w:hAnsi="Wingdings" w:hint="default"/>
+        <w:sz w:val="20"/>
+      </w:rPr>
+    </w:lvl>
+    <w:lvl w:ilvl="5" w:tentative="1">
+      <w:start w:val="1"/>
+      <w:numFmt w:val="bullet"/>
+      <w:lvlText w:val=""/>
+      <w:lvlJc w:val="left"/>
+      <w:pPr>
+        <w:tabs>
+          <w:tab w:val="num" w:pos="3960"/>
+        </w:tabs>
+        <w:ind w:left="3960" w:hanging="360"/>
+      </w:pPr>
+      <w:rPr>
+        <w:rFonts w:ascii="Wingdings" w:hAnsi="Wingdings" w:hint="default"/>
+        <w:sz w:val="20"/>
+      </w:rPr>
+    </w:lvl>
+    <w:lvl w:ilvl="6" w:tentative="1">
+      <w:start w:val="1"/>
+      <w:numFmt w:val="bullet"/>
+      <w:lvlText w:val=""/>
+      <w:lvlJc w:val="left"/>
+      <w:pPr>
+        <w:tabs>
+          <w:tab w:val="num" w:pos="4680"/>
+        </w:tabs>
+        <w:ind w:left="4680" w:hanging="360"/>
+      </w:pPr>
+      <w:rPr>
+        <w:rFonts w:ascii="Wingdings" w:hAnsi="Wingdings" w:hint="default"/>
+        <w:sz w:val="20"/>
+      </w:rPr>
+    </w:lvl>
+    <w:lvl w:ilvl="7" w:tentative="1">
+      <w:start w:val="1"/>
+      <w:numFmt w:val="bullet"/>
+      <w:lvlText w:val=""/>
+      <w:lvlJc w:val="left"/>
+      <w:pPr>
+        <w:tabs>
+          <w:tab w:val="num" w:pos="5400"/>
+        </w:tabs>
+        <w:ind w:left="5400" w:hanging="360"/>
+      </w:pPr>
+      <w:rPr>
+        <w:rFonts w:ascii="Wingdings" w:hAnsi="Wingdings" w:hint="default"/>
+        <w:sz w:val="20"/>
+      </w:rPr>
+    </w:lvl>
+    <w:lvl w:ilvl="8" w:tentative="1">
+      <w:start w:val="1"/>
+      <w:numFmt w:val="bullet"/>
+      <w:lvlText w:val=""/>
+      <w:lvlJc w:val="left"/>
+      <w:pPr>
+        <w:tabs>
+          <w:tab w:val="num" w:pos="6120"/>
+        </w:tabs>
+        <w:ind w:left="6120" w:hanging="360"/>
+      </w:pPr>
+      <w:rPr>
+        <w:rFonts w:ascii="Wingdings" w:hAnsi="Wingdings" w:hint="default"/>
+        <w:sz w:val="20"/>
       </w:rPr>
     </w:lvl>
   </w:abstractNum>
   <w:abstractNum w:abstractNumId="2" w15:restartNumberingAfterBreak="0">
-    <w:nsid w:val="02911BF2"/>
+    <w:nsid w:val="2A2B7226"/>
     <w:multiLevelType w:val="hybridMultilevel"/>
-    <w:tmpl w:val="3DBCAA6E"/>
+    <w:tmpl w:val="E556AEA2"/>
     <w:lvl w:ilvl="0" w:tplc="0C090001">
       <w:start w:val="1"/>
       <w:numFmt w:val="bullet"/>
@@ -5509,121 +6822,158 @@
     </w:lvl>
   </w:abstractNum>
   <w:abstractNum w:abstractNumId="3" w15:restartNumberingAfterBreak="0">
-    <w:nsid w:val="05914025"/>
-    <w:multiLevelType w:val="hybridMultilevel"/>
-    <w:tmpl w:val="BB681F7C"/>
-    <w:lvl w:ilvl="0" w:tplc="C8F4CD68">
+    <w:nsid w:val="32895C12"/>
+    <w:multiLevelType w:val="multilevel"/>
+    <w:tmpl w:val="DBC6F5D0"/>
+    <w:lvl w:ilvl="0">
+      <w:start w:val="1"/>
       <w:numFmt w:val="bullet"/>
-      <w:lvlText w:val="•"/>
+      <w:lvlText w:val=""/>
       <w:lvlJc w:val="left"/>
       <w:pPr>
-        <w:ind w:left="1080" w:hanging="720"/>
+        <w:tabs>
+          <w:tab w:val="num" w:pos="360"/>
+        </w:tabs>
+        <w:ind w:left="360" w:hanging="360"/>
       </w:pPr>
       <w:rPr>
-        <w:rFonts w:ascii="Calibri" w:eastAsiaTheme="minorHAnsi" w:hAnsi="Calibri" w:cstheme="minorBidi" w:hint="default"/>
+        <w:rFonts w:ascii="Symbol" w:hAnsi="Symbol" w:hint="default"/>
+        <w:sz w:val="20"/>
       </w:rPr>
     </w:lvl>
-    <w:lvl w:ilvl="1" w:tplc="0C090003" w:tentative="1">
+    <w:lvl w:ilvl="1">
       <w:start w:val="1"/>
       <w:numFmt w:val="bullet"/>
       <w:lvlText w:val="o"/>
       <w:lvlJc w:val="left"/>
       <w:pPr>
-        <w:ind w:left="1440" w:hanging="360"/>
+        <w:tabs>
+          <w:tab w:val="num" w:pos="1080"/>
+        </w:tabs>
+        <w:ind w:left="1080" w:hanging="360"/>
       </w:pPr>
       <w:rPr>
-        <w:rFonts w:ascii="Courier New" w:hAnsi="Courier New" w:cs="Courier New" w:hint="default"/>
+        <w:rFonts w:ascii="Courier New" w:hAnsi="Courier New" w:hint="default"/>
+        <w:sz w:val="20"/>
       </w:rPr>
     </w:lvl>
-    <w:lvl w:ilvl="2" w:tplc="0C090005" w:tentative="1">
+    <w:lvl w:ilvl="2">
       <w:start w:val="1"/>
       <w:numFmt w:val="bullet"/>
       <w:lvlText w:val=""/>
       <w:lvlJc w:val="left"/>
       <w:pPr>
-        <w:ind w:left="2160" w:hanging="360"/>
+        <w:tabs>
+          <w:tab w:val="num" w:pos="1800"/>
+        </w:tabs>
+        <w:ind w:left="1800" w:hanging="360"/>
       </w:pPr>
       <w:rPr>
         <w:rFonts w:ascii="Wingdings" w:hAnsi="Wingdings" w:hint="default"/>
+        <w:sz w:val="20"/>
       </w:rPr>
     </w:lvl>
-    <w:lvl w:ilvl="3" w:tplc="0C090001" w:tentative="1">
-      <w:start w:val="1"/>
-      <w:numFmt w:val="bullet"/>
-      <w:lvlText w:val=""/>
-      <w:lvlJc w:val="left"/>
-      <w:pPr>
-        <w:ind w:left="2880" w:hanging="360"/>
-      </w:pPr>
-      <w:rPr>
-        <w:rFonts w:ascii="Symbol" w:hAnsi="Symbol" w:hint="default"/>
-      </w:rPr>
-    </w:lvl>
-    <w:lvl w:ilvl="4" w:tplc="0C090003" w:tentative="1">
-      <w:start w:val="1"/>
-      <w:numFmt w:val="bullet"/>
-      <w:lvlText w:val="o"/>
-      <w:lvlJc w:val="left"/>
-      <w:pPr>
-        <w:ind w:left="3600" w:hanging="360"/>
-      </w:pPr>
-      <w:rPr>
-        <w:rFonts w:ascii="Courier New" w:hAnsi="Courier New" w:cs="Courier New" w:hint="default"/>
-      </w:rPr>
-    </w:lvl>
-    <w:lvl w:ilvl="5" w:tplc="0C090005" w:tentative="1">
+    <w:lvl w:ilvl="3" w:tentative="1">
       <w:start w:val="1"/>
       <w:numFmt w:val="bullet"/>
       <w:lvlText w:val=""/>
       <w:lvlJc w:val="left"/>
       <w:pPr>
-        <w:ind w:left="4320" w:hanging="360"/>
+        <w:tabs>
+          <w:tab w:val="num" w:pos="2520"/>
+        </w:tabs>
+        <w:ind w:left="2520" w:hanging="360"/>
       </w:pPr>
       <w:rPr>
         <w:rFonts w:ascii="Wingdings" w:hAnsi="Wingdings" w:hint="default"/>
+        <w:sz w:val="20"/>
       </w:rPr>
     </w:lvl>
-    <w:lvl w:ilvl="6" w:tplc="0C090001" w:tentative="1">
-      <w:start w:val="1"/>
-      <w:numFmt w:val="bullet"/>
-      <w:lvlText w:val=""/>
-      <w:lvlJc w:val="left"/>
-      <w:pPr>
-        <w:ind w:left="5040" w:hanging="360"/>
-      </w:pPr>
-      <w:rPr>
-        <w:rFonts w:ascii="Symbol" w:hAnsi="Symbol" w:hint="default"/>
-      </w:rPr>
-    </w:lvl>
-    <w:lvl w:ilvl="7" w:tplc="0C090003" w:tentative="1">
-      <w:start w:val="1"/>
-      <w:numFmt w:val="bullet"/>
-      <w:lvlText w:val="o"/>
-      <w:lvlJc w:val="left"/>
-      <w:pPr>
-        <w:ind w:left="5760" w:hanging="360"/>
-      </w:pPr>
-      <w:rPr>
-        <w:rFonts w:ascii="Courier New" w:hAnsi="Courier New" w:cs="Courier New" w:hint="default"/>
-      </w:rPr>
-    </w:lvl>
-    <w:lvl w:ilvl="8" w:tplc="0C090005" w:tentative="1">
+    <w:lvl w:ilvl="4" w:tentative="1">
       <w:start w:val="1"/>
       <w:numFmt w:val="bullet"/>
       <w:lvlText w:val=""/>
       <w:lvlJc w:val="left"/>
       <w:pPr>
-        <w:ind w:left="6480" w:hanging="360"/>
+        <w:tabs>
+          <w:tab w:val="num" w:pos="3240"/>
+        </w:tabs>
+        <w:ind w:left="3240" w:hanging="360"/>
       </w:pPr>
       <w:rPr>
         <w:rFonts w:ascii="Wingdings" w:hAnsi="Wingdings" w:hint="default"/>
+        <w:sz w:val="20"/>
+      </w:rPr>
+    </w:lvl>
+    <w:lvl w:ilvl="5" w:tentative="1">
+      <w:start w:val="1"/>
+      <w:numFmt w:val="bullet"/>
+      <w:lvlText w:val=""/>
+      <w:lvlJc w:val="left"/>
+      <w:pPr>
+        <w:tabs>
+          <w:tab w:val="num" w:pos="3960"/>
+        </w:tabs>
+        <w:ind w:left="3960" w:hanging="360"/>
+      </w:pPr>
+      <w:rPr>
+        <w:rFonts w:ascii="Wingdings" w:hAnsi="Wingdings" w:hint="default"/>
+        <w:sz w:val="20"/>
+      </w:rPr>
+    </w:lvl>
+    <w:lvl w:ilvl="6" w:tentative="1">
+      <w:start w:val="1"/>
+      <w:numFmt w:val="bullet"/>
+      <w:lvlText w:val=""/>
+      <w:lvlJc w:val="left"/>
+      <w:pPr>
+        <w:tabs>
+          <w:tab w:val="num" w:pos="4680"/>
+        </w:tabs>
+        <w:ind w:left="4680" w:hanging="360"/>
+      </w:pPr>
+      <w:rPr>
+        <w:rFonts w:ascii="Wingdings" w:hAnsi="Wingdings" w:hint="default"/>
+        <w:sz w:val="20"/>
+      </w:rPr>
+    </w:lvl>
+    <w:lvl w:ilvl="7" w:tentative="1">
+      <w:start w:val="1"/>
+      <w:numFmt w:val="bullet"/>
+      <w:lvlText w:val=""/>
+      <w:lvlJc w:val="left"/>
+      <w:pPr>
+        <w:tabs>
+          <w:tab w:val="num" w:pos="5400"/>
+        </w:tabs>
+        <w:ind w:left="5400" w:hanging="360"/>
+      </w:pPr>
+      <w:rPr>
+        <w:rFonts w:ascii="Wingdings" w:hAnsi="Wingdings" w:hint="default"/>
+        <w:sz w:val="20"/>
+      </w:rPr>
+    </w:lvl>
+    <w:lvl w:ilvl="8" w:tentative="1">
+      <w:start w:val="1"/>
+      <w:numFmt w:val="bullet"/>
+      <w:lvlText w:val=""/>
+      <w:lvlJc w:val="left"/>
+      <w:pPr>
+        <w:tabs>
+          <w:tab w:val="num" w:pos="6120"/>
+        </w:tabs>
+        <w:ind w:left="6120" w:hanging="360"/>
+      </w:pPr>
+      <w:rPr>
+        <w:rFonts w:ascii="Wingdings" w:hAnsi="Wingdings" w:hint="default"/>
+        <w:sz w:val="20"/>
       </w:rPr>
     </w:lvl>
   </w:abstractNum>
   <w:abstractNum w:abstractNumId="4" w15:restartNumberingAfterBreak="0">
-    <w:nsid w:val="06EA6568"/>
+    <w:nsid w:val="52D2182D"/>
     <w:multiLevelType w:val="hybridMultilevel"/>
-    <w:tmpl w:val="1E5030BC"/>
+    <w:tmpl w:val="5AEA486E"/>
     <w:lvl w:ilvl="0" w:tplc="0C090001">
       <w:start w:val="1"/>
       <w:numFmt w:val="bullet"/>
@@ -5734,3552 +7084,330 @@
     </w:lvl>
   </w:abstractNum>
   <w:abstractNum w:abstractNumId="5" w15:restartNumberingAfterBreak="0">
-    <w:nsid w:val="0BF61009"/>
-    <w:multiLevelType w:val="hybridMultilevel"/>
-    <w:tmpl w:val="A38A876A"/>
-    <w:lvl w:ilvl="0" w:tplc="0C090001">
+    <w:nsid w:val="5B324DD1"/>
+    <w:multiLevelType w:val="multilevel"/>
+    <w:tmpl w:val="DBC6F5D0"/>
+    <w:lvl w:ilvl="0">
       <w:start w:val="1"/>
       <w:numFmt w:val="bullet"/>
       <w:lvlText w:val=""/>
       <w:lvlJc w:val="left"/>
       <w:pPr>
-        <w:ind w:left="720" w:hanging="360"/>
+        <w:tabs>
+          <w:tab w:val="num" w:pos="360"/>
+        </w:tabs>
+        <w:ind w:left="360" w:hanging="360"/>
       </w:pPr>
       <w:rPr>
         <w:rFonts w:ascii="Symbol" w:hAnsi="Symbol" w:hint="default"/>
+        <w:sz w:val="20"/>
       </w:rPr>
     </w:lvl>
-    <w:lvl w:ilvl="1" w:tplc="0C090003" w:tentative="1">
+    <w:lvl w:ilvl="1">
       <w:start w:val="1"/>
       <w:numFmt w:val="bullet"/>
       <w:lvlText w:val="o"/>
       <w:lvlJc w:val="left"/>
       <w:pPr>
-        <w:ind w:left="1440" w:hanging="360"/>
+        <w:tabs>
+          <w:tab w:val="num" w:pos="1080"/>
+        </w:tabs>
+        <w:ind w:left="1080" w:hanging="360"/>
       </w:pPr>
       <w:rPr>
-        <w:rFonts w:ascii="Courier New" w:hAnsi="Courier New" w:cs="Courier New" w:hint="default"/>
+        <w:rFonts w:ascii="Courier New" w:hAnsi="Courier New" w:hint="default"/>
+        <w:sz w:val="20"/>
       </w:rPr>
     </w:lvl>
-    <w:lvl w:ilvl="2" w:tplc="0C090005" w:tentative="1">
+    <w:lvl w:ilvl="2">
       <w:start w:val="1"/>
       <w:numFmt w:val="bullet"/>
       <w:lvlText w:val=""/>
       <w:lvlJc w:val="left"/>
       <w:pPr>
-        <w:ind w:left="2160" w:hanging="360"/>
+        <w:tabs>
+          <w:tab w:val="num" w:pos="1800"/>
+        </w:tabs>
+        <w:ind w:left="1800" w:hanging="360"/>
       </w:pPr>
       <w:rPr>
         <w:rFonts w:ascii="Wingdings" w:hAnsi="Wingdings" w:hint="default"/>
+        <w:sz w:val="20"/>
       </w:rPr>
     </w:lvl>
-    <w:lvl w:ilvl="3" w:tplc="0C090001" w:tentative="1">
+    <w:lvl w:ilvl="3" w:tentative="1">
+      <w:start w:val="1"/>
+      <w:numFmt w:val="bullet"/>
+      <w:lvlText w:val=""/>
+      <w:lvlJc w:val="left"/>
+      <w:pPr>
+        <w:tabs>
+          <w:tab w:val="num" w:pos="2520"/>
+        </w:tabs>
+        <w:ind w:left="2520" w:hanging="360"/>
+      </w:pPr>
+      <w:rPr>
+        <w:rFonts w:ascii="Wingdings" w:hAnsi="Wingdings" w:hint="default"/>
+        <w:sz w:val="20"/>
+      </w:rPr>
+    </w:lvl>
+    <w:lvl w:ilvl="4" w:tentative="1">
+      <w:start w:val="1"/>
+      <w:numFmt w:val="bullet"/>
+      <w:lvlText w:val=""/>
+      <w:lvlJc w:val="left"/>
+      <w:pPr>
+        <w:tabs>
+          <w:tab w:val="num" w:pos="3240"/>
+        </w:tabs>
+        <w:ind w:left="3240" w:hanging="360"/>
+      </w:pPr>
+      <w:rPr>
+        <w:rFonts w:ascii="Wingdings" w:hAnsi="Wingdings" w:hint="default"/>
+        <w:sz w:val="20"/>
+      </w:rPr>
+    </w:lvl>
+    <w:lvl w:ilvl="5" w:tentative="1">
+      <w:start w:val="1"/>
+      <w:numFmt w:val="bullet"/>
+      <w:lvlText w:val=""/>
+      <w:lvlJc w:val="left"/>
+      <w:pPr>
+        <w:tabs>
+          <w:tab w:val="num" w:pos="3960"/>
+        </w:tabs>
+        <w:ind w:left="3960" w:hanging="360"/>
+      </w:pPr>
+      <w:rPr>
+        <w:rFonts w:ascii="Wingdings" w:hAnsi="Wingdings" w:hint="default"/>
+        <w:sz w:val="20"/>
+      </w:rPr>
+    </w:lvl>
+    <w:lvl w:ilvl="6" w:tentative="1">
+      <w:start w:val="1"/>
+      <w:numFmt w:val="bullet"/>
+      <w:lvlText w:val=""/>
+      <w:lvlJc w:val="left"/>
+      <w:pPr>
+        <w:tabs>
+          <w:tab w:val="num" w:pos="4680"/>
+        </w:tabs>
+        <w:ind w:left="4680" w:hanging="360"/>
+      </w:pPr>
+      <w:rPr>
+        <w:rFonts w:ascii="Wingdings" w:hAnsi="Wingdings" w:hint="default"/>
+        <w:sz w:val="20"/>
+      </w:rPr>
+    </w:lvl>
+    <w:lvl w:ilvl="7" w:tentative="1">
+      <w:start w:val="1"/>
+      <w:numFmt w:val="bullet"/>
+      <w:lvlText w:val=""/>
+      <w:lvlJc w:val="left"/>
+      <w:pPr>
+        <w:tabs>
+          <w:tab w:val="num" w:pos="5400"/>
+        </w:tabs>
+        <w:ind w:left="5400" w:hanging="360"/>
+      </w:pPr>
+      <w:rPr>
+        <w:rFonts w:ascii="Wingdings" w:hAnsi="Wingdings" w:hint="default"/>
+        <w:sz w:val="20"/>
+      </w:rPr>
+    </w:lvl>
+    <w:lvl w:ilvl="8" w:tentative="1">
+      <w:start w:val="1"/>
+      <w:numFmt w:val="bullet"/>
+      <w:lvlText w:val=""/>
+      <w:lvlJc w:val="left"/>
+      <w:pPr>
+        <w:tabs>
+          <w:tab w:val="num" w:pos="6120"/>
+        </w:tabs>
+        <w:ind w:left="6120" w:hanging="360"/>
+      </w:pPr>
+      <w:rPr>
+        <w:rFonts w:ascii="Wingdings" w:hAnsi="Wingdings" w:hint="default"/>
+        <w:sz w:val="20"/>
+      </w:rPr>
+    </w:lvl>
+  </w:abstractNum>
+  <w:abstractNum w:abstractNumId="6" w15:restartNumberingAfterBreak="0">
+    <w:nsid w:val="794F1FC8"/>
+    <w:multiLevelType w:val="multilevel"/>
+    <w:tmpl w:val="DBC6F5D0"/>
+    <w:lvl w:ilvl="0">
       <w:start w:val="1"/>
       <w:numFmt w:val="bullet"/>
       <w:lvlText w:val=""/>
       <w:lvlJc w:val="left"/>
       <w:pPr>
-        <w:ind w:left="2880" w:hanging="360"/>
+        <w:tabs>
+          <w:tab w:val="num" w:pos="360"/>
+        </w:tabs>
+        <w:ind w:left="360" w:hanging="360"/>
       </w:pPr>
       <w:rPr>
         <w:rFonts w:ascii="Symbol" w:hAnsi="Symbol" w:hint="default"/>
+        <w:sz w:val="20"/>
       </w:rPr>
     </w:lvl>
-    <w:lvl w:ilvl="4" w:tplc="0C090003" w:tentative="1">
+    <w:lvl w:ilvl="1">
       <w:start w:val="1"/>
       <w:numFmt w:val="bullet"/>
       <w:lvlText w:val="o"/>
       <w:lvlJc w:val="left"/>
       <w:pPr>
-        <w:ind w:left="3600" w:hanging="360"/>
+        <w:tabs>
+          <w:tab w:val="num" w:pos="1080"/>
+        </w:tabs>
+        <w:ind w:left="1080" w:hanging="360"/>
       </w:pPr>
       <w:rPr>
-        <w:rFonts w:ascii="Courier New" w:hAnsi="Courier New" w:cs="Courier New" w:hint="default"/>
+        <w:rFonts w:ascii="Courier New" w:hAnsi="Courier New" w:hint="default"/>
+        <w:sz w:val="20"/>
       </w:rPr>
     </w:lvl>
-    <w:lvl w:ilvl="5" w:tplc="0C090005" w:tentative="1">
+    <w:lvl w:ilvl="2">
       <w:start w:val="1"/>
       <w:numFmt w:val="bullet"/>
       <w:lvlText w:val=""/>
       <w:lvlJc w:val="left"/>
       <w:pPr>
-        <w:ind w:left="4320" w:hanging="360"/>
+        <w:tabs>
+          <w:tab w:val="num" w:pos="1800"/>
+        </w:tabs>
+        <w:ind w:left="1800" w:hanging="360"/>
       </w:pPr>
       <w:rPr>
         <w:rFonts w:ascii="Wingdings" w:hAnsi="Wingdings" w:hint="default"/>
+        <w:sz w:val="20"/>
       </w:rPr>
     </w:lvl>
-    <w:lvl w:ilvl="6" w:tplc="0C090001" w:tentative="1">
-      <w:start w:val="1"/>
-      <w:numFmt w:val="bullet"/>
-      <w:lvlText w:val=""/>
-      <w:lvlJc w:val="left"/>
-      <w:pPr>
-        <w:ind w:left="5040" w:hanging="360"/>
-      </w:pPr>
-      <w:rPr>
-        <w:rFonts w:ascii="Symbol" w:hAnsi="Symbol" w:hint="default"/>
-      </w:rPr>
-    </w:lvl>
-    <w:lvl w:ilvl="7" w:tplc="0C090003" w:tentative="1">
-      <w:start w:val="1"/>
-      <w:numFmt w:val="bullet"/>
-      <w:lvlText w:val="o"/>
-      <w:lvlJc w:val="left"/>
-      <w:pPr>
-        <w:ind w:left="5760" w:hanging="360"/>
-      </w:pPr>
-      <w:rPr>
-        <w:rFonts w:ascii="Courier New" w:hAnsi="Courier New" w:cs="Courier New" w:hint="default"/>
-      </w:rPr>
-    </w:lvl>
-    <w:lvl w:ilvl="8" w:tplc="0C090005" w:tentative="1">
+    <w:lvl w:ilvl="3" w:tentative="1">
       <w:start w:val="1"/>
       <w:numFmt w:val="bullet"/>
       <w:lvlText w:val=""/>
       <w:lvlJc w:val="left"/>
       <w:pPr>
-        <w:ind w:left="6480" w:hanging="360"/>
+        <w:tabs>
+          <w:tab w:val="num" w:pos="2520"/>
+        </w:tabs>
+        <w:ind w:left="2520" w:hanging="360"/>
       </w:pPr>
       <w:rPr>
         <w:rFonts w:ascii="Wingdings" w:hAnsi="Wingdings" w:hint="default"/>
+        <w:sz w:val="20"/>
       </w:rPr>
     </w:lvl>
-  </w:abstractNum>
-  <w:abstractNum w:abstractNumId="6" w15:restartNumberingAfterBreak="0">
-    <w:nsid w:val="0D010800"/>
-    <w:multiLevelType w:val="hybridMultilevel"/>
-    <w:tmpl w:val="F68609CA"/>
-    <w:lvl w:ilvl="0" w:tplc="0C09000F">
-      <w:start w:val="1"/>
-      <w:numFmt w:val="decimal"/>
-      <w:lvlText w:val="%1."/>
-      <w:lvlJc w:val="left"/>
-      <w:pPr>
-        <w:ind w:left="1440" w:hanging="360"/>
-      </w:pPr>
-    </w:lvl>
-    <w:lvl w:ilvl="1" w:tplc="0C090019" w:tentative="1">
-      <w:start w:val="1"/>
-      <w:numFmt w:val="lowerLetter"/>
-      <w:lvlText w:val="%2."/>
-      <w:lvlJc w:val="left"/>
-      <w:pPr>
-        <w:ind w:left="2160" w:hanging="360"/>
-      </w:pPr>
-    </w:lvl>
-    <w:lvl w:ilvl="2" w:tplc="0C09001B" w:tentative="1">
-      <w:start w:val="1"/>
-      <w:numFmt w:val="lowerRoman"/>
-      <w:lvlText w:val="%3."/>
-      <w:lvlJc w:val="right"/>
-      <w:pPr>
-        <w:ind w:left="2880" w:hanging="180"/>
-      </w:pPr>
-    </w:lvl>
-    <w:lvl w:ilvl="3" w:tplc="0C09000F" w:tentative="1">
-      <w:start w:val="1"/>
-      <w:numFmt w:val="decimal"/>
-      <w:lvlText w:val="%4."/>
-      <w:lvlJc w:val="left"/>
-      <w:pPr>
-        <w:ind w:left="3600" w:hanging="360"/>
-      </w:pPr>
-    </w:lvl>
-    <w:lvl w:ilvl="4" w:tplc="0C090019" w:tentative="1">
-      <w:start w:val="1"/>
-      <w:numFmt w:val="lowerLetter"/>
-      <w:lvlText w:val="%5."/>
-      <w:lvlJc w:val="left"/>
-      <w:pPr>
-        <w:ind w:left="4320" w:hanging="360"/>
-      </w:pPr>
-    </w:lvl>
-    <w:lvl w:ilvl="5" w:tplc="0C09001B" w:tentative="1">
-      <w:start w:val="1"/>
-      <w:numFmt w:val="lowerRoman"/>
-      <w:lvlText w:val="%6."/>
-      <w:lvlJc w:val="right"/>
-      <w:pPr>
-        <w:ind w:left="5040" w:hanging="180"/>
-      </w:pPr>
-    </w:lvl>
-    <w:lvl w:ilvl="6" w:tplc="0C09000F" w:tentative="1">
-      <w:start w:val="1"/>
-      <w:numFmt w:val="decimal"/>
-      <w:lvlText w:val="%7."/>
-      <w:lvlJc w:val="left"/>
-      <w:pPr>
-        <w:ind w:left="5760" w:hanging="360"/>
-      </w:pPr>
-    </w:lvl>
-    <w:lvl w:ilvl="7" w:tplc="0C090019" w:tentative="1">
-      <w:start w:val="1"/>
-      <w:numFmt w:val="lowerLetter"/>
-      <w:lvlText w:val="%8."/>
-      <w:lvlJc w:val="left"/>
-      <w:pPr>
-        <w:ind w:left="6480" w:hanging="360"/>
-      </w:pPr>
-    </w:lvl>
-    <w:lvl w:ilvl="8" w:tplc="0C09001B" w:tentative="1">
-      <w:start w:val="1"/>
-      <w:numFmt w:val="lowerRoman"/>
-      <w:lvlText w:val="%9."/>
-      <w:lvlJc w:val="right"/>
-      <w:pPr>
-        <w:ind w:left="7200" w:hanging="180"/>
-      </w:pPr>
-    </w:lvl>
-  </w:abstractNum>
-  <w:abstractNum w:abstractNumId="7" w15:restartNumberingAfterBreak="0">
-    <w:nsid w:val="0E0E52FE"/>
-    <w:multiLevelType w:val="hybridMultilevel"/>
-    <w:tmpl w:val="609A63D0"/>
-    <w:lvl w:ilvl="0" w:tplc="0C090001">
-      <w:start w:val="1"/>
-      <w:numFmt w:val="bullet"/>
-      <w:lvlText w:val=""/>
-      <w:lvlJc w:val="left"/>
-      <w:pPr>
-        <w:ind w:left="720" w:hanging="360"/>
-      </w:pPr>
-      <w:rPr>
-        <w:rFonts w:ascii="Symbol" w:hAnsi="Symbol" w:hint="default"/>
-      </w:rPr>
-    </w:lvl>
-    <w:lvl w:ilvl="1" w:tplc="0C090003" w:tentative="1">
-      <w:start w:val="1"/>
-      <w:numFmt w:val="bullet"/>
-      <w:lvlText w:val="o"/>
-      <w:lvlJc w:val="left"/>
-      <w:pPr>
-        <w:ind w:left="1440" w:hanging="360"/>
-      </w:pPr>
-      <w:rPr>
-        <w:rFonts w:ascii="Courier New" w:hAnsi="Courier New" w:cs="Courier New" w:hint="default"/>
-      </w:rPr>
-    </w:lvl>
-    <w:lvl w:ilvl="2" w:tplc="0C090005" w:tentative="1">
+    <w:lvl w:ilvl="4" w:tentative="1">
       <w:start w:val="1"/>
       <w:numFmt w:val="bullet"/>
       <w:lvlText w:val=""/>
       <w:lvlJc w:val="left"/>
       <w:pPr>
-        <w:ind w:left="2160" w:hanging="360"/>
+        <w:tabs>
+          <w:tab w:val="num" w:pos="3240"/>
+        </w:tabs>
+        <w:ind w:left="3240" w:hanging="360"/>
       </w:pPr>
       <w:rPr>
         <w:rFonts w:ascii="Wingdings" w:hAnsi="Wingdings" w:hint="default"/>
+        <w:sz w:val="20"/>
       </w:rPr>
     </w:lvl>
-    <w:lvl w:ilvl="3" w:tplc="0C090001" w:tentative="1">
-      <w:start w:val="1"/>
-      <w:numFmt w:val="bullet"/>
-      <w:lvlText w:val=""/>
-      <w:lvlJc w:val="left"/>
-      <w:pPr>
-        <w:ind w:left="2880" w:hanging="360"/>
-      </w:pPr>
-      <w:rPr>
-        <w:rFonts w:ascii="Symbol" w:hAnsi="Symbol" w:hint="default"/>
-      </w:rPr>
-    </w:lvl>
-    <w:lvl w:ilvl="4" w:tplc="0C090003" w:tentative="1">
-      <w:start w:val="1"/>
-      <w:numFmt w:val="bullet"/>
-      <w:lvlText w:val="o"/>
-      <w:lvlJc w:val="left"/>
-      <w:pPr>
-        <w:ind w:left="3600" w:hanging="360"/>
-      </w:pPr>
-      <w:rPr>
-        <w:rFonts w:ascii="Courier New" w:hAnsi="Courier New" w:cs="Courier New" w:hint="default"/>
-      </w:rPr>
-    </w:lvl>
-    <w:lvl w:ilvl="5" w:tplc="0C090005" w:tentative="1">
+    <w:lvl w:ilvl="5" w:tentative="1">
       <w:start w:val="1"/>
       <w:numFmt w:val="bullet"/>
       <w:lvlText w:val=""/>
       <w:lvlJc w:val="left"/>
       <w:pPr>
-        <w:ind w:left="4320" w:hanging="360"/>
+        <w:tabs>
+          <w:tab w:val="num" w:pos="3960"/>
+        </w:tabs>
+        <w:ind w:left="3960" w:hanging="360"/>
       </w:pPr>
       <w:rPr>
         <w:rFonts w:ascii="Wingdings" w:hAnsi="Wingdings" w:hint="default"/>
+        <w:sz w:val="20"/>
       </w:rPr>
     </w:lvl>
-    <w:lvl w:ilvl="6" w:tplc="0C090001" w:tentative="1">
-      <w:start w:val="1"/>
-      <w:numFmt w:val="bullet"/>
-      <w:lvlText w:val=""/>
-      <w:lvlJc w:val="left"/>
-      <w:pPr>
-        <w:ind w:left="5040" w:hanging="360"/>
-      </w:pPr>
-      <w:rPr>
-        <w:rFonts w:ascii="Symbol" w:hAnsi="Symbol" w:hint="default"/>
-      </w:rPr>
-    </w:lvl>
-    <w:lvl w:ilvl="7" w:tplc="0C090003" w:tentative="1">
-      <w:start w:val="1"/>
-      <w:numFmt w:val="bullet"/>
-      <w:lvlText w:val="o"/>
-      <w:lvlJc w:val="left"/>
-      <w:pPr>
-        <w:ind w:left="5760" w:hanging="360"/>
-      </w:pPr>
-      <w:rPr>
-        <w:rFonts w:ascii="Courier New" w:hAnsi="Courier New" w:cs="Courier New" w:hint="default"/>
-      </w:rPr>
-    </w:lvl>
-    <w:lvl w:ilvl="8" w:tplc="0C090005" w:tentative="1">
+    <w:lvl w:ilvl="6" w:tentative="1">
       <w:start w:val="1"/>
       <w:numFmt w:val="bullet"/>
       <w:lvlText w:val=""/>
       <w:lvlJc w:val="left"/>
       <w:pPr>
-        <w:ind w:left="6480" w:hanging="360"/>
+        <w:tabs>
+          <w:tab w:val="num" w:pos="4680"/>
+        </w:tabs>
+        <w:ind w:left="4680" w:hanging="360"/>
       </w:pPr>
       <w:rPr>
         <w:rFonts w:ascii="Wingdings" w:hAnsi="Wingdings" w:hint="default"/>
+        <w:sz w:val="20"/>
       </w:rPr>
     </w:lvl>
-  </w:abstractNum>
-  <w:abstractNum w:abstractNumId="8" w15:restartNumberingAfterBreak="0">
-    <w:nsid w:val="11161AA3"/>
-    <w:multiLevelType w:val="hybridMultilevel"/>
-    <w:tmpl w:val="2FBA6FB6"/>
-    <w:lvl w:ilvl="0" w:tplc="0C090001">
-      <w:start w:val="1"/>
-      <w:numFmt w:val="bullet"/>
-      <w:lvlText w:val=""/>
-      <w:lvlJc w:val="left"/>
-      <w:pPr>
-        <w:ind w:left="720" w:hanging="360"/>
-      </w:pPr>
-      <w:rPr>
-        <w:rFonts w:ascii="Symbol" w:hAnsi="Symbol" w:hint="default"/>
-      </w:rPr>
-    </w:lvl>
-    <w:lvl w:ilvl="1" w:tplc="0C090003" w:tentative="1">
-      <w:start w:val="1"/>
-      <w:numFmt w:val="bullet"/>
-      <w:lvlText w:val="o"/>
-      <w:lvlJc w:val="left"/>
-      <w:pPr>
-        <w:ind w:left="1440" w:hanging="360"/>
-      </w:pPr>
-      <w:rPr>
-        <w:rFonts w:ascii="Courier New" w:hAnsi="Courier New" w:cs="Courier New" w:hint="default"/>
-      </w:rPr>
-    </w:lvl>
-    <w:lvl w:ilvl="2" w:tplc="0C090005" w:tentative="1">
+    <w:lvl w:ilvl="7" w:tentative="1">
       <w:start w:val="1"/>
       <w:numFmt w:val="bullet"/>
       <w:lvlText w:val=""/>
       <w:lvlJc w:val="left"/>
       <w:pPr>
-        <w:ind w:left="2160" w:hanging="360"/>
+        <w:tabs>
+          <w:tab w:val="num" w:pos="5400"/>
+        </w:tabs>
+        <w:ind w:left="5400" w:hanging="360"/>
       </w:pPr>
       <w:rPr>
         <w:rFonts w:ascii="Wingdings" w:hAnsi="Wingdings" w:hint="default"/>
+        <w:sz w:val="20"/>
       </w:rPr>
     </w:lvl>
-    <w:lvl w:ilvl="3" w:tplc="0C090001" w:tentative="1">
-      <w:start w:val="1"/>
-      <w:numFmt w:val="bullet"/>
-      <w:lvlText w:val=""/>
-      <w:lvlJc w:val="left"/>
-      <w:pPr>
-        <w:ind w:left="2880" w:hanging="360"/>
-      </w:pPr>
-      <w:rPr>
-        <w:rFonts w:ascii="Symbol" w:hAnsi="Symbol" w:hint="default"/>
-      </w:rPr>
-    </w:lvl>
-    <w:lvl w:ilvl="4" w:tplc="0C090003" w:tentative="1">
-      <w:start w:val="1"/>
-      <w:numFmt w:val="bullet"/>
-      <w:lvlText w:val="o"/>
-      <w:lvlJc w:val="left"/>
-      <w:pPr>
-        <w:ind w:left="3600" w:hanging="360"/>
-      </w:pPr>
-      <w:rPr>
-        <w:rFonts w:ascii="Courier New" w:hAnsi="Courier New" w:cs="Courier New" w:hint="default"/>
-      </w:rPr>
-    </w:lvl>
-    <w:lvl w:ilvl="5" w:tplc="0C090005" w:tentative="1">
+    <w:lvl w:ilvl="8" w:tentative="1">
       <w:start w:val="1"/>
       <w:numFmt w:val="bullet"/>
       <w:lvlText w:val=""/>
       <w:lvlJc w:val="left"/>
       <w:pPr>
-        <w:ind w:left="4320" w:hanging="360"/>
-      </w:pPr>
-      <w:rPr>
-        <w:rFonts w:ascii="Wingdings" w:hAnsi="Wingdings" w:hint="default"/>
-      </w:rPr>
-    </w:lvl>
-    <w:lvl w:ilvl="6" w:tplc="0C090001" w:tentative="1">
-      <w:start w:val="1"/>
-      <w:numFmt w:val="bullet"/>
-      <w:lvlText w:val=""/>
-      <w:lvlJc w:val="left"/>
-      <w:pPr>
-        <w:ind w:left="5040" w:hanging="360"/>
-      </w:pPr>
-      <w:rPr>
-        <w:rFonts w:ascii="Symbol" w:hAnsi="Symbol" w:hint="default"/>
-      </w:rPr>
-    </w:lvl>
-    <w:lvl w:ilvl="7" w:tplc="0C090003" w:tentative="1">
-      <w:start w:val="1"/>
-      <w:numFmt w:val="bullet"/>
-      <w:lvlText w:val="o"/>
-      <w:lvlJc w:val="left"/>
-      <w:pPr>
-        <w:ind w:left="5760" w:hanging="360"/>
-      </w:pPr>
-      <w:rPr>
-        <w:rFonts w:ascii="Courier New" w:hAnsi="Courier New" w:cs="Courier New" w:hint="default"/>
-      </w:rPr>
-    </w:lvl>
-    <w:lvl w:ilvl="8" w:tplc="0C090005" w:tentative="1">
-      <w:start w:val="1"/>
-      <w:numFmt w:val="bullet"/>
-      <w:lvlText w:val=""/>
-      <w:lvlJc w:val="left"/>
-      <w:pPr>
-        <w:ind w:left="6480" w:hanging="360"/>
-      </w:pPr>
-      <w:rPr>
-        <w:rFonts w:ascii="Wingdings" w:hAnsi="Wingdings" w:hint="default"/>
-      </w:rPr>
-    </w:lvl>
-  </w:abstractNum>
-  <w:abstractNum w:abstractNumId="9" w15:restartNumberingAfterBreak="0">
-    <w:nsid w:val="19411922"/>
-    <w:multiLevelType w:val="hybridMultilevel"/>
-    <w:tmpl w:val="CF22FB06"/>
-    <w:lvl w:ilvl="0" w:tplc="0C090001">
-      <w:start w:val="1"/>
-      <w:numFmt w:val="bullet"/>
-      <w:lvlText w:val=""/>
-      <w:lvlJc w:val="left"/>
-      <w:pPr>
-        <w:ind w:left="720" w:hanging="360"/>
-      </w:pPr>
-      <w:rPr>
-        <w:rFonts w:ascii="Symbol" w:hAnsi="Symbol" w:hint="default"/>
-      </w:rPr>
-    </w:lvl>
-    <w:lvl w:ilvl="1" w:tplc="0C090003" w:tentative="1">
-      <w:start w:val="1"/>
-      <w:numFmt w:val="bullet"/>
-      <w:lvlText w:val="o"/>
-      <w:lvlJc w:val="left"/>
-      <w:pPr>
-        <w:ind w:left="1440" w:hanging="360"/>
-      </w:pPr>
-      <w:rPr>
-        <w:rFonts w:ascii="Courier New" w:hAnsi="Courier New" w:cs="Courier New" w:hint="default"/>
-      </w:rPr>
-    </w:lvl>
-    <w:lvl w:ilvl="2" w:tplc="0C090005" w:tentative="1">
-      <w:start w:val="1"/>
-      <w:numFmt w:val="bullet"/>
-      <w:lvlText w:val=""/>
-      <w:lvlJc w:val="left"/>
-      <w:pPr>
-        <w:ind w:left="2160" w:hanging="360"/>
-      </w:pPr>
-      <w:rPr>
-        <w:rFonts w:ascii="Wingdings" w:hAnsi="Wingdings" w:hint="default"/>
-      </w:rPr>
-    </w:lvl>
-    <w:lvl w:ilvl="3" w:tplc="0C090001" w:tentative="1">
-      <w:start w:val="1"/>
-      <w:numFmt w:val="bullet"/>
-      <w:lvlText w:val=""/>
-      <w:lvlJc w:val="left"/>
-      <w:pPr>
-        <w:ind w:left="2880" w:hanging="360"/>
-      </w:pPr>
-      <w:rPr>
-        <w:rFonts w:ascii="Symbol" w:hAnsi="Symbol" w:hint="default"/>
-      </w:rPr>
-    </w:lvl>
-    <w:lvl w:ilvl="4" w:tplc="0C090003" w:tentative="1">
-      <w:start w:val="1"/>
-      <w:numFmt w:val="bullet"/>
-      <w:lvlText w:val="o"/>
-      <w:lvlJc w:val="left"/>
-      <w:pPr>
-        <w:ind w:left="3600" w:hanging="360"/>
-      </w:pPr>
-      <w:rPr>
-        <w:rFonts w:ascii="Courier New" w:hAnsi="Courier New" w:cs="Courier New" w:hint="default"/>
-      </w:rPr>
-    </w:lvl>
-    <w:lvl w:ilvl="5" w:tplc="0C090005" w:tentative="1">
-      <w:start w:val="1"/>
-      <w:numFmt w:val="bullet"/>
-      <w:lvlText w:val=""/>
-      <w:lvlJc w:val="left"/>
-      <w:pPr>
-        <w:ind w:left="4320" w:hanging="360"/>
-      </w:pPr>
-      <w:rPr>
-        <w:rFonts w:ascii="Wingdings" w:hAnsi="Wingdings" w:hint="default"/>
-      </w:rPr>
-    </w:lvl>
-    <w:lvl w:ilvl="6" w:tplc="0C090001" w:tentative="1">
-      <w:start w:val="1"/>
-      <w:numFmt w:val="bullet"/>
-      <w:lvlText w:val=""/>
-      <w:lvlJc w:val="left"/>
-      <w:pPr>
-        <w:ind w:left="5040" w:hanging="360"/>
-      </w:pPr>
-      <w:rPr>
-        <w:rFonts w:ascii="Symbol" w:hAnsi="Symbol" w:hint="default"/>
-      </w:rPr>
-    </w:lvl>
-    <w:lvl w:ilvl="7" w:tplc="0C090003" w:tentative="1">
-      <w:start w:val="1"/>
-      <w:numFmt w:val="bullet"/>
-      <w:lvlText w:val="o"/>
-      <w:lvlJc w:val="left"/>
-      <w:pPr>
-        <w:ind w:left="5760" w:hanging="360"/>
-      </w:pPr>
-      <w:rPr>
-        <w:rFonts w:ascii="Courier New" w:hAnsi="Courier New" w:cs="Courier New" w:hint="default"/>
-      </w:rPr>
-    </w:lvl>
-    <w:lvl w:ilvl="8" w:tplc="0C090005" w:tentative="1">
-      <w:start w:val="1"/>
-      <w:numFmt w:val="bullet"/>
-      <w:lvlText w:val=""/>
-      <w:lvlJc w:val="left"/>
-      <w:pPr>
-        <w:ind w:left="6480" w:hanging="360"/>
-      </w:pPr>
-      <w:rPr>
-        <w:rFonts w:ascii="Wingdings" w:hAnsi="Wingdings" w:hint="default"/>
-      </w:rPr>
-    </w:lvl>
-  </w:abstractNum>
-  <w:abstractNum w:abstractNumId="10" w15:restartNumberingAfterBreak="0">
-    <w:nsid w:val="196D2AF3"/>
-    <w:multiLevelType w:val="hybridMultilevel"/>
-    <w:tmpl w:val="B1BE7C2E"/>
-    <w:lvl w:ilvl="0" w:tplc="2CAAF016">
-      <w:numFmt w:val="bullet"/>
-      <w:lvlText w:val="•"/>
-      <w:lvlJc w:val="left"/>
-      <w:pPr>
-        <w:ind w:left="720" w:hanging="720"/>
-      </w:pPr>
-      <w:rPr>
-        <w:rFonts w:ascii="Calibri" w:eastAsiaTheme="minorHAnsi" w:hAnsi="Calibri" w:cs="Calibri" w:hint="default"/>
-      </w:rPr>
-    </w:lvl>
-    <w:lvl w:ilvl="1" w:tplc="0C090003" w:tentative="1">
-      <w:start w:val="1"/>
-      <w:numFmt w:val="bullet"/>
-      <w:lvlText w:val="o"/>
-      <w:lvlJc w:val="left"/>
-      <w:pPr>
-        <w:ind w:left="1440" w:hanging="360"/>
-      </w:pPr>
-      <w:rPr>
-        <w:rFonts w:ascii="Courier New" w:hAnsi="Courier New" w:cs="Courier New" w:hint="default"/>
-      </w:rPr>
-    </w:lvl>
-    <w:lvl w:ilvl="2" w:tplc="0C090005" w:tentative="1">
-      <w:start w:val="1"/>
-      <w:numFmt w:val="bullet"/>
-      <w:lvlText w:val=""/>
-      <w:lvlJc w:val="left"/>
-      <w:pPr>
-        <w:ind w:left="2160" w:hanging="360"/>
-      </w:pPr>
-      <w:rPr>
-        <w:rFonts w:ascii="Wingdings" w:hAnsi="Wingdings" w:hint="default"/>
-      </w:rPr>
-    </w:lvl>
-    <w:lvl w:ilvl="3" w:tplc="0C090001" w:tentative="1">
-      <w:start w:val="1"/>
-      <w:numFmt w:val="bullet"/>
-      <w:lvlText w:val=""/>
-      <w:lvlJc w:val="left"/>
-      <w:pPr>
-        <w:ind w:left="2880" w:hanging="360"/>
-      </w:pPr>
-      <w:rPr>
-        <w:rFonts w:ascii="Symbol" w:hAnsi="Symbol" w:hint="default"/>
-      </w:rPr>
-    </w:lvl>
-    <w:lvl w:ilvl="4" w:tplc="0C090003" w:tentative="1">
-      <w:start w:val="1"/>
-      <w:numFmt w:val="bullet"/>
-      <w:lvlText w:val="o"/>
-      <w:lvlJc w:val="left"/>
-      <w:pPr>
-        <w:ind w:left="3600" w:hanging="360"/>
-      </w:pPr>
-      <w:rPr>
-        <w:rFonts w:ascii="Courier New" w:hAnsi="Courier New" w:cs="Courier New" w:hint="default"/>
-      </w:rPr>
-    </w:lvl>
-    <w:lvl w:ilvl="5" w:tplc="0C090005" w:tentative="1">
-      <w:start w:val="1"/>
-      <w:numFmt w:val="bullet"/>
-      <w:lvlText w:val=""/>
-      <w:lvlJc w:val="left"/>
-      <w:pPr>
-        <w:ind w:left="4320" w:hanging="360"/>
-      </w:pPr>
-      <w:rPr>
-        <w:rFonts w:ascii="Wingdings" w:hAnsi="Wingdings" w:hint="default"/>
-      </w:rPr>
-    </w:lvl>
-    <w:lvl w:ilvl="6" w:tplc="0C090001" w:tentative="1">
-      <w:start w:val="1"/>
-      <w:numFmt w:val="bullet"/>
-      <w:lvlText w:val=""/>
-      <w:lvlJc w:val="left"/>
-      <w:pPr>
-        <w:ind w:left="5040" w:hanging="360"/>
-      </w:pPr>
-      <w:rPr>
-        <w:rFonts w:ascii="Symbol" w:hAnsi="Symbol" w:hint="default"/>
-      </w:rPr>
-    </w:lvl>
-    <w:lvl w:ilvl="7" w:tplc="0C090003" w:tentative="1">
-      <w:start w:val="1"/>
-      <w:numFmt w:val="bullet"/>
-      <w:lvlText w:val="o"/>
-      <w:lvlJc w:val="left"/>
-      <w:pPr>
-        <w:ind w:left="5760" w:hanging="360"/>
-      </w:pPr>
-      <w:rPr>
-        <w:rFonts w:ascii="Courier New" w:hAnsi="Courier New" w:cs="Courier New" w:hint="default"/>
-      </w:rPr>
-    </w:lvl>
-    <w:lvl w:ilvl="8" w:tplc="0C090005" w:tentative="1">
-      <w:start w:val="1"/>
-      <w:numFmt w:val="bullet"/>
-      <w:lvlText w:val=""/>
-      <w:lvlJc w:val="left"/>
-      <w:pPr>
-        <w:ind w:left="6480" w:hanging="360"/>
-      </w:pPr>
-      <w:rPr>
-        <w:rFonts w:ascii="Wingdings" w:hAnsi="Wingdings" w:hint="default"/>
-      </w:rPr>
-    </w:lvl>
-  </w:abstractNum>
-  <w:abstractNum w:abstractNumId="11" w15:restartNumberingAfterBreak="0">
-    <w:nsid w:val="1E6B334B"/>
-    <w:multiLevelType w:val="hybridMultilevel"/>
-    <w:tmpl w:val="E8025744"/>
-    <w:lvl w:ilvl="0" w:tplc="0C090001">
-      <w:start w:val="1"/>
-      <w:numFmt w:val="bullet"/>
-      <w:lvlText w:val=""/>
-      <w:lvlJc w:val="left"/>
-      <w:pPr>
-        <w:ind w:left="720" w:hanging="360"/>
-      </w:pPr>
-      <w:rPr>
-        <w:rFonts w:ascii="Symbol" w:hAnsi="Symbol" w:hint="default"/>
-      </w:rPr>
-    </w:lvl>
-    <w:lvl w:ilvl="1" w:tplc="0C090003" w:tentative="1">
-      <w:start w:val="1"/>
-      <w:numFmt w:val="bullet"/>
-      <w:lvlText w:val="o"/>
-      <w:lvlJc w:val="left"/>
-      <w:pPr>
-        <w:ind w:left="1440" w:hanging="360"/>
-      </w:pPr>
-      <w:rPr>
-        <w:rFonts w:ascii="Courier New" w:hAnsi="Courier New" w:cs="Courier New" w:hint="default"/>
-      </w:rPr>
-    </w:lvl>
-    <w:lvl w:ilvl="2" w:tplc="0C090005" w:tentative="1">
-      <w:start w:val="1"/>
-      <w:numFmt w:val="bullet"/>
-      <w:lvlText w:val=""/>
-      <w:lvlJc w:val="left"/>
-      <w:pPr>
-        <w:ind w:left="2160" w:hanging="360"/>
-      </w:pPr>
-      <w:rPr>
-        <w:rFonts w:ascii="Wingdings" w:hAnsi="Wingdings" w:hint="default"/>
-      </w:rPr>
-    </w:lvl>
-    <w:lvl w:ilvl="3" w:tplc="0C090001" w:tentative="1">
-      <w:start w:val="1"/>
-      <w:numFmt w:val="bullet"/>
-      <w:lvlText w:val=""/>
-      <w:lvlJc w:val="left"/>
-      <w:pPr>
-        <w:ind w:left="2880" w:hanging="360"/>
-      </w:pPr>
-      <w:rPr>
-        <w:rFonts w:ascii="Symbol" w:hAnsi="Symbol" w:hint="default"/>
-      </w:rPr>
-    </w:lvl>
-    <w:lvl w:ilvl="4" w:tplc="0C090003" w:tentative="1">
-      <w:start w:val="1"/>
-      <w:numFmt w:val="bullet"/>
-      <w:lvlText w:val="o"/>
-      <w:lvlJc w:val="left"/>
-      <w:pPr>
-        <w:ind w:left="3600" w:hanging="360"/>
-      </w:pPr>
-      <w:rPr>
-        <w:rFonts w:ascii="Courier New" w:hAnsi="Courier New" w:cs="Courier New" w:hint="default"/>
-      </w:rPr>
-    </w:lvl>
-    <w:lvl w:ilvl="5" w:tplc="0C090005" w:tentative="1">
-      <w:start w:val="1"/>
-      <w:numFmt w:val="bullet"/>
-      <w:lvlText w:val=""/>
-      <w:lvlJc w:val="left"/>
-      <w:pPr>
-        <w:ind w:left="4320" w:hanging="360"/>
-      </w:pPr>
-      <w:rPr>
-        <w:rFonts w:ascii="Wingdings" w:hAnsi="Wingdings" w:hint="default"/>
-      </w:rPr>
-    </w:lvl>
-    <w:lvl w:ilvl="6" w:tplc="0C090001" w:tentative="1">
-      <w:start w:val="1"/>
-      <w:numFmt w:val="bullet"/>
-      <w:lvlText w:val=""/>
-      <w:lvlJc w:val="left"/>
-      <w:pPr>
-        <w:ind w:left="5040" w:hanging="360"/>
-      </w:pPr>
-      <w:rPr>
-        <w:rFonts w:ascii="Symbol" w:hAnsi="Symbol" w:hint="default"/>
-      </w:rPr>
-    </w:lvl>
-    <w:lvl w:ilvl="7" w:tplc="0C090003" w:tentative="1">
-      <w:start w:val="1"/>
-      <w:numFmt w:val="bullet"/>
-      <w:lvlText w:val="o"/>
-      <w:lvlJc w:val="left"/>
-      <w:pPr>
-        <w:ind w:left="5760" w:hanging="360"/>
-      </w:pPr>
-      <w:rPr>
-        <w:rFonts w:ascii="Courier New" w:hAnsi="Courier New" w:cs="Courier New" w:hint="default"/>
-      </w:rPr>
-    </w:lvl>
-    <w:lvl w:ilvl="8" w:tplc="0C090005" w:tentative="1">
-      <w:start w:val="1"/>
-      <w:numFmt w:val="bullet"/>
-      <w:lvlText w:val=""/>
-      <w:lvlJc w:val="left"/>
-      <w:pPr>
-        <w:ind w:left="6480" w:hanging="360"/>
-      </w:pPr>
-      <w:rPr>
-        <w:rFonts w:ascii="Wingdings" w:hAnsi="Wingdings" w:hint="default"/>
-      </w:rPr>
-    </w:lvl>
-  </w:abstractNum>
-  <w:abstractNum w:abstractNumId="12" w15:restartNumberingAfterBreak="0">
-    <w:nsid w:val="202F6753"/>
-    <w:multiLevelType w:val="hybridMultilevel"/>
-    <w:tmpl w:val="F050CEE0"/>
-    <w:lvl w:ilvl="0" w:tplc="0C090001">
-      <w:start w:val="1"/>
-      <w:numFmt w:val="bullet"/>
-      <w:lvlText w:val=""/>
-      <w:lvlJc w:val="left"/>
-      <w:pPr>
-        <w:ind w:left="720" w:hanging="360"/>
-      </w:pPr>
-      <w:rPr>
-        <w:rFonts w:ascii="Symbol" w:hAnsi="Symbol" w:hint="default"/>
-      </w:rPr>
-    </w:lvl>
-    <w:lvl w:ilvl="1" w:tplc="0C090003" w:tentative="1">
-      <w:start w:val="1"/>
-      <w:numFmt w:val="bullet"/>
-      <w:lvlText w:val="o"/>
-      <w:lvlJc w:val="left"/>
-      <w:pPr>
-        <w:ind w:left="1440" w:hanging="360"/>
-      </w:pPr>
-      <w:rPr>
-        <w:rFonts w:ascii="Courier New" w:hAnsi="Courier New" w:cs="Courier New" w:hint="default"/>
-      </w:rPr>
-    </w:lvl>
-    <w:lvl w:ilvl="2" w:tplc="0C090005" w:tentative="1">
-      <w:start w:val="1"/>
-      <w:numFmt w:val="bullet"/>
-      <w:lvlText w:val=""/>
-      <w:lvlJc w:val="left"/>
-      <w:pPr>
-        <w:ind w:left="2160" w:hanging="360"/>
-      </w:pPr>
-      <w:rPr>
-        <w:rFonts w:ascii="Wingdings" w:hAnsi="Wingdings" w:hint="default"/>
-      </w:rPr>
-    </w:lvl>
-    <w:lvl w:ilvl="3" w:tplc="0C090001" w:tentative="1">
-      <w:start w:val="1"/>
-      <w:numFmt w:val="bullet"/>
-      <w:lvlText w:val=""/>
-      <w:lvlJc w:val="left"/>
-      <w:pPr>
-        <w:ind w:left="2880" w:hanging="360"/>
-      </w:pPr>
-      <w:rPr>
-        <w:rFonts w:ascii="Symbol" w:hAnsi="Symbol" w:hint="default"/>
-      </w:rPr>
-    </w:lvl>
-    <w:lvl w:ilvl="4" w:tplc="0C090003" w:tentative="1">
-      <w:start w:val="1"/>
-      <w:numFmt w:val="bullet"/>
-      <w:lvlText w:val="o"/>
-      <w:lvlJc w:val="left"/>
-      <w:pPr>
-        <w:ind w:left="3600" w:hanging="360"/>
-      </w:pPr>
-      <w:rPr>
-        <w:rFonts w:ascii="Courier New" w:hAnsi="Courier New" w:cs="Courier New" w:hint="default"/>
-      </w:rPr>
-    </w:lvl>
-    <w:lvl w:ilvl="5" w:tplc="0C090005" w:tentative="1">
-      <w:start w:val="1"/>
-      <w:numFmt w:val="bullet"/>
-      <w:lvlText w:val=""/>
-      <w:lvlJc w:val="left"/>
-      <w:pPr>
-        <w:ind w:left="4320" w:hanging="360"/>
-      </w:pPr>
-      <w:rPr>
-        <w:rFonts w:ascii="Wingdings" w:hAnsi="Wingdings" w:hint="default"/>
-      </w:rPr>
-    </w:lvl>
-    <w:lvl w:ilvl="6" w:tplc="0C090001" w:tentative="1">
-      <w:start w:val="1"/>
-      <w:numFmt w:val="bullet"/>
-      <w:lvlText w:val=""/>
-      <w:lvlJc w:val="left"/>
-      <w:pPr>
-        <w:ind w:left="5040" w:hanging="360"/>
-      </w:pPr>
-      <w:rPr>
-        <w:rFonts w:ascii="Symbol" w:hAnsi="Symbol" w:hint="default"/>
-      </w:rPr>
-    </w:lvl>
-    <w:lvl w:ilvl="7" w:tplc="0C090003" w:tentative="1">
-      <w:start w:val="1"/>
-      <w:numFmt w:val="bullet"/>
-      <w:lvlText w:val="o"/>
-      <w:lvlJc w:val="left"/>
-      <w:pPr>
-        <w:ind w:left="5760" w:hanging="360"/>
-      </w:pPr>
-      <w:rPr>
-        <w:rFonts w:ascii="Courier New" w:hAnsi="Courier New" w:cs="Courier New" w:hint="default"/>
-      </w:rPr>
-    </w:lvl>
-    <w:lvl w:ilvl="8" w:tplc="0C090005" w:tentative="1">
-      <w:start w:val="1"/>
-      <w:numFmt w:val="bullet"/>
-      <w:lvlText w:val=""/>
-      <w:lvlJc w:val="left"/>
-      <w:pPr>
-        <w:ind w:left="6480" w:hanging="360"/>
-      </w:pPr>
-      <w:rPr>
-        <w:rFonts w:ascii="Wingdings" w:hAnsi="Wingdings" w:hint="default"/>
-      </w:rPr>
-    </w:lvl>
-  </w:abstractNum>
-  <w:abstractNum w:abstractNumId="13" w15:restartNumberingAfterBreak="0">
-    <w:nsid w:val="20B44E7C"/>
-    <w:multiLevelType w:val="hybridMultilevel"/>
-    <w:tmpl w:val="38BC0494"/>
-    <w:lvl w:ilvl="0" w:tplc="2CAAF016">
-      <w:numFmt w:val="bullet"/>
-      <w:lvlText w:val="•"/>
-      <w:lvlJc w:val="left"/>
-      <w:pPr>
-        <w:ind w:left="720" w:hanging="720"/>
-      </w:pPr>
-      <w:rPr>
-        <w:rFonts w:ascii="Calibri" w:eastAsiaTheme="minorHAnsi" w:hAnsi="Calibri" w:cs="Calibri" w:hint="default"/>
-      </w:rPr>
-    </w:lvl>
-    <w:lvl w:ilvl="1" w:tplc="0C090003" w:tentative="1">
-      <w:start w:val="1"/>
-      <w:numFmt w:val="bullet"/>
-      <w:lvlText w:val="o"/>
-      <w:lvlJc w:val="left"/>
-      <w:pPr>
-        <w:ind w:left="1080" w:hanging="360"/>
-      </w:pPr>
-      <w:rPr>
-        <w:rFonts w:ascii="Courier New" w:hAnsi="Courier New" w:cs="Courier New" w:hint="default"/>
-      </w:rPr>
-    </w:lvl>
-    <w:lvl w:ilvl="2" w:tplc="0C090005" w:tentative="1">
-      <w:start w:val="1"/>
-      <w:numFmt w:val="bullet"/>
-      <w:lvlText w:val=""/>
-      <w:lvlJc w:val="left"/>
-      <w:pPr>
-        <w:ind w:left="1800" w:hanging="360"/>
-      </w:pPr>
-      <w:rPr>
-        <w:rFonts w:ascii="Wingdings" w:hAnsi="Wingdings" w:hint="default"/>
-      </w:rPr>
-    </w:lvl>
-    <w:lvl w:ilvl="3" w:tplc="0C090001" w:tentative="1">
-      <w:start w:val="1"/>
-      <w:numFmt w:val="bullet"/>
-      <w:lvlText w:val=""/>
-      <w:lvlJc w:val="left"/>
-      <w:pPr>
-        <w:ind w:left="2520" w:hanging="360"/>
-      </w:pPr>
-      <w:rPr>
-        <w:rFonts w:ascii="Symbol" w:hAnsi="Symbol" w:hint="default"/>
-      </w:rPr>
-    </w:lvl>
-    <w:lvl w:ilvl="4" w:tplc="0C090003" w:tentative="1">
-      <w:start w:val="1"/>
-      <w:numFmt w:val="bullet"/>
-      <w:lvlText w:val="o"/>
-      <w:lvlJc w:val="left"/>
-      <w:pPr>
-        <w:ind w:left="3240" w:hanging="360"/>
-      </w:pPr>
-      <w:rPr>
-        <w:rFonts w:ascii="Courier New" w:hAnsi="Courier New" w:cs="Courier New" w:hint="default"/>
-      </w:rPr>
-    </w:lvl>
-    <w:lvl w:ilvl="5" w:tplc="0C090005" w:tentative="1">
-      <w:start w:val="1"/>
-      <w:numFmt w:val="bullet"/>
-      <w:lvlText w:val=""/>
-      <w:lvlJc w:val="left"/>
-      <w:pPr>
-        <w:ind w:left="3960" w:hanging="360"/>
-      </w:pPr>
-      <w:rPr>
-        <w:rFonts w:ascii="Wingdings" w:hAnsi="Wingdings" w:hint="default"/>
-      </w:rPr>
-    </w:lvl>
-    <w:lvl w:ilvl="6" w:tplc="0C090001" w:tentative="1">
-      <w:start w:val="1"/>
-      <w:numFmt w:val="bullet"/>
-      <w:lvlText w:val=""/>
-      <w:lvlJc w:val="left"/>
-      <w:pPr>
-        <w:ind w:left="4680" w:hanging="360"/>
-      </w:pPr>
-      <w:rPr>
-        <w:rFonts w:ascii="Symbol" w:hAnsi="Symbol" w:hint="default"/>
-      </w:rPr>
-    </w:lvl>
-    <w:lvl w:ilvl="7" w:tplc="0C090003" w:tentative="1">
-      <w:start w:val="1"/>
-      <w:numFmt w:val="bullet"/>
-      <w:lvlText w:val="o"/>
-      <w:lvlJc w:val="left"/>
-      <w:pPr>
-        <w:ind w:left="5400" w:hanging="360"/>
-      </w:pPr>
-      <w:rPr>
-        <w:rFonts w:ascii="Courier New" w:hAnsi="Courier New" w:cs="Courier New" w:hint="default"/>
-      </w:rPr>
-    </w:lvl>
-    <w:lvl w:ilvl="8" w:tplc="0C090005" w:tentative="1">
-      <w:start w:val="1"/>
-      <w:numFmt w:val="bullet"/>
-      <w:lvlText w:val=""/>
-      <w:lvlJc w:val="left"/>
-      <w:pPr>
+        <w:tabs>
+          <w:tab w:val="num" w:pos="6120"/>
+        </w:tabs>
         <w:ind w:left="6120" w:hanging="360"/>
       </w:pPr>
       <w:rPr>
         <w:rFonts w:ascii="Wingdings" w:hAnsi="Wingdings" w:hint="default"/>
+        <w:sz w:val="20"/>
       </w:rPr>
     </w:lvl>
   </w:abstractNum>
-  <w:abstractNum w:abstractNumId="14" w15:restartNumberingAfterBreak="0">
-    <w:nsid w:val="229A1AC4"/>
-    <w:multiLevelType w:val="hybridMultilevel"/>
-    <w:tmpl w:val="F21227CC"/>
-    <w:lvl w:ilvl="0" w:tplc="0C090001">
-      <w:start w:val="1"/>
-      <w:numFmt w:val="bullet"/>
-      <w:lvlText w:val=""/>
-      <w:lvlJc w:val="left"/>
-      <w:pPr>
-        <w:ind w:left="720" w:hanging="360"/>
-      </w:pPr>
-      <w:rPr>
-        <w:rFonts w:ascii="Symbol" w:hAnsi="Symbol" w:hint="default"/>
-      </w:rPr>
-    </w:lvl>
-    <w:lvl w:ilvl="1" w:tplc="0C090003" w:tentative="1">
-      <w:start w:val="1"/>
-      <w:numFmt w:val="bullet"/>
-      <w:lvlText w:val="o"/>
-      <w:lvlJc w:val="left"/>
-      <w:pPr>
-        <w:ind w:left="1440" w:hanging="360"/>
-      </w:pPr>
-      <w:rPr>
-        <w:rFonts w:ascii="Courier New" w:hAnsi="Courier New" w:cs="Courier New" w:hint="default"/>
-      </w:rPr>
-    </w:lvl>
-    <w:lvl w:ilvl="2" w:tplc="0C090005" w:tentative="1">
-      <w:start w:val="1"/>
-      <w:numFmt w:val="bullet"/>
-      <w:lvlText w:val=""/>
-      <w:lvlJc w:val="left"/>
-      <w:pPr>
-        <w:ind w:left="2160" w:hanging="360"/>
-      </w:pPr>
-      <w:rPr>
-        <w:rFonts w:ascii="Wingdings" w:hAnsi="Wingdings" w:hint="default"/>
-      </w:rPr>
-    </w:lvl>
-    <w:lvl w:ilvl="3" w:tplc="0C090001" w:tentative="1">
-      <w:start w:val="1"/>
-      <w:numFmt w:val="bullet"/>
-      <w:lvlText w:val=""/>
-      <w:lvlJc w:val="left"/>
-      <w:pPr>
-        <w:ind w:left="2880" w:hanging="360"/>
-      </w:pPr>
-      <w:rPr>
-        <w:rFonts w:ascii="Symbol" w:hAnsi="Symbol" w:hint="default"/>
-      </w:rPr>
-    </w:lvl>
-    <w:lvl w:ilvl="4" w:tplc="0C090003" w:tentative="1">
-      <w:start w:val="1"/>
-      <w:numFmt w:val="bullet"/>
-      <w:lvlText w:val="o"/>
-      <w:lvlJc w:val="left"/>
-      <w:pPr>
-        <w:ind w:left="3600" w:hanging="360"/>
-      </w:pPr>
-      <w:rPr>
-        <w:rFonts w:ascii="Courier New" w:hAnsi="Courier New" w:cs="Courier New" w:hint="default"/>
-      </w:rPr>
-    </w:lvl>
-    <w:lvl w:ilvl="5" w:tplc="0C090005" w:tentative="1">
-      <w:start w:val="1"/>
-      <w:numFmt w:val="bullet"/>
-      <w:lvlText w:val=""/>
-      <w:lvlJc w:val="left"/>
-      <w:pPr>
-        <w:ind w:left="4320" w:hanging="360"/>
-      </w:pPr>
-      <w:rPr>
-        <w:rFonts w:ascii="Wingdings" w:hAnsi="Wingdings" w:hint="default"/>
-      </w:rPr>
-    </w:lvl>
-    <w:lvl w:ilvl="6" w:tplc="0C090001" w:tentative="1">
-      <w:start w:val="1"/>
-      <w:numFmt w:val="bullet"/>
-      <w:lvlText w:val=""/>
-      <w:lvlJc w:val="left"/>
-      <w:pPr>
-        <w:ind w:left="5040" w:hanging="360"/>
-      </w:pPr>
-      <w:rPr>
-        <w:rFonts w:ascii="Symbol" w:hAnsi="Symbol" w:hint="default"/>
-      </w:rPr>
-    </w:lvl>
-    <w:lvl w:ilvl="7" w:tplc="0C090003" w:tentative="1">
-      <w:start w:val="1"/>
-      <w:numFmt w:val="bullet"/>
-      <w:lvlText w:val="o"/>
-      <w:lvlJc w:val="left"/>
-      <w:pPr>
-        <w:ind w:left="5760" w:hanging="360"/>
-      </w:pPr>
-      <w:rPr>
-        <w:rFonts w:ascii="Courier New" w:hAnsi="Courier New" w:cs="Courier New" w:hint="default"/>
-      </w:rPr>
-    </w:lvl>
-    <w:lvl w:ilvl="8" w:tplc="0C090005" w:tentative="1">
-      <w:start w:val="1"/>
-      <w:numFmt w:val="bullet"/>
-      <w:lvlText w:val=""/>
-      <w:lvlJc w:val="left"/>
-      <w:pPr>
-        <w:ind w:left="6480" w:hanging="360"/>
-      </w:pPr>
-      <w:rPr>
-        <w:rFonts w:ascii="Wingdings" w:hAnsi="Wingdings" w:hint="default"/>
-      </w:rPr>
-    </w:lvl>
-  </w:abstractNum>
-  <w:abstractNum w:abstractNumId="15" w15:restartNumberingAfterBreak="0">
-    <w:nsid w:val="275D6522"/>
-    <w:multiLevelType w:val="hybridMultilevel"/>
-    <w:tmpl w:val="2D78A73C"/>
-    <w:lvl w:ilvl="0" w:tplc="0C090001">
-      <w:start w:val="1"/>
-      <w:numFmt w:val="bullet"/>
-      <w:lvlText w:val=""/>
-      <w:lvlJc w:val="left"/>
-      <w:pPr>
-        <w:ind w:left="360" w:hanging="360"/>
-      </w:pPr>
-      <w:rPr>
-        <w:rFonts w:ascii="Symbol" w:hAnsi="Symbol" w:hint="default"/>
-      </w:rPr>
-    </w:lvl>
-    <w:lvl w:ilvl="1" w:tplc="0C090003" w:tentative="1">
-      <w:start w:val="1"/>
-      <w:numFmt w:val="bullet"/>
-      <w:lvlText w:val="o"/>
-      <w:lvlJc w:val="left"/>
-      <w:pPr>
-        <w:ind w:left="1080" w:hanging="360"/>
-      </w:pPr>
-      <w:rPr>
-        <w:rFonts w:ascii="Courier New" w:hAnsi="Courier New" w:cs="Courier New" w:hint="default"/>
-      </w:rPr>
-    </w:lvl>
-    <w:lvl w:ilvl="2" w:tplc="0C090005" w:tentative="1">
-      <w:start w:val="1"/>
-      <w:numFmt w:val="bullet"/>
-      <w:lvlText w:val=""/>
-      <w:lvlJc w:val="left"/>
-      <w:pPr>
-        <w:ind w:left="1800" w:hanging="360"/>
-      </w:pPr>
-      <w:rPr>
-        <w:rFonts w:ascii="Wingdings" w:hAnsi="Wingdings" w:hint="default"/>
-      </w:rPr>
-    </w:lvl>
-    <w:lvl w:ilvl="3" w:tplc="0C090001" w:tentative="1">
-      <w:start w:val="1"/>
-      <w:numFmt w:val="bullet"/>
-      <w:lvlText w:val=""/>
-      <w:lvlJc w:val="left"/>
-      <w:pPr>
-        <w:ind w:left="2520" w:hanging="360"/>
-      </w:pPr>
-      <w:rPr>
-        <w:rFonts w:ascii="Symbol" w:hAnsi="Symbol" w:hint="default"/>
-      </w:rPr>
-    </w:lvl>
-    <w:lvl w:ilvl="4" w:tplc="0C090003" w:tentative="1">
-      <w:start w:val="1"/>
-      <w:numFmt w:val="bullet"/>
-      <w:lvlText w:val="o"/>
-      <w:lvlJc w:val="left"/>
-      <w:pPr>
-        <w:ind w:left="3240" w:hanging="360"/>
-      </w:pPr>
-      <w:rPr>
-        <w:rFonts w:ascii="Courier New" w:hAnsi="Courier New" w:cs="Courier New" w:hint="default"/>
-      </w:rPr>
-    </w:lvl>
-    <w:lvl w:ilvl="5" w:tplc="0C090005" w:tentative="1">
-      <w:start w:val="1"/>
-      <w:numFmt w:val="bullet"/>
-      <w:lvlText w:val=""/>
-      <w:lvlJc w:val="left"/>
-      <w:pPr>
-        <w:ind w:left="3960" w:hanging="360"/>
-      </w:pPr>
-      <w:rPr>
-        <w:rFonts w:ascii="Wingdings" w:hAnsi="Wingdings" w:hint="default"/>
-      </w:rPr>
-    </w:lvl>
-    <w:lvl w:ilvl="6" w:tplc="0C090001" w:tentative="1">
-      <w:start w:val="1"/>
-      <w:numFmt w:val="bullet"/>
-      <w:lvlText w:val=""/>
-      <w:lvlJc w:val="left"/>
-      <w:pPr>
-        <w:ind w:left="4680" w:hanging="360"/>
-      </w:pPr>
-      <w:rPr>
-        <w:rFonts w:ascii="Symbol" w:hAnsi="Symbol" w:hint="default"/>
-      </w:rPr>
-    </w:lvl>
-    <w:lvl w:ilvl="7" w:tplc="0C090003" w:tentative="1">
-      <w:start w:val="1"/>
-      <w:numFmt w:val="bullet"/>
-      <w:lvlText w:val="o"/>
-      <w:lvlJc w:val="left"/>
-      <w:pPr>
-        <w:ind w:left="5400" w:hanging="360"/>
-      </w:pPr>
-      <w:rPr>
-        <w:rFonts w:ascii="Courier New" w:hAnsi="Courier New" w:cs="Courier New" w:hint="default"/>
-      </w:rPr>
-    </w:lvl>
-    <w:lvl w:ilvl="8" w:tplc="0C090005" w:tentative="1">
-      <w:start w:val="1"/>
-      <w:numFmt w:val="bullet"/>
-      <w:lvlText w:val=""/>
-      <w:lvlJc w:val="left"/>
-      <w:pPr>
-        <w:ind w:left="6120" w:hanging="360"/>
-      </w:pPr>
-      <w:rPr>
-        <w:rFonts w:ascii="Wingdings" w:hAnsi="Wingdings" w:hint="default"/>
-      </w:rPr>
-    </w:lvl>
-  </w:abstractNum>
-  <w:abstractNum w:abstractNumId="16" w15:restartNumberingAfterBreak="0">
-    <w:nsid w:val="321D31C6"/>
-    <w:multiLevelType w:val="hybridMultilevel"/>
-    <w:tmpl w:val="418AC4B4"/>
-    <w:lvl w:ilvl="0" w:tplc="0C090001">
-      <w:start w:val="1"/>
-      <w:numFmt w:val="bullet"/>
-      <w:lvlText w:val=""/>
-      <w:lvlJc w:val="left"/>
-      <w:pPr>
-        <w:ind w:left="720" w:hanging="360"/>
-      </w:pPr>
-      <w:rPr>
-        <w:rFonts w:ascii="Symbol" w:hAnsi="Symbol" w:hint="default"/>
-      </w:rPr>
-    </w:lvl>
-    <w:lvl w:ilvl="1" w:tplc="0C090003" w:tentative="1">
-      <w:start w:val="1"/>
-      <w:numFmt w:val="bullet"/>
-      <w:lvlText w:val="o"/>
-      <w:lvlJc w:val="left"/>
-      <w:pPr>
-        <w:ind w:left="1440" w:hanging="360"/>
-      </w:pPr>
-      <w:rPr>
-        <w:rFonts w:ascii="Courier New" w:hAnsi="Courier New" w:cs="Courier New" w:hint="default"/>
-      </w:rPr>
-    </w:lvl>
-    <w:lvl w:ilvl="2" w:tplc="0C090005" w:tentative="1">
-      <w:start w:val="1"/>
-      <w:numFmt w:val="bullet"/>
-      <w:lvlText w:val=""/>
-      <w:lvlJc w:val="left"/>
-      <w:pPr>
-        <w:ind w:left="2160" w:hanging="360"/>
-      </w:pPr>
-      <w:rPr>
-        <w:rFonts w:ascii="Wingdings" w:hAnsi="Wingdings" w:hint="default"/>
-      </w:rPr>
-    </w:lvl>
-    <w:lvl w:ilvl="3" w:tplc="0C090001" w:tentative="1">
-      <w:start w:val="1"/>
-      <w:numFmt w:val="bullet"/>
-      <w:lvlText w:val=""/>
-      <w:lvlJc w:val="left"/>
-      <w:pPr>
-        <w:ind w:left="2880" w:hanging="360"/>
-      </w:pPr>
-      <w:rPr>
-        <w:rFonts w:ascii="Symbol" w:hAnsi="Symbol" w:hint="default"/>
-      </w:rPr>
-    </w:lvl>
-    <w:lvl w:ilvl="4" w:tplc="0C090003" w:tentative="1">
-      <w:start w:val="1"/>
-      <w:numFmt w:val="bullet"/>
-      <w:lvlText w:val="o"/>
-      <w:lvlJc w:val="left"/>
-      <w:pPr>
-        <w:ind w:left="3600" w:hanging="360"/>
-      </w:pPr>
-      <w:rPr>
-        <w:rFonts w:ascii="Courier New" w:hAnsi="Courier New" w:cs="Courier New" w:hint="default"/>
-      </w:rPr>
-    </w:lvl>
-    <w:lvl w:ilvl="5" w:tplc="0C090005" w:tentative="1">
-      <w:start w:val="1"/>
-      <w:numFmt w:val="bullet"/>
-      <w:lvlText w:val=""/>
-      <w:lvlJc w:val="left"/>
-      <w:pPr>
-        <w:ind w:left="4320" w:hanging="360"/>
-      </w:pPr>
-      <w:rPr>
-        <w:rFonts w:ascii="Wingdings" w:hAnsi="Wingdings" w:hint="default"/>
-      </w:rPr>
-    </w:lvl>
-    <w:lvl w:ilvl="6" w:tplc="0C090001" w:tentative="1">
-      <w:start w:val="1"/>
-      <w:numFmt w:val="bullet"/>
-      <w:lvlText w:val=""/>
-      <w:lvlJc w:val="left"/>
-      <w:pPr>
-        <w:ind w:left="5040" w:hanging="360"/>
-      </w:pPr>
-      <w:rPr>
-        <w:rFonts w:ascii="Symbol" w:hAnsi="Symbol" w:hint="default"/>
-      </w:rPr>
-    </w:lvl>
-    <w:lvl w:ilvl="7" w:tplc="0C090003" w:tentative="1">
-      <w:start w:val="1"/>
-      <w:numFmt w:val="bullet"/>
-      <w:lvlText w:val="o"/>
-      <w:lvlJc w:val="left"/>
-      <w:pPr>
-        <w:ind w:left="5760" w:hanging="360"/>
-      </w:pPr>
-      <w:rPr>
-        <w:rFonts w:ascii="Courier New" w:hAnsi="Courier New" w:cs="Courier New" w:hint="default"/>
-      </w:rPr>
-    </w:lvl>
-    <w:lvl w:ilvl="8" w:tplc="0C090005" w:tentative="1">
-      <w:start w:val="1"/>
-      <w:numFmt w:val="bullet"/>
-      <w:lvlText w:val=""/>
-      <w:lvlJc w:val="left"/>
-      <w:pPr>
-        <w:ind w:left="6480" w:hanging="360"/>
-      </w:pPr>
-      <w:rPr>
-        <w:rFonts w:ascii="Wingdings" w:hAnsi="Wingdings" w:hint="default"/>
-      </w:rPr>
-    </w:lvl>
-  </w:abstractNum>
-  <w:abstractNum w:abstractNumId="17" w15:restartNumberingAfterBreak="0">
-    <w:nsid w:val="35497D83"/>
-    <w:multiLevelType w:val="hybridMultilevel"/>
-    <w:tmpl w:val="3498F96C"/>
-    <w:lvl w:ilvl="0" w:tplc="0C09000F">
-      <w:start w:val="1"/>
-      <w:numFmt w:val="decimal"/>
-      <w:lvlText w:val="%1."/>
-      <w:lvlJc w:val="left"/>
-      <w:pPr>
-        <w:ind w:left="720" w:hanging="360"/>
-      </w:pPr>
-      <w:rPr>
-        <w:rFonts w:hint="default"/>
-      </w:rPr>
-    </w:lvl>
-    <w:lvl w:ilvl="1" w:tplc="0C090019" w:tentative="1">
-      <w:start w:val="1"/>
-      <w:numFmt w:val="lowerLetter"/>
-      <w:lvlText w:val="%2."/>
-      <w:lvlJc w:val="left"/>
-      <w:pPr>
-        <w:ind w:left="1440" w:hanging="360"/>
-      </w:pPr>
-    </w:lvl>
-    <w:lvl w:ilvl="2" w:tplc="0C09001B" w:tentative="1">
-      <w:start w:val="1"/>
-      <w:numFmt w:val="lowerRoman"/>
-      <w:lvlText w:val="%3."/>
-      <w:lvlJc w:val="right"/>
-      <w:pPr>
-        <w:ind w:left="2160" w:hanging="180"/>
-      </w:pPr>
-    </w:lvl>
-    <w:lvl w:ilvl="3" w:tplc="0C09000F" w:tentative="1">
-      <w:start w:val="1"/>
-      <w:numFmt w:val="decimal"/>
-      <w:lvlText w:val="%4."/>
-      <w:lvlJc w:val="left"/>
-      <w:pPr>
-        <w:ind w:left="2880" w:hanging="360"/>
-      </w:pPr>
-    </w:lvl>
-    <w:lvl w:ilvl="4" w:tplc="0C090019" w:tentative="1">
-      <w:start w:val="1"/>
-      <w:numFmt w:val="lowerLetter"/>
-      <w:lvlText w:val="%5."/>
-      <w:lvlJc w:val="left"/>
-      <w:pPr>
-        <w:ind w:left="3600" w:hanging="360"/>
-      </w:pPr>
-    </w:lvl>
-    <w:lvl w:ilvl="5" w:tplc="0C09001B" w:tentative="1">
-      <w:start w:val="1"/>
-      <w:numFmt w:val="lowerRoman"/>
-      <w:lvlText w:val="%6."/>
-      <w:lvlJc w:val="right"/>
-      <w:pPr>
-        <w:ind w:left="4320" w:hanging="180"/>
-      </w:pPr>
-    </w:lvl>
-    <w:lvl w:ilvl="6" w:tplc="0C09000F" w:tentative="1">
-      <w:start w:val="1"/>
-      <w:numFmt w:val="decimal"/>
-      <w:lvlText w:val="%7."/>
-      <w:lvlJc w:val="left"/>
-      <w:pPr>
-        <w:ind w:left="5040" w:hanging="360"/>
-      </w:pPr>
-    </w:lvl>
-    <w:lvl w:ilvl="7" w:tplc="0C090019" w:tentative="1">
-      <w:start w:val="1"/>
-      <w:numFmt w:val="lowerLetter"/>
-      <w:lvlText w:val="%8."/>
-      <w:lvlJc w:val="left"/>
-      <w:pPr>
-        <w:ind w:left="5760" w:hanging="360"/>
-      </w:pPr>
-    </w:lvl>
-    <w:lvl w:ilvl="8" w:tplc="0C09001B" w:tentative="1">
-      <w:start w:val="1"/>
-      <w:numFmt w:val="lowerRoman"/>
-      <w:lvlText w:val="%9."/>
-      <w:lvlJc w:val="right"/>
-      <w:pPr>
-        <w:ind w:left="6480" w:hanging="180"/>
-      </w:pPr>
-    </w:lvl>
-  </w:abstractNum>
-  <w:abstractNum w:abstractNumId="18" w15:restartNumberingAfterBreak="0">
-    <w:nsid w:val="41F525DD"/>
-    <w:multiLevelType w:val="hybridMultilevel"/>
-    <w:tmpl w:val="B44A08F2"/>
-    <w:lvl w:ilvl="0" w:tplc="0C090001">
-      <w:start w:val="1"/>
-      <w:numFmt w:val="bullet"/>
-      <w:lvlText w:val=""/>
-      <w:lvlJc w:val="left"/>
-      <w:pPr>
-        <w:ind w:left="720" w:hanging="360"/>
-      </w:pPr>
-      <w:rPr>
-        <w:rFonts w:ascii="Symbol" w:hAnsi="Symbol" w:hint="default"/>
-      </w:rPr>
-    </w:lvl>
-    <w:lvl w:ilvl="1" w:tplc="0C090003" w:tentative="1">
-      <w:start w:val="1"/>
-      <w:numFmt w:val="bullet"/>
-      <w:lvlText w:val="o"/>
-      <w:lvlJc w:val="left"/>
-      <w:pPr>
-        <w:ind w:left="1440" w:hanging="360"/>
-      </w:pPr>
-      <w:rPr>
-        <w:rFonts w:ascii="Courier New" w:hAnsi="Courier New" w:cs="Courier New" w:hint="default"/>
-      </w:rPr>
-    </w:lvl>
-    <w:lvl w:ilvl="2" w:tplc="0C090005" w:tentative="1">
-      <w:start w:val="1"/>
-      <w:numFmt w:val="bullet"/>
-      <w:lvlText w:val=""/>
-      <w:lvlJc w:val="left"/>
-      <w:pPr>
-        <w:ind w:left="2160" w:hanging="360"/>
-      </w:pPr>
-      <w:rPr>
-        <w:rFonts w:ascii="Wingdings" w:hAnsi="Wingdings" w:hint="default"/>
-      </w:rPr>
-    </w:lvl>
-    <w:lvl w:ilvl="3" w:tplc="0C090001" w:tentative="1">
-      <w:start w:val="1"/>
-      <w:numFmt w:val="bullet"/>
-      <w:lvlText w:val=""/>
-      <w:lvlJc w:val="left"/>
-      <w:pPr>
-        <w:ind w:left="2880" w:hanging="360"/>
-      </w:pPr>
-      <w:rPr>
-        <w:rFonts w:ascii="Symbol" w:hAnsi="Symbol" w:hint="default"/>
-      </w:rPr>
-    </w:lvl>
-    <w:lvl w:ilvl="4" w:tplc="0C090003" w:tentative="1">
-      <w:start w:val="1"/>
-      <w:numFmt w:val="bullet"/>
-      <w:lvlText w:val="o"/>
-      <w:lvlJc w:val="left"/>
-      <w:pPr>
-        <w:ind w:left="3600" w:hanging="360"/>
-      </w:pPr>
-      <w:rPr>
-        <w:rFonts w:ascii="Courier New" w:hAnsi="Courier New" w:cs="Courier New" w:hint="default"/>
-      </w:rPr>
-    </w:lvl>
-    <w:lvl w:ilvl="5" w:tplc="0C090005" w:tentative="1">
-      <w:start w:val="1"/>
-      <w:numFmt w:val="bullet"/>
-      <w:lvlText w:val=""/>
-      <w:lvlJc w:val="left"/>
-      <w:pPr>
-        <w:ind w:left="4320" w:hanging="360"/>
-      </w:pPr>
-      <w:rPr>
-        <w:rFonts w:ascii="Wingdings" w:hAnsi="Wingdings" w:hint="default"/>
-      </w:rPr>
-    </w:lvl>
-    <w:lvl w:ilvl="6" w:tplc="0C090001" w:tentative="1">
-      <w:start w:val="1"/>
-      <w:numFmt w:val="bullet"/>
-      <w:lvlText w:val=""/>
-      <w:lvlJc w:val="left"/>
-      <w:pPr>
-        <w:ind w:left="5040" w:hanging="360"/>
-      </w:pPr>
-      <w:rPr>
-        <w:rFonts w:ascii="Symbol" w:hAnsi="Symbol" w:hint="default"/>
-      </w:rPr>
-    </w:lvl>
-    <w:lvl w:ilvl="7" w:tplc="0C090003" w:tentative="1">
-      <w:start w:val="1"/>
-      <w:numFmt w:val="bullet"/>
-      <w:lvlText w:val="o"/>
-      <w:lvlJc w:val="left"/>
-      <w:pPr>
-        <w:ind w:left="5760" w:hanging="360"/>
-      </w:pPr>
-      <w:rPr>
-        <w:rFonts w:ascii="Courier New" w:hAnsi="Courier New" w:cs="Courier New" w:hint="default"/>
-      </w:rPr>
-    </w:lvl>
-    <w:lvl w:ilvl="8" w:tplc="0C090005" w:tentative="1">
-      <w:start w:val="1"/>
-      <w:numFmt w:val="bullet"/>
-      <w:lvlText w:val=""/>
-      <w:lvlJc w:val="left"/>
-      <w:pPr>
-        <w:ind w:left="6480" w:hanging="360"/>
-      </w:pPr>
-      <w:rPr>
-        <w:rFonts w:ascii="Wingdings" w:hAnsi="Wingdings" w:hint="default"/>
-      </w:rPr>
-    </w:lvl>
-  </w:abstractNum>
-  <w:abstractNum w:abstractNumId="19" w15:restartNumberingAfterBreak="0">
-    <w:nsid w:val="46515E85"/>
-    <w:multiLevelType w:val="hybridMultilevel"/>
-    <w:tmpl w:val="BB2C17CC"/>
-    <w:lvl w:ilvl="0" w:tplc="0C090001">
-      <w:start w:val="1"/>
-      <w:numFmt w:val="bullet"/>
-      <w:lvlText w:val=""/>
-      <w:lvlJc w:val="left"/>
-      <w:pPr>
-        <w:ind w:left="720" w:hanging="360"/>
-      </w:pPr>
-      <w:rPr>
-        <w:rFonts w:ascii="Symbol" w:hAnsi="Symbol" w:hint="default"/>
-      </w:rPr>
-    </w:lvl>
-    <w:lvl w:ilvl="1" w:tplc="0C090003" w:tentative="1">
-      <w:start w:val="1"/>
-      <w:numFmt w:val="bullet"/>
-      <w:lvlText w:val="o"/>
-      <w:lvlJc w:val="left"/>
-      <w:pPr>
-        <w:ind w:left="1440" w:hanging="360"/>
-      </w:pPr>
-      <w:rPr>
-        <w:rFonts w:ascii="Courier New" w:hAnsi="Courier New" w:cs="Courier New" w:hint="default"/>
-      </w:rPr>
-    </w:lvl>
-    <w:lvl w:ilvl="2" w:tplc="0C090005" w:tentative="1">
-      <w:start w:val="1"/>
-      <w:numFmt w:val="bullet"/>
-      <w:lvlText w:val=""/>
-      <w:lvlJc w:val="left"/>
-      <w:pPr>
-        <w:ind w:left="2160" w:hanging="360"/>
-      </w:pPr>
-      <w:rPr>
-        <w:rFonts w:ascii="Wingdings" w:hAnsi="Wingdings" w:hint="default"/>
-      </w:rPr>
-    </w:lvl>
-    <w:lvl w:ilvl="3" w:tplc="0C090001" w:tentative="1">
-      <w:start w:val="1"/>
-      <w:numFmt w:val="bullet"/>
-      <w:lvlText w:val=""/>
-      <w:lvlJc w:val="left"/>
-      <w:pPr>
-        <w:ind w:left="2880" w:hanging="360"/>
-      </w:pPr>
-      <w:rPr>
-        <w:rFonts w:ascii="Symbol" w:hAnsi="Symbol" w:hint="default"/>
-      </w:rPr>
-    </w:lvl>
-    <w:lvl w:ilvl="4" w:tplc="0C090003" w:tentative="1">
-      <w:start w:val="1"/>
-      <w:numFmt w:val="bullet"/>
-      <w:lvlText w:val="o"/>
-      <w:lvlJc w:val="left"/>
-      <w:pPr>
-        <w:ind w:left="3600" w:hanging="360"/>
-      </w:pPr>
-      <w:rPr>
-        <w:rFonts w:ascii="Courier New" w:hAnsi="Courier New" w:cs="Courier New" w:hint="default"/>
-      </w:rPr>
-    </w:lvl>
-    <w:lvl w:ilvl="5" w:tplc="0C090005" w:tentative="1">
-      <w:start w:val="1"/>
-      <w:numFmt w:val="bullet"/>
-      <w:lvlText w:val=""/>
-      <w:lvlJc w:val="left"/>
-      <w:pPr>
-        <w:ind w:left="4320" w:hanging="360"/>
-      </w:pPr>
-      <w:rPr>
-        <w:rFonts w:ascii="Wingdings" w:hAnsi="Wingdings" w:hint="default"/>
-      </w:rPr>
-    </w:lvl>
-    <w:lvl w:ilvl="6" w:tplc="0C090001" w:tentative="1">
-      <w:start w:val="1"/>
-      <w:numFmt w:val="bullet"/>
-      <w:lvlText w:val=""/>
-      <w:lvlJc w:val="left"/>
-      <w:pPr>
-        <w:ind w:left="5040" w:hanging="360"/>
-      </w:pPr>
-      <w:rPr>
-        <w:rFonts w:ascii="Symbol" w:hAnsi="Symbol" w:hint="default"/>
-      </w:rPr>
-    </w:lvl>
-    <w:lvl w:ilvl="7" w:tplc="0C090003" w:tentative="1">
-      <w:start w:val="1"/>
-      <w:numFmt w:val="bullet"/>
-      <w:lvlText w:val="o"/>
-      <w:lvlJc w:val="left"/>
-      <w:pPr>
-        <w:ind w:left="5760" w:hanging="360"/>
-      </w:pPr>
-      <w:rPr>
-        <w:rFonts w:ascii="Courier New" w:hAnsi="Courier New" w:cs="Courier New" w:hint="default"/>
-      </w:rPr>
-    </w:lvl>
-    <w:lvl w:ilvl="8" w:tplc="0C090005" w:tentative="1">
-      <w:start w:val="1"/>
-      <w:numFmt w:val="bullet"/>
-      <w:lvlText w:val=""/>
-      <w:lvlJc w:val="left"/>
-      <w:pPr>
-        <w:ind w:left="6480" w:hanging="360"/>
-      </w:pPr>
-      <w:rPr>
-        <w:rFonts w:ascii="Wingdings" w:hAnsi="Wingdings" w:hint="default"/>
-      </w:rPr>
-    </w:lvl>
-  </w:abstractNum>
-  <w:abstractNum w:abstractNumId="20" w15:restartNumberingAfterBreak="0">
-    <w:nsid w:val="486749C7"/>
-    <w:multiLevelType w:val="hybridMultilevel"/>
-    <w:tmpl w:val="35F6992A"/>
-    <w:lvl w:ilvl="0" w:tplc="0C090001">
-      <w:start w:val="1"/>
-      <w:numFmt w:val="bullet"/>
-      <w:lvlText w:val=""/>
-      <w:lvlJc w:val="left"/>
-      <w:pPr>
-        <w:ind w:left="720" w:hanging="360"/>
-      </w:pPr>
-      <w:rPr>
-        <w:rFonts w:ascii="Symbol" w:hAnsi="Symbol" w:hint="default"/>
-      </w:rPr>
-    </w:lvl>
-    <w:lvl w:ilvl="1" w:tplc="0C090003" w:tentative="1">
-      <w:start w:val="1"/>
-      <w:numFmt w:val="bullet"/>
-      <w:lvlText w:val="o"/>
-      <w:lvlJc w:val="left"/>
-      <w:pPr>
-        <w:ind w:left="1440" w:hanging="360"/>
-      </w:pPr>
-      <w:rPr>
-        <w:rFonts w:ascii="Courier New" w:hAnsi="Courier New" w:cs="Courier New" w:hint="default"/>
-      </w:rPr>
-    </w:lvl>
-    <w:lvl w:ilvl="2" w:tplc="0C090005" w:tentative="1">
-      <w:start w:val="1"/>
-      <w:numFmt w:val="bullet"/>
-      <w:lvlText w:val=""/>
-      <w:lvlJc w:val="left"/>
-      <w:pPr>
-        <w:ind w:left="2160" w:hanging="360"/>
-      </w:pPr>
-      <w:rPr>
-        <w:rFonts w:ascii="Wingdings" w:hAnsi="Wingdings" w:hint="default"/>
-      </w:rPr>
-    </w:lvl>
-    <w:lvl w:ilvl="3" w:tplc="0C090001" w:tentative="1">
-      <w:start w:val="1"/>
-      <w:numFmt w:val="bullet"/>
-      <w:lvlText w:val=""/>
-      <w:lvlJc w:val="left"/>
-      <w:pPr>
-        <w:ind w:left="2880" w:hanging="360"/>
-      </w:pPr>
-      <w:rPr>
-        <w:rFonts w:ascii="Symbol" w:hAnsi="Symbol" w:hint="default"/>
-      </w:rPr>
-    </w:lvl>
-    <w:lvl w:ilvl="4" w:tplc="0C090003" w:tentative="1">
-      <w:start w:val="1"/>
-      <w:numFmt w:val="bullet"/>
-      <w:lvlText w:val="o"/>
-      <w:lvlJc w:val="left"/>
-      <w:pPr>
-        <w:ind w:left="3600" w:hanging="360"/>
-      </w:pPr>
-      <w:rPr>
-        <w:rFonts w:ascii="Courier New" w:hAnsi="Courier New" w:cs="Courier New" w:hint="default"/>
-      </w:rPr>
-    </w:lvl>
-    <w:lvl w:ilvl="5" w:tplc="0C090005" w:tentative="1">
-      <w:start w:val="1"/>
-      <w:numFmt w:val="bullet"/>
-      <w:lvlText w:val=""/>
-      <w:lvlJc w:val="left"/>
-      <w:pPr>
-        <w:ind w:left="4320" w:hanging="360"/>
-      </w:pPr>
-      <w:rPr>
-        <w:rFonts w:ascii="Wingdings" w:hAnsi="Wingdings" w:hint="default"/>
-      </w:rPr>
-    </w:lvl>
-    <w:lvl w:ilvl="6" w:tplc="0C090001" w:tentative="1">
-      <w:start w:val="1"/>
-      <w:numFmt w:val="bullet"/>
-      <w:lvlText w:val=""/>
-      <w:lvlJc w:val="left"/>
-      <w:pPr>
-        <w:ind w:left="5040" w:hanging="360"/>
-      </w:pPr>
-      <w:rPr>
-        <w:rFonts w:ascii="Symbol" w:hAnsi="Symbol" w:hint="default"/>
-      </w:rPr>
-    </w:lvl>
-    <w:lvl w:ilvl="7" w:tplc="0C090003" w:tentative="1">
-      <w:start w:val="1"/>
-      <w:numFmt w:val="bullet"/>
-      <w:lvlText w:val="o"/>
-      <w:lvlJc w:val="left"/>
-      <w:pPr>
-        <w:ind w:left="5760" w:hanging="360"/>
-      </w:pPr>
-      <w:rPr>
-        <w:rFonts w:ascii="Courier New" w:hAnsi="Courier New" w:cs="Courier New" w:hint="default"/>
-      </w:rPr>
-    </w:lvl>
-    <w:lvl w:ilvl="8" w:tplc="0C090005" w:tentative="1">
-      <w:start w:val="1"/>
-      <w:numFmt w:val="bullet"/>
-      <w:lvlText w:val=""/>
-      <w:lvlJc w:val="left"/>
-      <w:pPr>
-        <w:ind w:left="6480" w:hanging="360"/>
-      </w:pPr>
-      <w:rPr>
-        <w:rFonts w:ascii="Wingdings" w:hAnsi="Wingdings" w:hint="default"/>
-      </w:rPr>
-    </w:lvl>
-  </w:abstractNum>
-  <w:abstractNum w:abstractNumId="21" w15:restartNumberingAfterBreak="0">
-    <w:nsid w:val="49AA54A6"/>
-    <w:multiLevelType w:val="hybridMultilevel"/>
-    <w:tmpl w:val="580895A2"/>
-    <w:lvl w:ilvl="0" w:tplc="0C090001">
-      <w:start w:val="1"/>
-      <w:numFmt w:val="bullet"/>
-      <w:lvlText w:val=""/>
-      <w:lvlJc w:val="left"/>
-      <w:pPr>
-        <w:ind w:left="720" w:hanging="360"/>
-      </w:pPr>
-      <w:rPr>
-        <w:rFonts w:ascii="Symbol" w:hAnsi="Symbol" w:hint="default"/>
-      </w:rPr>
-    </w:lvl>
-    <w:lvl w:ilvl="1" w:tplc="0C090003" w:tentative="1">
-      <w:start w:val="1"/>
-      <w:numFmt w:val="bullet"/>
-      <w:lvlText w:val="o"/>
-      <w:lvlJc w:val="left"/>
-      <w:pPr>
-        <w:ind w:left="1440" w:hanging="360"/>
-      </w:pPr>
-      <w:rPr>
-        <w:rFonts w:ascii="Courier New" w:hAnsi="Courier New" w:cs="Courier New" w:hint="default"/>
-      </w:rPr>
-    </w:lvl>
-    <w:lvl w:ilvl="2" w:tplc="0C090005" w:tentative="1">
-      <w:start w:val="1"/>
-      <w:numFmt w:val="bullet"/>
-      <w:lvlText w:val=""/>
-      <w:lvlJc w:val="left"/>
-      <w:pPr>
-        <w:ind w:left="2160" w:hanging="360"/>
-      </w:pPr>
-      <w:rPr>
-        <w:rFonts w:ascii="Wingdings" w:hAnsi="Wingdings" w:hint="default"/>
-      </w:rPr>
-    </w:lvl>
-    <w:lvl w:ilvl="3" w:tplc="0C090001" w:tentative="1">
-      <w:start w:val="1"/>
-      <w:numFmt w:val="bullet"/>
-      <w:lvlText w:val=""/>
-      <w:lvlJc w:val="left"/>
-      <w:pPr>
-        <w:ind w:left="2880" w:hanging="360"/>
-      </w:pPr>
-      <w:rPr>
-        <w:rFonts w:ascii="Symbol" w:hAnsi="Symbol" w:hint="default"/>
-      </w:rPr>
-    </w:lvl>
-    <w:lvl w:ilvl="4" w:tplc="0C090003" w:tentative="1">
-      <w:start w:val="1"/>
-      <w:numFmt w:val="bullet"/>
-      <w:lvlText w:val="o"/>
-      <w:lvlJc w:val="left"/>
-      <w:pPr>
-        <w:ind w:left="3600" w:hanging="360"/>
-      </w:pPr>
-      <w:rPr>
-        <w:rFonts w:ascii="Courier New" w:hAnsi="Courier New" w:cs="Courier New" w:hint="default"/>
-      </w:rPr>
-    </w:lvl>
-    <w:lvl w:ilvl="5" w:tplc="0C090005" w:tentative="1">
-      <w:start w:val="1"/>
-      <w:numFmt w:val="bullet"/>
-      <w:lvlText w:val=""/>
-      <w:lvlJc w:val="left"/>
-      <w:pPr>
-        <w:ind w:left="4320" w:hanging="360"/>
-      </w:pPr>
-      <w:rPr>
-        <w:rFonts w:ascii="Wingdings" w:hAnsi="Wingdings" w:hint="default"/>
-      </w:rPr>
-    </w:lvl>
-    <w:lvl w:ilvl="6" w:tplc="0C090001" w:tentative="1">
-      <w:start w:val="1"/>
-      <w:numFmt w:val="bullet"/>
-      <w:lvlText w:val=""/>
-      <w:lvlJc w:val="left"/>
-      <w:pPr>
-        <w:ind w:left="5040" w:hanging="360"/>
-      </w:pPr>
-      <w:rPr>
-        <w:rFonts w:ascii="Symbol" w:hAnsi="Symbol" w:hint="default"/>
-      </w:rPr>
-    </w:lvl>
-    <w:lvl w:ilvl="7" w:tplc="0C090003" w:tentative="1">
-      <w:start w:val="1"/>
-      <w:numFmt w:val="bullet"/>
-      <w:lvlText w:val="o"/>
-      <w:lvlJc w:val="left"/>
-      <w:pPr>
-        <w:ind w:left="5760" w:hanging="360"/>
-      </w:pPr>
-      <w:rPr>
-        <w:rFonts w:ascii="Courier New" w:hAnsi="Courier New" w:cs="Courier New" w:hint="default"/>
-      </w:rPr>
-    </w:lvl>
-    <w:lvl w:ilvl="8" w:tplc="0C090005" w:tentative="1">
-      <w:start w:val="1"/>
-      <w:numFmt w:val="bullet"/>
-      <w:lvlText w:val=""/>
-      <w:lvlJc w:val="left"/>
-      <w:pPr>
-        <w:ind w:left="6480" w:hanging="360"/>
-      </w:pPr>
-      <w:rPr>
-        <w:rFonts w:ascii="Wingdings" w:hAnsi="Wingdings" w:hint="default"/>
-      </w:rPr>
-    </w:lvl>
-  </w:abstractNum>
-  <w:abstractNum w:abstractNumId="22" w15:restartNumberingAfterBreak="0">
-    <w:nsid w:val="4BA07F28"/>
-    <w:multiLevelType w:val="hybridMultilevel"/>
-    <w:tmpl w:val="F2228652"/>
-    <w:lvl w:ilvl="0" w:tplc="0C090001">
-      <w:start w:val="1"/>
-      <w:numFmt w:val="bullet"/>
-      <w:lvlText w:val=""/>
-      <w:lvlJc w:val="left"/>
-      <w:pPr>
-        <w:ind w:left="360" w:hanging="360"/>
-      </w:pPr>
-      <w:rPr>
-        <w:rFonts w:ascii="Symbol" w:hAnsi="Symbol" w:hint="default"/>
-      </w:rPr>
-    </w:lvl>
-    <w:lvl w:ilvl="1" w:tplc="0C090003" w:tentative="1">
-      <w:start w:val="1"/>
-      <w:numFmt w:val="bullet"/>
-      <w:lvlText w:val="o"/>
-      <w:lvlJc w:val="left"/>
-      <w:pPr>
-        <w:ind w:left="1080" w:hanging="360"/>
-      </w:pPr>
-      <w:rPr>
-        <w:rFonts w:ascii="Courier New" w:hAnsi="Courier New" w:cs="Courier New" w:hint="default"/>
-      </w:rPr>
-    </w:lvl>
-    <w:lvl w:ilvl="2" w:tplc="0C090005" w:tentative="1">
-      <w:start w:val="1"/>
-      <w:numFmt w:val="bullet"/>
-      <w:lvlText w:val=""/>
-      <w:lvlJc w:val="left"/>
-      <w:pPr>
-        <w:ind w:left="1800" w:hanging="360"/>
-      </w:pPr>
-      <w:rPr>
-        <w:rFonts w:ascii="Wingdings" w:hAnsi="Wingdings" w:hint="default"/>
-      </w:rPr>
-    </w:lvl>
-    <w:lvl w:ilvl="3" w:tplc="0C090001" w:tentative="1">
-      <w:start w:val="1"/>
-      <w:numFmt w:val="bullet"/>
-      <w:lvlText w:val=""/>
-      <w:lvlJc w:val="left"/>
-      <w:pPr>
-        <w:ind w:left="2520" w:hanging="360"/>
-      </w:pPr>
-      <w:rPr>
-        <w:rFonts w:ascii="Symbol" w:hAnsi="Symbol" w:hint="default"/>
-      </w:rPr>
-    </w:lvl>
-    <w:lvl w:ilvl="4" w:tplc="0C090003" w:tentative="1">
-      <w:start w:val="1"/>
-      <w:numFmt w:val="bullet"/>
-      <w:lvlText w:val="o"/>
-      <w:lvlJc w:val="left"/>
-      <w:pPr>
-        <w:ind w:left="3240" w:hanging="360"/>
-      </w:pPr>
-      <w:rPr>
-        <w:rFonts w:ascii="Courier New" w:hAnsi="Courier New" w:cs="Courier New" w:hint="default"/>
-      </w:rPr>
-    </w:lvl>
-    <w:lvl w:ilvl="5" w:tplc="0C090005" w:tentative="1">
-      <w:start w:val="1"/>
-      <w:numFmt w:val="bullet"/>
-      <w:lvlText w:val=""/>
-      <w:lvlJc w:val="left"/>
-      <w:pPr>
-        <w:ind w:left="3960" w:hanging="360"/>
-      </w:pPr>
-      <w:rPr>
-        <w:rFonts w:ascii="Wingdings" w:hAnsi="Wingdings" w:hint="default"/>
-      </w:rPr>
-    </w:lvl>
-    <w:lvl w:ilvl="6" w:tplc="0C090001" w:tentative="1">
-      <w:start w:val="1"/>
-      <w:numFmt w:val="bullet"/>
-      <w:lvlText w:val=""/>
-      <w:lvlJc w:val="left"/>
-      <w:pPr>
-        <w:ind w:left="4680" w:hanging="360"/>
-      </w:pPr>
-      <w:rPr>
-        <w:rFonts w:ascii="Symbol" w:hAnsi="Symbol" w:hint="default"/>
-      </w:rPr>
-    </w:lvl>
-    <w:lvl w:ilvl="7" w:tplc="0C090003" w:tentative="1">
-      <w:start w:val="1"/>
-      <w:numFmt w:val="bullet"/>
-      <w:lvlText w:val="o"/>
-      <w:lvlJc w:val="left"/>
-      <w:pPr>
-        <w:ind w:left="5400" w:hanging="360"/>
-      </w:pPr>
-      <w:rPr>
-        <w:rFonts w:ascii="Courier New" w:hAnsi="Courier New" w:cs="Courier New" w:hint="default"/>
-      </w:rPr>
-    </w:lvl>
-    <w:lvl w:ilvl="8" w:tplc="0C090005" w:tentative="1">
-      <w:start w:val="1"/>
-      <w:numFmt w:val="bullet"/>
-      <w:lvlText w:val=""/>
-      <w:lvlJc w:val="left"/>
-      <w:pPr>
-        <w:ind w:left="6120" w:hanging="360"/>
-      </w:pPr>
-      <w:rPr>
-        <w:rFonts w:ascii="Wingdings" w:hAnsi="Wingdings" w:hint="default"/>
-      </w:rPr>
-    </w:lvl>
-  </w:abstractNum>
-  <w:abstractNum w:abstractNumId="23" w15:restartNumberingAfterBreak="0">
-    <w:nsid w:val="4C257798"/>
-    <w:multiLevelType w:val="hybridMultilevel"/>
-    <w:tmpl w:val="9F3E8064"/>
-    <w:lvl w:ilvl="0" w:tplc="0C09000F">
-      <w:start w:val="1"/>
-      <w:numFmt w:val="decimal"/>
-      <w:lvlText w:val="%1."/>
-      <w:lvlJc w:val="left"/>
-      <w:pPr>
-        <w:ind w:left="720" w:hanging="360"/>
-      </w:pPr>
-    </w:lvl>
-    <w:lvl w:ilvl="1" w:tplc="0C090019" w:tentative="1">
-      <w:start w:val="1"/>
-      <w:numFmt w:val="lowerLetter"/>
-      <w:lvlText w:val="%2."/>
-      <w:lvlJc w:val="left"/>
-      <w:pPr>
-        <w:ind w:left="1440" w:hanging="360"/>
-      </w:pPr>
-    </w:lvl>
-    <w:lvl w:ilvl="2" w:tplc="0C09001B" w:tentative="1">
-      <w:start w:val="1"/>
-      <w:numFmt w:val="lowerRoman"/>
-      <w:lvlText w:val="%3."/>
-      <w:lvlJc w:val="right"/>
-      <w:pPr>
-        <w:ind w:left="2160" w:hanging="180"/>
-      </w:pPr>
-    </w:lvl>
-    <w:lvl w:ilvl="3" w:tplc="0C09000F" w:tentative="1">
-      <w:start w:val="1"/>
-      <w:numFmt w:val="decimal"/>
-      <w:lvlText w:val="%4."/>
-      <w:lvlJc w:val="left"/>
-      <w:pPr>
-        <w:ind w:left="2880" w:hanging="360"/>
-      </w:pPr>
-    </w:lvl>
-    <w:lvl w:ilvl="4" w:tplc="0C090019" w:tentative="1">
-      <w:start w:val="1"/>
-      <w:numFmt w:val="lowerLetter"/>
-      <w:lvlText w:val="%5."/>
-      <w:lvlJc w:val="left"/>
-      <w:pPr>
-        <w:ind w:left="3600" w:hanging="360"/>
-      </w:pPr>
-    </w:lvl>
-    <w:lvl w:ilvl="5" w:tplc="0C09001B" w:tentative="1">
-      <w:start w:val="1"/>
-      <w:numFmt w:val="lowerRoman"/>
-      <w:lvlText w:val="%6."/>
-      <w:lvlJc w:val="right"/>
-      <w:pPr>
-        <w:ind w:left="4320" w:hanging="180"/>
-      </w:pPr>
-    </w:lvl>
-    <w:lvl w:ilvl="6" w:tplc="0C09000F" w:tentative="1">
-      <w:start w:val="1"/>
-      <w:numFmt w:val="decimal"/>
-      <w:lvlText w:val="%7."/>
-      <w:lvlJc w:val="left"/>
-      <w:pPr>
-        <w:ind w:left="5040" w:hanging="360"/>
-      </w:pPr>
-    </w:lvl>
-    <w:lvl w:ilvl="7" w:tplc="0C090019" w:tentative="1">
-      <w:start w:val="1"/>
-      <w:numFmt w:val="lowerLetter"/>
-      <w:lvlText w:val="%8."/>
-      <w:lvlJc w:val="left"/>
-      <w:pPr>
-        <w:ind w:left="5760" w:hanging="360"/>
-      </w:pPr>
-    </w:lvl>
-    <w:lvl w:ilvl="8" w:tplc="0C09001B" w:tentative="1">
-      <w:start w:val="1"/>
-      <w:numFmt w:val="lowerRoman"/>
-      <w:lvlText w:val="%9."/>
-      <w:lvlJc w:val="right"/>
-      <w:pPr>
-        <w:ind w:left="6480" w:hanging="180"/>
-      </w:pPr>
-    </w:lvl>
-  </w:abstractNum>
-  <w:abstractNum w:abstractNumId="24" w15:restartNumberingAfterBreak="0">
-    <w:nsid w:val="512656FD"/>
-    <w:multiLevelType w:val="hybridMultilevel"/>
-    <w:tmpl w:val="DD96831E"/>
-    <w:lvl w:ilvl="0" w:tplc="0C090001">
-      <w:start w:val="1"/>
-      <w:numFmt w:val="bullet"/>
-      <w:lvlText w:val=""/>
-      <w:lvlJc w:val="left"/>
-      <w:pPr>
-        <w:ind w:left="720" w:hanging="360"/>
-      </w:pPr>
-      <w:rPr>
-        <w:rFonts w:ascii="Symbol" w:hAnsi="Symbol" w:hint="default"/>
-      </w:rPr>
-    </w:lvl>
-    <w:lvl w:ilvl="1" w:tplc="0C090003" w:tentative="1">
-      <w:start w:val="1"/>
-      <w:numFmt w:val="bullet"/>
-      <w:lvlText w:val="o"/>
-      <w:lvlJc w:val="left"/>
-      <w:pPr>
-        <w:ind w:left="1440" w:hanging="360"/>
-      </w:pPr>
-      <w:rPr>
-        <w:rFonts w:ascii="Courier New" w:hAnsi="Courier New" w:cs="Courier New" w:hint="default"/>
-      </w:rPr>
-    </w:lvl>
-    <w:lvl w:ilvl="2" w:tplc="0C090005" w:tentative="1">
-      <w:start w:val="1"/>
-      <w:numFmt w:val="bullet"/>
-      <w:lvlText w:val=""/>
-      <w:lvlJc w:val="left"/>
-      <w:pPr>
-        <w:ind w:left="2160" w:hanging="360"/>
-      </w:pPr>
-      <w:rPr>
-        <w:rFonts w:ascii="Wingdings" w:hAnsi="Wingdings" w:hint="default"/>
-      </w:rPr>
-    </w:lvl>
-    <w:lvl w:ilvl="3" w:tplc="0C090001" w:tentative="1">
-      <w:start w:val="1"/>
-      <w:numFmt w:val="bullet"/>
-      <w:lvlText w:val=""/>
-      <w:lvlJc w:val="left"/>
-      <w:pPr>
-        <w:ind w:left="2880" w:hanging="360"/>
-      </w:pPr>
-      <w:rPr>
-        <w:rFonts w:ascii="Symbol" w:hAnsi="Symbol" w:hint="default"/>
-      </w:rPr>
-    </w:lvl>
-    <w:lvl w:ilvl="4" w:tplc="0C090003" w:tentative="1">
-      <w:start w:val="1"/>
-      <w:numFmt w:val="bullet"/>
-      <w:lvlText w:val="o"/>
-      <w:lvlJc w:val="left"/>
-      <w:pPr>
-        <w:ind w:left="3600" w:hanging="360"/>
-      </w:pPr>
-      <w:rPr>
-        <w:rFonts w:ascii="Courier New" w:hAnsi="Courier New" w:cs="Courier New" w:hint="default"/>
-      </w:rPr>
-    </w:lvl>
-    <w:lvl w:ilvl="5" w:tplc="0C090005" w:tentative="1">
-      <w:start w:val="1"/>
-      <w:numFmt w:val="bullet"/>
-      <w:lvlText w:val=""/>
-      <w:lvlJc w:val="left"/>
-      <w:pPr>
-        <w:ind w:left="4320" w:hanging="360"/>
-      </w:pPr>
-      <w:rPr>
-        <w:rFonts w:ascii="Wingdings" w:hAnsi="Wingdings" w:hint="default"/>
-      </w:rPr>
-    </w:lvl>
-    <w:lvl w:ilvl="6" w:tplc="0C090001" w:tentative="1">
-      <w:start w:val="1"/>
-      <w:numFmt w:val="bullet"/>
-      <w:lvlText w:val=""/>
-      <w:lvlJc w:val="left"/>
-      <w:pPr>
-        <w:ind w:left="5040" w:hanging="360"/>
-      </w:pPr>
-      <w:rPr>
-        <w:rFonts w:ascii="Symbol" w:hAnsi="Symbol" w:hint="default"/>
-      </w:rPr>
-    </w:lvl>
-    <w:lvl w:ilvl="7" w:tplc="0C090003" w:tentative="1">
-      <w:start w:val="1"/>
-      <w:numFmt w:val="bullet"/>
-      <w:lvlText w:val="o"/>
-      <w:lvlJc w:val="left"/>
-      <w:pPr>
-        <w:ind w:left="5760" w:hanging="360"/>
-      </w:pPr>
-      <w:rPr>
-        <w:rFonts w:ascii="Courier New" w:hAnsi="Courier New" w:cs="Courier New" w:hint="default"/>
-      </w:rPr>
-    </w:lvl>
-    <w:lvl w:ilvl="8" w:tplc="0C090005" w:tentative="1">
-      <w:start w:val="1"/>
-      <w:numFmt w:val="bullet"/>
-      <w:lvlText w:val=""/>
-      <w:lvlJc w:val="left"/>
-      <w:pPr>
-        <w:ind w:left="6480" w:hanging="360"/>
-      </w:pPr>
-      <w:rPr>
-        <w:rFonts w:ascii="Wingdings" w:hAnsi="Wingdings" w:hint="default"/>
-      </w:rPr>
-    </w:lvl>
-  </w:abstractNum>
-  <w:abstractNum w:abstractNumId="25" w15:restartNumberingAfterBreak="0">
-    <w:nsid w:val="5CB00F1E"/>
-    <w:multiLevelType w:val="hybridMultilevel"/>
-    <w:tmpl w:val="2DFA36BC"/>
-    <w:lvl w:ilvl="0" w:tplc="0C090001">
-      <w:start w:val="1"/>
-      <w:numFmt w:val="bullet"/>
-      <w:lvlText w:val=""/>
-      <w:lvlJc w:val="left"/>
-      <w:pPr>
-        <w:ind w:left="720" w:hanging="360"/>
-      </w:pPr>
-      <w:rPr>
-        <w:rFonts w:ascii="Symbol" w:hAnsi="Symbol" w:hint="default"/>
-      </w:rPr>
-    </w:lvl>
-    <w:lvl w:ilvl="1" w:tplc="0C090003" w:tentative="1">
-      <w:start w:val="1"/>
-      <w:numFmt w:val="bullet"/>
-      <w:lvlText w:val="o"/>
-      <w:lvlJc w:val="left"/>
-      <w:pPr>
-        <w:ind w:left="1440" w:hanging="360"/>
-      </w:pPr>
-      <w:rPr>
-        <w:rFonts w:ascii="Courier New" w:hAnsi="Courier New" w:cs="Courier New" w:hint="default"/>
-      </w:rPr>
-    </w:lvl>
-    <w:lvl w:ilvl="2" w:tplc="0C090005" w:tentative="1">
-      <w:start w:val="1"/>
-      <w:numFmt w:val="bullet"/>
-      <w:lvlText w:val=""/>
-      <w:lvlJc w:val="left"/>
-      <w:pPr>
-        <w:ind w:left="2160" w:hanging="360"/>
-      </w:pPr>
-      <w:rPr>
-        <w:rFonts w:ascii="Wingdings" w:hAnsi="Wingdings" w:hint="default"/>
-      </w:rPr>
-    </w:lvl>
-    <w:lvl w:ilvl="3" w:tplc="0C090001" w:tentative="1">
-      <w:start w:val="1"/>
-      <w:numFmt w:val="bullet"/>
-      <w:lvlText w:val=""/>
-      <w:lvlJc w:val="left"/>
-      <w:pPr>
-        <w:ind w:left="2880" w:hanging="360"/>
-      </w:pPr>
-      <w:rPr>
-        <w:rFonts w:ascii="Symbol" w:hAnsi="Symbol" w:hint="default"/>
-      </w:rPr>
-    </w:lvl>
-    <w:lvl w:ilvl="4" w:tplc="0C090003" w:tentative="1">
-      <w:start w:val="1"/>
-      <w:numFmt w:val="bullet"/>
-      <w:lvlText w:val="o"/>
-      <w:lvlJc w:val="left"/>
-      <w:pPr>
-        <w:ind w:left="3600" w:hanging="360"/>
-      </w:pPr>
-      <w:rPr>
-        <w:rFonts w:ascii="Courier New" w:hAnsi="Courier New" w:cs="Courier New" w:hint="default"/>
-      </w:rPr>
-    </w:lvl>
-    <w:lvl w:ilvl="5" w:tplc="0C090005" w:tentative="1">
-      <w:start w:val="1"/>
-      <w:numFmt w:val="bullet"/>
-      <w:lvlText w:val=""/>
-      <w:lvlJc w:val="left"/>
-      <w:pPr>
-        <w:ind w:left="4320" w:hanging="360"/>
-      </w:pPr>
-      <w:rPr>
-        <w:rFonts w:ascii="Wingdings" w:hAnsi="Wingdings" w:hint="default"/>
-      </w:rPr>
-    </w:lvl>
-    <w:lvl w:ilvl="6" w:tplc="0C090001" w:tentative="1">
-      <w:start w:val="1"/>
-      <w:numFmt w:val="bullet"/>
-      <w:lvlText w:val=""/>
-      <w:lvlJc w:val="left"/>
-      <w:pPr>
-        <w:ind w:left="5040" w:hanging="360"/>
-      </w:pPr>
-      <w:rPr>
-        <w:rFonts w:ascii="Symbol" w:hAnsi="Symbol" w:hint="default"/>
-      </w:rPr>
-    </w:lvl>
-    <w:lvl w:ilvl="7" w:tplc="0C090003" w:tentative="1">
-      <w:start w:val="1"/>
-      <w:numFmt w:val="bullet"/>
-      <w:lvlText w:val="o"/>
-      <w:lvlJc w:val="left"/>
-      <w:pPr>
-        <w:ind w:left="5760" w:hanging="360"/>
-      </w:pPr>
-      <w:rPr>
-        <w:rFonts w:ascii="Courier New" w:hAnsi="Courier New" w:cs="Courier New" w:hint="default"/>
-      </w:rPr>
-    </w:lvl>
-    <w:lvl w:ilvl="8" w:tplc="0C090005" w:tentative="1">
-      <w:start w:val="1"/>
-      <w:numFmt w:val="bullet"/>
-      <w:lvlText w:val=""/>
-      <w:lvlJc w:val="left"/>
-      <w:pPr>
-        <w:ind w:left="6480" w:hanging="360"/>
-      </w:pPr>
-      <w:rPr>
-        <w:rFonts w:ascii="Wingdings" w:hAnsi="Wingdings" w:hint="default"/>
-      </w:rPr>
-    </w:lvl>
-  </w:abstractNum>
-  <w:abstractNum w:abstractNumId="26" w15:restartNumberingAfterBreak="0">
-    <w:nsid w:val="61E96012"/>
-    <w:multiLevelType w:val="hybridMultilevel"/>
-    <w:tmpl w:val="C6D458D8"/>
-    <w:lvl w:ilvl="0" w:tplc="0C09000F">
-      <w:start w:val="1"/>
-      <w:numFmt w:val="decimal"/>
-      <w:lvlText w:val="%1."/>
-      <w:lvlJc w:val="left"/>
-      <w:pPr>
-        <w:ind w:left="1440" w:hanging="360"/>
-      </w:pPr>
-    </w:lvl>
-    <w:lvl w:ilvl="1" w:tplc="0C090019" w:tentative="1">
-      <w:start w:val="1"/>
-      <w:numFmt w:val="lowerLetter"/>
-      <w:lvlText w:val="%2."/>
-      <w:lvlJc w:val="left"/>
-      <w:pPr>
-        <w:ind w:left="2160" w:hanging="360"/>
-      </w:pPr>
-    </w:lvl>
-    <w:lvl w:ilvl="2" w:tplc="0C09001B" w:tentative="1">
-      <w:start w:val="1"/>
-      <w:numFmt w:val="lowerRoman"/>
-      <w:lvlText w:val="%3."/>
-      <w:lvlJc w:val="right"/>
-      <w:pPr>
-        <w:ind w:left="2880" w:hanging="180"/>
-      </w:pPr>
-    </w:lvl>
-    <w:lvl w:ilvl="3" w:tplc="0C09000F" w:tentative="1">
-      <w:start w:val="1"/>
-      <w:numFmt w:val="decimal"/>
-      <w:lvlText w:val="%4."/>
-      <w:lvlJc w:val="left"/>
-      <w:pPr>
-        <w:ind w:left="3600" w:hanging="360"/>
-      </w:pPr>
-    </w:lvl>
-    <w:lvl w:ilvl="4" w:tplc="0C090019" w:tentative="1">
-      <w:start w:val="1"/>
-      <w:numFmt w:val="lowerLetter"/>
-      <w:lvlText w:val="%5."/>
-      <w:lvlJc w:val="left"/>
-      <w:pPr>
-        <w:ind w:left="4320" w:hanging="360"/>
-      </w:pPr>
-    </w:lvl>
-    <w:lvl w:ilvl="5" w:tplc="0C09001B" w:tentative="1">
-      <w:start w:val="1"/>
-      <w:numFmt w:val="lowerRoman"/>
-      <w:lvlText w:val="%6."/>
-      <w:lvlJc w:val="right"/>
-      <w:pPr>
-        <w:ind w:left="5040" w:hanging="180"/>
-      </w:pPr>
-    </w:lvl>
-    <w:lvl w:ilvl="6" w:tplc="0C09000F" w:tentative="1">
-      <w:start w:val="1"/>
-      <w:numFmt w:val="decimal"/>
-      <w:lvlText w:val="%7."/>
-      <w:lvlJc w:val="left"/>
-      <w:pPr>
-        <w:ind w:left="5760" w:hanging="360"/>
-      </w:pPr>
-    </w:lvl>
-    <w:lvl w:ilvl="7" w:tplc="0C090019" w:tentative="1">
-      <w:start w:val="1"/>
-      <w:numFmt w:val="lowerLetter"/>
-      <w:lvlText w:val="%8."/>
-      <w:lvlJc w:val="left"/>
-      <w:pPr>
-        <w:ind w:left="6480" w:hanging="360"/>
-      </w:pPr>
-    </w:lvl>
-    <w:lvl w:ilvl="8" w:tplc="0C09001B" w:tentative="1">
-      <w:start w:val="1"/>
-      <w:numFmt w:val="lowerRoman"/>
-      <w:lvlText w:val="%9."/>
-      <w:lvlJc w:val="right"/>
-      <w:pPr>
-        <w:ind w:left="7200" w:hanging="180"/>
-      </w:pPr>
-    </w:lvl>
-  </w:abstractNum>
-  <w:abstractNum w:abstractNumId="27" w15:restartNumberingAfterBreak="0">
-    <w:nsid w:val="65AB26A3"/>
-    <w:multiLevelType w:val="hybridMultilevel"/>
-    <w:tmpl w:val="C8AE668E"/>
-    <w:lvl w:ilvl="0" w:tplc="C6CAD49E">
-      <w:start w:val="1"/>
-      <w:numFmt w:val="decimal"/>
-      <w:lvlText w:val="%1."/>
-      <w:lvlJc w:val="left"/>
-      <w:pPr>
-        <w:ind w:left="786" w:hanging="360"/>
-      </w:pPr>
-      <w:rPr>
-        <w:b w:val="0"/>
-      </w:rPr>
-    </w:lvl>
-    <w:lvl w:ilvl="1" w:tplc="0C090019" w:tentative="1">
-      <w:start w:val="1"/>
-      <w:numFmt w:val="lowerLetter"/>
-      <w:lvlText w:val="%2."/>
-      <w:lvlJc w:val="left"/>
-      <w:pPr>
-        <w:ind w:left="1440" w:hanging="360"/>
-      </w:pPr>
-    </w:lvl>
-    <w:lvl w:ilvl="2" w:tplc="0C09001B" w:tentative="1">
-      <w:start w:val="1"/>
-      <w:numFmt w:val="lowerRoman"/>
-      <w:lvlText w:val="%3."/>
-      <w:lvlJc w:val="right"/>
-      <w:pPr>
-        <w:ind w:left="2160" w:hanging="180"/>
-      </w:pPr>
-    </w:lvl>
-    <w:lvl w:ilvl="3" w:tplc="0C09000F" w:tentative="1">
-      <w:start w:val="1"/>
-      <w:numFmt w:val="decimal"/>
-      <w:lvlText w:val="%4."/>
-      <w:lvlJc w:val="left"/>
-      <w:pPr>
-        <w:ind w:left="2880" w:hanging="360"/>
-      </w:pPr>
-    </w:lvl>
-    <w:lvl w:ilvl="4" w:tplc="0C090019" w:tentative="1">
-      <w:start w:val="1"/>
-      <w:numFmt w:val="lowerLetter"/>
-      <w:lvlText w:val="%5."/>
-      <w:lvlJc w:val="left"/>
-      <w:pPr>
-        <w:ind w:left="3600" w:hanging="360"/>
-      </w:pPr>
-    </w:lvl>
-    <w:lvl w:ilvl="5" w:tplc="0C09001B" w:tentative="1">
-      <w:start w:val="1"/>
-      <w:numFmt w:val="lowerRoman"/>
-      <w:lvlText w:val="%6."/>
-      <w:lvlJc w:val="right"/>
-      <w:pPr>
-        <w:ind w:left="4320" w:hanging="180"/>
-      </w:pPr>
-    </w:lvl>
-    <w:lvl w:ilvl="6" w:tplc="0C09000F" w:tentative="1">
-      <w:start w:val="1"/>
-      <w:numFmt w:val="decimal"/>
-      <w:lvlText w:val="%7."/>
-      <w:lvlJc w:val="left"/>
-      <w:pPr>
-        <w:ind w:left="5040" w:hanging="360"/>
-      </w:pPr>
-    </w:lvl>
-    <w:lvl w:ilvl="7" w:tplc="0C090019" w:tentative="1">
-      <w:start w:val="1"/>
-      <w:numFmt w:val="lowerLetter"/>
-      <w:lvlText w:val="%8."/>
-      <w:lvlJc w:val="left"/>
-      <w:pPr>
-        <w:ind w:left="5760" w:hanging="360"/>
-      </w:pPr>
-    </w:lvl>
-    <w:lvl w:ilvl="8" w:tplc="0C09001B" w:tentative="1">
-      <w:start w:val="1"/>
-      <w:numFmt w:val="lowerRoman"/>
-      <w:lvlText w:val="%9."/>
-      <w:lvlJc w:val="right"/>
-      <w:pPr>
-        <w:ind w:left="6480" w:hanging="180"/>
-      </w:pPr>
-    </w:lvl>
-  </w:abstractNum>
-  <w:abstractNum w:abstractNumId="28" w15:restartNumberingAfterBreak="0">
-    <w:nsid w:val="6B6C590A"/>
-    <w:multiLevelType w:val="hybridMultilevel"/>
-    <w:tmpl w:val="5D04E4CA"/>
-    <w:lvl w:ilvl="0" w:tplc="0C090001">
-      <w:start w:val="1"/>
-      <w:numFmt w:val="bullet"/>
-      <w:lvlText w:val=""/>
-      <w:lvlJc w:val="left"/>
-      <w:pPr>
-        <w:ind w:left="720" w:hanging="360"/>
-      </w:pPr>
-      <w:rPr>
-        <w:rFonts w:ascii="Symbol" w:hAnsi="Symbol" w:hint="default"/>
-      </w:rPr>
-    </w:lvl>
-    <w:lvl w:ilvl="1" w:tplc="0C090003" w:tentative="1">
-      <w:start w:val="1"/>
-      <w:numFmt w:val="bullet"/>
-      <w:lvlText w:val="o"/>
-      <w:lvlJc w:val="left"/>
-      <w:pPr>
-        <w:ind w:left="1440" w:hanging="360"/>
-      </w:pPr>
-      <w:rPr>
-        <w:rFonts w:ascii="Courier New" w:hAnsi="Courier New" w:cs="Courier New" w:hint="default"/>
-      </w:rPr>
-    </w:lvl>
-    <w:lvl w:ilvl="2" w:tplc="0C090005" w:tentative="1">
-      <w:start w:val="1"/>
-      <w:numFmt w:val="bullet"/>
-      <w:lvlText w:val=""/>
-      <w:lvlJc w:val="left"/>
-      <w:pPr>
-        <w:ind w:left="2160" w:hanging="360"/>
-      </w:pPr>
-      <w:rPr>
-        <w:rFonts w:ascii="Wingdings" w:hAnsi="Wingdings" w:hint="default"/>
-      </w:rPr>
-    </w:lvl>
-    <w:lvl w:ilvl="3" w:tplc="0C090001" w:tentative="1">
-      <w:start w:val="1"/>
-      <w:numFmt w:val="bullet"/>
-      <w:lvlText w:val=""/>
-      <w:lvlJc w:val="left"/>
-      <w:pPr>
-        <w:ind w:left="2880" w:hanging="360"/>
-      </w:pPr>
-      <w:rPr>
-        <w:rFonts w:ascii="Symbol" w:hAnsi="Symbol" w:hint="default"/>
-      </w:rPr>
-    </w:lvl>
-    <w:lvl w:ilvl="4" w:tplc="0C090003" w:tentative="1">
-      <w:start w:val="1"/>
-      <w:numFmt w:val="bullet"/>
-      <w:lvlText w:val="o"/>
-      <w:lvlJc w:val="left"/>
-      <w:pPr>
-        <w:ind w:left="3600" w:hanging="360"/>
-      </w:pPr>
-      <w:rPr>
-        <w:rFonts w:ascii="Courier New" w:hAnsi="Courier New" w:cs="Courier New" w:hint="default"/>
-      </w:rPr>
-    </w:lvl>
-    <w:lvl w:ilvl="5" w:tplc="0C090005" w:tentative="1">
-      <w:start w:val="1"/>
-      <w:numFmt w:val="bullet"/>
-      <w:lvlText w:val=""/>
-      <w:lvlJc w:val="left"/>
-      <w:pPr>
-        <w:ind w:left="4320" w:hanging="360"/>
-      </w:pPr>
-      <w:rPr>
-        <w:rFonts w:ascii="Wingdings" w:hAnsi="Wingdings" w:hint="default"/>
-      </w:rPr>
-    </w:lvl>
-    <w:lvl w:ilvl="6" w:tplc="0C090001" w:tentative="1">
-      <w:start w:val="1"/>
-      <w:numFmt w:val="bullet"/>
-      <w:lvlText w:val=""/>
-      <w:lvlJc w:val="left"/>
-      <w:pPr>
-        <w:ind w:left="5040" w:hanging="360"/>
-      </w:pPr>
-      <w:rPr>
-        <w:rFonts w:ascii="Symbol" w:hAnsi="Symbol" w:hint="default"/>
-      </w:rPr>
-    </w:lvl>
-    <w:lvl w:ilvl="7" w:tplc="0C090003" w:tentative="1">
-      <w:start w:val="1"/>
-      <w:numFmt w:val="bullet"/>
-      <w:lvlText w:val="o"/>
-      <w:lvlJc w:val="left"/>
-      <w:pPr>
-        <w:ind w:left="5760" w:hanging="360"/>
-      </w:pPr>
-      <w:rPr>
-        <w:rFonts w:ascii="Courier New" w:hAnsi="Courier New" w:cs="Courier New" w:hint="default"/>
-      </w:rPr>
-    </w:lvl>
-    <w:lvl w:ilvl="8" w:tplc="0C090005" w:tentative="1">
-      <w:start w:val="1"/>
-      <w:numFmt w:val="bullet"/>
-      <w:lvlText w:val=""/>
-      <w:lvlJc w:val="left"/>
-      <w:pPr>
-        <w:ind w:left="6480" w:hanging="360"/>
-      </w:pPr>
-      <w:rPr>
-        <w:rFonts w:ascii="Wingdings" w:hAnsi="Wingdings" w:hint="default"/>
-      </w:rPr>
-    </w:lvl>
-  </w:abstractNum>
-  <w:abstractNum w:abstractNumId="29" w15:restartNumberingAfterBreak="0">
-    <w:nsid w:val="6BC66878"/>
-    <w:multiLevelType w:val="hybridMultilevel"/>
-    <w:tmpl w:val="46967A7C"/>
-    <w:lvl w:ilvl="0" w:tplc="0C090001">
-      <w:start w:val="1"/>
-      <w:numFmt w:val="bullet"/>
-      <w:lvlText w:val=""/>
-      <w:lvlJc w:val="left"/>
-      <w:pPr>
-        <w:ind w:left="360" w:hanging="360"/>
-      </w:pPr>
-      <w:rPr>
-        <w:rFonts w:ascii="Symbol" w:hAnsi="Symbol" w:hint="default"/>
-      </w:rPr>
-    </w:lvl>
-    <w:lvl w:ilvl="1" w:tplc="0C090003" w:tentative="1">
-      <w:start w:val="1"/>
-      <w:numFmt w:val="bullet"/>
-      <w:lvlText w:val="o"/>
-      <w:lvlJc w:val="left"/>
-      <w:pPr>
-        <w:ind w:left="1080" w:hanging="360"/>
-      </w:pPr>
-      <w:rPr>
-        <w:rFonts w:ascii="Courier New" w:hAnsi="Courier New" w:cs="Courier New" w:hint="default"/>
-      </w:rPr>
-    </w:lvl>
-    <w:lvl w:ilvl="2" w:tplc="0C090005" w:tentative="1">
-      <w:start w:val="1"/>
-      <w:numFmt w:val="bullet"/>
-      <w:lvlText w:val=""/>
-      <w:lvlJc w:val="left"/>
-      <w:pPr>
-        <w:ind w:left="1800" w:hanging="360"/>
-      </w:pPr>
-      <w:rPr>
-        <w:rFonts w:ascii="Wingdings" w:hAnsi="Wingdings" w:hint="default"/>
-      </w:rPr>
-    </w:lvl>
-    <w:lvl w:ilvl="3" w:tplc="0C090001" w:tentative="1">
-      <w:start w:val="1"/>
-      <w:numFmt w:val="bullet"/>
-      <w:lvlText w:val=""/>
-      <w:lvlJc w:val="left"/>
-      <w:pPr>
-        <w:ind w:left="2520" w:hanging="360"/>
-      </w:pPr>
-      <w:rPr>
-        <w:rFonts w:ascii="Symbol" w:hAnsi="Symbol" w:hint="default"/>
-      </w:rPr>
-    </w:lvl>
-    <w:lvl w:ilvl="4" w:tplc="0C090003" w:tentative="1">
-      <w:start w:val="1"/>
-      <w:numFmt w:val="bullet"/>
-      <w:lvlText w:val="o"/>
-      <w:lvlJc w:val="left"/>
-      <w:pPr>
-        <w:ind w:left="3240" w:hanging="360"/>
-      </w:pPr>
-      <w:rPr>
-        <w:rFonts w:ascii="Courier New" w:hAnsi="Courier New" w:cs="Courier New" w:hint="default"/>
-      </w:rPr>
-    </w:lvl>
-    <w:lvl w:ilvl="5" w:tplc="0C090005" w:tentative="1">
-      <w:start w:val="1"/>
-      <w:numFmt w:val="bullet"/>
-      <w:lvlText w:val=""/>
-      <w:lvlJc w:val="left"/>
-      <w:pPr>
-        <w:ind w:left="3960" w:hanging="360"/>
-      </w:pPr>
-      <w:rPr>
-        <w:rFonts w:ascii="Wingdings" w:hAnsi="Wingdings" w:hint="default"/>
-      </w:rPr>
-    </w:lvl>
-    <w:lvl w:ilvl="6" w:tplc="0C090001" w:tentative="1">
-      <w:start w:val="1"/>
-      <w:numFmt w:val="bullet"/>
-      <w:lvlText w:val=""/>
-      <w:lvlJc w:val="left"/>
-      <w:pPr>
-        <w:ind w:left="4680" w:hanging="360"/>
-      </w:pPr>
-      <w:rPr>
-        <w:rFonts w:ascii="Symbol" w:hAnsi="Symbol" w:hint="default"/>
-      </w:rPr>
-    </w:lvl>
-    <w:lvl w:ilvl="7" w:tplc="0C090003" w:tentative="1">
-      <w:start w:val="1"/>
-      <w:numFmt w:val="bullet"/>
-      <w:lvlText w:val="o"/>
-      <w:lvlJc w:val="left"/>
-      <w:pPr>
-        <w:ind w:left="5400" w:hanging="360"/>
-      </w:pPr>
-      <w:rPr>
-        <w:rFonts w:ascii="Courier New" w:hAnsi="Courier New" w:cs="Courier New" w:hint="default"/>
-      </w:rPr>
-    </w:lvl>
-    <w:lvl w:ilvl="8" w:tplc="0C090005" w:tentative="1">
-      <w:start w:val="1"/>
-      <w:numFmt w:val="bullet"/>
-      <w:lvlText w:val=""/>
-      <w:lvlJc w:val="left"/>
-      <w:pPr>
-        <w:ind w:left="6120" w:hanging="360"/>
-      </w:pPr>
-      <w:rPr>
-        <w:rFonts w:ascii="Wingdings" w:hAnsi="Wingdings" w:hint="default"/>
-      </w:rPr>
-    </w:lvl>
-  </w:abstractNum>
-  <w:abstractNum w:abstractNumId="30" w15:restartNumberingAfterBreak="0">
-    <w:nsid w:val="6EEA5BA9"/>
-    <w:multiLevelType w:val="hybridMultilevel"/>
-    <w:tmpl w:val="55E00B66"/>
-    <w:lvl w:ilvl="0" w:tplc="0C090001">
-      <w:start w:val="1"/>
-      <w:numFmt w:val="bullet"/>
-      <w:lvlText w:val=""/>
-      <w:lvlJc w:val="left"/>
-      <w:pPr>
-        <w:ind w:left="720" w:hanging="360"/>
-      </w:pPr>
-      <w:rPr>
-        <w:rFonts w:ascii="Symbol" w:hAnsi="Symbol" w:hint="default"/>
-      </w:rPr>
-    </w:lvl>
-    <w:lvl w:ilvl="1" w:tplc="0C090003" w:tentative="1">
-      <w:start w:val="1"/>
-      <w:numFmt w:val="bullet"/>
-      <w:lvlText w:val="o"/>
-      <w:lvlJc w:val="left"/>
-      <w:pPr>
-        <w:ind w:left="1440" w:hanging="360"/>
-      </w:pPr>
-      <w:rPr>
-        <w:rFonts w:ascii="Courier New" w:hAnsi="Courier New" w:cs="Courier New" w:hint="default"/>
-      </w:rPr>
-    </w:lvl>
-    <w:lvl w:ilvl="2" w:tplc="0C090005" w:tentative="1">
-      <w:start w:val="1"/>
-      <w:numFmt w:val="bullet"/>
-      <w:lvlText w:val=""/>
-      <w:lvlJc w:val="left"/>
-      <w:pPr>
-        <w:ind w:left="2160" w:hanging="360"/>
-      </w:pPr>
-      <w:rPr>
-        <w:rFonts w:ascii="Wingdings" w:hAnsi="Wingdings" w:hint="default"/>
-      </w:rPr>
-    </w:lvl>
-    <w:lvl w:ilvl="3" w:tplc="0C090001" w:tentative="1">
-      <w:start w:val="1"/>
-      <w:numFmt w:val="bullet"/>
-      <w:lvlText w:val=""/>
-      <w:lvlJc w:val="left"/>
-      <w:pPr>
-        <w:ind w:left="2880" w:hanging="360"/>
-      </w:pPr>
-      <w:rPr>
-        <w:rFonts w:ascii="Symbol" w:hAnsi="Symbol" w:hint="default"/>
-      </w:rPr>
-    </w:lvl>
-    <w:lvl w:ilvl="4" w:tplc="0C090003" w:tentative="1">
-      <w:start w:val="1"/>
-      <w:numFmt w:val="bullet"/>
-      <w:lvlText w:val="o"/>
-      <w:lvlJc w:val="left"/>
-      <w:pPr>
-        <w:ind w:left="3600" w:hanging="360"/>
-      </w:pPr>
-      <w:rPr>
-        <w:rFonts w:ascii="Courier New" w:hAnsi="Courier New" w:cs="Courier New" w:hint="default"/>
-      </w:rPr>
-    </w:lvl>
-    <w:lvl w:ilvl="5" w:tplc="0C090005" w:tentative="1">
-      <w:start w:val="1"/>
-      <w:numFmt w:val="bullet"/>
-      <w:lvlText w:val=""/>
-      <w:lvlJc w:val="left"/>
-      <w:pPr>
-        <w:ind w:left="4320" w:hanging="360"/>
-      </w:pPr>
-      <w:rPr>
-        <w:rFonts w:ascii="Wingdings" w:hAnsi="Wingdings" w:hint="default"/>
-      </w:rPr>
-    </w:lvl>
-    <w:lvl w:ilvl="6" w:tplc="0C090001" w:tentative="1">
-      <w:start w:val="1"/>
-      <w:numFmt w:val="bullet"/>
-      <w:lvlText w:val=""/>
-      <w:lvlJc w:val="left"/>
-      <w:pPr>
-        <w:ind w:left="5040" w:hanging="360"/>
-      </w:pPr>
-      <w:rPr>
-        <w:rFonts w:ascii="Symbol" w:hAnsi="Symbol" w:hint="default"/>
-      </w:rPr>
-    </w:lvl>
-    <w:lvl w:ilvl="7" w:tplc="0C090003" w:tentative="1">
-      <w:start w:val="1"/>
-      <w:numFmt w:val="bullet"/>
-      <w:lvlText w:val="o"/>
-      <w:lvlJc w:val="left"/>
-      <w:pPr>
-        <w:ind w:left="5760" w:hanging="360"/>
-      </w:pPr>
-      <w:rPr>
-        <w:rFonts w:ascii="Courier New" w:hAnsi="Courier New" w:cs="Courier New" w:hint="default"/>
-      </w:rPr>
-    </w:lvl>
-    <w:lvl w:ilvl="8" w:tplc="0C090005" w:tentative="1">
-      <w:start w:val="1"/>
-      <w:numFmt w:val="bullet"/>
-      <w:lvlText w:val=""/>
-      <w:lvlJc w:val="left"/>
-      <w:pPr>
-        <w:ind w:left="6480" w:hanging="360"/>
-      </w:pPr>
-      <w:rPr>
-        <w:rFonts w:ascii="Wingdings" w:hAnsi="Wingdings" w:hint="default"/>
-      </w:rPr>
-    </w:lvl>
-  </w:abstractNum>
-  <w:abstractNum w:abstractNumId="31" w15:restartNumberingAfterBreak="0">
-    <w:nsid w:val="702D3192"/>
-    <w:multiLevelType w:val="hybridMultilevel"/>
-    <w:tmpl w:val="F68609CA"/>
-    <w:lvl w:ilvl="0" w:tplc="0C09000F">
-      <w:start w:val="1"/>
-      <w:numFmt w:val="decimal"/>
-      <w:lvlText w:val="%1."/>
-      <w:lvlJc w:val="left"/>
-      <w:pPr>
-        <w:ind w:left="1440" w:hanging="360"/>
-      </w:pPr>
-    </w:lvl>
-    <w:lvl w:ilvl="1" w:tplc="0C090019" w:tentative="1">
-      <w:start w:val="1"/>
-      <w:numFmt w:val="lowerLetter"/>
-      <w:lvlText w:val="%2."/>
-      <w:lvlJc w:val="left"/>
-      <w:pPr>
-        <w:ind w:left="2160" w:hanging="360"/>
-      </w:pPr>
-    </w:lvl>
-    <w:lvl w:ilvl="2" w:tplc="0C09001B" w:tentative="1">
-      <w:start w:val="1"/>
-      <w:numFmt w:val="lowerRoman"/>
-      <w:lvlText w:val="%3."/>
-      <w:lvlJc w:val="right"/>
-      <w:pPr>
-        <w:ind w:left="2880" w:hanging="180"/>
-      </w:pPr>
-    </w:lvl>
-    <w:lvl w:ilvl="3" w:tplc="0C09000F" w:tentative="1">
-      <w:start w:val="1"/>
-      <w:numFmt w:val="decimal"/>
-      <w:lvlText w:val="%4."/>
-      <w:lvlJc w:val="left"/>
-      <w:pPr>
-        <w:ind w:left="3600" w:hanging="360"/>
-      </w:pPr>
-    </w:lvl>
-    <w:lvl w:ilvl="4" w:tplc="0C090019" w:tentative="1">
-      <w:start w:val="1"/>
-      <w:numFmt w:val="lowerLetter"/>
-      <w:lvlText w:val="%5."/>
-      <w:lvlJc w:val="left"/>
-      <w:pPr>
-        <w:ind w:left="4320" w:hanging="360"/>
-      </w:pPr>
-    </w:lvl>
-    <w:lvl w:ilvl="5" w:tplc="0C09001B" w:tentative="1">
-      <w:start w:val="1"/>
-      <w:numFmt w:val="lowerRoman"/>
-      <w:lvlText w:val="%6."/>
-      <w:lvlJc w:val="right"/>
-      <w:pPr>
-        <w:ind w:left="5040" w:hanging="180"/>
-      </w:pPr>
-    </w:lvl>
-    <w:lvl w:ilvl="6" w:tplc="0C09000F" w:tentative="1">
-      <w:start w:val="1"/>
-      <w:numFmt w:val="decimal"/>
-      <w:lvlText w:val="%7."/>
-      <w:lvlJc w:val="left"/>
-      <w:pPr>
-        <w:ind w:left="5760" w:hanging="360"/>
-      </w:pPr>
-    </w:lvl>
-    <w:lvl w:ilvl="7" w:tplc="0C090019" w:tentative="1">
-      <w:start w:val="1"/>
-      <w:numFmt w:val="lowerLetter"/>
-      <w:lvlText w:val="%8."/>
-      <w:lvlJc w:val="left"/>
-      <w:pPr>
-        <w:ind w:left="6480" w:hanging="360"/>
-      </w:pPr>
-    </w:lvl>
-    <w:lvl w:ilvl="8" w:tplc="0C09001B" w:tentative="1">
-      <w:start w:val="1"/>
-      <w:numFmt w:val="lowerRoman"/>
-      <w:lvlText w:val="%9."/>
-      <w:lvlJc w:val="right"/>
-      <w:pPr>
-        <w:ind w:left="7200" w:hanging="180"/>
-      </w:pPr>
-    </w:lvl>
-  </w:abstractNum>
-  <w:abstractNum w:abstractNumId="32" w15:restartNumberingAfterBreak="0">
-    <w:nsid w:val="71A33B79"/>
-    <w:multiLevelType w:val="hybridMultilevel"/>
-    <w:tmpl w:val="A2BCA3B6"/>
-    <w:lvl w:ilvl="0" w:tplc="0C09000F">
-      <w:start w:val="1"/>
-      <w:numFmt w:val="decimal"/>
-      <w:lvlText w:val="%1."/>
-      <w:lvlJc w:val="left"/>
-      <w:pPr>
-        <w:ind w:left="720" w:hanging="360"/>
-      </w:pPr>
-    </w:lvl>
-    <w:lvl w:ilvl="1" w:tplc="0C090019" w:tentative="1">
-      <w:start w:val="1"/>
-      <w:numFmt w:val="lowerLetter"/>
-      <w:lvlText w:val="%2."/>
-      <w:lvlJc w:val="left"/>
-      <w:pPr>
-        <w:ind w:left="1440" w:hanging="360"/>
-      </w:pPr>
-    </w:lvl>
-    <w:lvl w:ilvl="2" w:tplc="0C09001B" w:tentative="1">
-      <w:start w:val="1"/>
-      <w:numFmt w:val="lowerRoman"/>
-      <w:lvlText w:val="%3."/>
-      <w:lvlJc w:val="right"/>
-      <w:pPr>
-        <w:ind w:left="2160" w:hanging="180"/>
-      </w:pPr>
-    </w:lvl>
-    <w:lvl w:ilvl="3" w:tplc="0C09000F" w:tentative="1">
-      <w:start w:val="1"/>
-      <w:numFmt w:val="decimal"/>
-      <w:lvlText w:val="%4."/>
-      <w:lvlJc w:val="left"/>
-      <w:pPr>
-        <w:ind w:left="2880" w:hanging="360"/>
-      </w:pPr>
-    </w:lvl>
-    <w:lvl w:ilvl="4" w:tplc="0C090019" w:tentative="1">
-      <w:start w:val="1"/>
-      <w:numFmt w:val="lowerLetter"/>
-      <w:lvlText w:val="%5."/>
-      <w:lvlJc w:val="left"/>
-      <w:pPr>
-        <w:ind w:left="3600" w:hanging="360"/>
-      </w:pPr>
-    </w:lvl>
-    <w:lvl w:ilvl="5" w:tplc="0C09001B" w:tentative="1">
-      <w:start w:val="1"/>
-      <w:numFmt w:val="lowerRoman"/>
-      <w:lvlText w:val="%6."/>
-      <w:lvlJc w:val="right"/>
-      <w:pPr>
-        <w:ind w:left="4320" w:hanging="180"/>
-      </w:pPr>
-    </w:lvl>
-    <w:lvl w:ilvl="6" w:tplc="0C09000F" w:tentative="1">
-      <w:start w:val="1"/>
-      <w:numFmt w:val="decimal"/>
-      <w:lvlText w:val="%7."/>
-      <w:lvlJc w:val="left"/>
-      <w:pPr>
-        <w:ind w:left="5040" w:hanging="360"/>
-      </w:pPr>
-    </w:lvl>
-    <w:lvl w:ilvl="7" w:tplc="0C090019" w:tentative="1">
-      <w:start w:val="1"/>
-      <w:numFmt w:val="lowerLetter"/>
-      <w:lvlText w:val="%8."/>
-      <w:lvlJc w:val="left"/>
-      <w:pPr>
-        <w:ind w:left="5760" w:hanging="360"/>
-      </w:pPr>
-    </w:lvl>
-    <w:lvl w:ilvl="8" w:tplc="0C09001B" w:tentative="1">
-      <w:start w:val="1"/>
-      <w:numFmt w:val="lowerRoman"/>
-      <w:lvlText w:val="%9."/>
-      <w:lvlJc w:val="right"/>
-      <w:pPr>
-        <w:ind w:left="6480" w:hanging="180"/>
-      </w:pPr>
-    </w:lvl>
-  </w:abstractNum>
-  <w:abstractNum w:abstractNumId="33" w15:restartNumberingAfterBreak="0">
-    <w:nsid w:val="71FA5176"/>
-    <w:multiLevelType w:val="hybridMultilevel"/>
-    <w:tmpl w:val="D96233CA"/>
-    <w:lvl w:ilvl="0" w:tplc="0C090001">
-      <w:start w:val="1"/>
-      <w:numFmt w:val="bullet"/>
-      <w:lvlText w:val=""/>
-      <w:lvlJc w:val="left"/>
-      <w:pPr>
-        <w:ind w:left="720" w:hanging="360"/>
-      </w:pPr>
-      <w:rPr>
-        <w:rFonts w:ascii="Symbol" w:hAnsi="Symbol" w:hint="default"/>
-      </w:rPr>
-    </w:lvl>
-    <w:lvl w:ilvl="1" w:tplc="0C090003" w:tentative="1">
-      <w:start w:val="1"/>
-      <w:numFmt w:val="bullet"/>
-      <w:lvlText w:val="o"/>
-      <w:lvlJc w:val="left"/>
-      <w:pPr>
-        <w:ind w:left="1440" w:hanging="360"/>
-      </w:pPr>
-      <w:rPr>
-        <w:rFonts w:ascii="Courier New" w:hAnsi="Courier New" w:cs="Courier New" w:hint="default"/>
-      </w:rPr>
-    </w:lvl>
-    <w:lvl w:ilvl="2" w:tplc="0C090005" w:tentative="1">
-      <w:start w:val="1"/>
-      <w:numFmt w:val="bullet"/>
-      <w:lvlText w:val=""/>
-      <w:lvlJc w:val="left"/>
-      <w:pPr>
-        <w:ind w:left="2160" w:hanging="360"/>
-      </w:pPr>
-      <w:rPr>
-        <w:rFonts w:ascii="Wingdings" w:hAnsi="Wingdings" w:hint="default"/>
-      </w:rPr>
-    </w:lvl>
-    <w:lvl w:ilvl="3" w:tplc="0C090001" w:tentative="1">
-      <w:start w:val="1"/>
-      <w:numFmt w:val="bullet"/>
-      <w:lvlText w:val=""/>
-      <w:lvlJc w:val="left"/>
-      <w:pPr>
-        <w:ind w:left="2880" w:hanging="360"/>
-      </w:pPr>
-      <w:rPr>
-        <w:rFonts w:ascii="Symbol" w:hAnsi="Symbol" w:hint="default"/>
-      </w:rPr>
-    </w:lvl>
-    <w:lvl w:ilvl="4" w:tplc="0C090003" w:tentative="1">
-      <w:start w:val="1"/>
-      <w:numFmt w:val="bullet"/>
-      <w:lvlText w:val="o"/>
-      <w:lvlJc w:val="left"/>
-      <w:pPr>
-        <w:ind w:left="3600" w:hanging="360"/>
-      </w:pPr>
-      <w:rPr>
-        <w:rFonts w:ascii="Courier New" w:hAnsi="Courier New" w:cs="Courier New" w:hint="default"/>
-      </w:rPr>
-    </w:lvl>
-    <w:lvl w:ilvl="5" w:tplc="0C090005" w:tentative="1">
-      <w:start w:val="1"/>
-      <w:numFmt w:val="bullet"/>
-      <w:lvlText w:val=""/>
-      <w:lvlJc w:val="left"/>
-      <w:pPr>
-        <w:ind w:left="4320" w:hanging="360"/>
-      </w:pPr>
-      <w:rPr>
-        <w:rFonts w:ascii="Wingdings" w:hAnsi="Wingdings" w:hint="default"/>
-      </w:rPr>
-    </w:lvl>
-    <w:lvl w:ilvl="6" w:tplc="0C090001" w:tentative="1">
-      <w:start w:val="1"/>
-      <w:numFmt w:val="bullet"/>
-      <w:lvlText w:val=""/>
-      <w:lvlJc w:val="left"/>
-      <w:pPr>
-        <w:ind w:left="5040" w:hanging="360"/>
-      </w:pPr>
-      <w:rPr>
-        <w:rFonts w:ascii="Symbol" w:hAnsi="Symbol" w:hint="default"/>
-      </w:rPr>
-    </w:lvl>
-    <w:lvl w:ilvl="7" w:tplc="0C090003" w:tentative="1">
-      <w:start w:val="1"/>
-      <w:numFmt w:val="bullet"/>
-      <w:lvlText w:val="o"/>
-      <w:lvlJc w:val="left"/>
-      <w:pPr>
-        <w:ind w:left="5760" w:hanging="360"/>
-      </w:pPr>
-      <w:rPr>
-        <w:rFonts w:ascii="Courier New" w:hAnsi="Courier New" w:cs="Courier New" w:hint="default"/>
-      </w:rPr>
-    </w:lvl>
-    <w:lvl w:ilvl="8" w:tplc="0C090005" w:tentative="1">
-      <w:start w:val="1"/>
-      <w:numFmt w:val="bullet"/>
-      <w:lvlText w:val=""/>
-      <w:lvlJc w:val="left"/>
-      <w:pPr>
-        <w:ind w:left="6480" w:hanging="360"/>
-      </w:pPr>
-      <w:rPr>
-        <w:rFonts w:ascii="Wingdings" w:hAnsi="Wingdings" w:hint="default"/>
-      </w:rPr>
-    </w:lvl>
-  </w:abstractNum>
-  <w:abstractNum w:abstractNumId="34" w15:restartNumberingAfterBreak="0">
-    <w:nsid w:val="7A206A9D"/>
-    <w:multiLevelType w:val="hybridMultilevel"/>
-    <w:tmpl w:val="E00A665E"/>
-    <w:lvl w:ilvl="0" w:tplc="0C090001">
-      <w:start w:val="1"/>
-      <w:numFmt w:val="bullet"/>
-      <w:lvlText w:val=""/>
-      <w:lvlJc w:val="left"/>
-      <w:pPr>
-        <w:ind w:left="720" w:hanging="360"/>
-      </w:pPr>
-      <w:rPr>
-        <w:rFonts w:ascii="Symbol" w:hAnsi="Symbol" w:hint="default"/>
-      </w:rPr>
-    </w:lvl>
-    <w:lvl w:ilvl="1" w:tplc="0C090003" w:tentative="1">
-      <w:start w:val="1"/>
-      <w:numFmt w:val="bullet"/>
-      <w:lvlText w:val="o"/>
-      <w:lvlJc w:val="left"/>
-      <w:pPr>
-        <w:ind w:left="1440" w:hanging="360"/>
-      </w:pPr>
-      <w:rPr>
-        <w:rFonts w:ascii="Courier New" w:hAnsi="Courier New" w:cs="Courier New" w:hint="default"/>
-      </w:rPr>
-    </w:lvl>
-    <w:lvl w:ilvl="2" w:tplc="0C090005" w:tentative="1">
-      <w:start w:val="1"/>
-      <w:numFmt w:val="bullet"/>
-      <w:lvlText w:val=""/>
-      <w:lvlJc w:val="left"/>
-      <w:pPr>
-        <w:ind w:left="2160" w:hanging="360"/>
-      </w:pPr>
-      <w:rPr>
-        <w:rFonts w:ascii="Wingdings" w:hAnsi="Wingdings" w:hint="default"/>
-      </w:rPr>
-    </w:lvl>
-    <w:lvl w:ilvl="3" w:tplc="0C090001" w:tentative="1">
-      <w:start w:val="1"/>
-      <w:numFmt w:val="bullet"/>
-      <w:lvlText w:val=""/>
-      <w:lvlJc w:val="left"/>
-      <w:pPr>
-        <w:ind w:left="2880" w:hanging="360"/>
-      </w:pPr>
-      <w:rPr>
-        <w:rFonts w:ascii="Symbol" w:hAnsi="Symbol" w:hint="default"/>
-      </w:rPr>
-    </w:lvl>
-    <w:lvl w:ilvl="4" w:tplc="0C090003" w:tentative="1">
-      <w:start w:val="1"/>
-      <w:numFmt w:val="bullet"/>
-      <w:lvlText w:val="o"/>
-      <w:lvlJc w:val="left"/>
-      <w:pPr>
-        <w:ind w:left="3600" w:hanging="360"/>
-      </w:pPr>
-      <w:rPr>
-        <w:rFonts w:ascii="Courier New" w:hAnsi="Courier New" w:cs="Courier New" w:hint="default"/>
-      </w:rPr>
-    </w:lvl>
-    <w:lvl w:ilvl="5" w:tplc="0C090005" w:tentative="1">
-      <w:start w:val="1"/>
-      <w:numFmt w:val="bullet"/>
-      <w:lvlText w:val=""/>
-      <w:lvlJc w:val="left"/>
-      <w:pPr>
-        <w:ind w:left="4320" w:hanging="360"/>
-      </w:pPr>
-      <w:rPr>
-        <w:rFonts w:ascii="Wingdings" w:hAnsi="Wingdings" w:hint="default"/>
-      </w:rPr>
-    </w:lvl>
-    <w:lvl w:ilvl="6" w:tplc="0C090001" w:tentative="1">
-      <w:start w:val="1"/>
-      <w:numFmt w:val="bullet"/>
-      <w:lvlText w:val=""/>
-      <w:lvlJc w:val="left"/>
-      <w:pPr>
-        <w:ind w:left="5040" w:hanging="360"/>
-      </w:pPr>
-      <w:rPr>
-        <w:rFonts w:ascii="Symbol" w:hAnsi="Symbol" w:hint="default"/>
-      </w:rPr>
-    </w:lvl>
-    <w:lvl w:ilvl="7" w:tplc="0C090003" w:tentative="1">
-      <w:start w:val="1"/>
-      <w:numFmt w:val="bullet"/>
-      <w:lvlText w:val="o"/>
-      <w:lvlJc w:val="left"/>
-      <w:pPr>
-        <w:ind w:left="5760" w:hanging="360"/>
-      </w:pPr>
-      <w:rPr>
-        <w:rFonts w:ascii="Courier New" w:hAnsi="Courier New" w:cs="Courier New" w:hint="default"/>
-      </w:rPr>
-    </w:lvl>
-    <w:lvl w:ilvl="8" w:tplc="0C090005" w:tentative="1">
-      <w:start w:val="1"/>
-      <w:numFmt w:val="bullet"/>
-      <w:lvlText w:val=""/>
-      <w:lvlJc w:val="left"/>
-      <w:pPr>
-        <w:ind w:left="6480" w:hanging="360"/>
-      </w:pPr>
-      <w:rPr>
-        <w:rFonts w:ascii="Wingdings" w:hAnsi="Wingdings" w:hint="default"/>
-      </w:rPr>
-    </w:lvl>
-  </w:abstractNum>
-  <w:abstractNum w:abstractNumId="35" w15:restartNumberingAfterBreak="0">
-    <w:nsid w:val="7BE544AE"/>
-    <w:multiLevelType w:val="hybridMultilevel"/>
-    <w:tmpl w:val="11C06D4C"/>
-    <w:lvl w:ilvl="0" w:tplc="0C090001">
-      <w:start w:val="1"/>
-      <w:numFmt w:val="bullet"/>
-      <w:lvlText w:val=""/>
-      <w:lvlJc w:val="left"/>
-      <w:pPr>
-        <w:ind w:left="720" w:hanging="360"/>
-      </w:pPr>
-      <w:rPr>
-        <w:rFonts w:ascii="Symbol" w:hAnsi="Symbol" w:hint="default"/>
-      </w:rPr>
-    </w:lvl>
-    <w:lvl w:ilvl="1" w:tplc="0C090003" w:tentative="1">
-      <w:start w:val="1"/>
-      <w:numFmt w:val="bullet"/>
-      <w:lvlText w:val="o"/>
-      <w:lvlJc w:val="left"/>
-      <w:pPr>
-        <w:ind w:left="1440" w:hanging="360"/>
-      </w:pPr>
-      <w:rPr>
-        <w:rFonts w:ascii="Courier New" w:hAnsi="Courier New" w:cs="Courier New" w:hint="default"/>
-      </w:rPr>
-    </w:lvl>
-    <w:lvl w:ilvl="2" w:tplc="0C090005" w:tentative="1">
-      <w:start w:val="1"/>
-      <w:numFmt w:val="bullet"/>
-      <w:lvlText w:val=""/>
-      <w:lvlJc w:val="left"/>
-      <w:pPr>
-        <w:ind w:left="2160" w:hanging="360"/>
-      </w:pPr>
-      <w:rPr>
-        <w:rFonts w:ascii="Wingdings" w:hAnsi="Wingdings" w:hint="default"/>
-      </w:rPr>
-    </w:lvl>
-    <w:lvl w:ilvl="3" w:tplc="0C090001" w:tentative="1">
-      <w:start w:val="1"/>
-      <w:numFmt w:val="bullet"/>
-      <w:lvlText w:val=""/>
-      <w:lvlJc w:val="left"/>
-      <w:pPr>
-        <w:ind w:left="2880" w:hanging="360"/>
-      </w:pPr>
-      <w:rPr>
-        <w:rFonts w:ascii="Symbol" w:hAnsi="Symbol" w:hint="default"/>
-      </w:rPr>
-    </w:lvl>
-    <w:lvl w:ilvl="4" w:tplc="0C090003" w:tentative="1">
-      <w:start w:val="1"/>
-      <w:numFmt w:val="bullet"/>
-      <w:lvlText w:val="o"/>
-      <w:lvlJc w:val="left"/>
-      <w:pPr>
-        <w:ind w:left="3600" w:hanging="360"/>
-      </w:pPr>
-      <w:rPr>
-        <w:rFonts w:ascii="Courier New" w:hAnsi="Courier New" w:cs="Courier New" w:hint="default"/>
-      </w:rPr>
-    </w:lvl>
-    <w:lvl w:ilvl="5" w:tplc="0C090005" w:tentative="1">
-      <w:start w:val="1"/>
-      <w:numFmt w:val="bullet"/>
-      <w:lvlText w:val=""/>
-      <w:lvlJc w:val="left"/>
-      <w:pPr>
-        <w:ind w:left="4320" w:hanging="360"/>
-      </w:pPr>
-      <w:rPr>
-        <w:rFonts w:ascii="Wingdings" w:hAnsi="Wingdings" w:hint="default"/>
-      </w:rPr>
-    </w:lvl>
-    <w:lvl w:ilvl="6" w:tplc="0C090001" w:tentative="1">
-      <w:start w:val="1"/>
-      <w:numFmt w:val="bullet"/>
-      <w:lvlText w:val=""/>
-      <w:lvlJc w:val="left"/>
-      <w:pPr>
-        <w:ind w:left="5040" w:hanging="360"/>
-      </w:pPr>
-      <w:rPr>
-        <w:rFonts w:ascii="Symbol" w:hAnsi="Symbol" w:hint="default"/>
-      </w:rPr>
-    </w:lvl>
-    <w:lvl w:ilvl="7" w:tplc="0C090003" w:tentative="1">
-      <w:start w:val="1"/>
-      <w:numFmt w:val="bullet"/>
-      <w:lvlText w:val="o"/>
-      <w:lvlJc w:val="left"/>
-      <w:pPr>
-        <w:ind w:left="5760" w:hanging="360"/>
-      </w:pPr>
-      <w:rPr>
-        <w:rFonts w:ascii="Courier New" w:hAnsi="Courier New" w:cs="Courier New" w:hint="default"/>
-      </w:rPr>
-    </w:lvl>
-    <w:lvl w:ilvl="8" w:tplc="0C090005" w:tentative="1">
-      <w:start w:val="1"/>
-      <w:numFmt w:val="bullet"/>
-      <w:lvlText w:val=""/>
-      <w:lvlJc w:val="left"/>
-      <w:pPr>
-        <w:ind w:left="6480" w:hanging="360"/>
-      </w:pPr>
-      <w:rPr>
-        <w:rFonts w:ascii="Wingdings" w:hAnsi="Wingdings" w:hint="default"/>
-      </w:rPr>
-    </w:lvl>
-  </w:abstractNum>
-  <w:abstractNum w:abstractNumId="36" w15:restartNumberingAfterBreak="0">
-    <w:nsid w:val="7E560167"/>
-    <w:multiLevelType w:val="hybridMultilevel"/>
-    <w:tmpl w:val="F7422A3C"/>
-    <w:lvl w:ilvl="0" w:tplc="0C090001">
-      <w:start w:val="1"/>
-      <w:numFmt w:val="bullet"/>
-      <w:lvlText w:val=""/>
-      <w:lvlJc w:val="left"/>
-      <w:pPr>
-        <w:ind w:left="720" w:hanging="360"/>
-      </w:pPr>
-      <w:rPr>
-        <w:rFonts w:ascii="Symbol" w:hAnsi="Symbol" w:hint="default"/>
-      </w:rPr>
-    </w:lvl>
-    <w:lvl w:ilvl="1" w:tplc="0C090003" w:tentative="1">
-      <w:start w:val="1"/>
-      <w:numFmt w:val="bullet"/>
-      <w:lvlText w:val="o"/>
-      <w:lvlJc w:val="left"/>
-      <w:pPr>
-        <w:ind w:left="1440" w:hanging="360"/>
-      </w:pPr>
-      <w:rPr>
-        <w:rFonts w:ascii="Courier New" w:hAnsi="Courier New" w:cs="Courier New" w:hint="default"/>
-      </w:rPr>
-    </w:lvl>
-    <w:lvl w:ilvl="2" w:tplc="0C090005" w:tentative="1">
-      <w:start w:val="1"/>
-      <w:numFmt w:val="bullet"/>
-      <w:lvlText w:val=""/>
-      <w:lvlJc w:val="left"/>
-      <w:pPr>
-        <w:ind w:left="2160" w:hanging="360"/>
-      </w:pPr>
-      <w:rPr>
-        <w:rFonts w:ascii="Wingdings" w:hAnsi="Wingdings" w:hint="default"/>
-      </w:rPr>
-    </w:lvl>
-    <w:lvl w:ilvl="3" w:tplc="0C090001" w:tentative="1">
-      <w:start w:val="1"/>
-      <w:numFmt w:val="bullet"/>
-      <w:lvlText w:val=""/>
-      <w:lvlJc w:val="left"/>
-      <w:pPr>
-        <w:ind w:left="2880" w:hanging="360"/>
-      </w:pPr>
-      <w:rPr>
-        <w:rFonts w:ascii="Symbol" w:hAnsi="Symbol" w:hint="default"/>
-      </w:rPr>
-    </w:lvl>
-    <w:lvl w:ilvl="4" w:tplc="0C090003" w:tentative="1">
-      <w:start w:val="1"/>
-      <w:numFmt w:val="bullet"/>
-      <w:lvlText w:val="o"/>
-      <w:lvlJc w:val="left"/>
-      <w:pPr>
-        <w:ind w:left="3600" w:hanging="360"/>
-      </w:pPr>
-      <w:rPr>
-        <w:rFonts w:ascii="Courier New" w:hAnsi="Courier New" w:cs="Courier New" w:hint="default"/>
-      </w:rPr>
-    </w:lvl>
-    <w:lvl w:ilvl="5" w:tplc="0C090005" w:tentative="1">
-      <w:start w:val="1"/>
-      <w:numFmt w:val="bullet"/>
-      <w:lvlText w:val=""/>
-      <w:lvlJc w:val="left"/>
-      <w:pPr>
-        <w:ind w:left="4320" w:hanging="360"/>
-      </w:pPr>
-      <w:rPr>
-        <w:rFonts w:ascii="Wingdings" w:hAnsi="Wingdings" w:hint="default"/>
-      </w:rPr>
-    </w:lvl>
-    <w:lvl w:ilvl="6" w:tplc="0C090001" w:tentative="1">
-      <w:start w:val="1"/>
-      <w:numFmt w:val="bullet"/>
-      <w:lvlText w:val=""/>
-      <w:lvlJc w:val="left"/>
-      <w:pPr>
-        <w:ind w:left="5040" w:hanging="360"/>
-      </w:pPr>
-      <w:rPr>
-        <w:rFonts w:ascii="Symbol" w:hAnsi="Symbol" w:hint="default"/>
-      </w:rPr>
-    </w:lvl>
-    <w:lvl w:ilvl="7" w:tplc="0C090003" w:tentative="1">
-      <w:start w:val="1"/>
-      <w:numFmt w:val="bullet"/>
-      <w:lvlText w:val="o"/>
-      <w:lvlJc w:val="left"/>
-      <w:pPr>
-        <w:ind w:left="5760" w:hanging="360"/>
-      </w:pPr>
-      <w:rPr>
-        <w:rFonts w:ascii="Courier New" w:hAnsi="Courier New" w:cs="Courier New" w:hint="default"/>
-      </w:rPr>
-    </w:lvl>
-    <w:lvl w:ilvl="8" w:tplc="0C090005" w:tentative="1">
-      <w:start w:val="1"/>
-      <w:numFmt w:val="bullet"/>
-      <w:lvlText w:val=""/>
-      <w:lvlJc w:val="left"/>
-      <w:pPr>
-        <w:ind w:left="6480" w:hanging="360"/>
-      </w:pPr>
-      <w:rPr>
-        <w:rFonts w:ascii="Wingdings" w:hAnsi="Wingdings" w:hint="default"/>
-      </w:rPr>
-    </w:lvl>
-  </w:abstractNum>
-  <w:num w:numId="1" w16cid:durableId="1326785105">
-    <w:abstractNumId w:val="12"/>
+  <w:num w:numId="1" w16cid:durableId="387188711">
+    <w:abstractNumId w:val="4"/>
   </w:num>
-  <w:num w:numId="2" w16cid:durableId="1496801457">
-    <w:abstractNumId w:val="8"/>
+  <w:num w:numId="2" w16cid:durableId="520899132">
+    <w:abstractNumId w:val="2"/>
   </w:num>
-  <w:num w:numId="3" w16cid:durableId="1790127720">
+  <w:num w:numId="3" w16cid:durableId="1684553789">
+    <w:abstractNumId w:val="1"/>
+  </w:num>
+  <w:num w:numId="4" w16cid:durableId="1489591875">
+    <w:abstractNumId w:val="6"/>
+  </w:num>
+  <w:num w:numId="5" w16cid:durableId="606083202">
+    <w:abstractNumId w:val="5"/>
+  </w:num>
+  <w:num w:numId="6" w16cid:durableId="1792505187">
     <w:abstractNumId w:val="3"/>
   </w:num>
-  <w:num w:numId="4" w16cid:durableId="1227642604">
-    <w:abstractNumId w:val="29"/>
-  </w:num>
-  <w:num w:numId="5" w16cid:durableId="388115528">
+  <w:num w:numId="7" w16cid:durableId="553932676">
     <w:abstractNumId w:val="0"/>
   </w:num>
-  <w:num w:numId="6" w16cid:durableId="1511066747">
-    <w:abstractNumId w:val="26"/>
-  </w:num>
-  <w:num w:numId="7" w16cid:durableId="466167682">
-    <w:abstractNumId w:val="31"/>
-  </w:num>
-  <w:num w:numId="8" w16cid:durableId="1606882199">
-    <w:abstractNumId w:val="32"/>
-  </w:num>
-  <w:num w:numId="9" w16cid:durableId="187137277">
-    <w:abstractNumId w:val="17"/>
-  </w:num>
-  <w:num w:numId="10" w16cid:durableId="353306670">
-    <w:abstractNumId w:val="22"/>
-  </w:num>
-  <w:num w:numId="11" w16cid:durableId="1350062214">
-    <w:abstractNumId w:val="15"/>
-  </w:num>
-  <w:num w:numId="12" w16cid:durableId="2085911297">
-    <w:abstractNumId w:val="30"/>
-  </w:num>
-  <w:num w:numId="13" w16cid:durableId="1265382752">
-    <w:abstractNumId w:val="13"/>
-  </w:num>
-  <w:num w:numId="14" w16cid:durableId="342363566">
-    <w:abstractNumId w:val="10"/>
-  </w:num>
-  <w:num w:numId="15" w16cid:durableId="1942637255">
-    <w:abstractNumId w:val="6"/>
-  </w:num>
-  <w:num w:numId="16" w16cid:durableId="1172069218">
-    <w:abstractNumId w:val="23"/>
-  </w:num>
-  <w:num w:numId="17" w16cid:durableId="1829056151">
-    <w:abstractNumId w:val="20"/>
-  </w:num>
-  <w:num w:numId="18" w16cid:durableId="1234392500">
-    <w:abstractNumId w:val="9"/>
-  </w:num>
-  <w:num w:numId="19" w16cid:durableId="469253040">
-    <w:abstractNumId w:val="34"/>
-  </w:num>
-  <w:num w:numId="20" w16cid:durableId="1184588079">
-    <w:abstractNumId w:val="19"/>
-  </w:num>
-  <w:num w:numId="21" w16cid:durableId="535385113">
-    <w:abstractNumId w:val="16"/>
-  </w:num>
-  <w:num w:numId="22" w16cid:durableId="951665696">
-    <w:abstractNumId w:val="24"/>
-  </w:num>
-  <w:num w:numId="23" w16cid:durableId="1190340046">
-    <w:abstractNumId w:val="5"/>
-  </w:num>
-  <w:num w:numId="24" w16cid:durableId="368265925">
-    <w:abstractNumId w:val="28"/>
-  </w:num>
-  <w:num w:numId="25" w16cid:durableId="231892850">
-    <w:abstractNumId w:val="1"/>
-  </w:num>
-  <w:num w:numId="26" w16cid:durableId="988365323">
-    <w:abstractNumId w:val="14"/>
-  </w:num>
-  <w:num w:numId="27" w16cid:durableId="339501832">
-    <w:abstractNumId w:val="2"/>
-  </w:num>
-  <w:num w:numId="28" w16cid:durableId="1548225071">
-    <w:abstractNumId w:val="36"/>
-  </w:num>
-  <w:num w:numId="29" w16cid:durableId="2125421467">
-    <w:abstractNumId w:val="33"/>
-  </w:num>
-  <w:num w:numId="30" w16cid:durableId="1064793516">
-    <w:abstractNumId w:val="11"/>
-  </w:num>
-  <w:num w:numId="31" w16cid:durableId="884563810">
-    <w:abstractNumId w:val="35"/>
-  </w:num>
-  <w:num w:numId="32" w16cid:durableId="2071078501">
-    <w:abstractNumId w:val="21"/>
-  </w:num>
-  <w:num w:numId="33" w16cid:durableId="1691909479">
-    <w:abstractNumId w:val="25"/>
-  </w:num>
-  <w:num w:numId="34" w16cid:durableId="213779519">
-    <w:abstractNumId w:val="27"/>
-  </w:num>
-  <w:num w:numId="35" w16cid:durableId="2064593053">
-    <w:abstractNumId w:val="7"/>
-  </w:num>
-  <w:num w:numId="36" w16cid:durableId="1889534606">
-    <w:abstractNumId w:val="4"/>
-  </w:num>
-  <w:num w:numId="37" w16cid:durableId="858129691">
-    <w:abstractNumId w:val="18"/>
-  </w:num>
+  <w:numIdMacAtCleanup w:val="7"/>
 </w:numbering>
 </file>
 
 <file path=word/styles.xml><?xml version="1.0" encoding="utf-8"?>
-<w:styles xmlns:mc="http://schemas.openxmlformats.org/markup-compatibility/2006" xmlns:r="http://schemas.openxmlformats.org/officeDocument/2006/relationships" xmlns:w="http://schemas.openxmlformats.org/wordprocessingml/2006/main" xmlns:w14="http://schemas.microsoft.com/office/word/2010/wordml" xmlns:w15="http://schemas.microsoft.com/office/word/2012/wordml" xmlns:w16cex="http://schemas.microsoft.com/office/word/2018/wordml/cex" xmlns:w16cid="http://schemas.microsoft.com/office/word/2016/wordml/cid" xmlns:w16="http://schemas.microsoft.com/office/word/2018/wordml" xmlns:w16sdtdh="http://schemas.microsoft.com/office/word/2020/wordml/sdtdatahash" xmlns:w16se="http://schemas.microsoft.com/office/word/2015/wordml/symex" mc:Ignorable="w14 w15 w16se w16cid w16 w16cex w16sdtdh">
+<w:styles xmlns:mc="http://schemas.openxmlformats.org/markup-compatibility/2006" xmlns:r="http://schemas.openxmlformats.org/officeDocument/2006/relationships" xmlns:w="http://schemas.openxmlformats.org/wordprocessingml/2006/main" xmlns:w14="http://schemas.microsoft.com/office/word/2010/wordml" xmlns:w15="http://schemas.microsoft.com/office/word/2012/wordml" xmlns:w16cex="http://schemas.microsoft.com/office/word/2018/wordml/cex" xmlns:w16cid="http://schemas.microsoft.com/office/word/2016/wordml/cid" xmlns:w16="http://schemas.microsoft.com/office/word/2018/wordml" xmlns:w16du="http://schemas.microsoft.com/office/word/2023/wordml/word16du" xmlns:w16sdtdh="http://schemas.microsoft.com/office/word/2020/wordml/sdtdatahash" xmlns:w16sdtfl="http://schemas.microsoft.com/office/word/2024/wordml/sdtformatlock" xmlns:w16se="http://schemas.microsoft.com/office/word/2015/wordml/symex" mc:Ignorable="w14 w15 w16se w16cid w16 w16cex w16sdtdh w16sdtfl w16du">
   <w:docDefaults>
     <w:rPrDefault>
       <w:rPr>
@@ -9768,7 +7896,6 @@
   <w:style w:type="character" w:default="1" w:styleId="DefaultParagraphFont">
     <w:name w:val="Default Paragraph Font"/>
     <w:uiPriority w:val="1"/>
-    <w:semiHidden/>
     <w:unhideWhenUsed/>
   </w:style>
   <w:style w:type="table" w:default="1" w:styleId="TableNormal">
@@ -10566,10 +8693,6 @@
 </file>
 
 <file path=customXml/item1.xml><?xml version="1.0" encoding="utf-8"?>
-<b:Sources xmlns:b="http://schemas.openxmlformats.org/officeDocument/2006/bibliography" xmlns="http://schemas.openxmlformats.org/officeDocument/2006/bibliography" SelectedStyle="\APA.XSL" StyleName="APA"/>
-</file>
-
-<file path=customXml/item2.xml><?xml version="1.0" encoding="utf-8"?>
 <?mso-contentType ?>
 <FormTemplates xmlns="http://schemas.microsoft.com/sharepoint/v3/contenttype/forms">
   <Display>DocumentLibraryForm</Display>
@@ -10578,7 +8701,30 @@
 </FormTemplates>
 </file>
 
+<file path=customXml/item2.xml><?xml version="1.0" encoding="utf-8"?>
+<b:Sources xmlns:b="http://schemas.openxmlformats.org/officeDocument/2006/bibliography" xmlns="http://schemas.openxmlformats.org/officeDocument/2006/bibliography" SelectedStyle="\APA.XSL" StyleName="APA"/>
+</file>
+
 <file path=customXml/item3.xml><?xml version="1.0" encoding="utf-8"?>
+<p:properties xmlns:p="http://schemas.microsoft.com/office/2006/metadata/properties" xmlns:xsi="http://www.w3.org/2001/XMLSchema-instance" xmlns:pc="http://schemas.microsoft.com/office/infopath/2007/PartnerControls">
+  <documentManagement>
+    <Category0 xmlns="bef73783-b83a-4f38-94d5-1aaaa1b3b0a2">1</Category0>
+    <i0f84bba906045b4af568ee102a52dcb xmlns="2933ac1b-cace-482f-bed9-bf9b7d80f34a">
+      <Terms xmlns="http://schemas.microsoft.com/office/infopath/2007/PartnerControls">
+        <TermInfo xmlns="http://schemas.microsoft.com/office/infopath/2007/PartnerControls">
+          <TermName xmlns="http://schemas.microsoft.com/office/infopath/2007/PartnerControls">Corporate Records</TermName>
+          <TermId xmlns="http://schemas.microsoft.com/office/infopath/2007/PartnerControls">2c702203-4f28-4769-bfc5-dad5ef3425c7</TermId>
+        </TermInfo>
+      </Terms>
+    </i0f84bba906045b4af568ee102a52dcb>
+    <TaxCatchAll xmlns="2933ac1b-cace-482f-bed9-bf9b7d80f34a">
+      <Value>1</Value>
+    </TaxCatchAll>
+  </documentManagement>
+</p:properties>
+</file>
+
+<file path=customXml/item4.xml><?xml version="1.0" encoding="utf-8"?>
 <ct:contentTypeSchema xmlns:ct="http://schemas.microsoft.com/office/2006/metadata/contentType" xmlns:ma="http://schemas.microsoft.com/office/2006/metadata/properties/metaAttributes" ct:_="" ma:_="" ma:contentTypeName="Document" ma:contentTypeID="0x010100D17E1B4D89D91D49A316865B50B76B78" ma:contentTypeVersion="26" ma:contentTypeDescription="Create a new document." ma:contentTypeScope="" ma:versionID="2e43e94bda34b09537a48d601b321f81">
   <xsd:schema xmlns:xsd="http://www.w3.org/2001/XMLSchema" xmlns:xs="http://www.w3.org/2001/XMLSchema" xmlns:p="http://schemas.microsoft.com/office/2006/metadata/properties" xmlns:ns2="bef73783-b83a-4f38-94d5-1aaaa1b3b0a2" xmlns:ns3="2933ac1b-cace-482f-bed9-bf9b7d80f34a" targetNamespace="http://schemas.microsoft.com/office/2006/metadata/properties" ma:root="true" ma:fieldsID="68ad2338b471bae35515ce7eaf1f964b" ns2:_="" ns3:_="">
     <xsd:import namespace="bef73783-b83a-4f38-94d5-1aaaa1b3b0a2"/>
@@ -10793,26 +8939,15 @@
 </ct:contentTypeSchema>
 </file>
 
-<file path=customXml/item4.xml><?xml version="1.0" encoding="utf-8"?>
-<p:properties xmlns:p="http://schemas.microsoft.com/office/2006/metadata/properties" xmlns:xsi="http://www.w3.org/2001/XMLSchema-instance" xmlns:pc="http://schemas.microsoft.com/office/infopath/2007/PartnerControls">
-  <documentManagement>
-    <Category0 xmlns="bef73783-b83a-4f38-94d5-1aaaa1b3b0a2">1</Category0>
-    <i0f84bba906045b4af568ee102a52dcb xmlns="2933ac1b-cace-482f-bed9-bf9b7d80f34a">
-      <Terms xmlns="http://schemas.microsoft.com/office/infopath/2007/PartnerControls">
-        <TermInfo xmlns="http://schemas.microsoft.com/office/infopath/2007/PartnerControls">
-          <TermName xmlns="http://schemas.microsoft.com/office/infopath/2007/PartnerControls">Corporate Records</TermName>
-          <TermId xmlns="http://schemas.microsoft.com/office/infopath/2007/PartnerControls">2c702203-4f28-4769-bfc5-dad5ef3425c7</TermId>
-        </TermInfo>
-      </Terms>
-    </i0f84bba906045b4af568ee102a52dcb>
-    <TaxCatchAll xmlns="2933ac1b-cace-482f-bed9-bf9b7d80f34a">
-      <Value>1</Value>
-    </TaxCatchAll>
-  </documentManagement>
-</p:properties>
+<file path=customXml/itemProps1.xml><?xml version="1.0" encoding="utf-8"?>
+<ds:datastoreItem xmlns:ds="http://schemas.openxmlformats.org/officeDocument/2006/customXml" ds:itemID="{93737E1E-B456-42C7-9F02-6B7D736E2393}">
+  <ds:schemaRefs>
+    <ds:schemaRef ds:uri="http://schemas.microsoft.com/sharepoint/v3/contenttype/forms"/>
+  </ds:schemaRefs>
+</ds:datastoreItem>
 </file>
 
-<file path=customXml/itemProps1.xml><?xml version="1.0" encoding="utf-8"?>
+<file path=customXml/itemProps2.xml><?xml version="1.0" encoding="utf-8"?>
 <ds:datastoreItem xmlns:ds="http://schemas.openxmlformats.org/officeDocument/2006/customXml" ds:itemID="{7769C2E1-50C7-4AF2-861B-F52E75CE3623}">
   <ds:schemaRefs>
     <ds:schemaRef ds:uri="http://schemas.openxmlformats.org/officeDocument/2006/bibliography"/>
@@ -10820,19 +8955,7 @@
 </ds:datastoreItem>
 </file>
 
-<file path=customXml/itemProps2.xml><?xml version="1.0" encoding="utf-8"?>
-<ds:datastoreItem xmlns:ds="http://schemas.openxmlformats.org/officeDocument/2006/customXml" ds:itemID="{93737E1E-B456-42C7-9F02-6B7D736E2393}">
-  <ds:schemaRefs>
-    <ds:schemaRef ds:uri="http://schemas.microsoft.com/sharepoint/v3/contenttype/forms"/>
-  </ds:schemaRefs>
-</ds:datastoreItem>
-</file>
-
 <file path=customXml/itemProps3.xml><?xml version="1.0" encoding="utf-8"?>
-<ds:datastoreItem xmlns:ds="http://schemas.openxmlformats.org/officeDocument/2006/customXml" ds:itemID="{05C235B8-E803-46E7-B24C-80752B1E7EE4}"/>
-</file>
-
-<file path=customXml/itemProps4.xml><?xml version="1.0" encoding="utf-8"?>
 <ds:datastoreItem xmlns:ds="http://schemas.openxmlformats.org/officeDocument/2006/customXml" ds:itemID="{88E25B5C-5BD7-403A-8876-7F03EDF4549D}">
   <ds:schemaRefs>
     <ds:schemaRef ds:uri="http://schemas.microsoft.com/office/2006/metadata/properties"/>
@@ -10841,4 +8964,23 @@
     <ds:schemaRef ds:uri="2933ac1b-cace-482f-bed9-bf9b7d80f34a"/>
   </ds:schemaRefs>
 </ds:datastoreItem>
+</file>
+
+<file path=customXml/itemProps4.xml><?xml version="1.0" encoding="utf-8"?>
+<ds:datastoreItem xmlns:ds="http://schemas.openxmlformats.org/officeDocument/2006/customXml" ds:itemID="{05C235B8-E803-46E7-B24C-80752B1E7EE4}">
+  <ds:schemaRefs>
+    <ds:schemaRef ds:uri="http://schemas.microsoft.com/office/2006/metadata/contentType"/>
+    <ds:schemaRef ds:uri="http://schemas.microsoft.com/office/2006/metadata/properties/metaAttributes"/>
+    <ds:schemaRef ds:uri="http://www.w3.org/2001/XMLSchema"/>
+    <ds:schemaRef ds:uri="http://schemas.microsoft.com/office/2006/metadata/properties"/>
+    <ds:schemaRef ds:uri="bef73783-b83a-4f38-94d5-1aaaa1b3b0a2"/>
+    <ds:schemaRef ds:uri="2933ac1b-cace-482f-bed9-bf9b7d80f34a"/>
+    <ds:schemaRef ds:uri="http://schemas.microsoft.com/office/2006/documentManagement/types"/>
+    <ds:schemaRef ds:uri="http://schemas.microsoft.com/office/infopath/2007/PartnerControls"/>
+    <ds:schemaRef ds:uri="http://schemas.openxmlformats.org/package/2006/metadata/core-properties"/>
+    <ds:schemaRef ds:uri="http://purl.org/dc/elements/1.1/"/>
+    <ds:schemaRef ds:uri="http://purl.org/dc/terms/"/>
+    <ds:schemaRef ds:uri="http://schemas.microsoft.com/internal/obd"/>
+  </ds:schemaRefs>
+</ds:datastoreItem>
 </file>
--- a/S1-CL1-Cloud-Design-Build/mappings/ICTCLD401_Assessment_Mapping.docx
+++ b/S1-CL1-Cloud-Design-Build/mappings/ICTCLD401_Assessment_Mapping.docx
@@ -699,6 +699,9 @@
             <w:r>
               <w:t xml:space="preserve">AT2 - </w:t>
             </w:r>
+            <w:r>
+              <w:t>Deployment</w:t>
+            </w:r>
           </w:p>
         </w:tc>
         <w:tc>
@@ -755,7 +758,16 @@
           </w:tcPr>
           <w:p>
             <w:r>
-              <w:t xml:space="preserve">AT3 - </w:t>
+              <w:t xml:space="preserve">AT3 </w:t>
+            </w:r>
+            <w:r>
+              <w:t>–</w:t>
+            </w:r>
+            <w:r>
+              <w:t xml:space="preserve"> </w:t>
+            </w:r>
+            <w:r>
+              <w:t>High Availability</w:t>
             </w:r>
           </w:p>
         </w:tc>
@@ -1221,6 +1233,429 @@
           <w:p/>
         </w:tc>
       </w:tr>
+      <w:tr>
+        <w:trPr>
+          <w:trHeight w:val="340"/>
+        </w:trPr>
+        <w:tc>
+          <w:tcPr>
+            <w:tcW w:w="11312" w:type="dxa"/>
+            <w:tcBorders>
+              <w:top w:val="single" w:sz="4" w:space="0" w:color="auto"/>
+              <w:left w:val="nil"/>
+              <w:right w:val="single" w:sz="4" w:space="0" w:color="auto"/>
+            </w:tcBorders>
+          </w:tcPr>
+          <w:p>
+            <w:r>
+              <w:t>cloud vendor service provider</w:t>
+            </w:r>
+          </w:p>
+        </w:tc>
+        <w:tc>
+          <w:tcPr>
+            <w:tcW w:w="850" w:type="dxa"/>
+            <w:tcBorders>
+              <w:top w:val="single" w:sz="4" w:space="0" w:color="auto"/>
+              <w:left w:val="single" w:sz="4" w:space="0" w:color="auto"/>
+              <w:right w:val="single" w:sz="4" w:space="0" w:color="auto"/>
+            </w:tcBorders>
+          </w:tcPr>
+          <w:p/>
+        </w:tc>
+        <w:tc>
+          <w:tcPr>
+            <w:tcW w:w="851" w:type="dxa"/>
+            <w:tcBorders>
+              <w:top w:val="single" w:sz="4" w:space="0" w:color="auto"/>
+              <w:left w:val="single" w:sz="4" w:space="0" w:color="auto"/>
+              <w:right w:val="single" w:sz="4" w:space="0" w:color="auto"/>
+            </w:tcBorders>
+          </w:tcPr>
+          <w:p>
+            <w:r>
+              <w:t>C1</w:t>
+            </w:r>
+          </w:p>
+        </w:tc>
+        <w:tc>
+          <w:tcPr>
+            <w:tcW w:w="850" w:type="dxa"/>
+            <w:tcBorders>
+              <w:top w:val="single" w:sz="4" w:space="0" w:color="auto"/>
+              <w:left w:val="single" w:sz="4" w:space="0" w:color="auto"/>
+              <w:right w:val="single" w:sz="4" w:space="0" w:color="auto"/>
+            </w:tcBorders>
+          </w:tcPr>
+          <w:p>
+            <w:r>
+              <w:t>C1</w:t>
+            </w:r>
+          </w:p>
+        </w:tc>
+        <w:tc>
+          <w:tcPr>
+            <w:tcW w:w="851" w:type="dxa"/>
+            <w:tcBorders>
+              <w:top w:val="single" w:sz="4" w:space="0" w:color="auto"/>
+              <w:left w:val="single" w:sz="4" w:space="0" w:color="auto"/>
+              <w:right w:val="single" w:sz="4" w:space="0" w:color="auto"/>
+            </w:tcBorders>
+          </w:tcPr>
+          <w:p/>
+        </w:tc>
+        <w:tc>
+          <w:tcPr>
+            <w:tcW w:w="850" w:type="dxa"/>
+            <w:tcBorders>
+              <w:top w:val="single" w:sz="4" w:space="0" w:color="auto"/>
+              <w:left w:val="single" w:sz="4" w:space="0" w:color="auto"/>
+              <w:right w:val="nil"/>
+            </w:tcBorders>
+          </w:tcPr>
+          <w:p/>
+        </w:tc>
+      </w:tr>
+      <w:tr>
+        <w:trPr>
+          <w:trHeight w:val="340"/>
+        </w:trPr>
+        <w:tc>
+          <w:tcPr>
+            <w:tcW w:w="11312" w:type="dxa"/>
+            <w:tcBorders>
+              <w:top w:val="single" w:sz="4" w:space="0" w:color="auto"/>
+              <w:left w:val="nil"/>
+              <w:right w:val="single" w:sz="4" w:space="0" w:color="auto"/>
+            </w:tcBorders>
+          </w:tcPr>
+          <w:p>
+            <w:r>
+              <w:t>cloud managed database service</w:t>
+            </w:r>
+          </w:p>
+        </w:tc>
+        <w:tc>
+          <w:tcPr>
+            <w:tcW w:w="850" w:type="dxa"/>
+            <w:tcBorders>
+              <w:top w:val="single" w:sz="4" w:space="0" w:color="auto"/>
+              <w:left w:val="single" w:sz="4" w:space="0" w:color="auto"/>
+              <w:right w:val="single" w:sz="4" w:space="0" w:color="auto"/>
+            </w:tcBorders>
+          </w:tcPr>
+          <w:p/>
+        </w:tc>
+        <w:tc>
+          <w:tcPr>
+            <w:tcW w:w="851" w:type="dxa"/>
+            <w:tcBorders>
+              <w:top w:val="single" w:sz="4" w:space="0" w:color="auto"/>
+              <w:left w:val="single" w:sz="4" w:space="0" w:color="auto"/>
+              <w:right w:val="single" w:sz="4" w:space="0" w:color="auto"/>
+            </w:tcBorders>
+          </w:tcPr>
+          <w:p>
+            <w:r>
+              <w:t>C1</w:t>
+            </w:r>
+          </w:p>
+        </w:tc>
+        <w:tc>
+          <w:tcPr>
+            <w:tcW w:w="850" w:type="dxa"/>
+            <w:tcBorders>
+              <w:top w:val="single" w:sz="4" w:space="0" w:color="auto"/>
+              <w:left w:val="single" w:sz="4" w:space="0" w:color="auto"/>
+              <w:right w:val="single" w:sz="4" w:space="0" w:color="auto"/>
+            </w:tcBorders>
+          </w:tcPr>
+          <w:p>
+            <w:r>
+              <w:t>C1</w:t>
+            </w:r>
+          </w:p>
+        </w:tc>
+        <w:tc>
+          <w:tcPr>
+            <w:tcW w:w="851" w:type="dxa"/>
+            <w:tcBorders>
+              <w:top w:val="single" w:sz="4" w:space="0" w:color="auto"/>
+              <w:left w:val="single" w:sz="4" w:space="0" w:color="auto"/>
+              <w:right w:val="single" w:sz="4" w:space="0" w:color="auto"/>
+            </w:tcBorders>
+          </w:tcPr>
+          <w:p/>
+        </w:tc>
+        <w:tc>
+          <w:tcPr>
+            <w:tcW w:w="850" w:type="dxa"/>
+            <w:tcBorders>
+              <w:top w:val="single" w:sz="4" w:space="0" w:color="auto"/>
+              <w:left w:val="single" w:sz="4" w:space="0" w:color="auto"/>
+              <w:right w:val="nil"/>
+            </w:tcBorders>
+          </w:tcPr>
+          <w:p/>
+        </w:tc>
+      </w:tr>
+      <w:tr>
+        <w:trPr>
+          <w:trHeight w:val="340"/>
+        </w:trPr>
+        <w:tc>
+          <w:tcPr>
+            <w:tcW w:w="11312" w:type="dxa"/>
+            <w:tcBorders>
+              <w:top w:val="single" w:sz="4" w:space="0" w:color="auto"/>
+              <w:left w:val="nil"/>
+              <w:right w:val="single" w:sz="4" w:space="0" w:color="auto"/>
+            </w:tcBorders>
+          </w:tcPr>
+          <w:p>
+            <w:r>
+              <w:t>internet and web browser</w:t>
+            </w:r>
+          </w:p>
+        </w:tc>
+        <w:tc>
+          <w:tcPr>
+            <w:tcW w:w="850" w:type="dxa"/>
+            <w:tcBorders>
+              <w:top w:val="single" w:sz="4" w:space="0" w:color="auto"/>
+              <w:left w:val="single" w:sz="4" w:space="0" w:color="auto"/>
+              <w:right w:val="single" w:sz="4" w:space="0" w:color="auto"/>
+            </w:tcBorders>
+          </w:tcPr>
+          <w:p/>
+        </w:tc>
+        <w:tc>
+          <w:tcPr>
+            <w:tcW w:w="851" w:type="dxa"/>
+            <w:tcBorders>
+              <w:top w:val="single" w:sz="4" w:space="0" w:color="auto"/>
+              <w:left w:val="single" w:sz="4" w:space="0" w:color="auto"/>
+              <w:right w:val="single" w:sz="4" w:space="0" w:color="auto"/>
+            </w:tcBorders>
+          </w:tcPr>
+          <w:p>
+            <w:r>
+              <w:t>C1</w:t>
+            </w:r>
+          </w:p>
+        </w:tc>
+        <w:tc>
+          <w:tcPr>
+            <w:tcW w:w="850" w:type="dxa"/>
+            <w:tcBorders>
+              <w:top w:val="single" w:sz="4" w:space="0" w:color="auto"/>
+              <w:left w:val="single" w:sz="4" w:space="0" w:color="auto"/>
+              <w:right w:val="single" w:sz="4" w:space="0" w:color="auto"/>
+            </w:tcBorders>
+          </w:tcPr>
+          <w:p>
+            <w:r>
+              <w:t>C1</w:t>
+            </w:r>
+          </w:p>
+        </w:tc>
+        <w:tc>
+          <w:tcPr>
+            <w:tcW w:w="851" w:type="dxa"/>
+            <w:tcBorders>
+              <w:top w:val="single" w:sz="4" w:space="0" w:color="auto"/>
+              <w:left w:val="single" w:sz="4" w:space="0" w:color="auto"/>
+              <w:right w:val="single" w:sz="4" w:space="0" w:color="auto"/>
+            </w:tcBorders>
+          </w:tcPr>
+          <w:p/>
+        </w:tc>
+        <w:tc>
+          <w:tcPr>
+            <w:tcW w:w="850" w:type="dxa"/>
+            <w:tcBorders>
+              <w:top w:val="single" w:sz="4" w:space="0" w:color="auto"/>
+              <w:left w:val="single" w:sz="4" w:space="0" w:color="auto"/>
+              <w:right w:val="nil"/>
+            </w:tcBorders>
+          </w:tcPr>
+          <w:p/>
+        </w:tc>
+      </w:tr>
+      <w:tr>
+        <w:trPr>
+          <w:trHeight w:val="340"/>
+        </w:trPr>
+        <w:tc>
+          <w:tcPr>
+            <w:tcW w:w="11312" w:type="dxa"/>
+            <w:tcBorders>
+              <w:top w:val="single" w:sz="4" w:space="0" w:color="auto"/>
+              <w:left w:val="nil"/>
+              <w:right w:val="single" w:sz="4" w:space="0" w:color="auto"/>
+            </w:tcBorders>
+          </w:tcPr>
+          <w:p>
+            <w:r>
+              <w:t>data to gather information from to determine output and user requirements, including user access and business protocols</w:t>
+            </w:r>
+          </w:p>
+        </w:tc>
+        <w:tc>
+          <w:tcPr>
+            <w:tcW w:w="850" w:type="dxa"/>
+            <w:tcBorders>
+              <w:top w:val="single" w:sz="4" w:space="0" w:color="auto"/>
+              <w:left w:val="single" w:sz="4" w:space="0" w:color="auto"/>
+              <w:right w:val="single" w:sz="4" w:space="0" w:color="auto"/>
+            </w:tcBorders>
+          </w:tcPr>
+          <w:p>
+            <w:r>
+              <w:t>C1</w:t>
+            </w:r>
+          </w:p>
+        </w:tc>
+        <w:tc>
+          <w:tcPr>
+            <w:tcW w:w="851" w:type="dxa"/>
+            <w:tcBorders>
+              <w:top w:val="single" w:sz="4" w:space="0" w:color="auto"/>
+              <w:left w:val="single" w:sz="4" w:space="0" w:color="auto"/>
+              <w:right w:val="single" w:sz="4" w:space="0" w:color="auto"/>
+            </w:tcBorders>
+          </w:tcPr>
+          <w:p>
+            <w:r>
+              <w:t>C2</w:t>
+            </w:r>
+          </w:p>
+        </w:tc>
+        <w:tc>
+          <w:tcPr>
+            <w:tcW w:w="850" w:type="dxa"/>
+            <w:tcBorders>
+              <w:top w:val="single" w:sz="4" w:space="0" w:color="auto"/>
+              <w:left w:val="single" w:sz="4" w:space="0" w:color="auto"/>
+              <w:right w:val="single" w:sz="4" w:space="0" w:color="auto"/>
+            </w:tcBorders>
+          </w:tcPr>
+          <w:p>
+            <w:r>
+              <w:t>C2</w:t>
+            </w:r>
+          </w:p>
+        </w:tc>
+        <w:tc>
+          <w:tcPr>
+            <w:tcW w:w="851" w:type="dxa"/>
+            <w:tcBorders>
+              <w:top w:val="single" w:sz="4" w:space="0" w:color="auto"/>
+              <w:left w:val="single" w:sz="4" w:space="0" w:color="auto"/>
+              <w:right w:val="single" w:sz="4" w:space="0" w:color="auto"/>
+            </w:tcBorders>
+          </w:tcPr>
+          <w:p/>
+        </w:tc>
+        <w:tc>
+          <w:tcPr>
+            <w:tcW w:w="850" w:type="dxa"/>
+            <w:tcBorders>
+              <w:top w:val="single" w:sz="4" w:space="0" w:color="auto"/>
+              <w:left w:val="single" w:sz="4" w:space="0" w:color="auto"/>
+              <w:right w:val="nil"/>
+            </w:tcBorders>
+          </w:tcPr>
+          <w:p/>
+        </w:tc>
+      </w:tr>
+      <w:tr>
+        <w:trPr>
+          <w:trHeight w:val="340"/>
+        </w:trPr>
+        <w:tc>
+          <w:tcPr>
+            <w:tcW w:w="11312" w:type="dxa"/>
+            <w:tcBorders>
+              <w:top w:val="single" w:sz="4" w:space="0" w:color="auto"/>
+              <w:left w:val="nil"/>
+              <w:right w:val="single" w:sz="4" w:space="0" w:color="auto"/>
+            </w:tcBorders>
+          </w:tcPr>
+          <w:p>
+            <w:r>
+              <w:t>Assessors of this unit must satisfy the requirements for assessors in applicable vocational education and training legislation, frameworks and/or standards</w:t>
+            </w:r>
+          </w:p>
+        </w:tc>
+        <w:tc>
+          <w:tcPr>
+            <w:tcW w:w="850" w:type="dxa"/>
+            <w:tcBorders>
+              <w:top w:val="single" w:sz="4" w:space="0" w:color="auto"/>
+              <w:left w:val="single" w:sz="4" w:space="0" w:color="auto"/>
+              <w:right w:val="single" w:sz="4" w:space="0" w:color="auto"/>
+            </w:tcBorders>
+          </w:tcPr>
+          <w:p>
+            <w:r>
+              <w:t>✓</w:t>
+            </w:r>
+          </w:p>
+        </w:tc>
+        <w:tc>
+          <w:tcPr>
+            <w:tcW w:w="851" w:type="dxa"/>
+            <w:tcBorders>
+              <w:top w:val="single" w:sz="4" w:space="0" w:color="auto"/>
+              <w:left w:val="single" w:sz="4" w:space="0" w:color="auto"/>
+              <w:right w:val="single" w:sz="4" w:space="0" w:color="auto"/>
+            </w:tcBorders>
+          </w:tcPr>
+          <w:p>
+            <w:r>
+              <w:t>✓</w:t>
+            </w:r>
+          </w:p>
+        </w:tc>
+        <w:tc>
+          <w:tcPr>
+            <w:tcW w:w="850" w:type="dxa"/>
+            <w:tcBorders>
+              <w:top w:val="single" w:sz="4" w:space="0" w:color="auto"/>
+              <w:left w:val="single" w:sz="4" w:space="0" w:color="auto"/>
+              <w:right w:val="single" w:sz="4" w:space="0" w:color="auto"/>
+            </w:tcBorders>
+          </w:tcPr>
+          <w:p>
+            <w:r>
+              <w:t>✓</w:t>
+            </w:r>
+          </w:p>
+        </w:tc>
+        <w:tc>
+          <w:tcPr>
+            <w:tcW w:w="851" w:type="dxa"/>
+            <w:tcBorders>
+              <w:top w:val="single" w:sz="4" w:space="0" w:color="auto"/>
+              <w:left w:val="single" w:sz="4" w:space="0" w:color="auto"/>
+              <w:right w:val="single" w:sz="4" w:space="0" w:color="auto"/>
+            </w:tcBorders>
+          </w:tcPr>
+          <w:p/>
+        </w:tc>
+        <w:tc>
+          <w:tcPr>
+            <w:tcW w:w="850" w:type="dxa"/>
+            <w:tcBorders>
+              <w:top w:val="single" w:sz="4" w:space="0" w:color="auto"/>
+              <w:left w:val="single" w:sz="4" w:space="0" w:color="auto"/>
+              <w:right w:val="nil"/>
+            </w:tcBorders>
+          </w:tcPr>
+          <w:p/>
+        </w:tc>
+      </w:tr>
     </w:tbl>
     <w:p>
       <w:pPr>
@@ -1592,7 +2027,11 @@
               <w:right w:val="single" w:sz="4" w:space="0" w:color="auto"/>
             </w:tcBorders>
           </w:tcPr>
-          <w:p/>
+          <w:p>
+            <w:r>
+              <w:t>A5</w:t>
+            </w:r>
+          </w:p>
         </w:tc>
         <w:tc>
           <w:tcPr>
@@ -1686,7 +2125,11 @@
               <w:right w:val="single" w:sz="4" w:space="0" w:color="auto"/>
             </w:tcBorders>
           </w:tcPr>
-          <w:p/>
+          <w:p>
+            <w:r>
+              <w:t>A4</w:t>
+            </w:r>
+          </w:p>
         </w:tc>
         <w:tc>
           <w:tcPr>
@@ -1769,7 +2212,11 @@
               <w:right w:val="single" w:sz="4" w:space="0" w:color="auto"/>
             </w:tcBorders>
           </w:tcPr>
-          <w:p/>
+          <w:p>
+            <w:r>
+              <w:t>A5</w:t>
+            </w:r>
+          </w:p>
         </w:tc>
         <w:tc>
           <w:tcPr>
@@ -1816,7 +2263,11 @@
           </w:tcPr>
           <w:p>
             <w:r>
-              <w:t>1. Select and secure access to cloud environment</w:t>
+              <w:t xml:space="preserve">1. Select and secure access to </w:t>
+            </w:r>
+            <w:r>
+              <w:lastRenderedPageBreak/>
+              <w:t>cloud environment</w:t>
             </w:r>
           </w:p>
         </w:tc>
@@ -1830,6 +2281,7 @@
           </w:tcPr>
           <w:p>
             <w:r>
+              <w:lastRenderedPageBreak/>
               <w:t>1.4 Access account on cloud platform according to business requirements and needs</w:t>
             </w:r>
           </w:p>
@@ -1852,7 +2304,11 @@
               <w:right w:val="single" w:sz="4" w:space="0" w:color="auto"/>
             </w:tcBorders>
           </w:tcPr>
-          <w:p/>
+          <w:p>
+            <w:r>
+              <w:t>A2</w:t>
+            </w:r>
+          </w:p>
         </w:tc>
         <w:tc>
           <w:tcPr>
@@ -1935,7 +2391,11 @@
               <w:right w:val="single" w:sz="4" w:space="0" w:color="auto"/>
             </w:tcBorders>
           </w:tcPr>
-          <w:p/>
+          <w:p>
+            <w:r>
+              <w:t>A2</w:t>
+            </w:r>
+          </w:p>
         </w:tc>
         <w:tc>
           <w:tcPr>
@@ -2018,7 +2478,11 @@
               <w:right w:val="single" w:sz="4" w:space="0" w:color="auto"/>
             </w:tcBorders>
           </w:tcPr>
-          <w:p/>
+          <w:p>
+            <w:r>
+              <w:t>A2</w:t>
+            </w:r>
+          </w:p>
         </w:tc>
         <w:tc>
           <w:tcPr>
@@ -2101,7 +2565,11 @@
               <w:right w:val="single" w:sz="4" w:space="0" w:color="auto"/>
             </w:tcBorders>
           </w:tcPr>
-          <w:p/>
+          <w:p>
+            <w:r>
+              <w:t>A2</w:t>
+            </w:r>
+          </w:p>
         </w:tc>
         <w:tc>
           <w:tcPr>
@@ -2148,11 +2616,7 @@
           </w:tcPr>
           <w:p>
             <w:r>
-              <w:t xml:space="preserve">1. Select and secure access to </w:t>
-            </w:r>
-            <w:r>
-              <w:lastRenderedPageBreak/>
-              <w:t>cloud environment</w:t>
+              <w:t>1. Select and secure access to cloud environment</w:t>
             </w:r>
           </w:p>
         </w:tc>
@@ -2166,7 +2630,6 @@
           </w:tcPr>
           <w:p>
             <w:r>
-              <w:lastRenderedPageBreak/>
               <w:t>1.8 Define workload according to business requirements and needs</w:t>
             </w:r>
           </w:p>
@@ -2179,7 +2642,11 @@
               <w:right w:val="single" w:sz="4" w:space="0" w:color="auto"/>
             </w:tcBorders>
           </w:tcPr>
-          <w:p/>
+          <w:p>
+            <w:r>
+              <w:t>A4</w:t>
+            </w:r>
+          </w:p>
         </w:tc>
         <w:tc>
           <w:tcPr>
@@ -2277,7 +2744,11 @@
               <w:right w:val="single" w:sz="4" w:space="0" w:color="auto"/>
             </w:tcBorders>
           </w:tcPr>
-          <w:p/>
+          <w:p>
+            <w:r>
+              <w:t>A2</w:t>
+            </w:r>
+          </w:p>
         </w:tc>
         <w:tc>
           <w:tcPr>
@@ -2365,7 +2836,11 @@
               <w:right w:val="single" w:sz="4" w:space="0" w:color="auto"/>
             </w:tcBorders>
           </w:tcPr>
-          <w:p/>
+          <w:p>
+            <w:r>
+              <w:t>A2</w:t>
+            </w:r>
+          </w:p>
         </w:tc>
         <w:tc>
           <w:tcPr>
@@ -2453,7 +2928,11 @@
               <w:right w:val="single" w:sz="4" w:space="0" w:color="auto"/>
             </w:tcBorders>
           </w:tcPr>
-          <w:p/>
+          <w:p>
+            <w:r>
+              <w:t>A3</w:t>
+            </w:r>
+          </w:p>
         </w:tc>
         <w:tc>
           <w:tcPr>
@@ -2541,7 +3020,11 @@
               <w:right w:val="single" w:sz="4" w:space="0" w:color="auto"/>
             </w:tcBorders>
           </w:tcPr>
-          <w:p/>
+          <w:p>
+            <w:r>
+              <w:t>A3</w:t>
+            </w:r>
+          </w:p>
         </w:tc>
         <w:tc>
           <w:tcPr>
@@ -2629,7 +3112,11 @@
               <w:right w:val="single" w:sz="4" w:space="0" w:color="auto"/>
             </w:tcBorders>
           </w:tcPr>
-          <w:p/>
+          <w:p>
+            <w:r>
+              <w:t>A3</w:t>
+            </w:r>
+          </w:p>
         </w:tc>
         <w:tc>
           <w:tcPr>
@@ -2717,7 +3204,11 @@
               <w:right w:val="single" w:sz="4" w:space="0" w:color="auto"/>
             </w:tcBorders>
           </w:tcPr>
-          <w:p/>
+          <w:p>
+            <w:r>
+              <w:t>A6</w:t>
+            </w:r>
+          </w:p>
         </w:tc>
         <w:tc>
           <w:tcPr>
@@ -2805,7 +3296,11 @@
               <w:right w:val="single" w:sz="4" w:space="0" w:color="auto"/>
             </w:tcBorders>
           </w:tcPr>
-          <w:p/>
+          <w:p>
+            <w:r>
+              <w:t>A4</w:t>
+            </w:r>
+          </w:p>
         </w:tc>
         <w:tc>
           <w:tcPr>
@@ -2893,7 +3388,11 @@
               <w:right w:val="single" w:sz="4" w:space="0" w:color="auto"/>
             </w:tcBorders>
           </w:tcPr>
-          <w:p/>
+          <w:p>
+            <w:r>
+              <w:t>A6</w:t>
+            </w:r>
+          </w:p>
         </w:tc>
         <w:tc>
           <w:tcPr>
@@ -2904,6 +3403,116 @@
             </w:tcBorders>
           </w:tcPr>
           <w:p/>
+        </w:tc>
+        <w:tc>
+          <w:tcPr>
+            <w:tcW w:w="851" w:type="dxa"/>
+            <w:tcBorders>
+              <w:left w:val="single" w:sz="4" w:space="0" w:color="auto"/>
+              <w:right w:val="single" w:sz="4" w:space="0" w:color="auto"/>
+            </w:tcBorders>
+          </w:tcPr>
+          <w:p/>
+        </w:tc>
+        <w:tc>
+          <w:tcPr>
+            <w:tcW w:w="850" w:type="dxa"/>
+            <w:tcBorders>
+              <w:left w:val="single" w:sz="4" w:space="0" w:color="auto"/>
+              <w:right w:val="nil"/>
+            </w:tcBorders>
+          </w:tcPr>
+          <w:p/>
+        </w:tc>
+      </w:tr>
+      <w:tr>
+        <w:trPr>
+          <w:trHeight w:val="340"/>
+        </w:trPr>
+        <w:tc>
+          <w:tcPr>
+            <w:tcW w:w="2948" w:type="dxa"/>
+            <w:tcBorders>
+              <w:left w:val="nil"/>
+              <w:right w:val="single" w:sz="4" w:space="0" w:color="auto"/>
+            </w:tcBorders>
+          </w:tcPr>
+          <w:p>
+            <w:r>
+              <w:rPr>
+                <w:rFonts w:ascii="Segoe UI" w:hAnsi="Segoe UI" w:cs="Segoe UI"/>
+                <w:color w:val="1F2328"/>
+                <w:shd w:val="clear" w:color="auto" w:fill="FFFFFF"/>
+              </w:rPr>
+              <w:t xml:space="preserve">4. Finalise virtual network </w:t>
+            </w:r>
+            <w:r>
+              <w:rPr>
+                <w:rFonts w:ascii="Segoe UI" w:hAnsi="Segoe UI" w:cs="Segoe UI"/>
+                <w:color w:val="1F2328"/>
+                <w:shd w:val="clear" w:color="auto" w:fill="FFFFFF"/>
+              </w:rPr>
+              <w:lastRenderedPageBreak/>
+              <w:t>infrastructure</w:t>
+            </w:r>
+          </w:p>
+        </w:tc>
+        <w:tc>
+          <w:tcPr>
+            <w:tcW w:w="8364" w:type="dxa"/>
+            <w:tcBorders>
+              <w:left w:val="single" w:sz="4" w:space="0" w:color="auto"/>
+              <w:right w:val="single" w:sz="4" w:space="0" w:color="auto"/>
+            </w:tcBorders>
+          </w:tcPr>
+          <w:p>
+            <w:r>
+              <w:lastRenderedPageBreak/>
+              <w:t>4.1 Document and communicate work to required personnel</w:t>
+            </w:r>
+          </w:p>
+        </w:tc>
+        <w:tc>
+          <w:tcPr>
+            <w:tcW w:w="850" w:type="dxa"/>
+            <w:tcBorders>
+              <w:left w:val="single" w:sz="4" w:space="0" w:color="auto"/>
+              <w:right w:val="single" w:sz="4" w:space="0" w:color="auto"/>
+            </w:tcBorders>
+          </w:tcPr>
+          <w:p>
+            <w:r>
+              <w:t xml:space="preserve">A14, </w:t>
+            </w:r>
+            <w:r>
+              <w:lastRenderedPageBreak/>
+              <w:t>B4</w:t>
+            </w:r>
+          </w:p>
+        </w:tc>
+        <w:tc>
+          <w:tcPr>
+            <w:tcW w:w="851" w:type="dxa"/>
+            <w:tcBorders>
+              <w:left w:val="single" w:sz="4" w:space="0" w:color="auto"/>
+              <w:right w:val="single" w:sz="4" w:space="0" w:color="auto"/>
+            </w:tcBorders>
+          </w:tcPr>
+          <w:p/>
+        </w:tc>
+        <w:tc>
+          <w:tcPr>
+            <w:tcW w:w="850" w:type="dxa"/>
+            <w:tcBorders>
+              <w:left w:val="single" w:sz="4" w:space="0" w:color="auto"/>
+              <w:right w:val="single" w:sz="4" w:space="0" w:color="auto"/>
+            </w:tcBorders>
+          </w:tcPr>
+          <w:p>
+            <w:r>
+              <w:t>B1</w:t>
+            </w:r>
+          </w:p>
         </w:tc>
         <w:tc>
           <w:tcPr>
@@ -2959,7 +3568,7 @@
           </w:tcPr>
           <w:p>
             <w:r>
-              <w:t>4.1 Document and communicate work to required personnel</w:t>
+              <w:t>4.2 Seek and respond to feedback as required</w:t>
             </w:r>
           </w:p>
         </w:tc>
@@ -2971,7 +3580,11 @@
               <w:right w:val="single" w:sz="4" w:space="0" w:color="auto"/>
             </w:tcBorders>
           </w:tcPr>
-          <w:p/>
+          <w:p>
+            <w:r>
+              <w:t>B5</w:t>
+            </w:r>
+          </w:p>
         </w:tc>
         <w:tc>
           <w:tcPr>
@@ -3047,7 +3660,7 @@
           </w:tcPr>
           <w:p>
             <w:r>
-              <w:t>4.2 Seek and respond to feedback as required</w:t>
+              <w:t>4.3 Save and store user documentation according to organisational policies and procedures</w:t>
             </w:r>
           </w:p>
         </w:tc>
@@ -3069,7 +3682,11 @@
               <w:right w:val="single" w:sz="4" w:space="0" w:color="auto"/>
             </w:tcBorders>
           </w:tcPr>
-          <w:p/>
+          <w:p>
+            <w:r>
+              <w:t>A7</w:t>
+            </w:r>
+          </w:p>
         </w:tc>
         <w:tc>
           <w:tcPr>
@@ -3079,95 +3696,11 @@
               <w:right w:val="single" w:sz="4" w:space="0" w:color="auto"/>
             </w:tcBorders>
           </w:tcPr>
-          <w:p/>
-        </w:tc>
-        <w:tc>
-          <w:tcPr>
-            <w:tcW w:w="851" w:type="dxa"/>
-            <w:tcBorders>
-              <w:left w:val="single" w:sz="4" w:space="0" w:color="auto"/>
-              <w:right w:val="single" w:sz="4" w:space="0" w:color="auto"/>
-            </w:tcBorders>
-          </w:tcPr>
-          <w:p/>
-        </w:tc>
-        <w:tc>
-          <w:tcPr>
-            <w:tcW w:w="850" w:type="dxa"/>
-            <w:tcBorders>
-              <w:left w:val="single" w:sz="4" w:space="0" w:color="auto"/>
-              <w:right w:val="nil"/>
-            </w:tcBorders>
-          </w:tcPr>
-          <w:p/>
-        </w:tc>
-      </w:tr>
-      <w:tr>
-        <w:trPr>
-          <w:trHeight w:val="340"/>
-        </w:trPr>
-        <w:tc>
-          <w:tcPr>
-            <w:tcW w:w="2948" w:type="dxa"/>
-            <w:tcBorders>
-              <w:left w:val="nil"/>
-              <w:right w:val="single" w:sz="4" w:space="0" w:color="auto"/>
-            </w:tcBorders>
-          </w:tcPr>
-          <w:p>
-            <w:r>
-              <w:rPr>
-                <w:rFonts w:ascii="Segoe UI" w:hAnsi="Segoe UI" w:cs="Segoe UI"/>
-                <w:color w:val="1F2328"/>
-                <w:shd w:val="clear" w:color="auto" w:fill="FFFFFF"/>
-              </w:rPr>
-              <w:t>4. Finalise virtual network infrastructure</w:t>
-            </w:r>
-          </w:p>
-        </w:tc>
-        <w:tc>
-          <w:tcPr>
-            <w:tcW w:w="8364" w:type="dxa"/>
-            <w:tcBorders>
-              <w:left w:val="single" w:sz="4" w:space="0" w:color="auto"/>
-              <w:right w:val="single" w:sz="4" w:space="0" w:color="auto"/>
-            </w:tcBorders>
-          </w:tcPr>
-          <w:p>
-            <w:r>
-              <w:t>4.3 Save and store user documentation according to organisational policies and procedures</w:t>
-            </w:r>
-          </w:p>
-        </w:tc>
-        <w:tc>
-          <w:tcPr>
-            <w:tcW w:w="850" w:type="dxa"/>
-            <w:tcBorders>
-              <w:left w:val="single" w:sz="4" w:space="0" w:color="auto"/>
-              <w:right w:val="single" w:sz="4" w:space="0" w:color="auto"/>
-            </w:tcBorders>
-          </w:tcPr>
-          <w:p/>
-        </w:tc>
-        <w:tc>
-          <w:tcPr>
-            <w:tcW w:w="851" w:type="dxa"/>
-            <w:tcBorders>
-              <w:left w:val="single" w:sz="4" w:space="0" w:color="auto"/>
-              <w:right w:val="single" w:sz="4" w:space="0" w:color="auto"/>
-            </w:tcBorders>
-          </w:tcPr>
-          <w:p/>
-        </w:tc>
-        <w:tc>
-          <w:tcPr>
-            <w:tcW w:w="850" w:type="dxa"/>
-            <w:tcBorders>
-              <w:left w:val="single" w:sz="4" w:space="0" w:color="auto"/>
-              <w:right w:val="single" w:sz="4" w:space="0" w:color="auto"/>
-            </w:tcBorders>
-          </w:tcPr>
-          <w:p/>
+          <w:p>
+            <w:r>
+              <w:t>B9</w:t>
+            </w:r>
+          </w:p>
         </w:tc>
         <w:tc>
           <w:tcPr>
@@ -3362,7 +3895,6 @@
               <w:rPr>
                 <w:rStyle w:val="Heading3Char"/>
               </w:rPr>
-              <w:lastRenderedPageBreak/>
               <w:t>Required Skills / Performance Evidence</w:t>
             </w:r>
             <w:r>
@@ -3524,7 +4056,11 @@
               <w:right w:val="single" w:sz="4" w:space="0" w:color="auto"/>
             </w:tcBorders>
           </w:tcPr>
-          <w:p/>
+          <w:p>
+            <w:r>
+              <w:t>A9</w:t>
+            </w:r>
+          </w:p>
         </w:tc>
         <w:tc>
           <w:tcPr>
@@ -3593,7 +4129,11 @@
               <w:right w:val="single" w:sz="4" w:space="0" w:color="auto"/>
             </w:tcBorders>
           </w:tcPr>
-          <w:p/>
+          <w:p>
+            <w:r>
+              <w:t>A9, A10</w:t>
+            </w:r>
+          </w:p>
         </w:tc>
         <w:tc>
           <w:tcPr>
@@ -3662,7 +4202,11 @@
               <w:right w:val="single" w:sz="4" w:space="0" w:color="auto"/>
             </w:tcBorders>
           </w:tcPr>
-          <w:p/>
+          <w:p>
+            <w:r>
+              <w:t>A11</w:t>
+            </w:r>
+          </w:p>
         </w:tc>
         <w:tc>
           <w:tcPr>
@@ -4032,7 +4576,11 @@
               <w:right w:val="single" w:sz="4" w:space="0" w:color="auto"/>
             </w:tcBorders>
           </w:tcPr>
-          <w:p/>
+          <w:p>
+            <w:r>
+              <w:t>A11</w:t>
+            </w:r>
+          </w:p>
         </w:tc>
         <w:tc>
           <w:tcPr>
@@ -4105,7 +4653,11 @@
               <w:right w:val="single" w:sz="4" w:space="0" w:color="auto"/>
             </w:tcBorders>
           </w:tcPr>
-          <w:p/>
+          <w:p>
+            <w:r>
+              <w:t>A11</w:t>
+            </w:r>
+          </w:p>
         </w:tc>
         <w:tc>
           <w:tcPr>
@@ -4210,7 +4762,11 @@
               <w:right w:val="single" w:sz="4" w:space="0" w:color="auto"/>
             </w:tcBorders>
           </w:tcPr>
-          <w:p/>
+          <w:p>
+            <w:r>
+              <w:t>A11</w:t>
+            </w:r>
+          </w:p>
         </w:tc>
         <w:tc>
           <w:tcPr>
@@ -4267,6 +4823,7 @@
           </w:tcPr>
           <w:p>
             <w:r>
+              <w:lastRenderedPageBreak/>
               <w:t>different cost models and cloud economic theories as they apply to different cloud services and non-cloud services, and benefits to each</w:t>
             </w:r>
           </w:p>
@@ -4279,7 +4836,11 @@
               <w:right w:val="single" w:sz="4" w:space="0" w:color="auto"/>
             </w:tcBorders>
           </w:tcPr>
-          <w:p/>
+          <w:p>
+            <w:r>
+              <w:t>A5, A11</w:t>
+            </w:r>
+          </w:p>
         </w:tc>
         <w:tc>
           <w:tcPr>
@@ -4422,7 +4983,11 @@
               <w:right w:val="single" w:sz="4" w:space="0" w:color="auto"/>
             </w:tcBorders>
           </w:tcPr>
-          <w:p/>
+          <w:p>
+            <w:r>
+              <w:t>A8</w:t>
+            </w:r>
+          </w:p>
         </w:tc>
         <w:tc>
           <w:tcPr>
@@ -4493,7 +5058,6 @@
               </w:numPr>
             </w:pPr>
             <w:r>
-              <w:lastRenderedPageBreak/>
               <w:t>virtual and physical machines</w:t>
             </w:r>
           </w:p>
@@ -4598,7 +5162,11 @@
               <w:right w:val="single" w:sz="4" w:space="0" w:color="auto"/>
             </w:tcBorders>
           </w:tcPr>
-          <w:p/>
+          <w:p>
+            <w:r>
+              <w:t>A8</w:t>
+            </w:r>
+          </w:p>
         </w:tc>
         <w:tc>
           <w:tcPr>
@@ -4667,7 +5235,11 @@
               <w:right w:val="single" w:sz="4" w:space="0" w:color="auto"/>
             </w:tcBorders>
           </w:tcPr>
-          <w:p/>
+          <w:p>
+            <w:r>
+              <w:t>A8</w:t>
+            </w:r>
+          </w:p>
         </w:tc>
         <w:tc>
           <w:tcPr>
@@ -4736,7 +5308,11 @@
               <w:right w:val="single" w:sz="4" w:space="0" w:color="auto"/>
             </w:tcBorders>
           </w:tcPr>
-          <w:p/>
+          <w:p>
+            <w:r>
+              <w:t>A8</w:t>
+            </w:r>
+          </w:p>
         </w:tc>
         <w:tc>
           <w:tcPr>
@@ -4830,7 +5406,11 @@
               <w:right w:val="single" w:sz="4" w:space="0" w:color="auto"/>
             </w:tcBorders>
           </w:tcPr>
-          <w:p/>
+          <w:p>
+            <w:r>
+              <w:t>A8</w:t>
+            </w:r>
+          </w:p>
         </w:tc>
         <w:tc>
           <w:tcPr>
@@ -4877,6 +5457,7 @@
           </w:tcPr>
           <w:p>
             <w:r>
+              <w:lastRenderedPageBreak/>
               <w:t>purpose of domain name system (DNS) required to connect remote servers when web browsing</w:t>
             </w:r>
           </w:p>
@@ -4899,7 +5480,11 @@
               <w:right w:val="single" w:sz="4" w:space="0" w:color="auto"/>
             </w:tcBorders>
           </w:tcPr>
-          <w:p/>
+          <w:p>
+            <w:r>
+              <w:t>A8</w:t>
+            </w:r>
+          </w:p>
         </w:tc>
         <w:tc>
           <w:tcPr>
@@ -4957,8 +5542,13 @@
                 <w:numId w:val="6"/>
               </w:numPr>
             </w:pPr>
-            <w:r>
-              <w:t>on-premise and private cloud</w:t>
+            <w:proofErr w:type="gramStart"/>
+            <w:r>
+              <w:t>on-premise</w:t>
+            </w:r>
+            <w:proofErr w:type="gramEnd"/>
+            <w:r>
+              <w:t xml:space="preserve"> and private cloud</w:t>
             </w:r>
           </w:p>
           <w:p>
@@ -4995,7 +5585,11 @@
               <w:right w:val="single" w:sz="4" w:space="0" w:color="auto"/>
             </w:tcBorders>
           </w:tcPr>
-          <w:p/>
+          <w:p>
+            <w:r>
+              <w:t>A11</w:t>
+            </w:r>
+          </w:p>
         </w:tc>
         <w:tc>
           <w:tcPr>
@@ -5431,43 +6025,47 @@
           </w:tcPr>
           <w:p>
             <w:r>
-              <w:t xml:space="preserve">Analyses and consolidates information and data from a range of </w:t>
-            </w:r>
-            <w:r>
-              <w:lastRenderedPageBreak/>
-              <w:t>sources against defined criteria and requirements, and checks for accuracy and completeness</w:t>
-            </w:r>
-          </w:p>
-        </w:tc>
-        <w:tc>
-          <w:tcPr>
-            <w:tcW w:w="859" w:type="dxa"/>
-            <w:tcBorders>
-              <w:left w:val="single" w:sz="4" w:space="0" w:color="auto"/>
-              <w:right w:val="single" w:sz="4" w:space="0" w:color="auto"/>
-            </w:tcBorders>
-          </w:tcPr>
-          <w:p/>
-        </w:tc>
-        <w:tc>
-          <w:tcPr>
-            <w:tcW w:w="859" w:type="dxa"/>
-            <w:tcBorders>
-              <w:left w:val="single" w:sz="4" w:space="0" w:color="auto"/>
-              <w:right w:val="single" w:sz="4" w:space="0" w:color="auto"/>
-            </w:tcBorders>
-          </w:tcPr>
-          <w:p/>
-        </w:tc>
-        <w:tc>
-          <w:tcPr>
-            <w:tcW w:w="859" w:type="dxa"/>
-            <w:tcBorders>
-              <w:left w:val="single" w:sz="4" w:space="0" w:color="auto"/>
-              <w:right w:val="single" w:sz="4" w:space="0" w:color="auto"/>
-            </w:tcBorders>
-          </w:tcPr>
-          <w:p/>
+              <w:t>Analyses and consolidates information and data from a range of sources against defined criteria and requirements, and checks for accuracy and completeness</w:t>
+            </w:r>
+          </w:p>
+        </w:tc>
+        <w:tc>
+          <w:tcPr>
+            <w:tcW w:w="859" w:type="dxa"/>
+            <w:tcBorders>
+              <w:left w:val="single" w:sz="4" w:space="0" w:color="auto"/>
+              <w:right w:val="single" w:sz="4" w:space="0" w:color="auto"/>
+            </w:tcBorders>
+          </w:tcPr>
+          <w:p/>
+        </w:tc>
+        <w:tc>
+          <w:tcPr>
+            <w:tcW w:w="859" w:type="dxa"/>
+            <w:tcBorders>
+              <w:left w:val="single" w:sz="4" w:space="0" w:color="auto"/>
+              <w:right w:val="single" w:sz="4" w:space="0" w:color="auto"/>
+            </w:tcBorders>
+          </w:tcPr>
+          <w:p>
+            <w:r>
+              <w:t>A13</w:t>
+            </w:r>
+          </w:p>
+        </w:tc>
+        <w:tc>
+          <w:tcPr>
+            <w:tcW w:w="859" w:type="dxa"/>
+            <w:tcBorders>
+              <w:left w:val="single" w:sz="4" w:space="0" w:color="auto"/>
+              <w:right w:val="single" w:sz="4" w:space="0" w:color="auto"/>
+            </w:tcBorders>
+          </w:tcPr>
+          <w:p>
+            <w:r>
+              <w:t>B16</w:t>
+            </w:r>
+          </w:p>
         </w:tc>
         <w:tc>
           <w:tcPr>
@@ -5528,39 +6126,55 @@
           </w:tcPr>
           <w:p>
             <w:r>
-              <w:t>Records required information and prepares documentation outlining work performed using appropriate language</w:t>
-            </w:r>
-          </w:p>
-        </w:tc>
-        <w:tc>
-          <w:tcPr>
-            <w:tcW w:w="859" w:type="dxa"/>
-            <w:tcBorders>
-              <w:left w:val="single" w:sz="4" w:space="0" w:color="auto"/>
-              <w:right w:val="single" w:sz="4" w:space="0" w:color="auto"/>
-            </w:tcBorders>
-          </w:tcPr>
-          <w:p/>
-        </w:tc>
-        <w:tc>
-          <w:tcPr>
-            <w:tcW w:w="859" w:type="dxa"/>
-            <w:tcBorders>
-              <w:left w:val="single" w:sz="4" w:space="0" w:color="auto"/>
-              <w:right w:val="single" w:sz="4" w:space="0" w:color="auto"/>
-            </w:tcBorders>
-          </w:tcPr>
-          <w:p/>
-        </w:tc>
-        <w:tc>
-          <w:tcPr>
-            <w:tcW w:w="859" w:type="dxa"/>
-            <w:tcBorders>
-              <w:left w:val="single" w:sz="4" w:space="0" w:color="auto"/>
-              <w:right w:val="single" w:sz="4" w:space="0" w:color="auto"/>
-            </w:tcBorders>
-          </w:tcPr>
-          <w:p/>
+              <w:t xml:space="preserve">Records required information and </w:t>
+            </w:r>
+            <w:proofErr w:type="gramStart"/>
+            <w:r>
+              <w:t>prepares</w:t>
+            </w:r>
+            <w:proofErr w:type="gramEnd"/>
+            <w:r>
+              <w:t xml:space="preserve"> documentation outlining work performed using appropriate language</w:t>
+            </w:r>
+          </w:p>
+        </w:tc>
+        <w:tc>
+          <w:tcPr>
+            <w:tcW w:w="859" w:type="dxa"/>
+            <w:tcBorders>
+              <w:left w:val="single" w:sz="4" w:space="0" w:color="auto"/>
+              <w:right w:val="single" w:sz="4" w:space="0" w:color="auto"/>
+            </w:tcBorders>
+          </w:tcPr>
+          <w:p/>
+        </w:tc>
+        <w:tc>
+          <w:tcPr>
+            <w:tcW w:w="859" w:type="dxa"/>
+            <w:tcBorders>
+              <w:left w:val="single" w:sz="4" w:space="0" w:color="auto"/>
+              <w:right w:val="single" w:sz="4" w:space="0" w:color="auto"/>
+            </w:tcBorders>
+          </w:tcPr>
+          <w:p>
+            <w:r>
+              <w:t>A13</w:t>
+            </w:r>
+          </w:p>
+        </w:tc>
+        <w:tc>
+          <w:tcPr>
+            <w:tcW w:w="859" w:type="dxa"/>
+            <w:tcBorders>
+              <w:left w:val="single" w:sz="4" w:space="0" w:color="auto"/>
+              <w:right w:val="single" w:sz="4" w:space="0" w:color="auto"/>
+            </w:tcBorders>
+          </w:tcPr>
+          <w:p>
+            <w:r>
+              <w:t>A7, B16</w:t>
+            </w:r>
+          </w:p>
         </w:tc>
         <w:tc>
           <w:tcPr>
@@ -5643,17 +6257,25 @@
               <w:right w:val="single" w:sz="4" w:space="0" w:color="auto"/>
             </w:tcBorders>
           </w:tcPr>
-          <w:p/>
-        </w:tc>
-        <w:tc>
-          <w:tcPr>
-            <w:tcW w:w="859" w:type="dxa"/>
-            <w:tcBorders>
-              <w:left w:val="single" w:sz="4" w:space="0" w:color="auto"/>
-              <w:right w:val="single" w:sz="4" w:space="0" w:color="auto"/>
-            </w:tcBorders>
-          </w:tcPr>
-          <w:p/>
+          <w:p>
+            <w:r>
+              <w:t>A12</w:t>
+            </w:r>
+          </w:p>
+        </w:tc>
+        <w:tc>
+          <w:tcPr>
+            <w:tcW w:w="859" w:type="dxa"/>
+            <w:tcBorders>
+              <w:left w:val="single" w:sz="4" w:space="0" w:color="auto"/>
+              <w:right w:val="single" w:sz="4" w:space="0" w:color="auto"/>
+            </w:tcBorders>
+          </w:tcPr>
+          <w:p>
+            <w:r>
+              <w:t>B15</w:t>
+            </w:r>
+          </w:p>
         </w:tc>
         <w:tc>
           <w:tcPr>
@@ -5744,17 +6366,25 @@
               <w:right w:val="single" w:sz="4" w:space="0" w:color="auto"/>
             </w:tcBorders>
           </w:tcPr>
-          <w:p/>
-        </w:tc>
-        <w:tc>
-          <w:tcPr>
-            <w:tcW w:w="859" w:type="dxa"/>
-            <w:tcBorders>
-              <w:left w:val="single" w:sz="4" w:space="0" w:color="auto"/>
-              <w:right w:val="single" w:sz="4" w:space="0" w:color="auto"/>
-            </w:tcBorders>
-          </w:tcPr>
-          <w:p/>
+          <w:p>
+            <w:r>
+              <w:t>A12</w:t>
+            </w:r>
+          </w:p>
+        </w:tc>
+        <w:tc>
+          <w:tcPr>
+            <w:tcW w:w="859" w:type="dxa"/>
+            <w:tcBorders>
+              <w:left w:val="single" w:sz="4" w:space="0" w:color="auto"/>
+              <w:right w:val="single" w:sz="4" w:space="0" w:color="auto"/>
+            </w:tcBorders>
+          </w:tcPr>
+          <w:p>
+            <w:r>
+              <w:t>B15</w:t>
+            </w:r>
+          </w:p>
         </w:tc>
         <w:tc>
           <w:tcPr>
@@ -5837,17 +6467,25 @@
               <w:right w:val="single" w:sz="4" w:space="0" w:color="auto"/>
             </w:tcBorders>
           </w:tcPr>
-          <w:p/>
-        </w:tc>
-        <w:tc>
-          <w:tcPr>
-            <w:tcW w:w="859" w:type="dxa"/>
-            <w:tcBorders>
-              <w:left w:val="single" w:sz="4" w:space="0" w:color="auto"/>
-              <w:right w:val="single" w:sz="4" w:space="0" w:color="auto"/>
-            </w:tcBorders>
-          </w:tcPr>
-          <w:p/>
+          <w:p>
+            <w:r>
+              <w:t>A12</w:t>
+            </w:r>
+          </w:p>
+        </w:tc>
+        <w:tc>
+          <w:tcPr>
+            <w:tcW w:w="859" w:type="dxa"/>
+            <w:tcBorders>
+              <w:left w:val="single" w:sz="4" w:space="0" w:color="auto"/>
+              <w:right w:val="single" w:sz="4" w:space="0" w:color="auto"/>
+            </w:tcBorders>
+          </w:tcPr>
+          <w:p>
+            <w:r>
+              <w:t>B15</w:t>
+            </w:r>
+          </w:p>
         </w:tc>
         <w:tc>
           <w:tcPr>
@@ -5943,8 +6581,13 @@
     <w:r>
       <w:t>0</w:t>
     </w:r>
+    <w:proofErr w:type="gramStart"/>
     <w:r>
-      <w:t xml:space="preserve">   (Template Version 1.1)</w:t>
+      <w:t xml:space="preserve">   (</w:t>
+    </w:r>
+    <w:proofErr w:type="gramEnd"/>
+    <w:r>
+      <w:t>Template Version 1.1)</w:t>
     </w:r>
     <w:r>
       <w:tab/>
@@ -5963,7 +6606,7 @@
       <w:rPr>
         <w:noProof/>
       </w:rPr>
-      <w:t>13 March 2024</w:t>
+      <w:t>24 May 2026</w:t>
     </w:r>
     <w:r>
       <w:fldChar w:fldCharType="end"/>
@@ -7896,6 +8539,7 @@
   <w:style w:type="character" w:default="1" w:styleId="DefaultParagraphFont">
     <w:name w:val="Default Paragraph Font"/>
     <w:uiPriority w:val="1"/>
+    <w:semiHidden/>
     <w:unhideWhenUsed/>
   </w:style>
   <w:style w:type="table" w:default="1" w:styleId="TableNormal">
@@ -8693,6 +9337,10 @@
 </file>
 
 <file path=customXml/item1.xml><?xml version="1.0" encoding="utf-8"?>
+<b:Sources xmlns:b="http://schemas.openxmlformats.org/officeDocument/2006/bibliography" xmlns="http://schemas.openxmlformats.org/officeDocument/2006/bibliography" SelectedStyle="\APA.XSL" StyleName="APA"/>
+</file>
+
+<file path=customXml/item2.xml><?xml version="1.0" encoding="utf-8"?>
 <?mso-contentType ?>
 <FormTemplates xmlns="http://schemas.microsoft.com/sharepoint/v3/contenttype/forms">
   <Display>DocumentLibraryForm</Display>
@@ -8701,30 +9349,7 @@
 </FormTemplates>
 </file>
 
-<file path=customXml/item2.xml><?xml version="1.0" encoding="utf-8"?>
-<b:Sources xmlns:b="http://schemas.openxmlformats.org/officeDocument/2006/bibliography" xmlns="http://schemas.openxmlformats.org/officeDocument/2006/bibliography" SelectedStyle="\APA.XSL" StyleName="APA"/>
-</file>
-
 <file path=customXml/item3.xml><?xml version="1.0" encoding="utf-8"?>
-<p:properties xmlns:p="http://schemas.microsoft.com/office/2006/metadata/properties" xmlns:xsi="http://www.w3.org/2001/XMLSchema-instance" xmlns:pc="http://schemas.microsoft.com/office/infopath/2007/PartnerControls">
-  <documentManagement>
-    <Category0 xmlns="bef73783-b83a-4f38-94d5-1aaaa1b3b0a2">1</Category0>
-    <i0f84bba906045b4af568ee102a52dcb xmlns="2933ac1b-cace-482f-bed9-bf9b7d80f34a">
-      <Terms xmlns="http://schemas.microsoft.com/office/infopath/2007/PartnerControls">
-        <TermInfo xmlns="http://schemas.microsoft.com/office/infopath/2007/PartnerControls">
-          <TermName xmlns="http://schemas.microsoft.com/office/infopath/2007/PartnerControls">Corporate Records</TermName>
-          <TermId xmlns="http://schemas.microsoft.com/office/infopath/2007/PartnerControls">2c702203-4f28-4769-bfc5-dad5ef3425c7</TermId>
-        </TermInfo>
-      </Terms>
-    </i0f84bba906045b4af568ee102a52dcb>
-    <TaxCatchAll xmlns="2933ac1b-cace-482f-bed9-bf9b7d80f34a">
-      <Value>1</Value>
-    </TaxCatchAll>
-  </documentManagement>
-</p:properties>
-</file>
-
-<file path=customXml/item4.xml><?xml version="1.0" encoding="utf-8"?>
 <ct:contentTypeSchema xmlns:ct="http://schemas.microsoft.com/office/2006/metadata/contentType" xmlns:ma="http://schemas.microsoft.com/office/2006/metadata/properties/metaAttributes" ct:_="" ma:_="" ma:contentTypeName="Document" ma:contentTypeID="0x010100D17E1B4D89D91D49A316865B50B76B78" ma:contentTypeVersion="26" ma:contentTypeDescription="Create a new document." ma:contentTypeScope="" ma:versionID="2e43e94bda34b09537a48d601b321f81">
   <xsd:schema xmlns:xsd="http://www.w3.org/2001/XMLSchema" xmlns:xs="http://www.w3.org/2001/XMLSchema" xmlns:p="http://schemas.microsoft.com/office/2006/metadata/properties" xmlns:ns2="bef73783-b83a-4f38-94d5-1aaaa1b3b0a2" xmlns:ns3="2933ac1b-cace-482f-bed9-bf9b7d80f34a" targetNamespace="http://schemas.microsoft.com/office/2006/metadata/properties" ma:root="true" ma:fieldsID="68ad2338b471bae35515ce7eaf1f964b" ns2:_="" ns3:_="">
     <xsd:import namespace="bef73783-b83a-4f38-94d5-1aaaa1b3b0a2"/>
@@ -8939,7 +9564,34 @@
 </ct:contentTypeSchema>
 </file>
 
+<file path=customXml/item4.xml><?xml version="1.0" encoding="utf-8"?>
+<p:properties xmlns:p="http://schemas.microsoft.com/office/2006/metadata/properties" xmlns:xsi="http://www.w3.org/2001/XMLSchema-instance" xmlns:pc="http://schemas.microsoft.com/office/infopath/2007/PartnerControls">
+  <documentManagement>
+    <Category0 xmlns="bef73783-b83a-4f38-94d5-1aaaa1b3b0a2">1</Category0>
+    <i0f84bba906045b4af568ee102a52dcb xmlns="2933ac1b-cace-482f-bed9-bf9b7d80f34a">
+      <Terms xmlns="http://schemas.microsoft.com/office/infopath/2007/PartnerControls">
+        <TermInfo xmlns="http://schemas.microsoft.com/office/infopath/2007/PartnerControls">
+          <TermName xmlns="http://schemas.microsoft.com/office/infopath/2007/PartnerControls">Corporate Records</TermName>
+          <TermId xmlns="http://schemas.microsoft.com/office/infopath/2007/PartnerControls">2c702203-4f28-4769-bfc5-dad5ef3425c7</TermId>
+        </TermInfo>
+      </Terms>
+    </i0f84bba906045b4af568ee102a52dcb>
+    <TaxCatchAll xmlns="2933ac1b-cace-482f-bed9-bf9b7d80f34a">
+      <Value>1</Value>
+    </TaxCatchAll>
+  </documentManagement>
+</p:properties>
+</file>
+
 <file path=customXml/itemProps1.xml><?xml version="1.0" encoding="utf-8"?>
+<ds:datastoreItem xmlns:ds="http://schemas.openxmlformats.org/officeDocument/2006/customXml" ds:itemID="{7769C2E1-50C7-4AF2-861B-F52E75CE3623}">
+  <ds:schemaRefs>
+    <ds:schemaRef ds:uri="http://schemas.openxmlformats.org/officeDocument/2006/bibliography"/>
+  </ds:schemaRefs>
+</ds:datastoreItem>
+</file>
+
+<file path=customXml/itemProps2.xml><?xml version="1.0" encoding="utf-8"?>
 <ds:datastoreItem xmlns:ds="http://schemas.openxmlformats.org/officeDocument/2006/customXml" ds:itemID="{93737E1E-B456-42C7-9F02-6B7D736E2393}">
   <ds:schemaRefs>
     <ds:schemaRef ds:uri="http://schemas.microsoft.com/sharepoint/v3/contenttype/forms"/>
@@ -8947,26 +9599,7 @@
 </ds:datastoreItem>
 </file>
 
-<file path=customXml/itemProps2.xml><?xml version="1.0" encoding="utf-8"?>
-<ds:datastoreItem xmlns:ds="http://schemas.openxmlformats.org/officeDocument/2006/customXml" ds:itemID="{7769C2E1-50C7-4AF2-861B-F52E75CE3623}">
-  <ds:schemaRefs>
-    <ds:schemaRef ds:uri="http://schemas.openxmlformats.org/officeDocument/2006/bibliography"/>
-  </ds:schemaRefs>
-</ds:datastoreItem>
-</file>
-
 <file path=customXml/itemProps3.xml><?xml version="1.0" encoding="utf-8"?>
-<ds:datastoreItem xmlns:ds="http://schemas.openxmlformats.org/officeDocument/2006/customXml" ds:itemID="{88E25B5C-5BD7-403A-8876-7F03EDF4549D}">
-  <ds:schemaRefs>
-    <ds:schemaRef ds:uri="http://schemas.microsoft.com/office/2006/metadata/properties"/>
-    <ds:schemaRef ds:uri="http://schemas.microsoft.com/office/infopath/2007/PartnerControls"/>
-    <ds:schemaRef ds:uri="bef73783-b83a-4f38-94d5-1aaaa1b3b0a2"/>
-    <ds:schemaRef ds:uri="2933ac1b-cace-482f-bed9-bf9b7d80f34a"/>
-  </ds:schemaRefs>
-</ds:datastoreItem>
-</file>
-
-<file path=customXml/itemProps4.xml><?xml version="1.0" encoding="utf-8"?>
 <ds:datastoreItem xmlns:ds="http://schemas.openxmlformats.org/officeDocument/2006/customXml" ds:itemID="{05C235B8-E803-46E7-B24C-80752B1E7EE4}">
   <ds:schemaRefs>
     <ds:schemaRef ds:uri="http://schemas.microsoft.com/office/2006/metadata/contentType"/>
@@ -8983,4 +9616,15 @@
     <ds:schemaRef ds:uri="http://schemas.microsoft.com/internal/obd"/>
   </ds:schemaRefs>
 </ds:datastoreItem>
+</file>
+
+<file path=customXml/itemProps4.xml><?xml version="1.0" encoding="utf-8"?>
+<ds:datastoreItem xmlns:ds="http://schemas.openxmlformats.org/officeDocument/2006/customXml" ds:itemID="{88E25B5C-5BD7-403A-8876-7F03EDF4549D}">
+  <ds:schemaRefs>
+    <ds:schemaRef ds:uri="http://schemas.microsoft.com/office/2006/metadata/properties"/>
+    <ds:schemaRef ds:uri="http://schemas.microsoft.com/office/infopath/2007/PartnerControls"/>
+    <ds:schemaRef ds:uri="bef73783-b83a-4f38-94d5-1aaaa1b3b0a2"/>
+    <ds:schemaRef ds:uri="2933ac1b-cace-482f-bed9-bf9b7d80f34a"/>
+  </ds:schemaRefs>
+</ds:datastoreItem>
 </file>